--- a/docs/content/ggplot_2/ggplot_2_activity.docx
+++ b/docs/content/ggplot_2/ggplot_2_activity.docx
@@ -31,7 +31,7 @@
         <w:pStyle w:val="Date"/>
       </w:pPr>
       <w:r>
-        <w:t xml:space="preserve">2026-09-04</w:t>
+        <w:t xml:space="preserve">2026-09-08</w:t>
       </w:r>
     </w:p>
     <w:bookmarkStart w:id="12" w:name="more-geoms-coordinates-and-themes"/>

--- a/docs/content/ggplot_2/ggplot_2_activity.docx
+++ b/docs/content/ggplot_2/ggplot_2_activity.docx
@@ -31,7 +31,7 @@
         <w:pStyle w:val="Date"/>
       </w:pPr>
       <w:r>
-        <w:t xml:space="preserve">2026-09-08</w:t>
+        <w:t xml:space="preserve">2026-09-10</w:t>
       </w:r>
     </w:p>
     <w:bookmarkStart w:id="13" w:name="more-geoms-coordinates-and-themes"/>

--- a/docs/content/ggplot_2/ggplot_2_activity.docx
+++ b/docs/content/ggplot_2/ggplot_2_activity.docx
@@ -31,7 +31,7 @@
         <w:pStyle w:val="Date"/>
       </w:pPr>
       <w:r>
-        <w:t xml:space="preserve">2026-09-10</w:t>
+        <w:t xml:space="preserve">2026-09-14</w:t>
       </w:r>
     </w:p>
     <w:bookmarkStart w:id="13" w:name="more-geoms-coordinates-and-themes"/>
@@ -227,7 +227,7 @@
         </w:numPr>
       </w:pPr>
       <w:r>
-        <w:t xml:space="preserve">Compare</w:t>
+        <w:t xml:space="preserve">Zoom a plot safely with</w:t>
       </w:r>
       <w:r>
         <w:t xml:space="preserve"> </w:t>
@@ -242,7 +242,7 @@
         <w:t xml:space="preserve"> </w:t>
       </w:r>
       <w:r>
-        <w:t xml:space="preserve">to</w:t>
+        <w:t xml:space="preserve">— and recognise the</w:t>
       </w:r>
       <w:r>
         <w:t xml:space="preserve"> </w:t>
@@ -261,6 +261,12 @@
           <w:rStyle w:val="VerbatimChar"/>
         </w:rPr>
         <w:t xml:space="preserve">ylim()</w:t>
+      </w:r>
+      <w:r>
+        <w:t xml:space="preserve"> </w:t>
+      </w:r>
+      <w:r>
+        <w:t xml:space="preserve">trap</w:t>
       </w:r>
     </w:p>
     <w:p>
@@ -272,7 +278,7 @@
         </w:numPr>
       </w:pPr>
       <w:r>
-        <w:t xml:space="preserve">Pick a built-in theme and adjust it with</w:t>
+        <w:t xml:space="preserve">Pick a built-in theme and drop a redundant legend with</w:t>
       </w:r>
       <w:r>
         <w:t xml:space="preserve"> </w:t>
@@ -1617,6 +1623,30 @@
       </w:r>
     </w:p>
     <w:p>
+      <w:pPr>
+        <w:pStyle w:val="BlockText"/>
+      </w:pPr>
+      <w:r>
+        <w:t xml:space="preserve">✅</w:t>
+      </w:r>
+      <w:r>
+        <w:t xml:space="preserve"> </w:t>
+      </w:r>
+      <w:r>
+        <w:rPr>
+          <w:b/>
+          <w:bCs/>
+        </w:rPr>
+        <w:t xml:space="preserve">You can already do a lot:</w:t>
+      </w:r>
+      <w:r>
+        <w:t xml:space="preserve"> </w:t>
+      </w:r>
+      <w:r>
+        <w:t xml:space="preserve">a colored, shaped, labelled scatter with a trend line. Parts 3–5 are polish — zooming, themes, and saving.</w:t>
+      </w:r>
+    </w:p>
+    <w:p>
       <w:r>
         <w:pict>
           <v:rect style="width:0;height:1.5pt" o:hralign="center" o:hrstd="t" o:hr="t"/>
@@ -1624,13 +1654,13 @@
       </w:r>
     </w:p>
     <w:bookmarkEnd w:id="19"/>
-    <w:bookmarkStart w:id="20" w:name="part-3-coord_cartesian-vs.-xlimylim"/>
+    <w:bookmarkStart w:id="23" w:name="X32131960acfb269b52ae1edb3468c5b0deb03e4"/>
     <w:p>
       <w:pPr>
         <w:pStyle w:val="Heading1"/>
       </w:pPr>
       <w:r>
-        <w:t xml:space="preserve">Part 3 ·</w:t>
+        <w:t xml:space="preserve">Part 3 · Zoom in safely with</w:t>
       </w:r>
       <w:r>
         <w:t xml:space="preserve"> </w:t>
@@ -1641,60 +1671,875 @@
         </w:rPr>
         <w:t xml:space="preserve">coord_cartesian()</w:t>
       </w:r>
-      <w:r>
-        <w:t xml:space="preserve"> </w:t>
-      </w:r>
-      <w:r>
-        <w:t xml:space="preserve">vs. </w:t>
+    </w:p>
+    <w:p>
+      <w:pPr>
+        <w:pStyle w:val="FirstParagraph"/>
+      </w:pPr>
+      <w:r>
+        <w:t xml:space="preserve">Sometimes a handful of extreme points squash the rest of the data into a corner and you want a closer look.</w:t>
+      </w:r>
+      <w:r>
+        <w:t xml:space="preserve"> </w:t>
       </w:r>
       <w:r>
         <w:rPr>
           <w:rStyle w:val="VerbatimChar"/>
         </w:rPr>
-        <w:t xml:space="preserve">xlim()</w:t>
-      </w:r>
-      <w:r>
-        <w:t xml:space="preserve">/</w:t>
-      </w:r>
-      <w:r>
-        <w:rPr>
-          <w:rStyle w:val="VerbatimChar"/>
-        </w:rPr>
-        <w:t xml:space="preserve">ylim()</w:t>
-      </w:r>
-    </w:p>
-    <w:p>
-      <w:pPr>
-        <w:pStyle w:val="FirstParagraph"/>
-      </w:pPr>
+        <w:t xml:space="preserve">coord_cartesian()</w:t>
+      </w:r>
+      <w:r>
+        <w:t xml:space="preserve"> </w:t>
+      </w:r>
+      <w:r>
+        <w:t xml:space="preserve">zooms the</w:t>
+      </w:r>
+      <w:r>
+        <w:t xml:space="preserve"> </w:t>
+      </w:r>
       <w:r>
         <w:rPr>
           <w:b/>
           <w:bCs/>
         </w:rPr>
-        <w:t xml:space="preserve">▶ Run this — Version A,</w:t>
-      </w:r>
+        <w:t xml:space="preserve">view</w:t>
+      </w:r>
+      <w:r>
+        <w:t xml:space="preserve"> </w:t>
+      </w:r>
+      <w:r>
+        <w:t xml:space="preserve">and leaves the data alone — every leaf still counts toward the trend line.</w:t>
+      </w:r>
+    </w:p>
+    <w:p>
+      <w:pPr>
+        <w:pStyle w:val="BodyText"/>
+      </w:pPr>
       <w:r>
         <w:rPr>
           <w:b/>
           <w:bCs/>
         </w:rPr>
-        <w:t xml:space="preserve"> </w:t>
-      </w:r>
-      <w:r>
-        <w:rPr>
-          <w:rStyle w:val="VerbatimChar"/>
+        <w:t xml:space="preserve">▶ Run this:</w:t>
+      </w:r>
+    </w:p>
+    <w:p>
+      <w:pPr>
+        <w:pStyle w:val="SourceCode"/>
+      </w:pPr>
+      <w:r>
+        <w:rPr>
+          <w:rStyle w:val="CommentTok"/>
+        </w:rPr>
+        <w:t xml:space="preserve"># zoom the view; all 53 leaves still contribute to the trend line</w:t>
+      </w:r>
+      <w:r>
+        <w:br/>
+      </w:r>
+      <w:r>
+        <w:rPr>
+          <w:rStyle w:val="NormalTok"/>
+        </w:rPr>
+        <w:t xml:space="preserve">leaf_df </w:t>
+      </w:r>
+      <w:r>
+        <w:rPr>
+          <w:rStyle w:val="SpecialCharTok"/>
+        </w:rPr>
+        <w:t xml:space="preserve">%&gt;%</w:t>
+      </w:r>
+      <w:r>
+        <w:br/>
+      </w:r>
+      <w:r>
+        <w:rPr>
+          <w:rStyle w:val="NormalTok"/>
+        </w:rPr>
+        <w:t xml:space="preserve">  </w:t>
+      </w:r>
+      <w:r>
+        <w:rPr>
+          <w:rStyle w:val="FunctionTok"/>
+        </w:rPr>
+        <w:t xml:space="preserve">ggplot</w:t>
+      </w:r>
+      <w:r>
+        <w:rPr>
+          <w:rStyle w:val="NormalTok"/>
+        </w:rPr>
+        <w:t xml:space="preserve">(</w:t>
+      </w:r>
+      <w:r>
+        <w:rPr>
+          <w:rStyle w:val="FunctionTok"/>
+        </w:rPr>
+        <w:t xml:space="preserve">aes</w:t>
+      </w:r>
+      <w:r>
+        <w:rPr>
+          <w:rStyle w:val="NormalTok"/>
+        </w:rPr>
+        <w:t xml:space="preserve">(</w:t>
+      </w:r>
+      <w:r>
+        <w:rPr>
+          <w:rStyle w:val="AttributeTok"/>
+        </w:rPr>
+        <w:t xml:space="preserve">x =</w:t>
+      </w:r>
+      <w:r>
+        <w:rPr>
+          <w:rStyle w:val="NormalTok"/>
+        </w:rPr>
+        <w:t xml:space="preserve"> petiole_mm, </w:t>
+      </w:r>
+      <w:r>
+        <w:rPr>
+          <w:rStyle w:val="AttributeTok"/>
+        </w:rPr>
+        <w:t xml:space="preserve">y =</w:t>
+      </w:r>
+      <w:r>
+        <w:rPr>
+          <w:rStyle w:val="NormalTok"/>
+        </w:rPr>
+        <w:t xml:space="preserve"> mass_g)) </w:t>
+      </w:r>
+      <w:r>
+        <w:rPr>
+          <w:rStyle w:val="SpecialCharTok"/>
+        </w:rPr>
+        <w:t xml:space="preserve">+</w:t>
+      </w:r>
+      <w:r>
+        <w:br/>
+      </w:r>
+      <w:r>
+        <w:rPr>
+          <w:rStyle w:val="NormalTok"/>
+        </w:rPr>
+        <w:t xml:space="preserve">  </w:t>
+      </w:r>
+      <w:r>
+        <w:rPr>
+          <w:rStyle w:val="FunctionTok"/>
+        </w:rPr>
+        <w:t xml:space="preserve">geom_point</w:t>
+      </w:r>
+      <w:r>
+        <w:rPr>
+          <w:rStyle w:val="NormalTok"/>
+        </w:rPr>
+        <w:t xml:space="preserve">(</w:t>
+      </w:r>
+      <w:r>
+        <w:rPr>
+          <w:rStyle w:val="AttributeTok"/>
+        </w:rPr>
+        <w:t xml:space="preserve">alpha =</w:t>
+      </w:r>
+      <w:r>
+        <w:rPr>
+          <w:rStyle w:val="NormalTok"/>
+        </w:rPr>
+        <w:t xml:space="preserve"> </w:t>
+      </w:r>
+      <w:r>
+        <w:rPr>
+          <w:rStyle w:val="FloatTok"/>
+        </w:rPr>
+        <w:t xml:space="preserve">0.6</w:t>
+      </w:r>
+      <w:r>
+        <w:rPr>
+          <w:rStyle w:val="NormalTok"/>
+        </w:rPr>
+        <w:t xml:space="preserve">, </w:t>
+      </w:r>
+      <w:r>
+        <w:rPr>
+          <w:rStyle w:val="AttributeTok"/>
+        </w:rPr>
+        <w:t xml:space="preserve">color =</w:t>
+      </w:r>
+      <w:r>
+        <w:rPr>
+          <w:rStyle w:val="NormalTok"/>
+        </w:rPr>
+        <w:t xml:space="preserve"> </w:t>
+      </w:r>
+      <w:r>
+        <w:rPr>
+          <w:rStyle w:val="StringTok"/>
+        </w:rPr>
+        <w:t xml:space="preserve">"grey40"</w:t>
+      </w:r>
+      <w:r>
+        <w:rPr>
+          <w:rStyle w:val="NormalTok"/>
+        </w:rPr>
+        <w:t xml:space="preserve">) </w:t>
+      </w:r>
+      <w:r>
+        <w:rPr>
+          <w:rStyle w:val="SpecialCharTok"/>
+        </w:rPr>
+        <w:t xml:space="preserve">+</w:t>
+      </w:r>
+      <w:r>
+        <w:br/>
+      </w:r>
+      <w:r>
+        <w:rPr>
+          <w:rStyle w:val="NormalTok"/>
+        </w:rPr>
+        <w:t xml:space="preserve">  </w:t>
+      </w:r>
+      <w:r>
+        <w:rPr>
+          <w:rStyle w:val="FunctionTok"/>
+        </w:rPr>
+        <w:t xml:space="preserve">geom_smooth</w:t>
+      </w:r>
+      <w:r>
+        <w:rPr>
+          <w:rStyle w:val="NormalTok"/>
+        </w:rPr>
+        <w:t xml:space="preserve">(</w:t>
+      </w:r>
+      <w:r>
+        <w:rPr>
+          <w:rStyle w:val="AttributeTok"/>
+        </w:rPr>
+        <w:t xml:space="preserve">method =</w:t>
+      </w:r>
+      <w:r>
+        <w:rPr>
+          <w:rStyle w:val="NormalTok"/>
+        </w:rPr>
+        <w:t xml:space="preserve"> </w:t>
+      </w:r>
+      <w:r>
+        <w:rPr>
+          <w:rStyle w:val="StringTok"/>
+        </w:rPr>
+        <w:t xml:space="preserve">"lm"</w:t>
+      </w:r>
+      <w:r>
+        <w:rPr>
+          <w:rStyle w:val="NormalTok"/>
+        </w:rPr>
+        <w:t xml:space="preserve">, </w:t>
+      </w:r>
+      <w:r>
+        <w:rPr>
+          <w:rStyle w:val="AttributeTok"/>
+        </w:rPr>
+        <w:t xml:space="preserve">color =</w:t>
+      </w:r>
+      <w:r>
+        <w:rPr>
+          <w:rStyle w:val="NormalTok"/>
+        </w:rPr>
+        <w:t xml:space="preserve"> </w:t>
+      </w:r>
+      <w:r>
+        <w:rPr>
+          <w:rStyle w:val="StringTok"/>
+        </w:rPr>
+        <w:t xml:space="preserve">"tomato"</w:t>
+      </w:r>
+      <w:r>
+        <w:rPr>
+          <w:rStyle w:val="NormalTok"/>
+        </w:rPr>
+        <w:t xml:space="preserve">) </w:t>
+      </w:r>
+      <w:r>
+        <w:rPr>
+          <w:rStyle w:val="SpecialCharTok"/>
+        </w:rPr>
+        <w:t xml:space="preserve">+</w:t>
+      </w:r>
+      <w:r>
+        <w:br/>
+      </w:r>
+      <w:r>
+        <w:rPr>
+          <w:rStyle w:val="NormalTok"/>
+        </w:rPr>
+        <w:t xml:space="preserve">  </w:t>
+      </w:r>
+      <w:r>
+        <w:rPr>
+          <w:rStyle w:val="FunctionTok"/>
+        </w:rPr>
+        <w:t xml:space="preserve">coord_cartesian</w:t>
+      </w:r>
+      <w:r>
+        <w:rPr>
+          <w:rStyle w:val="NormalTok"/>
+        </w:rPr>
+        <w:t xml:space="preserve">(</w:t>
+      </w:r>
+      <w:r>
+        <w:rPr>
+          <w:rStyle w:val="AttributeTok"/>
+        </w:rPr>
+        <w:t xml:space="preserve">xlim =</w:t>
+      </w:r>
+      <w:r>
+        <w:rPr>
+          <w:rStyle w:val="NormalTok"/>
+        </w:rPr>
+        <w:t xml:space="preserve"> </w:t>
+      </w:r>
+      <w:r>
+        <w:rPr>
+          <w:rStyle w:val="FunctionTok"/>
+        </w:rPr>
+        <w:t xml:space="preserve">c</w:t>
+      </w:r>
+      <w:r>
+        <w:rPr>
+          <w:rStyle w:val="NormalTok"/>
+        </w:rPr>
+        <w:t xml:space="preserve">(</w:t>
+      </w:r>
+      <w:r>
+        <w:rPr>
+          <w:rStyle w:val="DecValTok"/>
+        </w:rPr>
+        <w:t xml:space="preserve">50</w:t>
+      </w:r>
+      <w:r>
+        <w:rPr>
+          <w:rStyle w:val="NormalTok"/>
+        </w:rPr>
+        <w:t xml:space="preserve">, </w:t>
+      </w:r>
+      <w:r>
+        <w:rPr>
+          <w:rStyle w:val="DecValTok"/>
+        </w:rPr>
+        <w:t xml:space="preserve">70</w:t>
+      </w:r>
+      <w:r>
+        <w:rPr>
+          <w:rStyle w:val="NormalTok"/>
+        </w:rPr>
+        <w:t xml:space="preserve">)) </w:t>
+      </w:r>
+      <w:r>
+        <w:rPr>
+          <w:rStyle w:val="SpecialCharTok"/>
+        </w:rPr>
+        <w:t xml:space="preserve">+</w:t>
+      </w:r>
+      <w:r>
+        <w:br/>
+      </w:r>
+      <w:r>
+        <w:rPr>
+          <w:rStyle w:val="NormalTok"/>
+        </w:rPr>
+        <w:t xml:space="preserve">  </w:t>
+      </w:r>
+      <w:r>
+        <w:rPr>
+          <w:rStyle w:val="FunctionTok"/>
+        </w:rPr>
+        <w:t xml:space="preserve">labs</w:t>
+      </w:r>
+      <w:r>
+        <w:rPr>
+          <w:rStyle w:val="NormalTok"/>
+        </w:rPr>
+        <w:t xml:space="preserve">(</w:t>
+      </w:r>
+      <w:r>
+        <w:rPr>
+          <w:rStyle w:val="AttributeTok"/>
+        </w:rPr>
+        <w:t xml:space="preserve">title =</w:t>
+      </w:r>
+      <w:r>
+        <w:rPr>
+          <w:rStyle w:val="NormalTok"/>
+        </w:rPr>
+        <w:t xml:space="preserve"> </w:t>
+      </w:r>
+      <w:r>
+        <w:rPr>
+          <w:rStyle w:val="StringTok"/>
+        </w:rPr>
+        <w:t xml:space="preserve">"Zoomed with coord_cartesian()"</w:t>
+      </w:r>
+      <w:r>
+        <w:rPr>
+          <w:rStyle w:val="NormalTok"/>
+        </w:rPr>
+        <w:t xml:space="preserve">,</w:t>
+      </w:r>
+      <w:r>
+        <w:br/>
+      </w:r>
+      <w:r>
+        <w:rPr>
+          <w:rStyle w:val="NormalTok"/>
+        </w:rPr>
+        <w:t xml:space="preserve">       </w:t>
+      </w:r>
+      <w:r>
+        <w:rPr>
+          <w:rStyle w:val="AttributeTok"/>
+        </w:rPr>
+        <w:t xml:space="preserve">x =</w:t>
+      </w:r>
+      <w:r>
+        <w:rPr>
+          <w:rStyle w:val="NormalTok"/>
+        </w:rPr>
+        <w:t xml:space="preserve"> </w:t>
+      </w:r>
+      <w:r>
+        <w:rPr>
+          <w:rStyle w:val="StringTok"/>
+        </w:rPr>
+        <w:t xml:space="preserve">"Petiole Length (mm)"</w:t>
+      </w:r>
+      <w:r>
+        <w:rPr>
+          <w:rStyle w:val="NormalTok"/>
+        </w:rPr>
+        <w:t xml:space="preserve">, </w:t>
+      </w:r>
+      <w:r>
+        <w:rPr>
+          <w:rStyle w:val="AttributeTok"/>
+        </w:rPr>
+        <w:t xml:space="preserve">y =</w:t>
+      </w:r>
+      <w:r>
+        <w:rPr>
+          <w:rStyle w:val="NormalTok"/>
+        </w:rPr>
+        <w:t xml:space="preserve"> </w:t>
+      </w:r>
+      <w:r>
+        <w:rPr>
+          <w:rStyle w:val="StringTok"/>
+        </w:rPr>
+        <w:t xml:space="preserve">"Leaf Mass (g)"</w:t>
+      </w:r>
+      <w:r>
+        <w:rPr>
+          <w:rStyle w:val="NormalTok"/>
+        </w:rPr>
+        <w:t xml:space="preserve">) </w:t>
+      </w:r>
+      <w:r>
+        <w:rPr>
+          <w:rStyle w:val="SpecialCharTok"/>
+        </w:rPr>
+        <w:t xml:space="preserve">+</w:t>
+      </w:r>
+      <w:r>
+        <w:br/>
+      </w:r>
+      <w:r>
+        <w:rPr>
+          <w:rStyle w:val="NormalTok"/>
+        </w:rPr>
+        <w:t xml:space="preserve">  </w:t>
+      </w:r>
+      <w:r>
+        <w:rPr>
+          <w:rStyle w:val="FunctionTok"/>
+        </w:rPr>
+        <w:t xml:space="preserve">theme_minimal</w:t>
+      </w:r>
+      <w:r>
+        <w:rPr>
+          <w:rStyle w:val="NormalTok"/>
+        </w:rPr>
+        <w:t xml:space="preserve">()</w:t>
+      </w:r>
+    </w:p>
+    <w:p>
+      <w:pPr>
+        <w:pStyle w:val="FirstParagraph"/>
+      </w:pPr>
+      <w:r>
+        <w:t xml:space="preserve">✏️</w:t>
+      </w:r>
+      <w:r>
+        <w:t xml:space="preserve"> </w:t>
+      </w:r>
+      <w:r>
+        <w:rPr>
           <w:b/>
           <w:bCs/>
         </w:rPr>
-        <w:t xml:space="preserve">coord_cartesian()</w:t>
-      </w:r>
+        <w:t xml:space="preserve">Your turn — in your script:</w:t>
+      </w:r>
+      <w:r>
+        <w:t xml:space="preserve"> </w:t>
+      </w:r>
+      <w:r>
+        <w:t xml:space="preserve">Change the window to</w:t>
+      </w:r>
+      <w:r>
+        <w:t xml:space="preserve"> </w:t>
+      </w:r>
+      <w:r>
+        <w:rPr>
+          <w:rStyle w:val="VerbatimChar"/>
+        </w:rPr>
+        <w:t xml:space="preserve">coord_cartesian(xlim = c(55, 65))</w:t>
+      </w:r>
+      <w:r>
+        <w:t xml:space="preserve"> </w:t>
+      </w:r>
+      <w:r>
+        <w:t xml:space="preserve">and run it. The view gets tighter — does the trend line itself move?</w:t>
+      </w:r>
+    </w:p>
+    <w:p>
+      <w:pPr>
+        <w:pStyle w:val="SourceCode"/>
+      </w:pPr>
+      <w:r>
+        <w:rPr>
+          <w:rStyle w:val="VerbatimChar"/>
+        </w:rPr>
+        <w:t xml:space="preserve">Did the line move?</w:t>
+      </w:r>
+    </w:p>
+    <w:tbl>
+      <w:tblPr>
+        <w:tblStyle w:val="Table"/>
+        <w:tblLook w:firstRow="0" w:lastRow="0" w:firstColumn="0" w:lastColumn="0" w:noHBand="0" w:noVBand="0" w:val="0000"/>
+        <w:tblBorders>
+          <w:top w:val="single" w:sz="4" w:space="0" w:color="EB9113"/>
+          <w:left w:val="single" w:sz="24" w:space="0" w:color="EB9113"/>
+          <w:bottom w:val="single" w:sz="4" w:space="0" w:color="EB9113"/>
+          <w:right w:val="single" w:sz="4" w:space="0" w:color="EB9113"/>
+        </w:tblBorders>
+        <w:tblCellMar>
+          <w:left w:w="144" w:type="dxa"/>
+          <w:right w:w="144" w:type="dxa"/>
+        </w:tblCellMar>
+        <w:tblLook w:firstRow="0" w:lastRow="0" w:firstColumn="0" w:lastColumn="0" w:noHBand="0" w:noVBand="0" w:val="0000"/>
+      </w:tblPr>
+      <w:tr>
+        <w:trPr>
+          <w:cantSplit/>
+        </w:trPr>
+        <w:tc>
+          <w:tcPr>
+            <w:shd w:color="auto" w:fill="fcefdc" w:val="clear"/>
+            <w:tcMar>
+              <w:top w:w="92" w:type="dxa"/>
+              <w:bottom w:w="92" w:type="dxa"/>
+            </w:tcMar>
+          </w:tcPr>
+          <w:p>
+            <w:pPr>
+              <w:pStyle w:val="FirstParagraph"/>
+            </w:pPr>
+            <w:pPr>
+              <w:spacing w:before="0" w:after="0"/>
+              <w:textAlignment w:val="center"/>
+            </w:pPr>
+            <w:r>
+              <w:drawing>
+                <wp:inline>
+                  <wp:extent cx="152400" cy="152400"/>
+                  <wp:effectExtent b="0" l="0" r="0" t="0"/>
+                  <wp:docPr descr="" title="" id="21" name="Picture"/>
+                  <a:graphic>
+                    <a:graphicData uri="http://schemas.openxmlformats.org/drawingml/2006/picture">
+                      <pic:pic>
+                        <pic:nvPicPr>
+                          <pic:cNvPr descr="/Applications/Positron.app/Contents/Resources/app/quarto/share/formats/docx/warning.png" id="22" name="Picture"/>
+                          <pic:cNvPicPr>
+                            <a:picLocks noChangeArrowheads="1" noChangeAspect="1"/>
+                          </pic:cNvPicPr>
+                        </pic:nvPicPr>
+                        <pic:blipFill>
+                          <a:blip r:embed="rId20"/>
+                          <a:stretch>
+                            <a:fillRect/>
+                          </a:stretch>
+                        </pic:blipFill>
+                        <pic:spPr bwMode="auto">
+                          <a:xfrm>
+                            <a:off x="0" y="0"/>
+                            <a:ext cx="152400" cy="152400"/>
+                          </a:xfrm>
+                          <a:prstGeom prst="rect">
+                            <a:avLst/>
+                          </a:prstGeom>
+                          <a:noFill/>
+                          <a:ln w="9525">
+                            <a:noFill/>
+                            <a:headEnd/>
+                            <a:tailEnd/>
+                          </a:ln>
+                        </pic:spPr>
+                      </pic:pic>
+                    </a:graphicData>
+                  </a:graphic>
+                </wp:inline>
+              </w:drawing>
+            </w:r>
+            <w:r>
+              <w:t xml:space="preserve"> </w:t>
+            </w:r>
+            <w:r>
+              <w:t xml:space="preserve"> </w:t>
+            </w:r>
+            <w:r>
+              <w:t xml:space="preserve">Warning</w:t>
+            </w:r>
+          </w:p>
+        </w:tc>
+      </w:tr>
+      <w:tr>
+        <w:trPr>
+          <w:cantSplit/>
+        </w:trPr>
+        <w:tc>
+          <w:tcPr>
+            <w:tcMar>
+              <w:top w:w="108" w:type="dxa"/>
+              <w:bottom w:w="108" w:type="dxa"/>
+            </w:tcMar>
+          </w:tcPr>
+          <w:p>
+            <w:pPr>
+              <w:pStyle w:val="BodyText"/>
+            </w:pPr>
+            <w:pPr>
+              <w:spacing w:before="16"/>
+            </w:pPr>
+            <w:r>
+              <w:rPr>
+                <w:b/>
+                <w:bCs/>
+              </w:rPr>
+              <w:t xml:space="preserve">⚠️ The classic mistake:</w:t>
+            </w:r>
+            <w:r>
+              <w:rPr>
+                <w:b/>
+                <w:bCs/>
+              </w:rPr>
+              <w:t xml:space="preserve"> </w:t>
+            </w:r>
+            <w:r>
+              <w:rPr>
+                <w:rStyle w:val="VerbatimChar"/>
+                <w:b/>
+                <w:bCs/>
+              </w:rPr>
+              <w:t xml:space="preserve">xlim()</w:t>
+            </w:r>
+            <w:r>
+              <w:rPr>
+                <w:b/>
+                <w:bCs/>
+              </w:rPr>
+              <w:t xml:space="preserve"> </w:t>
+            </w:r>
+            <w:r>
+              <w:rPr>
+                <w:b/>
+                <w:bCs/>
+              </w:rPr>
+              <w:t xml:space="preserve">/</w:t>
+            </w:r>
+            <w:r>
+              <w:rPr>
+                <w:b/>
+                <w:bCs/>
+              </w:rPr>
+              <w:t xml:space="preserve"> </w:t>
+            </w:r>
+            <w:r>
+              <w:rPr>
+                <w:rStyle w:val="VerbatimChar"/>
+                <w:b/>
+                <w:bCs/>
+              </w:rPr>
+              <w:t xml:space="preserve">ylim()</w:t>
+            </w:r>
+            <w:r>
+              <w:rPr>
+                <w:b/>
+                <w:bCs/>
+              </w:rPr>
+              <w:t xml:space="preserve"> </w:t>
+            </w:r>
+            <w:r>
+              <w:rPr>
+                <w:b/>
+                <w:bCs/>
+              </w:rPr>
+              <w:t xml:space="preserve">delete rows</w:t>
+            </w:r>
+          </w:p>
+          <w:p>
+            <w:pPr>
+              <w:pStyle w:val="BodyText"/>
+            </w:pPr>
+            <w:r>
+              <w:rPr>
+                <w:rStyle w:val="VerbatimChar"/>
+              </w:rPr>
+              <w:t xml:space="preserve">xlim()</w:t>
+            </w:r>
+            <w:r>
+              <w:t xml:space="preserve"> </w:t>
+            </w:r>
+            <w:r>
+              <w:t xml:space="preserve">and</w:t>
+            </w:r>
+            <w:r>
+              <w:t xml:space="preserve"> </w:t>
+            </w:r>
+            <w:r>
+              <w:rPr>
+                <w:rStyle w:val="VerbatimChar"/>
+              </w:rPr>
+              <w:t xml:space="preserve">ylim()</w:t>
+            </w:r>
+            <w:r>
+              <w:t xml:space="preserve"> </w:t>
+            </w:r>
+            <w:r>
+              <w:t xml:space="preserve">look like they just zoom, but they</w:t>
+            </w:r>
+            <w:r>
+              <w:t xml:space="preserve"> </w:t>
+            </w:r>
+            <w:r>
+              <w:rPr>
+                <w:b/>
+                <w:bCs/>
+              </w:rPr>
+              <w:t xml:space="preserve">silently drop every row outside the range</w:t>
+            </w:r>
+            <w:r>
+              <w:t xml:space="preserve"> </w:t>
+            </w:r>
+            <w:r>
+              <w:rPr>
+                <w:i/>
+                <w:iCs/>
+              </w:rPr>
+              <w:t xml:space="preserve">before</w:t>
+            </w:r>
+            <w:r>
+              <w:t xml:space="preserve"> </w:t>
+            </w:r>
+            <w:r>
+              <w:t xml:space="preserve">anything is calculated. A trend line added after</w:t>
+            </w:r>
+            <w:r>
+              <w:t xml:space="preserve"> </w:t>
+            </w:r>
+            <w:r>
+              <w:rPr>
+                <w:rStyle w:val="VerbatimChar"/>
+              </w:rPr>
+              <w:t xml:space="preserve">xlim()</w:t>
+            </w:r>
+            <w:r>
+              <w:t xml:space="preserve"> </w:t>
+            </w:r>
+            <w:r>
+              <w:t xml:space="preserve">is fit only on the leaves that survived — so it can point a different direction, with no warning that data went missing.</w:t>
+            </w:r>
+          </w:p>
+          <w:p>
+            <w:pPr>
+              <w:pStyle w:val="BodyText"/>
+            </w:pPr>
+            <w:pPr>
+              <w:spacing w:after="16"/>
+            </w:pPr>
+            <w:r>
+              <w:rPr>
+                <w:b/>
+                <w:bCs/>
+              </w:rPr>
+              <w:t xml:space="preserve">Rule:</w:t>
+            </w:r>
+            <w:r>
+              <w:t xml:space="preserve"> </w:t>
+            </w:r>
+            <w:r>
+              <w:t xml:space="preserve">zoom with</w:t>
+            </w:r>
+            <w:r>
+              <w:t xml:space="preserve"> </w:t>
+            </w:r>
+            <w:r>
+              <w:rPr>
+                <w:rStyle w:val="VerbatimChar"/>
+              </w:rPr>
+              <w:t xml:space="preserve">coord_cartesian()</w:t>
+            </w:r>
+            <w:r>
+              <w:t xml:space="preserve">. Only reach for</w:t>
+            </w:r>
+            <w:r>
+              <w:t xml:space="preserve"> </w:t>
+            </w:r>
+            <w:r>
+              <w:rPr>
+                <w:rStyle w:val="VerbatimChar"/>
+              </w:rPr>
+              <w:t xml:space="preserve">xlim()</w:t>
+            </w:r>
+            <w:r>
+              <w:t xml:space="preserve"> </w:t>
+            </w:r>
+            <w:r>
+              <w:t xml:space="preserve">/</w:t>
+            </w:r>
+            <w:r>
+              <w:t xml:space="preserve"> </w:t>
+            </w:r>
+            <w:r>
+              <w:rPr>
+                <w:rStyle w:val="VerbatimChar"/>
+              </w:rPr>
+              <w:t xml:space="preserve">ylim()</w:t>
+            </w:r>
+            <w:r>
+              <w:t xml:space="preserve"> </w:t>
+            </w:r>
+            <w:r>
+              <w:t xml:space="preserve">when you actually want those rows removed from the analysis.</w:t>
+            </w:r>
+          </w:p>
+          <w:p/>
+        </w:tc>
+      </w:tr>
+    </w:tbl>
+    <w:p>
+      <w:pPr>
+        <w:pStyle w:val="BodyText"/>
+      </w:pPr>
       <w:r>
         <w:rPr>
           <w:b/>
           <w:bCs/>
         </w:rPr>
-        <w:t xml:space="preserve">:</w:t>
+        <w:t xml:space="preserve">▶ Run this once to see the trap:</w:t>
       </w:r>
     </w:p>
     <w:p>
@@ -1705,7 +2550,7 @@
         <w:rPr>
           <w:rStyle w:val="CommentTok"/>
         </w:rPr>
-        <w:t xml:space="preserve"># zoom the view WITHOUT dropping data: coord_cartesian()</w:t>
+        <w:t xml:space="preserve"># same plot, but xlim() drops the outside rows FIRST — watch the line change</w:t>
       </w:r>
       <w:r>
         <w:br/>
@@ -1927,13 +2772,91 @@
         <w:rPr>
           <w:rStyle w:val="NormalTok"/>
         </w:rPr>
+        <w:t xml:space="preserve">) </w:t>
+      </w:r>
+      <w:r>
+        <w:rPr>
+          <w:rStyle w:val="SpecialCharTok"/>
+        </w:rPr>
+        <w:t xml:space="preserve">+</w:t>
+      </w:r>
+      <w:r>
+        <w:br/>
+      </w:r>
+      <w:r>
+        <w:rPr>
+          <w:rStyle w:val="NormalTok"/>
+        </w:rPr>
+        <w:t xml:space="preserve">  </w:t>
+      </w:r>
+      <w:r>
+        <w:rPr>
+          <w:rStyle w:val="FunctionTok"/>
+        </w:rPr>
+        <w:t xml:space="preserve">xlim</w:t>
+      </w:r>
+      <w:r>
+        <w:rPr>
+          <w:rStyle w:val="NormalTok"/>
+        </w:rPr>
+        <w:t xml:space="preserve">(</w:t>
+      </w:r>
+      <w:r>
+        <w:rPr>
+          <w:rStyle w:val="DecValTok"/>
+        </w:rPr>
+        <w:t xml:space="preserve">50</w:t>
+      </w:r>
+      <w:r>
+        <w:rPr>
+          <w:rStyle w:val="NormalTok"/>
+        </w:rPr>
         <w:t xml:space="preserve">, </w:t>
       </w:r>
       <w:r>
         <w:rPr>
+          <w:rStyle w:val="DecValTok"/>
+        </w:rPr>
+        <w:t xml:space="preserve">70</w:t>
+      </w:r>
+      <w:r>
+        <w:rPr>
+          <w:rStyle w:val="NormalTok"/>
+        </w:rPr>
+        <w:t xml:space="preserve">) </w:t>
+      </w:r>
+      <w:r>
+        <w:rPr>
+          <w:rStyle w:val="SpecialCharTok"/>
+        </w:rPr>
+        <w:t xml:space="preserve">+</w:t>
+      </w:r>
+      <w:r>
+        <w:br/>
+      </w:r>
+      <w:r>
+        <w:rPr>
+          <w:rStyle w:val="NormalTok"/>
+        </w:rPr>
+        <w:t xml:space="preserve">  </w:t>
+      </w:r>
+      <w:r>
+        <w:rPr>
+          <w:rStyle w:val="FunctionTok"/>
+        </w:rPr>
+        <w:t xml:space="preserve">labs</w:t>
+      </w:r>
+      <w:r>
+        <w:rPr>
+          <w:rStyle w:val="NormalTok"/>
+        </w:rPr>
+        <w:t xml:space="preserve">(</w:t>
+      </w:r>
+      <w:r>
+        <w:rPr>
           <w:rStyle w:val="AttributeTok"/>
         </w:rPr>
-        <w:t xml:space="preserve">fill =</w:t>
+        <w:t xml:space="preserve">title =</w:t>
       </w:r>
       <w:r>
         <w:rPr>
@@ -1945,7 +2868,40 @@
         <w:rPr>
           <w:rStyle w:val="StringTok"/>
         </w:rPr>
-        <w:t xml:space="preserve">"tomato"</w:t>
+        <w:t xml:space="preserve">"xlim() — trend line refit on fewer leaves"</w:t>
+      </w:r>
+      <w:r>
+        <w:rPr>
+          <w:rStyle w:val="NormalTok"/>
+        </w:rPr>
+        <w:t xml:space="preserve">,</w:t>
+      </w:r>
+      <w:r>
+        <w:br/>
+      </w:r>
+      <w:r>
+        <w:rPr>
+          <w:rStyle w:val="NormalTok"/>
+        </w:rPr>
+        <w:t xml:space="preserve">       </w:t>
+      </w:r>
+      <w:r>
+        <w:rPr>
+          <w:rStyle w:val="AttributeTok"/>
+        </w:rPr>
+        <w:t xml:space="preserve">x =</w:t>
+      </w:r>
+      <w:r>
+        <w:rPr>
+          <w:rStyle w:val="NormalTok"/>
+        </w:rPr>
+        <w:t xml:space="preserve"> </w:t>
+      </w:r>
+      <w:r>
+        <w:rPr>
+          <w:rStyle w:val="StringTok"/>
+        </w:rPr>
+        <w:t xml:space="preserve">"Petiole Length (mm)"</w:t>
       </w:r>
       <w:r>
         <w:rPr>
@@ -1957,19 +2913,19 @@
         <w:rPr>
           <w:rStyle w:val="AttributeTok"/>
         </w:rPr>
-        <w:t xml:space="preserve">alpha =</w:t>
-      </w:r>
-      <w:r>
-        <w:rPr>
-          <w:rStyle w:val="NormalTok"/>
-        </w:rPr>
-        <w:t xml:space="preserve"> </w:t>
-      </w:r>
-      <w:r>
-        <w:rPr>
-          <w:rStyle w:val="FloatTok"/>
-        </w:rPr>
-        <w:t xml:space="preserve">0.15</w:t>
+        <w:t xml:space="preserve">y =</w:t>
+      </w:r>
+      <w:r>
+        <w:rPr>
+          <w:rStyle w:val="NormalTok"/>
+        </w:rPr>
+        <w:t xml:space="preserve"> </w:t>
+      </w:r>
+      <w:r>
+        <w:rPr>
+          <w:rStyle w:val="StringTok"/>
+        </w:rPr>
+        <w:t xml:space="preserve">"Leaf Mass (g)"</w:t>
       </w:r>
       <w:r>
         <w:rPr>
@@ -1996,228 +2952,6 @@
         <w:rPr>
           <w:rStyle w:val="FunctionTok"/>
         </w:rPr>
-        <w:t xml:space="preserve">coord_cartesian</w:t>
-      </w:r>
-      <w:r>
-        <w:rPr>
-          <w:rStyle w:val="NormalTok"/>
-        </w:rPr>
-        <w:t xml:space="preserve">(</w:t>
-      </w:r>
-      <w:r>
-        <w:rPr>
-          <w:rStyle w:val="AttributeTok"/>
-        </w:rPr>
-        <w:t xml:space="preserve">xlim =</w:t>
-      </w:r>
-      <w:r>
-        <w:rPr>
-          <w:rStyle w:val="NormalTok"/>
-        </w:rPr>
-        <w:t xml:space="preserve"> </w:t>
-      </w:r>
-      <w:r>
-        <w:rPr>
-          <w:rStyle w:val="FunctionTok"/>
-        </w:rPr>
-        <w:t xml:space="preserve">c</w:t>
-      </w:r>
-      <w:r>
-        <w:rPr>
-          <w:rStyle w:val="NormalTok"/>
-        </w:rPr>
-        <w:t xml:space="preserve">(</w:t>
-      </w:r>
-      <w:r>
-        <w:rPr>
-          <w:rStyle w:val="DecValTok"/>
-        </w:rPr>
-        <w:t xml:space="preserve">50</w:t>
-      </w:r>
-      <w:r>
-        <w:rPr>
-          <w:rStyle w:val="NormalTok"/>
-        </w:rPr>
-        <w:t xml:space="preserve">, </w:t>
-      </w:r>
-      <w:r>
-        <w:rPr>
-          <w:rStyle w:val="DecValTok"/>
-        </w:rPr>
-        <w:t xml:space="preserve">70</w:t>
-      </w:r>
-      <w:r>
-        <w:rPr>
-          <w:rStyle w:val="NormalTok"/>
-        </w:rPr>
-        <w:t xml:space="preserve">), </w:t>
-      </w:r>
-      <w:r>
-        <w:rPr>
-          <w:rStyle w:val="AttributeTok"/>
-        </w:rPr>
-        <w:t xml:space="preserve">ylim =</w:t>
-      </w:r>
-      <w:r>
-        <w:rPr>
-          <w:rStyle w:val="NormalTok"/>
-        </w:rPr>
-        <w:t xml:space="preserve"> </w:t>
-      </w:r>
-      <w:r>
-        <w:rPr>
-          <w:rStyle w:val="FunctionTok"/>
-        </w:rPr>
-        <w:t xml:space="preserve">c</w:t>
-      </w:r>
-      <w:r>
-        <w:rPr>
-          <w:rStyle w:val="NormalTok"/>
-        </w:rPr>
-        <w:t xml:space="preserve">(</w:t>
-      </w:r>
-      <w:r>
-        <w:rPr>
-          <w:rStyle w:val="FloatTok"/>
-        </w:rPr>
-        <w:t xml:space="preserve">0.4</w:t>
-      </w:r>
-      <w:r>
-        <w:rPr>
-          <w:rStyle w:val="NormalTok"/>
-        </w:rPr>
-        <w:t xml:space="preserve">, </w:t>
-      </w:r>
-      <w:r>
-        <w:rPr>
-          <w:rStyle w:val="FloatTok"/>
-        </w:rPr>
-        <w:t xml:space="preserve">0.6</w:t>
-      </w:r>
-      <w:r>
-        <w:rPr>
-          <w:rStyle w:val="NormalTok"/>
-        </w:rPr>
-        <w:t xml:space="preserve">)) </w:t>
-      </w:r>
-      <w:r>
-        <w:rPr>
-          <w:rStyle w:val="SpecialCharTok"/>
-        </w:rPr>
-        <w:t xml:space="preserve">+</w:t>
-      </w:r>
-      <w:r>
-        <w:br/>
-      </w:r>
-      <w:r>
-        <w:rPr>
-          <w:rStyle w:val="NormalTok"/>
-        </w:rPr>
-        <w:t xml:space="preserve">  </w:t>
-      </w:r>
-      <w:r>
-        <w:rPr>
-          <w:rStyle w:val="FunctionTok"/>
-        </w:rPr>
-        <w:t xml:space="preserve">labs</w:t>
-      </w:r>
-      <w:r>
-        <w:rPr>
-          <w:rStyle w:val="NormalTok"/>
-        </w:rPr>
-        <w:t xml:space="preserve">(</w:t>
-      </w:r>
-      <w:r>
-        <w:rPr>
-          <w:rStyle w:val="AttributeTok"/>
-        </w:rPr>
-        <w:t xml:space="preserve">title =</w:t>
-      </w:r>
-      <w:r>
-        <w:rPr>
-          <w:rStyle w:val="NormalTok"/>
-        </w:rPr>
-        <w:t xml:space="preserve"> </w:t>
-      </w:r>
-      <w:r>
-        <w:rPr>
-          <w:rStyle w:val="StringTok"/>
-        </w:rPr>
-        <w:t xml:space="preserve">"Zoomed with coord_cartesian()"</w:t>
-      </w:r>
-      <w:r>
-        <w:rPr>
-          <w:rStyle w:val="NormalTok"/>
-        </w:rPr>
-        <w:t xml:space="preserve">, </w:t>
-      </w:r>
-      <w:r>
-        <w:rPr>
-          <w:rStyle w:val="AttributeTok"/>
-        </w:rPr>
-        <w:t xml:space="preserve">x =</w:t>
-      </w:r>
-      <w:r>
-        <w:rPr>
-          <w:rStyle w:val="NormalTok"/>
-        </w:rPr>
-        <w:t xml:space="preserve"> </w:t>
-      </w:r>
-      <w:r>
-        <w:rPr>
-          <w:rStyle w:val="StringTok"/>
-        </w:rPr>
-        <w:t xml:space="preserve">"Petiole Length (mm)"</w:t>
-      </w:r>
-      <w:r>
-        <w:rPr>
-          <w:rStyle w:val="NormalTok"/>
-        </w:rPr>
-        <w:t xml:space="preserve">, </w:t>
-      </w:r>
-      <w:r>
-        <w:rPr>
-          <w:rStyle w:val="AttributeTok"/>
-        </w:rPr>
-        <w:t xml:space="preserve">y =</w:t>
-      </w:r>
-      <w:r>
-        <w:rPr>
-          <w:rStyle w:val="NormalTok"/>
-        </w:rPr>
-        <w:t xml:space="preserve"> </w:t>
-      </w:r>
-      <w:r>
-        <w:rPr>
-          <w:rStyle w:val="StringTok"/>
-        </w:rPr>
-        <w:t xml:space="preserve">"Leaf Mass (g)"</w:t>
-      </w:r>
-      <w:r>
-        <w:rPr>
-          <w:rStyle w:val="NormalTok"/>
-        </w:rPr>
-        <w:t xml:space="preserve">) </w:t>
-      </w:r>
-      <w:r>
-        <w:rPr>
-          <w:rStyle w:val="SpecialCharTok"/>
-        </w:rPr>
-        <w:t xml:space="preserve">+</w:t>
-      </w:r>
-      <w:r>
-        <w:br/>
-      </w:r>
-      <w:r>
-        <w:rPr>
-          <w:rStyle w:val="NormalTok"/>
-        </w:rPr>
-        <w:t xml:space="preserve">  </w:t>
-      </w:r>
-      <w:r>
-        <w:rPr>
-          <w:rStyle w:val="FunctionTok"/>
-        </w:rPr>
         <w:t xml:space="preserve">theme_minimal</w:t>
       </w:r>
       <w:r>
@@ -2229,644 +2963,13 @@
     </w:p>
     <w:p>
       <w:pPr>
-        <w:pStyle w:val="BlockText"/>
-      </w:pPr>
-      <w:r>
-        <w:t xml:space="preserve">🔮</w:t>
-      </w:r>
-      <w:r>
-        <w:t xml:space="preserve"> </w:t>
-      </w:r>
-      <w:r>
-        <w:rPr>
-          <w:b/>
-          <w:bCs/>
-        </w:rPr>
-        <w:t xml:space="preserve">Predict first:</w:t>
-      </w:r>
-      <w:r>
-        <w:t xml:space="preserve"> </w:t>
-      </w:r>
-      <w:r>
-        <w:t xml:space="preserve">Will the trend line in Version B look the same as Version A, or different? Why?</w:t>
-      </w:r>
-    </w:p>
-    <w:p>
-      <w:pPr>
-        <w:pStyle w:val="FirstParagraph"/>
-      </w:pPr>
-      <w:r>
-        <w:rPr>
-          <w:b/>
-          <w:bCs/>
-        </w:rPr>
-        <w:t xml:space="preserve">▶ Run this — Version B,</w:t>
-      </w:r>
-      <w:r>
-        <w:rPr>
-          <w:b/>
-          <w:bCs/>
-        </w:rPr>
-        <w:t xml:space="preserve"> </w:t>
-      </w:r>
+        <w:pStyle w:val="SourceCode"/>
+      </w:pPr>
       <w:r>
         <w:rPr>
           <w:rStyle w:val="VerbatimChar"/>
-          <w:b/>
-          <w:bCs/>
-        </w:rPr>
-        <w:t xml:space="preserve">xlim()</w:t>
-      </w:r>
-      <w:r>
-        <w:rPr>
-          <w:b/>
-          <w:bCs/>
-        </w:rPr>
-        <w:t xml:space="preserve">/</w:t>
-      </w:r>
-      <w:r>
-        <w:rPr>
-          <w:rStyle w:val="VerbatimChar"/>
-          <w:b/>
-          <w:bCs/>
-        </w:rPr>
-        <w:t xml:space="preserve">ylim()</w:t>
-      </w:r>
-      <w:r>
-        <w:rPr>
-          <w:b/>
-          <w:bCs/>
-        </w:rPr>
-        <w:t xml:space="preserve">:</w:t>
-      </w:r>
-    </w:p>
-    <w:p>
-      <w:pPr>
-        <w:pStyle w:val="SourceCode"/>
-      </w:pPr>
-      <w:r>
-        <w:rPr>
-          <w:rStyle w:val="CommentTok"/>
-        </w:rPr>
-        <w:t xml:space="preserve"># zoom the view by DELETING rows outside the window: xlim() / ylim()</w:t>
-      </w:r>
-      <w:r>
-        <w:br/>
-      </w:r>
-      <w:r>
-        <w:rPr>
-          <w:rStyle w:val="NormalTok"/>
-        </w:rPr>
-        <w:t xml:space="preserve">leaf_df </w:t>
-      </w:r>
-      <w:r>
-        <w:rPr>
-          <w:rStyle w:val="SpecialCharTok"/>
-        </w:rPr>
-        <w:t xml:space="preserve">%&gt;%</w:t>
-      </w:r>
-      <w:r>
-        <w:br/>
-      </w:r>
-      <w:r>
-        <w:rPr>
-          <w:rStyle w:val="NormalTok"/>
-        </w:rPr>
-        <w:t xml:space="preserve">  </w:t>
-      </w:r>
-      <w:r>
-        <w:rPr>
-          <w:rStyle w:val="FunctionTok"/>
-        </w:rPr>
-        <w:t xml:space="preserve">ggplot</w:t>
-      </w:r>
-      <w:r>
-        <w:rPr>
-          <w:rStyle w:val="NormalTok"/>
-        </w:rPr>
-        <w:t xml:space="preserve">(</w:t>
-      </w:r>
-      <w:r>
-        <w:rPr>
-          <w:rStyle w:val="FunctionTok"/>
-        </w:rPr>
-        <w:t xml:space="preserve">aes</w:t>
-      </w:r>
-      <w:r>
-        <w:rPr>
-          <w:rStyle w:val="NormalTok"/>
-        </w:rPr>
-        <w:t xml:space="preserve">(</w:t>
-      </w:r>
-      <w:r>
-        <w:rPr>
-          <w:rStyle w:val="AttributeTok"/>
-        </w:rPr>
-        <w:t xml:space="preserve">x =</w:t>
-      </w:r>
-      <w:r>
-        <w:rPr>
-          <w:rStyle w:val="NormalTok"/>
-        </w:rPr>
-        <w:t xml:space="preserve"> petiole_mm, </w:t>
-      </w:r>
-      <w:r>
-        <w:rPr>
-          <w:rStyle w:val="AttributeTok"/>
-        </w:rPr>
-        <w:t xml:space="preserve">y =</w:t>
-      </w:r>
-      <w:r>
-        <w:rPr>
-          <w:rStyle w:val="NormalTok"/>
-        </w:rPr>
-        <w:t xml:space="preserve"> mass_g)) </w:t>
-      </w:r>
-      <w:r>
-        <w:rPr>
-          <w:rStyle w:val="SpecialCharTok"/>
-        </w:rPr>
-        <w:t xml:space="preserve">+</w:t>
-      </w:r>
-      <w:r>
-        <w:br/>
-      </w:r>
-      <w:r>
-        <w:rPr>
-          <w:rStyle w:val="NormalTok"/>
-        </w:rPr>
-        <w:t xml:space="preserve">  </w:t>
-      </w:r>
-      <w:r>
-        <w:rPr>
-          <w:rStyle w:val="FunctionTok"/>
-        </w:rPr>
-        <w:t xml:space="preserve">geom_point</w:t>
-      </w:r>
-      <w:r>
-        <w:rPr>
-          <w:rStyle w:val="NormalTok"/>
-        </w:rPr>
-        <w:t xml:space="preserve">(</w:t>
-      </w:r>
-      <w:r>
-        <w:rPr>
-          <w:rStyle w:val="AttributeTok"/>
-        </w:rPr>
-        <w:t xml:space="preserve">alpha =</w:t>
-      </w:r>
-      <w:r>
-        <w:rPr>
-          <w:rStyle w:val="NormalTok"/>
-        </w:rPr>
-        <w:t xml:space="preserve"> </w:t>
-      </w:r>
-      <w:r>
-        <w:rPr>
-          <w:rStyle w:val="FloatTok"/>
-        </w:rPr>
-        <w:t xml:space="preserve">0.6</w:t>
-      </w:r>
-      <w:r>
-        <w:rPr>
-          <w:rStyle w:val="NormalTok"/>
-        </w:rPr>
-        <w:t xml:space="preserve">, </w:t>
-      </w:r>
-      <w:r>
-        <w:rPr>
-          <w:rStyle w:val="AttributeTok"/>
-        </w:rPr>
-        <w:t xml:space="preserve">color =</w:t>
-      </w:r>
-      <w:r>
-        <w:rPr>
-          <w:rStyle w:val="NormalTok"/>
-        </w:rPr>
-        <w:t xml:space="preserve"> </w:t>
-      </w:r>
-      <w:r>
-        <w:rPr>
-          <w:rStyle w:val="StringTok"/>
-        </w:rPr>
-        <w:t xml:space="preserve">"grey40"</w:t>
-      </w:r>
-      <w:r>
-        <w:rPr>
-          <w:rStyle w:val="NormalTok"/>
-        </w:rPr>
-        <w:t xml:space="preserve">) </w:t>
-      </w:r>
-      <w:r>
-        <w:rPr>
-          <w:rStyle w:val="SpecialCharTok"/>
-        </w:rPr>
-        <w:t xml:space="preserve">+</w:t>
-      </w:r>
-      <w:r>
-        <w:br/>
-      </w:r>
-      <w:r>
-        <w:rPr>
-          <w:rStyle w:val="NormalTok"/>
-        </w:rPr>
-        <w:t xml:space="preserve">  </w:t>
-      </w:r>
-      <w:r>
-        <w:rPr>
-          <w:rStyle w:val="FunctionTok"/>
-        </w:rPr>
-        <w:t xml:space="preserve">geom_smooth</w:t>
-      </w:r>
-      <w:r>
-        <w:rPr>
-          <w:rStyle w:val="NormalTok"/>
-        </w:rPr>
-        <w:t xml:space="preserve">(</w:t>
-      </w:r>
-      <w:r>
-        <w:rPr>
-          <w:rStyle w:val="AttributeTok"/>
-        </w:rPr>
-        <w:t xml:space="preserve">method =</w:t>
-      </w:r>
-      <w:r>
-        <w:rPr>
-          <w:rStyle w:val="NormalTok"/>
-        </w:rPr>
-        <w:t xml:space="preserve"> </w:t>
-      </w:r>
-      <w:r>
-        <w:rPr>
-          <w:rStyle w:val="StringTok"/>
-        </w:rPr>
-        <w:t xml:space="preserve">"lm"</w:t>
-      </w:r>
-      <w:r>
-        <w:rPr>
-          <w:rStyle w:val="NormalTok"/>
-        </w:rPr>
-        <w:t xml:space="preserve">, </w:t>
-      </w:r>
-      <w:r>
-        <w:rPr>
-          <w:rStyle w:val="AttributeTok"/>
-        </w:rPr>
-        <w:t xml:space="preserve">color =</w:t>
-      </w:r>
-      <w:r>
-        <w:rPr>
-          <w:rStyle w:val="NormalTok"/>
-        </w:rPr>
-        <w:t xml:space="preserve"> </w:t>
-      </w:r>
-      <w:r>
-        <w:rPr>
-          <w:rStyle w:val="StringTok"/>
-        </w:rPr>
-        <w:t xml:space="preserve">"tomato"</w:t>
-      </w:r>
-      <w:r>
-        <w:rPr>
-          <w:rStyle w:val="NormalTok"/>
-        </w:rPr>
-        <w:t xml:space="preserve">, </w:t>
-      </w:r>
-      <w:r>
-        <w:rPr>
-          <w:rStyle w:val="AttributeTok"/>
-        </w:rPr>
-        <w:t xml:space="preserve">fill =</w:t>
-      </w:r>
-      <w:r>
-        <w:rPr>
-          <w:rStyle w:val="NormalTok"/>
-        </w:rPr>
-        <w:t xml:space="preserve"> </w:t>
-      </w:r>
-      <w:r>
-        <w:rPr>
-          <w:rStyle w:val="StringTok"/>
-        </w:rPr>
-        <w:t xml:space="preserve">"tomato"</w:t>
-      </w:r>
-      <w:r>
-        <w:rPr>
-          <w:rStyle w:val="NormalTok"/>
-        </w:rPr>
-        <w:t xml:space="preserve">, </w:t>
-      </w:r>
-      <w:r>
-        <w:rPr>
-          <w:rStyle w:val="AttributeTok"/>
-        </w:rPr>
-        <w:t xml:space="preserve">alpha =</w:t>
-      </w:r>
-      <w:r>
-        <w:rPr>
-          <w:rStyle w:val="NormalTok"/>
-        </w:rPr>
-        <w:t xml:space="preserve"> </w:t>
-      </w:r>
-      <w:r>
-        <w:rPr>
-          <w:rStyle w:val="FloatTok"/>
-        </w:rPr>
-        <w:t xml:space="preserve">0.15</w:t>
-      </w:r>
-      <w:r>
-        <w:rPr>
-          <w:rStyle w:val="NormalTok"/>
-        </w:rPr>
-        <w:t xml:space="preserve">) </w:t>
-      </w:r>
-      <w:r>
-        <w:rPr>
-          <w:rStyle w:val="SpecialCharTok"/>
-        </w:rPr>
-        <w:t xml:space="preserve">+</w:t>
-      </w:r>
-      <w:r>
-        <w:br/>
-      </w:r>
-      <w:r>
-        <w:rPr>
-          <w:rStyle w:val="NormalTok"/>
-        </w:rPr>
-        <w:t xml:space="preserve">  </w:t>
-      </w:r>
-      <w:r>
-        <w:rPr>
-          <w:rStyle w:val="FunctionTok"/>
-        </w:rPr>
-        <w:t xml:space="preserve">xlim</w:t>
-      </w:r>
-      <w:r>
-        <w:rPr>
-          <w:rStyle w:val="NormalTok"/>
-        </w:rPr>
-        <w:t xml:space="preserve">(</w:t>
-      </w:r>
-      <w:r>
-        <w:rPr>
-          <w:rStyle w:val="DecValTok"/>
-        </w:rPr>
-        <w:t xml:space="preserve">50</w:t>
-      </w:r>
-      <w:r>
-        <w:rPr>
-          <w:rStyle w:val="NormalTok"/>
-        </w:rPr>
-        <w:t xml:space="preserve">, </w:t>
-      </w:r>
-      <w:r>
-        <w:rPr>
-          <w:rStyle w:val="DecValTok"/>
-        </w:rPr>
-        <w:t xml:space="preserve">70</w:t>
-      </w:r>
-      <w:r>
-        <w:rPr>
-          <w:rStyle w:val="NormalTok"/>
-        </w:rPr>
-        <w:t xml:space="preserve">) </w:t>
-      </w:r>
-      <w:r>
-        <w:rPr>
-          <w:rStyle w:val="SpecialCharTok"/>
-        </w:rPr>
-        <w:t xml:space="preserve">+</w:t>
-      </w:r>
-      <w:r>
-        <w:br/>
-      </w:r>
-      <w:r>
-        <w:rPr>
-          <w:rStyle w:val="NormalTok"/>
-        </w:rPr>
-        <w:t xml:space="preserve">  </w:t>
-      </w:r>
-      <w:r>
-        <w:rPr>
-          <w:rStyle w:val="FunctionTok"/>
-        </w:rPr>
-        <w:t xml:space="preserve">ylim</w:t>
-      </w:r>
-      <w:r>
-        <w:rPr>
-          <w:rStyle w:val="NormalTok"/>
-        </w:rPr>
-        <w:t xml:space="preserve">(</w:t>
-      </w:r>
-      <w:r>
-        <w:rPr>
-          <w:rStyle w:val="FloatTok"/>
-        </w:rPr>
-        <w:t xml:space="preserve">0.4</w:t>
-      </w:r>
-      <w:r>
-        <w:rPr>
-          <w:rStyle w:val="NormalTok"/>
-        </w:rPr>
-        <w:t xml:space="preserve">, </w:t>
-      </w:r>
-      <w:r>
-        <w:rPr>
-          <w:rStyle w:val="FloatTok"/>
-        </w:rPr>
-        <w:t xml:space="preserve">0.6</w:t>
-      </w:r>
-      <w:r>
-        <w:rPr>
-          <w:rStyle w:val="NormalTok"/>
-        </w:rPr>
-        <w:t xml:space="preserve">) </w:t>
-      </w:r>
-      <w:r>
-        <w:rPr>
-          <w:rStyle w:val="SpecialCharTok"/>
-        </w:rPr>
-        <w:t xml:space="preserve">+</w:t>
-      </w:r>
-      <w:r>
-        <w:br/>
-      </w:r>
-      <w:r>
-        <w:rPr>
-          <w:rStyle w:val="NormalTok"/>
-        </w:rPr>
-        <w:t xml:space="preserve">  </w:t>
-      </w:r>
-      <w:r>
-        <w:rPr>
-          <w:rStyle w:val="FunctionTok"/>
-        </w:rPr>
-        <w:t xml:space="preserve">labs</w:t>
-      </w:r>
-      <w:r>
-        <w:rPr>
-          <w:rStyle w:val="NormalTok"/>
-        </w:rPr>
-        <w:t xml:space="preserve">(</w:t>
-      </w:r>
-      <w:r>
-        <w:rPr>
-          <w:rStyle w:val="AttributeTok"/>
-        </w:rPr>
-        <w:t xml:space="preserve">title =</w:t>
-      </w:r>
-      <w:r>
-        <w:rPr>
-          <w:rStyle w:val="NormalTok"/>
-        </w:rPr>
-        <w:t xml:space="preserve"> </w:t>
-      </w:r>
-      <w:r>
-        <w:rPr>
-          <w:rStyle w:val="StringTok"/>
-        </w:rPr>
-        <w:t xml:space="preserve">"Zoomed with xlim()/ylim()"</w:t>
-      </w:r>
-      <w:r>
-        <w:rPr>
-          <w:rStyle w:val="NormalTok"/>
-        </w:rPr>
-        <w:t xml:space="preserve">, </w:t>
-      </w:r>
-      <w:r>
-        <w:rPr>
-          <w:rStyle w:val="AttributeTok"/>
-        </w:rPr>
-        <w:t xml:space="preserve">x =</w:t>
-      </w:r>
-      <w:r>
-        <w:rPr>
-          <w:rStyle w:val="NormalTok"/>
-        </w:rPr>
-        <w:t xml:space="preserve"> </w:t>
-      </w:r>
-      <w:r>
-        <w:rPr>
-          <w:rStyle w:val="StringTok"/>
-        </w:rPr>
-        <w:t xml:space="preserve">"Petiole Length (mm)"</w:t>
-      </w:r>
-      <w:r>
-        <w:rPr>
-          <w:rStyle w:val="NormalTok"/>
-        </w:rPr>
-        <w:t xml:space="preserve">, </w:t>
-      </w:r>
-      <w:r>
-        <w:rPr>
-          <w:rStyle w:val="AttributeTok"/>
-        </w:rPr>
-        <w:t xml:space="preserve">y =</w:t>
-      </w:r>
-      <w:r>
-        <w:rPr>
-          <w:rStyle w:val="NormalTok"/>
-        </w:rPr>
-        <w:t xml:space="preserve"> </w:t>
-      </w:r>
-      <w:r>
-        <w:rPr>
-          <w:rStyle w:val="StringTok"/>
-        </w:rPr>
-        <w:t xml:space="preserve">"Leaf Mass (g)"</w:t>
-      </w:r>
-      <w:r>
-        <w:rPr>
-          <w:rStyle w:val="NormalTok"/>
-        </w:rPr>
-        <w:t xml:space="preserve">) </w:t>
-      </w:r>
-      <w:r>
-        <w:rPr>
-          <w:rStyle w:val="SpecialCharTok"/>
-        </w:rPr>
-        <w:t xml:space="preserve">+</w:t>
-      </w:r>
-      <w:r>
-        <w:br/>
-      </w:r>
-      <w:r>
-        <w:rPr>
-          <w:rStyle w:val="NormalTok"/>
-        </w:rPr>
-        <w:t xml:space="preserve">  </w:t>
-      </w:r>
-      <w:r>
-        <w:rPr>
-          <w:rStyle w:val="FunctionTok"/>
-        </w:rPr>
-        <w:t xml:space="preserve">theme_minimal</w:t>
-      </w:r>
-      <w:r>
-        <w:rPr>
-          <w:rStyle w:val="NormalTok"/>
-        </w:rPr>
-        <w:t xml:space="preserve">()</w:t>
-      </w:r>
-    </w:p>
-    <w:p>
-      <w:pPr>
-        <w:pStyle w:val="FirstParagraph"/>
-      </w:pPr>
-      <w:r>
-        <w:t xml:space="preserve">✏️</w:t>
-      </w:r>
-      <w:r>
-        <w:t xml:space="preserve"> </w:t>
-      </w:r>
-      <w:r>
-        <w:rPr>
-          <w:b/>
-          <w:bCs/>
-        </w:rPr>
-        <w:t xml:space="preserve">Your turn:</w:t>
-      </w:r>
-      <w:r>
-        <w:t xml:space="preserve"> </w:t>
-      </w:r>
-      <w:r>
-        <w:t xml:space="preserve">Compare the two trend lines. Are they the same? Explain why, in terms of what each function does to the data</w:t>
-      </w:r>
-      <w:r>
-        <w:t xml:space="preserve"> </w:t>
-      </w:r>
-      <w:r>
-        <w:rPr>
-          <w:i/>
-          <w:iCs/>
-        </w:rPr>
-        <w:t xml:space="preserve">before</w:t>
-      </w:r>
-      <w:r>
-        <w:t xml:space="preserve"> </w:t>
-      </w:r>
-      <w:r>
-        <w:t xml:space="preserve">the line is fit.</w:t>
-      </w:r>
-    </w:p>
-    <w:p>
-      <w:pPr>
-        <w:pStyle w:val="SourceCode"/>
-      </w:pPr>
-      <w:r>
-        <w:rPr>
-          <w:rStyle w:val="VerbatimChar"/>
-        </w:rPr>
-        <w:t xml:space="preserve">Same or different?</w:t>
-      </w:r>
-      <w:r>
-        <w:br/>
-      </w:r>
-      <w:r>
-        <w:rPr>
-          <w:rStyle w:val="VerbatimChar"/>
-        </w:rPr>
-        <w:t xml:space="preserve">Why:</w:t>
+        </w:rPr>
+        <w:t xml:space="preserve">Compared with the coord_cartesian() version, did this trend line move?</w:t>
       </w:r>
     </w:p>
     <w:p>
@@ -2876,8 +2979,8 @@
         </w:pict>
       </w:r>
     </w:p>
-    <w:bookmarkEnd w:id="20"/>
-    <w:bookmarkStart w:id="22" w:name="part-4-pick-a-theme"/>
+    <w:bookmarkEnd w:id="23"/>
+    <w:bookmarkStart w:id="25" w:name="part-4-pick-a-theme"/>
     <w:p>
       <w:pPr>
         <w:pStyle w:val="Heading1"/>
@@ -2895,7 +2998,7 @@
           <w:b/>
           <w:bCs/>
         </w:rPr>
-        <w:t xml:space="preserve">▶ Run this, trying each theme in turn:</w:t>
+        <w:t xml:space="preserve">▶ Run this — build the plot once, then try two themes:</w:t>
       </w:r>
     </w:p>
     <w:p>
@@ -2906,7 +3009,7 @@
         <w:rPr>
           <w:rStyle w:val="CommentTok"/>
         </w:rPr>
-        <w:t xml:space="preserve"># build the base plot once, then add each theme on top</w:t>
+        <w:t xml:space="preserve"># base plot, no theme yet</w:t>
       </w:r>
       <w:r>
         <w:br/>
@@ -3329,13 +3432,19 @@
         <w:rPr>
           <w:rStyle w:val="FunctionTok"/>
         </w:rPr>
-        <w:t xml:space="preserve">theme_grey</w:t>
-      </w:r>
-      <w:r>
-        <w:rPr>
-          <w:rStyle w:val="NormalTok"/>
-        </w:rPr>
-        <w:t xml:space="preserve">()</w:t>
+        <w:t xml:space="preserve">theme_minimal</w:t>
+      </w:r>
+      <w:r>
+        <w:rPr>
+          <w:rStyle w:val="NormalTok"/>
+        </w:rPr>
+        <w:t xml:space="preserve">()    </w:t>
+      </w:r>
+      <w:r>
+        <w:rPr>
+          <w:rStyle w:val="CommentTok"/>
+        </w:rPr>
+        <w:t xml:space="preserve"># light, faint gridlines</w:t>
       </w:r>
       <w:r>
         <w:br/>
@@ -3362,13 +3471,115 @@
         <w:rPr>
           <w:rStyle w:val="FunctionTok"/>
         </w:rPr>
-        <w:t xml:space="preserve">theme_bw</w:t>
-      </w:r>
-      <w:r>
-        <w:rPr>
-          <w:rStyle w:val="NormalTok"/>
-        </w:rPr>
-        <w:t xml:space="preserve">()</w:t>
+        <w:t xml:space="preserve">theme_classic</w:t>
+      </w:r>
+      <w:r>
+        <w:rPr>
+          <w:rStyle w:val="NormalTok"/>
+        </w:rPr>
+        <w:t xml:space="preserve">()    </w:t>
+      </w:r>
+      <w:r>
+        <w:rPr>
+          <w:rStyle w:val="CommentTok"/>
+        </w:rPr>
+        <w:t xml:space="preserve"># axis lines only — close to journal style</w:t>
+      </w:r>
+    </w:p>
+    <w:p>
+      <w:pPr>
+        <w:pStyle w:val="SourceCode"/>
+      </w:pPr>
+      <w:r>
+        <w:rPr>
+          <w:rStyle w:val="VerbatimChar"/>
+        </w:rPr>
+        <w:t xml:space="preserve">Which of the two do you prefer for a figure in a report?</w:t>
+      </w:r>
+    </w:p>
+    <w:bookmarkStart w:id="24" w:name="one-small-tweak-with-theme"/>
+    <w:p>
+      <w:pPr>
+        <w:pStyle w:val="Heading3"/>
+      </w:pPr>
+      <w:r>
+        <w:t xml:space="preserve">One small tweak with</w:t>
+      </w:r>
+      <w:r>
+        <w:t xml:space="preserve"> </w:t>
+      </w:r>
+      <w:r>
+        <w:rPr>
+          <w:rStyle w:val="VerbatimChar"/>
+        </w:rPr>
+        <w:t xml:space="preserve">theme()</w:t>
+      </w:r>
+    </w:p>
+    <w:p>
+      <w:pPr>
+        <w:pStyle w:val="FirstParagraph"/>
+      </w:pPr>
+      <w:r>
+        <w:t xml:space="preserve">Pick a base theme, then use</w:t>
+      </w:r>
+      <w:r>
+        <w:t xml:space="preserve"> </w:t>
+      </w:r>
+      <w:r>
+        <w:rPr>
+          <w:rStyle w:val="VerbatimChar"/>
+        </w:rPr>
+        <w:t xml:space="preserve">theme()</w:t>
+      </w:r>
+      <w:r>
+        <w:t xml:space="preserve"> </w:t>
+      </w:r>
+      <w:r>
+        <w:t xml:space="preserve">to override single pieces. The most common tweak is dropping a legend you don’t need (here</w:t>
+      </w:r>
+      <w:r>
+        <w:t xml:space="preserve"> </w:t>
+      </w:r>
+      <w:r>
+        <w:rPr>
+          <w:rStyle w:val="VerbatimChar"/>
+        </w:rPr>
+        <w:t xml:space="preserve">fill</w:t>
+      </w:r>
+      <w:r>
+        <w:t xml:space="preserve"> </w:t>
+      </w:r>
+      <w:r>
+        <w:t xml:space="preserve">just repeats the x-axis):</w:t>
+      </w:r>
+    </w:p>
+    <w:p>
+      <w:pPr>
+        <w:pStyle w:val="SourceCode"/>
+      </w:pPr>
+      <w:r>
+        <w:rPr>
+          <w:rStyle w:val="NormalTok"/>
+        </w:rPr>
+        <w:t xml:space="preserve">leaf_plot_final </w:t>
+      </w:r>
+      <w:r>
+        <w:rPr>
+          <w:rStyle w:val="OtherTok"/>
+        </w:rPr>
+        <w:t xml:space="preserve">&lt;-</w:t>
+      </w:r>
+      <w:r>
+        <w:rPr>
+          <w:rStyle w:val="NormalTok"/>
+        </w:rPr>
+        <w:t xml:space="preserve"> leaf_plot </w:t>
+      </w:r>
+      <w:r>
+        <w:rPr>
+          <w:rStyle w:val="SpecialCharTok"/>
+        </w:rPr>
+        <w:t xml:space="preserve">+</w:t>
       </w:r>
       <w:r>
         <w:br/>
@@ -3377,7 +3588,19 @@
         <w:rPr>
           <w:rStyle w:val="NormalTok"/>
         </w:rPr>
-        <w:t xml:space="preserve">leaf_plot </w:t>
+        <w:t xml:space="preserve">  </w:t>
+      </w:r>
+      <w:r>
+        <w:rPr>
+          <w:rStyle w:val="FunctionTok"/>
+        </w:rPr>
+        <w:t xml:space="preserve">theme_classic</w:t>
+      </w:r>
+      <w:r>
+        <w:rPr>
+          <w:rStyle w:val="NormalTok"/>
+        </w:rPr>
+        <w:t xml:space="preserve">() </w:t>
       </w:r>
       <w:r>
         <w:rPr>
@@ -3386,407 +3609,85 @@
         <w:t xml:space="preserve">+</w:t>
       </w:r>
       <w:r>
-        <w:rPr>
-          <w:rStyle w:val="NormalTok"/>
-        </w:rPr>
-        <w:t xml:space="preserve"> </w:t>
+        <w:br/>
+      </w:r>
+      <w:r>
+        <w:rPr>
+          <w:rStyle w:val="NormalTok"/>
+        </w:rPr>
+        <w:t xml:space="preserve">  </w:t>
       </w:r>
       <w:r>
         <w:rPr>
           <w:rStyle w:val="FunctionTok"/>
         </w:rPr>
-        <w:t xml:space="preserve">theme_minimal</w:t>
-      </w:r>
-      <w:r>
-        <w:rPr>
-          <w:rStyle w:val="NormalTok"/>
-        </w:rPr>
-        <w:t xml:space="preserve">()</w:t>
+        <w:t xml:space="preserve">theme</w:t>
+      </w:r>
+      <w:r>
+        <w:rPr>
+          <w:rStyle w:val="NormalTok"/>
+        </w:rPr>
+        <w:t xml:space="preserve">(</w:t>
+      </w:r>
+      <w:r>
+        <w:rPr>
+          <w:rStyle w:val="AttributeTok"/>
+        </w:rPr>
+        <w:t xml:space="preserve">legend.position =</w:t>
+      </w:r>
+      <w:r>
+        <w:rPr>
+          <w:rStyle w:val="NormalTok"/>
+        </w:rPr>
+        <w:t xml:space="preserve"> </w:t>
+      </w:r>
+      <w:r>
+        <w:rPr>
+          <w:rStyle w:val="StringTok"/>
+        </w:rPr>
+        <w:t xml:space="preserve">"none"</w:t>
+      </w:r>
+      <w:r>
+        <w:rPr>
+          <w:rStyle w:val="NormalTok"/>
+        </w:rPr>
+        <w:t xml:space="preserve">)</w:t>
       </w:r>
       <w:r>
         <w:br/>
       </w:r>
       <w:r>
-        <w:rPr>
-          <w:rStyle w:val="NormalTok"/>
-        </w:rPr>
-        <w:t xml:space="preserve">leaf_plot </w:t>
-      </w:r>
-      <w:r>
-        <w:rPr>
-          <w:rStyle w:val="SpecialCharTok"/>
-        </w:rPr>
-        <w:t xml:space="preserve">+</w:t>
-      </w:r>
-      <w:r>
-        <w:rPr>
-          <w:rStyle w:val="NormalTok"/>
-        </w:rPr>
-        <w:t xml:space="preserve"> </w:t>
-      </w:r>
-      <w:r>
-        <w:rPr>
-          <w:rStyle w:val="FunctionTok"/>
-        </w:rPr>
-        <w:t xml:space="preserve">theme_classic</w:t>
-      </w:r>
-      <w:r>
-        <w:rPr>
-          <w:rStyle w:val="NormalTok"/>
-        </w:rPr>
-        <w:t xml:space="preserve">()</w:t>
-      </w:r>
-      <w:r>
         <w:br/>
       </w:r>
       <w:r>
         <w:rPr>
           <w:rStyle w:val="NormalTok"/>
         </w:rPr>
-        <w:t xml:space="preserve">leaf_plot </w:t>
-      </w:r>
-      <w:r>
-        <w:rPr>
-          <w:rStyle w:val="SpecialCharTok"/>
-        </w:rPr>
-        <w:t xml:space="preserve">+</w:t>
-      </w:r>
-      <w:r>
-        <w:rPr>
-          <w:rStyle w:val="NormalTok"/>
-        </w:rPr>
-        <w:t xml:space="preserve"> </w:t>
-      </w:r>
-      <w:r>
-        <w:rPr>
-          <w:rStyle w:val="FunctionTok"/>
-        </w:rPr>
-        <w:t xml:space="preserve">theme_light</w:t>
-      </w:r>
-      <w:r>
-        <w:rPr>
-          <w:rStyle w:val="NormalTok"/>
-        </w:rPr>
-        <w:t xml:space="preserve">()</w:t>
-      </w:r>
-    </w:p>
-    <w:p>
-      <w:pPr>
-        <w:pStyle w:val="SourceCode"/>
-      </w:pPr>
-      <w:r>
-        <w:rPr>
-          <w:rStyle w:val="VerbatimChar"/>
-        </w:rPr>
-        <w:t xml:space="preserve">Which theme do you like best for this plot, and why?</w:t>
-      </w:r>
-    </w:p>
-    <w:bookmarkStart w:id="21" w:name="adjust-it-with-theme"/>
-    <w:p>
-      <w:pPr>
-        <w:pStyle w:val="Heading3"/>
-      </w:pPr>
-      <w:r>
-        <w:t xml:space="preserve">Adjust it with</w:t>
-      </w:r>
-      <w:r>
-        <w:t xml:space="preserve"> </w:t>
-      </w:r>
-      <w:r>
-        <w:rPr>
-          <w:rStyle w:val="VerbatimChar"/>
-        </w:rPr>
-        <w:t xml:space="preserve">theme()</w:t>
+        <w:t xml:space="preserve">leaf_plot_final</w:t>
       </w:r>
     </w:p>
     <w:p>
       <w:pPr>
         <w:pStyle w:val="FirstParagraph"/>
       </w:pPr>
+      <w:r>
+        <w:t xml:space="preserve">✏️</w:t>
+      </w:r>
+      <w:r>
+        <w:t xml:space="preserve"> </w:t>
+      </w:r>
       <w:r>
         <w:rPr>
           <w:b/>
           <w:bCs/>
         </w:rPr>
-        <w:t xml:space="preserve">▶ Run this:</w:t>
-      </w:r>
-    </w:p>
-    <w:p>
-      <w:pPr>
-        <w:pStyle w:val="SourceCode"/>
-      </w:pPr>
-      <w:r>
-        <w:rPr>
-          <w:rStyle w:val="CommentTok"/>
-        </w:rPr>
-        <w:t xml:space="preserve"># start from theme_classic(), then override a few individual elements</w:t>
-      </w:r>
-      <w:r>
-        <w:br/>
-      </w:r>
-      <w:r>
-        <w:rPr>
-          <w:rStyle w:val="NormalTok"/>
-        </w:rPr>
-        <w:t xml:space="preserve">leaf_plot_final </w:t>
-      </w:r>
-      <w:r>
-        <w:rPr>
-          <w:rStyle w:val="OtherTok"/>
-        </w:rPr>
-        <w:t xml:space="preserve">&lt;-</w:t>
-      </w:r>
-      <w:r>
-        <w:rPr>
-          <w:rStyle w:val="NormalTok"/>
-        </w:rPr>
-        <w:t xml:space="preserve"> leaf_plot </w:t>
-      </w:r>
-      <w:r>
-        <w:rPr>
-          <w:rStyle w:val="SpecialCharTok"/>
-        </w:rPr>
-        <w:t xml:space="preserve">+</w:t>
-      </w:r>
-      <w:r>
-        <w:br/>
-      </w:r>
-      <w:r>
-        <w:rPr>
-          <w:rStyle w:val="NormalTok"/>
-        </w:rPr>
-        <w:t xml:space="preserve">  </w:t>
-      </w:r>
-      <w:r>
-        <w:rPr>
-          <w:rStyle w:val="FunctionTok"/>
-        </w:rPr>
-        <w:t xml:space="preserve">theme_classic</w:t>
-      </w:r>
-      <w:r>
-        <w:rPr>
-          <w:rStyle w:val="NormalTok"/>
-        </w:rPr>
-        <w:t xml:space="preserve">() </w:t>
-      </w:r>
-      <w:r>
-        <w:rPr>
-          <w:rStyle w:val="SpecialCharTok"/>
-        </w:rPr>
-        <w:t xml:space="preserve">+</w:t>
-      </w:r>
-      <w:r>
-        <w:br/>
-      </w:r>
-      <w:r>
-        <w:rPr>
-          <w:rStyle w:val="NormalTok"/>
-        </w:rPr>
-        <w:t xml:space="preserve">  </w:t>
-      </w:r>
-      <w:r>
-        <w:rPr>
-          <w:rStyle w:val="FunctionTok"/>
-        </w:rPr>
-        <w:t xml:space="preserve">theme</w:t>
-      </w:r>
-      <w:r>
-        <w:rPr>
-          <w:rStyle w:val="NormalTok"/>
-        </w:rPr>
-        <w:t xml:space="preserve">(</w:t>
-      </w:r>
-      <w:r>
-        <w:br/>
-      </w:r>
-      <w:r>
-        <w:rPr>
-          <w:rStyle w:val="NormalTok"/>
-        </w:rPr>
-        <w:t xml:space="preserve">    </w:t>
-      </w:r>
-      <w:r>
-        <w:rPr>
-          <w:rStyle w:val="AttributeTok"/>
-        </w:rPr>
-        <w:t xml:space="preserve">legend.position =</w:t>
-      </w:r>
-      <w:r>
-        <w:rPr>
-          <w:rStyle w:val="NormalTok"/>
-        </w:rPr>
-        <w:t xml:space="preserve"> </w:t>
-      </w:r>
-      <w:r>
-        <w:rPr>
-          <w:rStyle w:val="StringTok"/>
-        </w:rPr>
-        <w:t xml:space="preserve">"none"</w:t>
-      </w:r>
-      <w:r>
-        <w:rPr>
-          <w:rStyle w:val="NormalTok"/>
-        </w:rPr>
-        <w:t xml:space="preserve">,</w:t>
-      </w:r>
-      <w:r>
-        <w:br/>
-      </w:r>
-      <w:r>
-        <w:rPr>
-          <w:rStyle w:val="NormalTok"/>
-        </w:rPr>
-        <w:t xml:space="preserve">    </w:t>
-      </w:r>
-      <w:r>
-        <w:rPr>
-          <w:rStyle w:val="AttributeTok"/>
-        </w:rPr>
-        <w:t xml:space="preserve">axis.text  =</w:t>
-      </w:r>
-      <w:r>
-        <w:rPr>
-          <w:rStyle w:val="NormalTok"/>
-        </w:rPr>
-        <w:t xml:space="preserve"> </w:t>
-      </w:r>
-      <w:r>
-        <w:rPr>
-          <w:rStyle w:val="FunctionTok"/>
-        </w:rPr>
-        <w:t xml:space="preserve">element_text</w:t>
-      </w:r>
-      <w:r>
-        <w:rPr>
-          <w:rStyle w:val="NormalTok"/>
-        </w:rPr>
-        <w:t xml:space="preserve">(</w:t>
-      </w:r>
-      <w:r>
-        <w:rPr>
-          <w:rStyle w:val="AttributeTok"/>
-        </w:rPr>
-        <w:t xml:space="preserve">size =</w:t>
-      </w:r>
-      <w:r>
-        <w:rPr>
-          <w:rStyle w:val="NormalTok"/>
-        </w:rPr>
-        <w:t xml:space="preserve"> </w:t>
-      </w:r>
-      <w:r>
-        <w:rPr>
-          <w:rStyle w:val="DecValTok"/>
-        </w:rPr>
-        <w:t xml:space="preserve">12</w:t>
-      </w:r>
-      <w:r>
-        <w:rPr>
-          <w:rStyle w:val="NormalTok"/>
-        </w:rPr>
-        <w:t xml:space="preserve">),</w:t>
-      </w:r>
-      <w:r>
-        <w:br/>
-      </w:r>
-      <w:r>
-        <w:rPr>
-          <w:rStyle w:val="NormalTok"/>
-        </w:rPr>
-        <w:t xml:space="preserve">    </w:t>
-      </w:r>
-      <w:r>
-        <w:rPr>
-          <w:rStyle w:val="AttributeTok"/>
-        </w:rPr>
-        <w:t xml:space="preserve">axis.title =</w:t>
-      </w:r>
-      <w:r>
-        <w:rPr>
-          <w:rStyle w:val="NormalTok"/>
-        </w:rPr>
-        <w:t xml:space="preserve"> </w:t>
-      </w:r>
-      <w:r>
-        <w:rPr>
-          <w:rStyle w:val="FunctionTok"/>
-        </w:rPr>
-        <w:t xml:space="preserve">element_text</w:t>
-      </w:r>
-      <w:r>
-        <w:rPr>
-          <w:rStyle w:val="NormalTok"/>
-        </w:rPr>
-        <w:t xml:space="preserve">(</w:t>
-      </w:r>
-      <w:r>
-        <w:rPr>
-          <w:rStyle w:val="AttributeTok"/>
-        </w:rPr>
-        <w:t xml:space="preserve">size =</w:t>
-      </w:r>
-      <w:r>
-        <w:rPr>
-          <w:rStyle w:val="NormalTok"/>
-        </w:rPr>
-        <w:t xml:space="preserve"> </w:t>
-      </w:r>
-      <w:r>
-        <w:rPr>
-          <w:rStyle w:val="DecValTok"/>
-        </w:rPr>
-        <w:t xml:space="preserve">13</w:t>
-      </w:r>
-      <w:r>
-        <w:rPr>
-          <w:rStyle w:val="NormalTok"/>
-        </w:rPr>
-        <w:t xml:space="preserve">)</w:t>
-      </w:r>
-      <w:r>
-        <w:br/>
-      </w:r>
-      <w:r>
-        <w:rPr>
-          <w:rStyle w:val="NormalTok"/>
-        </w:rPr>
-        <w:t xml:space="preserve">  )</w:t>
-      </w:r>
-      <w:r>
-        <w:br/>
-      </w:r>
-      <w:r>
-        <w:br/>
-      </w:r>
-      <w:r>
-        <w:rPr>
-          <w:rStyle w:val="NormalTok"/>
-        </w:rPr>
-        <w:t xml:space="preserve">leaf_plot_final</w:t>
-      </w:r>
-    </w:p>
-    <w:p>
-      <w:pPr>
-        <w:pStyle w:val="FirstParagraph"/>
-      </w:pPr>
-      <w:r>
-        <w:t xml:space="preserve">✏️</w:t>
-      </w:r>
-      <w:r>
-        <w:t xml:space="preserve"> </w:t>
-      </w:r>
-      <w:r>
-        <w:rPr>
-          <w:b/>
-          <w:bCs/>
-        </w:rPr>
         <w:t xml:space="preserve">Your turn — in your script:</w:t>
       </w:r>
       <w:r>
         <w:t xml:space="preserve"> </w:t>
       </w:r>
       <w:r>
-        <w:t xml:space="preserve">Change</w:t>
+        <w:t xml:space="preserve">Add</w:t>
       </w:r>
       <w:r>
         <w:t xml:space="preserve"> </w:t>
@@ -3795,13 +3696,13 @@
         <w:rPr>
           <w:rStyle w:val="VerbatimChar"/>
         </w:rPr>
-        <w:t xml:space="preserve">axis.text</w:t>
-      </w:r>
-      <w:r>
-        <w:t xml:space="preserve"> </w:t>
-      </w:r>
-      <w:r>
-        <w:t xml:space="preserve">to</w:t>
+        <w:t xml:space="preserve">plot.title = element_text(face = "bold")</w:t>
+      </w:r>
+      <w:r>
+        <w:t xml:space="preserve"> </w:t>
+      </w:r>
+      <w:r>
+        <w:t xml:space="preserve">inside</w:t>
       </w:r>
       <w:r>
         <w:t xml:space="preserve"> </w:t>
@@ -3810,24 +3711,13 @@
         <w:rPr>
           <w:rStyle w:val="VerbatimChar"/>
         </w:rPr>
-        <w:t xml:space="preserve">size = 16</w:t>
+        <w:t xml:space="preserve">theme()</w:t>
       </w:r>
       <w:r>
         <w:t xml:space="preserve"> </w:t>
       </w:r>
       <w:r>
         <w:t xml:space="preserve">and run it.</w:t>
-      </w:r>
-    </w:p>
-    <w:p>
-      <w:pPr>
-        <w:pStyle w:val="SourceCode"/>
-      </w:pPr>
-      <w:r>
-        <w:rPr>
-          <w:rStyle w:val="VerbatimChar"/>
-        </w:rPr>
-        <w:t xml:space="preserve">Too big, too small, or just right?</w:t>
       </w:r>
     </w:p>
     <w:p>
@@ -3837,9 +3727,9 @@
         </w:pict>
       </w:r>
     </w:p>
-    <w:bookmarkEnd w:id="21"/>
-    <w:bookmarkEnd w:id="22"/>
-    <w:bookmarkStart w:id="23" w:name="part-5-save-in-two-formats"/>
+    <w:bookmarkEnd w:id="24"/>
+    <w:bookmarkEnd w:id="25"/>
+    <w:bookmarkStart w:id="26" w:name="part-5-save-in-two-formats"/>
     <w:p>
       <w:pPr>
         <w:pStyle w:val="Heading1"/>
@@ -4165,8 +4055,8 @@
         </w:pict>
       </w:r>
     </w:p>
-    <w:bookmarkEnd w:id="23"/>
-    <w:bookmarkStart w:id="24" w:name="part-6-review-and-checkpoint"/>
+    <w:bookmarkEnd w:id="26"/>
+    <w:bookmarkStart w:id="27" w:name="part-6-review-and-checkpoint"/>
     <w:p>
       <w:pPr>
         <w:pStyle w:val="Heading1"/>
@@ -4231,7 +4121,7 @@
         </w:numPr>
       </w:pPr>
       <w:r>
-        <w:t xml:space="preserve">Explain why</w:t>
+        <w:t xml:space="preserve">Zoom a plot with</w:t>
       </w:r>
       <w:r>
         <w:t xml:space="preserve"> </w:t>
@@ -4246,7 +4136,7 @@
         <w:t xml:space="preserve"> </w:t>
       </w:r>
       <w:r>
-        <w:t xml:space="preserve">and</w:t>
+        <w:t xml:space="preserve">and say why</w:t>
       </w:r>
       <w:r>
         <w:t xml:space="preserve"> </w:t>
@@ -4258,9 +4148,15 @@
         <w:t xml:space="preserve">xlim()</w:t>
       </w:r>
       <w:r>
+        <w:t xml:space="preserve"> </w:t>
+      </w:r>
+      <w:r>
         <w:t xml:space="preserve">/</w:t>
       </w:r>
       <w:r>
+        <w:t xml:space="preserve"> </w:t>
+      </w:r>
+      <w:r>
         <w:rPr>
           <w:rStyle w:val="VerbatimChar"/>
         </w:rPr>
@@ -4270,7 +4166,7 @@
         <w:t xml:space="preserve"> </w:t>
       </w:r>
       <w:r>
-        <w:t xml:space="preserve">can produce different trend lines</w:t>
+        <w:t xml:space="preserve">is a trap</w:t>
       </w:r>
     </w:p>
     <w:p>
@@ -4282,7 +4178,16 @@
         </w:numPr>
       </w:pPr>
       <w:r>
-        <w:t xml:space="preserve">Try all five built-in themes on the same plot</w:t>
+        <w:t xml:space="preserve">Try a couple of built-in themes and drop a legend with</w:t>
+      </w:r>
+      <w:r>
+        <w:t xml:space="preserve"> </w:t>
+      </w:r>
+      <w:r>
+        <w:rPr>
+          <w:rStyle w:val="VerbatimChar"/>
+        </w:rPr>
+        <w:t xml:space="preserve">theme()</w:t>
       </w:r>
     </w:p>
     <w:p>
@@ -4294,7 +4199,7 @@
         </w:numPr>
       </w:pPr>
       <w:r>
-        <w:t xml:space="preserve">Adjust a theme with</w:t>
+        <w:t xml:space="preserve">Save a plot as both</w:t>
       </w:r>
       <w:r>
         <w:t xml:space="preserve"> </w:t>
@@ -4303,7 +4208,346 @@
         <w:rPr>
           <w:rStyle w:val="VerbatimChar"/>
         </w:rPr>
-        <w:t xml:space="preserve">theme()</w:t>
+        <w:t xml:space="preserve">.png</w:t>
+      </w:r>
+      <w:r>
+        <w:t xml:space="preserve"> </w:t>
+      </w:r>
+      <w:r>
+        <w:t xml:space="preserve">and</w:t>
+      </w:r>
+      <w:r>
+        <w:t xml:space="preserve"> </w:t>
+      </w:r>
+      <w:r>
+        <w:rPr>
+          <w:rStyle w:val="VerbatimChar"/>
+        </w:rPr>
+        <w:t xml:space="preserve">.pdf</w:t>
+      </w:r>
+    </w:p>
+    <w:p>
+      <w:pPr>
+        <w:pStyle w:val="FirstParagraph"/>
+      </w:pPr>
+      <w:r>
+        <w:t xml:space="preserve">✏️</w:t>
+      </w:r>
+      <w:r>
+        <w:t xml:space="preserve"> </w:t>
+      </w:r>
+      <w:r>
+        <w:rPr>
+          <w:b/>
+          <w:bCs/>
+        </w:rPr>
+        <w:t xml:space="preserve">Your turn — before you move on:</w:t>
+      </w:r>
+      <w:r>
+        <w:t xml:space="preserve"> </w:t>
+      </w:r>
+      <w:r>
+        <w:t xml:space="preserve">Run your entire script top to bottom with</w:t>
+      </w:r>
+      <w:r>
+        <w:t xml:space="preserve"> </w:t>
+      </w:r>
+      <w:r>
+        <w:rPr>
+          <w:b/>
+          <w:bCs/>
+        </w:rPr>
+        <w:t xml:space="preserve">Ctrl/Cmd + Shift + Enter</w:t>
+      </w:r>
+      <w:r>
+        <w:t xml:space="preserve"> </w:t>
+      </w:r>
+      <w:r>
+        <w:t xml:space="preserve">(Source). Does it complete without errors?</w:t>
+      </w:r>
+    </w:p>
+    <w:p>
+      <w:pPr>
+        <w:pStyle w:val="SourceCode"/>
+      </w:pPr>
+      <w:r>
+        <w:rPr>
+          <w:rStyle w:val="VerbatimChar"/>
+        </w:rPr>
+        <w:t xml:space="preserve">Ran cleanly?  Y / N</w:t>
+      </w:r>
+      <w:r>
+        <w:br/>
+      </w:r>
+      <w:r>
+        <w:rPr>
+          <w:rStyle w:val="VerbatimChar"/>
+        </w:rPr>
+        <w:t xml:space="preserve">If not, what error appeared:</w:t>
+      </w:r>
+    </w:p>
+    <w:p>
+      <w:r>
+        <w:pict>
+          <v:rect style="width:0;height:1.5pt" o:hralign="center" o:hrstd="t" o:hr="t"/>
+        </w:pict>
+      </w:r>
+    </w:p>
+    <w:bookmarkEnd w:id="27"/>
+    <w:bookmarkStart w:id="28" w:name="what-your-project-folder-should-contain"/>
+    <w:p>
+      <w:pPr>
+        <w:pStyle w:val="Heading1"/>
+      </w:pPr>
+      <w:r>
+        <w:t xml:space="preserve">What your project folder should contain</w:t>
+      </w:r>
+    </w:p>
+    <w:p>
+      <w:pPr>
+        <w:pStyle w:val="SourceCode"/>
+      </w:pPr>
+      <w:r>
+        <w:rPr>
+          <w:rStyle w:val="VerbatimChar"/>
+        </w:rPr>
+        <w:t xml:space="preserve">leaf_project/</w:t>
+      </w:r>
+      <w:r>
+        <w:br/>
+      </w:r>
+      <w:r>
+        <w:rPr>
+          <w:rStyle w:val="VerbatimChar"/>
+        </w:rPr>
+        <w:t xml:space="preserve">├── data/</w:t>
+      </w:r>
+      <w:r>
+        <w:br/>
+      </w:r>
+      <w:r>
+        <w:rPr>
+          <w:rStyle w:val="VerbatimChar"/>
+        </w:rPr>
+        <w:t xml:space="preserve">│   └── 2026_09_03_data_sci_leaf_area.xlsx   &lt;- never edit this</w:t>
+      </w:r>
+      <w:r>
+        <w:br/>
+      </w:r>
+      <w:r>
+        <w:rPr>
+          <w:rStyle w:val="VerbatimChar"/>
+        </w:rPr>
+        <w:t xml:space="preserve">├── figures/</w:t>
+      </w:r>
+      <w:r>
+        <w:br/>
+      </w:r>
+      <w:r>
+        <w:rPr>
+          <w:rStyle w:val="VerbatimChar"/>
+        </w:rPr>
+        <w:t xml:space="preserve">│   ├── leaf_mass_theme.png                  &lt;- Part 5</w:t>
+      </w:r>
+      <w:r>
+        <w:br/>
+      </w:r>
+      <w:r>
+        <w:rPr>
+          <w:rStyle w:val="VerbatimChar"/>
+        </w:rPr>
+        <w:t xml:space="preserve">│   └── leaf_mass_theme.pdf                  &lt;- Part 5</w:t>
+      </w:r>
+      <w:r>
+        <w:br/>
+      </w:r>
+      <w:r>
+        <w:rPr>
+          <w:rStyle w:val="VerbatimChar"/>
+        </w:rPr>
+        <w:t xml:space="preserve">└── scripts/</w:t>
+      </w:r>
+      <w:r>
+        <w:br/>
+      </w:r>
+      <w:r>
+        <w:rPr>
+          <w:rStyle w:val="VerbatimChar"/>
+        </w:rPr>
+        <w:t xml:space="preserve">    └── 04_ggplot_2.R                        &lt;- your script (turn this in)</w:t>
+      </w:r>
+    </w:p>
+    <w:p>
+      <w:r>
+        <w:pict>
+          <v:rect style="width:0;height:1.5pt" o:hralign="center" o:hrstd="t" o:hr="t"/>
+        </w:pict>
+      </w:r>
+    </w:p>
+    <w:bookmarkEnd w:id="28"/>
+    <w:bookmarkStart w:id="31" w:name="extension-out-of-class-20-min"/>
+    <w:p>
+      <w:pPr>
+        <w:pStyle w:val="Heading1"/>
+      </w:pPr>
+      <w:r>
+        <w:t xml:space="preserve">Extension — out of class (~20 min)</w:t>
+      </w:r>
+    </w:p>
+    <w:p>
+      <w:pPr>
+        <w:pStyle w:val="FirstParagraph"/>
+      </w:pPr>
+      <w:r>
+        <w:rPr>
+          <w:i/>
+          <w:iCs/>
+        </w:rPr>
+        <w:t xml:space="preserve">Add this to the bottom of</w:t>
+      </w:r>
+      <w:r>
+        <w:rPr>
+          <w:i/>
+          <w:iCs/>
+        </w:rPr>
+        <w:t xml:space="preserve"> </w:t>
+      </w:r>
+      <w:r>
+        <w:rPr>
+          <w:rStyle w:val="VerbatimChar"/>
+          <w:i/>
+          <w:iCs/>
+        </w:rPr>
+        <w:t xml:space="preserve">scripts/04_ggplot_2.R</w:t>
+      </w:r>
+      <w:r>
+        <w:rPr>
+          <w:i/>
+          <w:iCs/>
+        </w:rPr>
+        <w:t xml:space="preserve"> </w:t>
+      </w:r>
+      <w:r>
+        <w:rPr>
+          <w:i/>
+          <w:iCs/>
+        </w:rPr>
+        <w:t xml:space="preserve">and turn it in with the rest. Put written answers in</w:t>
+      </w:r>
+      <w:r>
+        <w:rPr>
+          <w:i/>
+          <w:iCs/>
+        </w:rPr>
+        <w:t xml:space="preserve"> </w:t>
+      </w:r>
+      <w:r>
+        <w:rPr>
+          <w:rStyle w:val="VerbatimChar"/>
+          <w:i/>
+          <w:iCs/>
+        </w:rPr>
+        <w:t xml:space="preserve">#</w:t>
+      </w:r>
+      <w:r>
+        <w:rPr>
+          <w:i/>
+          <w:iCs/>
+        </w:rPr>
+        <w:t xml:space="preserve"> </w:t>
+      </w:r>
+      <w:r>
+        <w:rPr>
+          <w:i/>
+          <w:iCs/>
+        </w:rPr>
+        <w:t xml:space="preserve">comments right under the code they go with.</w:t>
+      </w:r>
+    </w:p>
+    <w:bookmarkStart w:id="29" w:name="e1-see-exactly-what-xlim-removes-5-pts"/>
+    <w:p>
+      <w:pPr>
+        <w:pStyle w:val="Heading2"/>
+      </w:pPr>
+      <w:r>
+        <w:t xml:space="preserve">E1 · See exactly what</w:t>
+      </w:r>
+      <w:r>
+        <w:t xml:space="preserve"> </w:t>
+      </w:r>
+      <w:r>
+        <w:rPr>
+          <w:rStyle w:val="VerbatimChar"/>
+        </w:rPr>
+        <w:t xml:space="preserve">xlim()</w:t>
+      </w:r>
+      <w:r>
+        <w:t xml:space="preserve"> </w:t>
+      </w:r>
+      <w:r>
+        <w:t xml:space="preserve">removes (5 pts)</w:t>
+      </w:r>
+    </w:p>
+    <w:p>
+      <w:pPr>
+        <w:pStyle w:val="FirstParagraph"/>
+      </w:pPr>
+      <w:r>
+        <w:t xml:space="preserve">Stay with</w:t>
+      </w:r>
+      <w:r>
+        <w:t xml:space="preserve"> </w:t>
+      </w:r>
+      <w:r>
+        <w:rPr>
+          <w:rStyle w:val="VerbatimChar"/>
+        </w:rPr>
+        <w:t xml:space="preserve">mass_g</w:t>
+      </w:r>
+      <w:r>
+        <w:t xml:space="preserve"> </w:t>
+      </w:r>
+      <w:r>
+        <w:t xml:space="preserve">vs</w:t>
+      </w:r>
+      <w:r>
+        <w:t xml:space="preserve"> </w:t>
+      </w:r>
+      <w:r>
+        <w:rPr>
+          <w:rStyle w:val="VerbatimChar"/>
+        </w:rPr>
+        <w:t xml:space="preserve">petiole_mm</w:t>
+      </w:r>
+      <w:r>
+        <w:t xml:space="preserve"> </w:t>
+      </w:r>
+      <w:r>
+        <w:t xml:space="preserve">and the window from Part 3 (</w:t>
+      </w:r>
+      <w:r>
+        <w:rPr>
+          <w:rStyle w:val="VerbatimChar"/>
+        </w:rPr>
+        <w:t xml:space="preserve">50</w:t>
+      </w:r>
+      <w:r>
+        <w:t xml:space="preserve"> </w:t>
+      </w:r>
+      <w:r>
+        <w:t xml:space="preserve">to</w:t>
+      </w:r>
+      <w:r>
+        <w:t xml:space="preserve"> </w:t>
+      </w:r>
+      <w:r>
+        <w:rPr>
+          <w:rStyle w:val="VerbatimChar"/>
+        </w:rPr>
+        <w:t xml:space="preserve">70</w:t>
+      </w:r>
+      <w:r>
+        <w:t xml:space="preserve">).</w:t>
       </w:r>
     </w:p>
     <w:p>
@@ -4315,7 +4559,7 @@
         </w:numPr>
       </w:pPr>
       <w:r>
-        <w:t xml:space="preserve">Save a plot as both</w:t>
+        <w:t xml:space="preserve">Run</w:t>
       </w:r>
       <w:r>
         <w:t xml:space="preserve"> </w:t>
@@ -4324,13 +4568,25 @@
         <w:rPr>
           <w:rStyle w:val="VerbatimChar"/>
         </w:rPr>
-        <w:t xml:space="preserve">.png</w:t>
-      </w:r>
-      <w:r>
-        <w:t xml:space="preserve"> </w:t>
-      </w:r>
-      <w:r>
-        <w:t xml:space="preserve">and</w:t>
+        <w:t xml:space="preserve">nrow(leaf_df)</w:t>
+      </w:r>
+      <w:r>
+        <w:t xml:space="preserve"> </w:t>
+      </w:r>
+      <w:r>
+        <w:t xml:space="preserve">— the full leaf count.</w:t>
+      </w:r>
+    </w:p>
+    <w:p>
+      <w:pPr>
+        <w:pStyle w:val="Compact"/>
+        <w:numPr>
+          <w:ilvl w:val="0"/>
+          <w:numId w:val="1009"/>
+        </w:numPr>
+      </w:pPr>
+      <w:r>
+        <w:t xml:space="preserve">Run</w:t>
       </w:r>
       <w:r>
         <w:t xml:space="preserve"> </w:t>
@@ -4339,15 +4595,65 @@
         <w:rPr>
           <w:rStyle w:val="VerbatimChar"/>
         </w:rPr>
-        <w:t xml:space="preserve">.pdf</w:t>
-      </w:r>
-    </w:p>
-    <w:p>
-      <w:pPr>
-        <w:pStyle w:val="FirstParagraph"/>
-      </w:pPr>
-      <w:r>
-        <w:t xml:space="preserve">✏️</w:t>
+        <w:t xml:space="preserve">leaf_df %&gt;% filter(petiole_mm &gt;= 50, petiole_mm &lt;= 70) %&gt;% nrow()</w:t>
+      </w:r>
+      <w:r>
+        <w:t xml:space="preserve"> </w:t>
+      </w:r>
+      <w:r>
+        <w:t xml:space="preserve">— how many leaves land</w:t>
+      </w:r>
+      <w:r>
+        <w:t xml:space="preserve"> </w:t>
+      </w:r>
+      <w:r>
+        <w:rPr>
+          <w:i/>
+          <w:iCs/>
+        </w:rPr>
+        <w:t xml:space="preserve">inside</w:t>
+      </w:r>
+      <w:r>
+        <w:t xml:space="preserve"> </w:t>
+      </w:r>
+      <w:r>
+        <w:t xml:space="preserve">the window. That is the number</w:t>
+      </w:r>
+      <w:r>
+        <w:t xml:space="preserve"> </w:t>
+      </w:r>
+      <w:r>
+        <w:rPr>
+          <w:rStyle w:val="VerbatimChar"/>
+        </w:rPr>
+        <w:t xml:space="preserve">xlim(50, 70)</w:t>
+      </w:r>
+      <w:r>
+        <w:t xml:space="preserve"> </w:t>
+      </w:r>
+      <w:r>
+        <w:t xml:space="preserve">silently keeps.</w:t>
+      </w:r>
+    </w:p>
+    <w:p>
+      <w:pPr>
+        <w:pStyle w:val="Compact"/>
+        <w:numPr>
+          <w:ilvl w:val="0"/>
+          <w:numId w:val="1009"/>
+        </w:numPr>
+      </w:pPr>
+      <w:r>
+        <w:t xml:space="preserve">Build the scatter with</w:t>
+      </w:r>
+      <w:r>
+        <w:t xml:space="preserve"> </w:t>
+      </w:r>
+      <w:r>
+        <w:rPr>
+          <w:rStyle w:val="VerbatimChar"/>
+        </w:rPr>
+        <w:t xml:space="preserve">geom_smooth(method = "lm")</w:t>
       </w:r>
       <w:r>
         <w:t xml:space="preserve"> </w:t>
@@ -4357,49 +4663,90 @@
           <w:b/>
           <w:bCs/>
         </w:rPr>
-        <w:t xml:space="preserve">Your turn — before you move on:</w:t>
-      </w:r>
-      <w:r>
-        <w:t xml:space="preserve"> </w:t>
-      </w:r>
-      <w:r>
-        <w:t xml:space="preserve">Run your entire script top to bottom with</w:t>
-      </w:r>
-      <w:r>
-        <w:t xml:space="preserve"> </w:t>
-      </w:r>
-      <w:r>
-        <w:rPr>
-          <w:b/>
-          <w:bCs/>
-        </w:rPr>
-        <w:t xml:space="preserve">Ctrl/Cmd + Shift + Enter</w:t>
-      </w:r>
-      <w:r>
-        <w:t xml:space="preserve"> </w:t>
-      </w:r>
-      <w:r>
-        <w:t xml:space="preserve">(Source). Does it complete without errors?</w:t>
-      </w:r>
-    </w:p>
-    <w:p>
-      <w:pPr>
-        <w:pStyle w:val="SourceCode"/>
-      </w:pPr>
+        <w:t xml:space="preserve">twice</w:t>
+      </w:r>
+      <w:r>
+        <w:t xml:space="preserve"> </w:t>
+      </w:r>
+      <w:r>
+        <w:t xml:space="preserve">— once with</w:t>
+      </w:r>
+      <w:r>
+        <w:t xml:space="preserve"> </w:t>
+      </w:r>
       <w:r>
         <w:rPr>
           <w:rStyle w:val="VerbatimChar"/>
         </w:rPr>
-        <w:t xml:space="preserve">Ran cleanly?  Y / N</w:t>
-      </w:r>
-      <w:r>
-        <w:br/>
+        <w:t xml:space="preserve">coord_cartesian(xlim = c(50, 70))</w:t>
+      </w:r>
+      <w:r>
+        <w:t xml:space="preserve">, once with</w:t>
+      </w:r>
+      <w:r>
+        <w:t xml:space="preserve"> </w:t>
       </w:r>
       <w:r>
         <w:rPr>
           <w:rStyle w:val="VerbatimChar"/>
         </w:rPr>
-        <w:t xml:space="preserve">If not, what error appeared:</w:t>
+        <w:t xml:space="preserve">xlim(50, 70)</w:t>
+      </w:r>
+      <w:r>
+        <w:t xml:space="preserve">.</w:t>
+      </w:r>
+    </w:p>
+    <w:p>
+      <w:pPr>
+        <w:pStyle w:val="FirstParagraph"/>
+      </w:pPr>
+      <w:r>
+        <w:t xml:space="preserve">In comments, record both counts and whether the two trend lines pointed the same way.</w:t>
+      </w:r>
+    </w:p>
+    <w:bookmarkEnd w:id="29"/>
+    <w:bookmarkStart w:id="30" w:name="e2-explain-it-5-pts"/>
+    <w:p>
+      <w:pPr>
+        <w:pStyle w:val="Heading2"/>
+      </w:pPr>
+      <w:r>
+        <w:t xml:space="preserve">E2 · Explain it (5 pts)</w:t>
+      </w:r>
+    </w:p>
+    <w:p>
+      <w:pPr>
+        <w:pStyle w:val="FirstParagraph"/>
+      </w:pPr>
+      <w:r>
+        <w:t xml:space="preserve">In two or three sentences, using your two row counts: why did</w:t>
+      </w:r>
+      <w:r>
+        <w:t xml:space="preserve"> </w:t>
+      </w:r>
+      <w:r>
+        <w:rPr>
+          <w:rStyle w:val="VerbatimChar"/>
+        </w:rPr>
+        <w:t xml:space="preserve">xlim()</w:t>
+      </w:r>
+      <w:r>
+        <w:t xml:space="preserve"> </w:t>
+      </w:r>
+      <w:r>
+        <w:t xml:space="preserve">produce a different trend line than</w:t>
+      </w:r>
+      <w:r>
+        <w:t xml:space="preserve"> </w:t>
+      </w:r>
+      <w:r>
+        <w:rPr>
+          <w:rStyle w:val="VerbatimChar"/>
+        </w:rPr>
+        <w:t xml:space="preserve">coord_cartesian()</w:t>
+      </w:r>
+      <w:r>
+        <w:t xml:space="preserve">? Then give one realistic example where silently dropping rows like this would lead a scientist to the wrong conclusion.</w:t>
       </w:r>
     </w:p>
     <w:p>
@@ -4409,265 +4756,15 @@
         </w:pict>
       </w:r>
     </w:p>
-    <w:bookmarkEnd w:id="24"/>
-    <w:bookmarkStart w:id="25" w:name="what-your-project-folder-should-contain"/>
+    <w:bookmarkEnd w:id="30"/>
+    <w:bookmarkEnd w:id="31"/>
+    <w:bookmarkStart w:id="33" w:name="getting-unstuck"/>
     <w:p>
       <w:pPr>
         <w:pStyle w:val="Heading1"/>
       </w:pPr>
       <w:r>
-        <w:t xml:space="preserve">What your project folder should contain</w:t>
-      </w:r>
-    </w:p>
-    <w:p>
-      <w:pPr>
-        <w:pStyle w:val="SourceCode"/>
-      </w:pPr>
-      <w:r>
-        <w:rPr>
-          <w:rStyle w:val="VerbatimChar"/>
-        </w:rPr>
-        <w:t xml:space="preserve">tree_project/</w:t>
-      </w:r>
-      <w:r>
-        <w:br/>
-      </w:r>
-      <w:r>
-        <w:rPr>
-          <w:rStyle w:val="VerbatimChar"/>
-        </w:rPr>
-        <w:t xml:space="preserve">├── data/</w:t>
-      </w:r>
-      <w:r>
-        <w:br/>
-      </w:r>
-      <w:r>
-        <w:rPr>
-          <w:rStyle w:val="VerbatimChar"/>
-        </w:rPr>
-        <w:t xml:space="preserve">│   └── 2026_09_03_data_sci_leaf_area.xlsx   &lt;- never edit this</w:t>
-      </w:r>
-      <w:r>
-        <w:br/>
-      </w:r>
-      <w:r>
-        <w:rPr>
-          <w:rStyle w:val="VerbatimChar"/>
-        </w:rPr>
-        <w:t xml:space="preserve">├── figures/</w:t>
-      </w:r>
-      <w:r>
-        <w:br/>
-      </w:r>
-      <w:r>
-        <w:rPr>
-          <w:rStyle w:val="VerbatimChar"/>
-        </w:rPr>
-        <w:t xml:space="preserve">│   ├── leaf_mass_theme.png                  &lt;- Part 5</w:t>
-      </w:r>
-      <w:r>
-        <w:br/>
-      </w:r>
-      <w:r>
-        <w:rPr>
-          <w:rStyle w:val="VerbatimChar"/>
-        </w:rPr>
-        <w:t xml:space="preserve">│   └── leaf_mass_theme.pdf                  &lt;- Part 5</w:t>
-      </w:r>
-      <w:r>
-        <w:br/>
-      </w:r>
-      <w:r>
-        <w:rPr>
-          <w:rStyle w:val="VerbatimChar"/>
-        </w:rPr>
-        <w:t xml:space="preserve">└── scripts/</w:t>
-      </w:r>
-      <w:r>
-        <w:br/>
-      </w:r>
-      <w:r>
-        <w:rPr>
-          <w:rStyle w:val="VerbatimChar"/>
-        </w:rPr>
-        <w:t xml:space="preserve">    └── 04_ggplot_2.R                        &lt;- your script (turn this in)</w:t>
-      </w:r>
-    </w:p>
-    <w:p>
-      <w:r>
-        <w:pict>
-          <v:rect style="width:0;height:1.5pt" o:hralign="center" o:hrstd="t" o:hr="t"/>
-        </w:pict>
-      </w:r>
-    </w:p>
-    <w:bookmarkEnd w:id="25"/>
-    <w:bookmarkStart w:id="29" w:name="extension-out-of-class-3040-min"/>
-    <w:p>
-      <w:pPr>
-        <w:pStyle w:val="Heading1"/>
-      </w:pPr>
-      <w:r>
-        <w:t xml:space="preserve">Extension — out of class (~30–40 min)</w:t>
-      </w:r>
-    </w:p>
-    <w:p>
-      <w:pPr>
-        <w:pStyle w:val="FirstParagraph"/>
-      </w:pPr>
-      <w:r>
-        <w:rPr>
-          <w:i/>
-          <w:iCs/>
-        </w:rPr>
-        <w:t xml:space="preserve">Add this to the bottom of</w:t>
-      </w:r>
-      <w:r>
-        <w:rPr>
-          <w:i/>
-          <w:iCs/>
-        </w:rPr>
-        <w:t xml:space="preserve"> </w:t>
-      </w:r>
-      <w:r>
-        <w:rPr>
-          <w:rStyle w:val="VerbatimChar"/>
-          <w:i/>
-          <w:iCs/>
-        </w:rPr>
-        <w:t xml:space="preserve">scripts/04_ggplot_2.R</w:t>
-      </w:r>
-      <w:r>
-        <w:rPr>
-          <w:i/>
-          <w:iCs/>
-        </w:rPr>
-        <w:t xml:space="preserve"> </w:t>
-      </w:r>
-      <w:r>
-        <w:rPr>
-          <w:i/>
-          <w:iCs/>
-        </w:rPr>
-        <w:t xml:space="preserve">and turn it in with the rest. Put your written answers in</w:t>
-      </w:r>
-      <w:r>
-        <w:rPr>
-          <w:i/>
-          <w:iCs/>
-        </w:rPr>
-        <w:t xml:space="preserve"> </w:t>
-      </w:r>
-      <w:r>
-        <w:rPr>
-          <w:rStyle w:val="VerbatimChar"/>
-          <w:i/>
-          <w:iCs/>
-        </w:rPr>
-        <w:t xml:space="preserve">#</w:t>
-      </w:r>
-      <w:r>
-        <w:rPr>
-          <w:i/>
-          <w:iCs/>
-        </w:rPr>
-        <w:t xml:space="preserve"> </w:t>
-      </w:r>
-      <w:r>
-        <w:rPr>
-          <w:i/>
-          <w:iCs/>
-        </w:rPr>
-        <w:t xml:space="preserve">comments right under the code they go with. In class you zoomed a fixed window on</w:t>
-      </w:r>
-      <w:r>
-        <w:rPr>
-          <w:i/>
-          <w:iCs/>
-        </w:rPr>
-        <w:t xml:space="preserve"> </w:t>
-      </w:r>
-      <w:r>
-        <w:rPr>
-          <w:rStyle w:val="VerbatimChar"/>
-          <w:i/>
-          <w:iCs/>
-        </w:rPr>
-        <w:t xml:space="preserve">mass_g</w:t>
-      </w:r>
-      <w:r>
-        <w:rPr>
-          <w:i/>
-          <w:iCs/>
-        </w:rPr>
-        <w:t xml:space="preserve"> </w:t>
-      </w:r>
-      <w:r>
-        <w:rPr>
-          <w:i/>
-          <w:iCs/>
-        </w:rPr>
-        <w:t xml:space="preserve">vs</w:t>
-      </w:r>
-      <w:r>
-        <w:rPr>
-          <w:i/>
-          <w:iCs/>
-        </w:rPr>
-        <w:t xml:space="preserve"> </w:t>
-      </w:r>
-      <w:r>
-        <w:rPr>
-          <w:rStyle w:val="VerbatimChar"/>
-          <w:i/>
-          <w:iCs/>
-        </w:rPr>
-        <w:t xml:space="preserve">petiole_mm</w:t>
-      </w:r>
-      <w:r>
-        <w:rPr>
-          <w:i/>
-          <w:iCs/>
-        </w:rPr>
-        <w:t xml:space="preserve">. Now the variable pair</w:t>
-      </w:r>
-      <w:r>
-        <w:rPr>
-          <w:i/>
-          <w:iCs/>
-        </w:rPr>
-        <w:t xml:space="preserve"> </w:t>
-      </w:r>
-      <w:r>
-        <w:rPr>
-          <w:b/>
-          <w:bCs/>
-          <w:i/>
-          <w:iCs/>
-        </w:rPr>
-        <w:t xml:space="preserve">and</w:t>
-      </w:r>
-      <w:r>
-        <w:rPr>
-          <w:i/>
-          <w:iCs/>
-        </w:rPr>
-        <w:t xml:space="preserve"> </w:t>
-      </w:r>
-      <w:r>
-        <w:rPr>
-          <w:i/>
-          <w:iCs/>
-        </w:rPr>
-        <w:t xml:space="preserve">the window are yours.</w:t>
-      </w:r>
-    </w:p>
-    <w:bookmarkStart w:id="26" w:name="e1-your-own-zoom-window-4-pts"/>
-    <w:p>
-      <w:pPr>
-        <w:pStyle w:val="Heading2"/>
-      </w:pPr>
-      <w:r>
-        <w:t xml:space="preserve">E1 · Your own zoom window (4 pts)</w:t>
+        <w:t xml:space="preserve">Getting unstuck</w:t>
       </w:r>
     </w:p>
     <w:p>
@@ -4679,96 +4776,17 @@
         </w:numPr>
       </w:pPr>
       <w:r>
-        <w:t xml:space="preserve">Pick</w:t>
-      </w:r>
-      <w:r>
-        <w:t xml:space="preserve"> </w:t>
-      </w:r>
-      <w:r>
         <w:rPr>
           <w:b/>
           <w:bCs/>
         </w:rPr>
-        <w:t xml:space="preserve">your own pair of numeric variables</w:t>
-      </w:r>
-      <w:r>
-        <w:t xml:space="preserve"> </w:t>
-      </w:r>
-      <w:r>
-        <w:t xml:space="preserve">from</w:t>
-      </w:r>
-      <w:r>
-        <w:t xml:space="preserve"> </w:t>
-      </w:r>
-      <w:r>
-        <w:rPr>
-          <w:rStyle w:val="VerbatimChar"/>
-        </w:rPr>
-        <w:t xml:space="preserve">leaf_df</w:t>
-      </w:r>
-      <w:r>
-        <w:t xml:space="preserve"> </w:t>
-      </w:r>
-      <w:r>
-        <w:t xml:space="preserve">that class did</w:t>
-      </w:r>
-      <w:r>
-        <w:t xml:space="preserve"> </w:t>
-      </w:r>
-      <w:r>
-        <w:rPr>
-          <w:i/>
-          <w:iCs/>
-        </w:rPr>
-        <w:t xml:space="preserve">not</w:t>
-      </w:r>
-      <w:r>
-        <w:t xml:space="preserve"> </w:t>
-      </w:r>
-      <w:r>
-        <w:t xml:space="preserve">use together (not</w:t>
-      </w:r>
-      <w:r>
-        <w:t xml:space="preserve"> </w:t>
-      </w:r>
-      <w:r>
-        <w:rPr>
-          <w:rStyle w:val="VerbatimChar"/>
-        </w:rPr>
-        <w:t xml:space="preserve">mass_g</w:t>
-      </w:r>
-      <w:r>
-        <w:t xml:space="preserve"> </w:t>
-      </w:r>
-      <w:r>
-        <w:t xml:space="preserve">vs</w:t>
-      </w:r>
-      <w:r>
-        <w:t xml:space="preserve"> </w:t>
-      </w:r>
-      <w:r>
-        <w:rPr>
-          <w:rStyle w:val="VerbatimChar"/>
-        </w:rPr>
-        <w:t xml:space="preserve">petiole_mm</w:t>
-      </w:r>
-      <w:r>
-        <w:t xml:space="preserve">).</w:t>
-      </w:r>
-      <w:r>
-        <w:t xml:space="preserve"> </w:t>
-      </w:r>
-      <w:r>
-        <w:rPr>
-          <w:rStyle w:val="VerbatimChar"/>
-        </w:rPr>
-        <w:t xml:space="preserve">thickness_mm</w:t>
-      </w:r>
-      <w:r>
-        <w:t xml:space="preserve"> </w:t>
-      </w:r>
-      <w:r>
-        <w:t xml:space="preserve">is available.</w:t>
+        <w:t xml:space="preserve">Read the error message out loud.</w:t>
+      </w:r>
+      <w:r>
+        <w:t xml:space="preserve"> </w:t>
+      </w:r>
+      <w:r>
+        <w:t xml:space="preserve">R usually names the line and the problem.</w:t>
       </w:r>
     </w:p>
     <w:p>
@@ -4780,47 +4798,56 @@
         </w:numPr>
       </w:pPr>
       <w:r>
-        <w:t xml:space="preserve">Look at the range of your x-variable (</w:t>
-      </w:r>
-      <w:r>
-        <w:rPr>
-          <w:rStyle w:val="VerbatimChar"/>
-        </w:rPr>
-        <w:t xml:space="preserve">range()</w:t>
-      </w:r>
-      <w:r>
-        <w:t xml:space="preserve"> </w:t>
-      </w:r>
-      <w:r>
-        <w:t xml:space="preserve">/</w:t>
-      </w:r>
-      <w:r>
-        <w:t xml:space="preserve"> </w:t>
-      </w:r>
-      <w:r>
-        <w:rPr>
-          <w:rStyle w:val="VerbatimChar"/>
-        </w:rPr>
-        <w:t xml:space="preserve">summary()</w:t>
-      </w:r>
-      <w:r>
-        <w:t xml:space="preserve">), then pick a</w:t>
-      </w:r>
-      <w:r>
-        <w:t xml:space="preserve"> </w:t>
-      </w:r>
-      <w:r>
         <w:rPr>
           <w:b/>
           <w:bCs/>
         </w:rPr>
-        <w:t xml:space="preserve">zoom window that cuts the data roughly in half</w:t>
-      </w:r>
-      <w:r>
-        <w:t xml:space="preserve"> </w:t>
-      </w:r>
-      <w:r>
-        <w:t xml:space="preserve">— a real cut, not a guess.</w:t>
+        <w:t xml:space="preserve">Trend line looks wrong after zooming?</w:t>
+      </w:r>
+      <w:r>
+        <w:t xml:space="preserve"> </w:t>
+      </w:r>
+      <w:r>
+        <w:t xml:space="preserve">Check whether you used</w:t>
+      </w:r>
+      <w:r>
+        <w:t xml:space="preserve"> </w:t>
+      </w:r>
+      <w:r>
+        <w:rPr>
+          <w:rStyle w:val="VerbatimChar"/>
+        </w:rPr>
+        <w:t xml:space="preserve">xlim()</w:t>
+      </w:r>
+      <w:r>
+        <w:t xml:space="preserve">/</w:t>
+      </w:r>
+      <w:r>
+        <w:rPr>
+          <w:rStyle w:val="VerbatimChar"/>
+        </w:rPr>
+        <w:t xml:space="preserve">ylim()</w:t>
+      </w:r>
+      <w:r>
+        <w:t xml:space="preserve"> </w:t>
+      </w:r>
+      <w:r>
+        <w:t xml:space="preserve">(deletes data) instead of</w:t>
+      </w:r>
+      <w:r>
+        <w:t xml:space="preserve"> </w:t>
+      </w:r>
+      <w:r>
+        <w:rPr>
+          <w:rStyle w:val="VerbatimChar"/>
+        </w:rPr>
+        <w:t xml:space="preserve">coord_cartesian()</w:t>
+      </w:r>
+      <w:r>
+        <w:t xml:space="preserve"> </w:t>
+      </w:r>
+      <w:r>
+        <w:t xml:space="preserve">(keeps it).</w:t>
       </w:r>
     </w:p>
     <w:p>
@@ -4832,7 +4859,11 @@
         </w:numPr>
       </w:pPr>
       <w:r>
-        <w:t xml:space="preserve">Build the</w:t>
+        <w:rPr>
+          <w:b/>
+          <w:bCs/>
+        </w:rPr>
+        <w:t xml:space="preserve">Legend didn’t merge?</w:t>
       </w:r>
       <w:r>
         <w:t xml:space="preserve"> </w:t>
@@ -4841,13 +4872,13 @@
         <w:rPr>
           <w:rStyle w:val="VerbatimChar"/>
         </w:rPr>
-        <w:t xml:space="preserve">coord_cartesian()</w:t>
-      </w:r>
-      <w:r>
-        <w:t xml:space="preserve"> </w:t>
-      </w:r>
-      <w:r>
-        <w:t xml:space="preserve">version and the</w:t>
+        <w:t xml:space="preserve">color</w:t>
+      </w:r>
+      <w:r>
+        <w:t xml:space="preserve"> </w:t>
+      </w:r>
+      <w:r>
+        <w:t xml:space="preserve">and</w:t>
       </w:r>
       <w:r>
         <w:t xml:space="preserve"> </w:t>
@@ -4856,13 +4887,13 @@
         <w:rPr>
           <w:rStyle w:val="VerbatimChar"/>
         </w:rPr>
-        <w:t xml:space="preserve">xlim()</w:t>
-      </w:r>
-      <w:r>
-        <w:t xml:space="preserve"> </w:t>
-      </w:r>
-      <w:r>
-        <w:t xml:space="preserve">version of a scatter with</w:t>
+        <w:t xml:space="preserve">shape</w:t>
+      </w:r>
+      <w:r>
+        <w:t xml:space="preserve"> </w:t>
+      </w:r>
+      <w:r>
+        <w:t xml:space="preserve">(and the matching</w:t>
       </w:r>
       <w:r>
         <w:t xml:space="preserve"> </w:t>
@@ -4871,10 +4902,13 @@
         <w:rPr>
           <w:rStyle w:val="VerbatimChar"/>
         </w:rPr>
-        <w:t xml:space="preserve">geom_smooth(method = "lm")</w:t>
-      </w:r>
-      <w:r>
-        <w:t xml:space="preserve">, exactly like the in-class Part 3.</w:t>
+        <w:t xml:space="preserve">labs()</w:t>
+      </w:r>
+      <w:r>
+        <w:t xml:space="preserve"> </w:t>
+      </w:r>
+      <w:r>
+        <w:t xml:space="preserve">titles) must all reference the exact same variable name.</w:t>
       </w:r>
     </w:p>
     <w:p>
@@ -4886,460 +4920,10 @@
         </w:numPr>
       </w:pPr>
       <w:r>
-        <w:t xml:space="preserve">Run</w:t>
-      </w:r>
-      <w:r>
-        <w:t xml:space="preserve"> </w:t>
-      </w:r>
-      <w:r>
-        <w:rPr>
-          <w:rStyle w:val="VerbatimChar"/>
-        </w:rPr>
-        <w:t xml:space="preserve">nrow(leaf_df)</w:t>
-      </w:r>
-      <w:r>
-        <w:t xml:space="preserve">, then</w:t>
-      </w:r>
-      <w:r>
-        <w:t xml:space="preserve"> </w:t>
-      </w:r>
-      <w:r>
-        <w:rPr>
-          <w:rStyle w:val="VerbatimChar"/>
-        </w:rPr>
-        <w:t xml:space="preserve">filter()</w:t>
-      </w:r>
-      <w:r>
-        <w:t xml:space="preserve"> </w:t>
-      </w:r>
-      <w:r>
-        <w:rPr>
-          <w:rStyle w:val="VerbatimChar"/>
-        </w:rPr>
-        <w:t xml:space="preserve">leaf_df</w:t>
-      </w:r>
-      <w:r>
-        <w:t xml:space="preserve"> </w:t>
-      </w:r>
-      <w:r>
-        <w:t xml:space="preserve">to your window and check</w:t>
-      </w:r>
-      <w:r>
-        <w:t xml:space="preserve"> </w:t>
-      </w:r>
-      <w:r>
-        <w:rPr>
-          <w:rStyle w:val="VerbatimChar"/>
-        </w:rPr>
-        <w:t xml:space="preserve">nrow()</w:t>
-      </w:r>
-      <w:r>
-        <w:t xml:space="preserve"> </w:t>
-      </w:r>
-      <w:r>
-        <w:t xml:space="preserve">again — that’s the row count</w:t>
-      </w:r>
-      <w:r>
-        <w:t xml:space="preserve"> </w:t>
-      </w:r>
-      <w:r>
-        <w:rPr>
-          <w:rStyle w:val="VerbatimChar"/>
-        </w:rPr>
-        <w:t xml:space="preserve">xlim()</w:t>
-      </w:r>
-      <w:r>
-        <w:t xml:space="preserve"> </w:t>
-      </w:r>
-      <w:r>
-        <w:t xml:space="preserve">is silently using.</w:t>
-      </w:r>
-    </w:p>
-    <w:p>
-      <w:pPr>
-        <w:pStyle w:val="FirstParagraph"/>
-      </w:pPr>
-      <w:r>
-        <w:t xml:space="preserve">Record your exact window and both row counts in comments.</w:t>
-      </w:r>
-    </w:p>
-    <w:bookmarkEnd w:id="26"/>
-    <w:bookmarkStart w:id="27" w:name="e2-predict-then-check-3-pts"/>
-    <w:p>
-      <w:pPr>
-        <w:pStyle w:val="Heading2"/>
-      </w:pPr>
-      <w:r>
-        <w:t xml:space="preserve">E2 · Predict, then check (3 pts)</w:t>
-      </w:r>
-    </w:p>
-    <w:p>
-      <w:pPr>
-        <w:pStyle w:val="FirstParagraph"/>
-      </w:pPr>
-      <w:r>
         <w:rPr>
           <w:b/>
           <w:bCs/>
         </w:rPr>
-        <w:t xml:space="preserve">Before running E1:</w:t>
-      </w:r>
-      <w:r>
-        <w:t xml:space="preserve"> </w:t>
-      </w:r>
-      <w:r>
-        <w:t xml:space="preserve">in a comment, write your variable pair and window, and predict — will the</w:t>
-      </w:r>
-      <w:r>
-        <w:t xml:space="preserve"> </w:t>
-      </w:r>
-      <w:r>
-        <w:rPr>
-          <w:rStyle w:val="VerbatimChar"/>
-        </w:rPr>
-        <w:t xml:space="preserve">xlim()</w:t>
-      </w:r>
-      <w:r>
-        <w:t xml:space="preserve"> </w:t>
-      </w:r>
-      <w:r>
-        <w:t xml:space="preserve">trend line be the same slope as the</w:t>
-      </w:r>
-      <w:r>
-        <w:t xml:space="preserve"> </w:t>
-      </w:r>
-      <w:r>
-        <w:rPr>
-          <w:rStyle w:val="VerbatimChar"/>
-        </w:rPr>
-        <w:t xml:space="preserve">coord_cartesian()</w:t>
-      </w:r>
-      <w:r>
-        <w:t xml:space="preserve"> </w:t>
-      </w:r>
-      <w:r>
-        <w:t xml:space="preserve">one, steeper, or shallower? Also predict, as a number, how many rows land in your window. Run the code, then write how close your row-count guess was and whether the trend lines differed as predicted.</w:t>
-      </w:r>
-    </w:p>
-    <w:bookmarkEnd w:id="27"/>
-    <w:bookmarkStart w:id="28" w:name="e3-explain-it-using-your-numbers-3-pts"/>
-    <w:p>
-      <w:pPr>
-        <w:pStyle w:val="Heading2"/>
-      </w:pPr>
-      <w:r>
-        <w:t xml:space="preserve">E3 · Explain it, using YOUR numbers (3 pts)</w:t>
-      </w:r>
-    </w:p>
-    <w:p>
-      <w:pPr>
-        <w:pStyle w:val="Compact"/>
-        <w:numPr>
-          <w:ilvl w:val="0"/>
-          <w:numId w:val="1011"/>
-        </w:numPr>
-      </w:pPr>
-      <w:r>
-        <w:t xml:space="preserve">Using your before/after row counts, explain why</w:t>
-      </w:r>
-      <w:r>
-        <w:t xml:space="preserve"> </w:t>
-      </w:r>
-      <w:r>
-        <w:rPr>
-          <w:rStyle w:val="VerbatimChar"/>
-        </w:rPr>
-        <w:t xml:space="preserve">xlim()</w:t>
-      </w:r>
-      <w:r>
-        <w:t xml:space="preserve"> </w:t>
-      </w:r>
-      <w:r>
-        <w:t xml:space="preserve">gave a different line than</w:t>
-      </w:r>
-      <w:r>
-        <w:t xml:space="preserve"> </w:t>
-      </w:r>
-      <w:r>
-        <w:rPr>
-          <w:rStyle w:val="VerbatimChar"/>
-        </w:rPr>
-        <w:t xml:space="preserve">coord_cartesian()</w:t>
-      </w:r>
-      <w:r>
-        <w:t xml:space="preserve"> </w:t>
-      </w:r>
-      <w:r>
-        <w:t xml:space="preserve">for</w:t>
-      </w:r>
-      <w:r>
-        <w:t xml:space="preserve"> </w:t>
-      </w:r>
-      <w:r>
-        <w:rPr>
-          <w:i/>
-          <w:iCs/>
-        </w:rPr>
-        <w:t xml:space="preserve">your</w:t>
-      </w:r>
-      <w:r>
-        <w:t xml:space="preserve"> </w:t>
-      </w:r>
-      <w:r>
-        <w:t xml:space="preserve">window. If the counts came out equal, explain how that can happen.</w:t>
-      </w:r>
-    </w:p>
-    <w:p>
-      <w:pPr>
-        <w:pStyle w:val="Compact"/>
-        <w:numPr>
-          <w:ilvl w:val="0"/>
-          <w:numId w:val="1011"/>
-        </w:numPr>
-      </w:pPr>
-      <w:r>
-        <w:t xml:space="preserve">In your own words, why is it dangerous that</w:t>
-      </w:r>
-      <w:r>
-        <w:t xml:space="preserve"> </w:t>
-      </w:r>
-      <w:r>
-        <w:rPr>
-          <w:rStyle w:val="VerbatimChar"/>
-        </w:rPr>
-        <w:t xml:space="preserve">xlim()</w:t>
-      </w:r>
-      <w:r>
-        <w:t xml:space="preserve">/</w:t>
-      </w:r>
-      <w:r>
-        <w:rPr>
-          <w:rStyle w:val="VerbatimChar"/>
-        </w:rPr>
-        <w:t xml:space="preserve">ylim()</w:t>
-      </w:r>
-      <w:r>
-        <w:t xml:space="preserve"> </w:t>
-      </w:r>
-      <w:r>
-        <w:t xml:space="preserve">delete rows</w:t>
-      </w:r>
-      <w:r>
-        <w:t xml:space="preserve"> </w:t>
-      </w:r>
-      <w:r>
-        <w:rPr>
-          <w:i/>
-          <w:iCs/>
-        </w:rPr>
-        <w:t xml:space="preserve">silently</w:t>
-      </w:r>
-      <w:r>
-        <w:t xml:space="preserve">? Give a realistic case where that silent deletion leads to a wrong conclusion.</w:t>
-      </w:r>
-    </w:p>
-    <w:p>
-      <w:pPr>
-        <w:pStyle w:val="Compact"/>
-        <w:numPr>
-          <w:ilvl w:val="0"/>
-          <w:numId w:val="1011"/>
-        </w:numPr>
-      </w:pPr>
-      <w:r>
-        <w:t xml:space="preserve">Name the theme you chose in Part 4 and say, in a sentence or two, why you’d pick it over</w:t>
-      </w:r>
-      <w:r>
-        <w:t xml:space="preserve"> </w:t>
-      </w:r>
-      <w:r>
-        <w:rPr>
-          <w:rStyle w:val="VerbatimChar"/>
-        </w:rPr>
-        <w:t xml:space="preserve">theme_grey()</w:t>
-      </w:r>
-      <w:r>
-        <w:t xml:space="preserve"> </w:t>
-      </w:r>
-      <w:r>
-        <w:t xml:space="preserve">for a figure in a report.</w:t>
-      </w:r>
-    </w:p>
-    <w:p>
-      <w:r>
-        <w:pict>
-          <v:rect style="width:0;height:1.5pt" o:hralign="center" o:hrstd="t" o:hr="t"/>
-        </w:pict>
-      </w:r>
-    </w:p>
-    <w:bookmarkEnd w:id="28"/>
-    <w:bookmarkEnd w:id="29"/>
-    <w:bookmarkStart w:id="31" w:name="getting-unstuck"/>
-    <w:p>
-      <w:pPr>
-        <w:pStyle w:val="Heading1"/>
-      </w:pPr>
-      <w:r>
-        <w:t xml:space="preserve">Getting unstuck</w:t>
-      </w:r>
-    </w:p>
-    <w:p>
-      <w:pPr>
-        <w:pStyle w:val="Compact"/>
-        <w:numPr>
-          <w:ilvl w:val="0"/>
-          <w:numId w:val="1012"/>
-        </w:numPr>
-      </w:pPr>
-      <w:r>
-        <w:rPr>
-          <w:b/>
-          <w:bCs/>
-        </w:rPr>
-        <w:t xml:space="preserve">Read the error message out loud.</w:t>
-      </w:r>
-      <w:r>
-        <w:t xml:space="preserve"> </w:t>
-      </w:r>
-      <w:r>
-        <w:t xml:space="preserve">R usually names the line and the problem.</w:t>
-      </w:r>
-    </w:p>
-    <w:p>
-      <w:pPr>
-        <w:pStyle w:val="Compact"/>
-        <w:numPr>
-          <w:ilvl w:val="0"/>
-          <w:numId w:val="1012"/>
-        </w:numPr>
-      </w:pPr>
-      <w:r>
-        <w:rPr>
-          <w:b/>
-          <w:bCs/>
-        </w:rPr>
-        <w:t xml:space="preserve">Line looks wrong after zooming?</w:t>
-      </w:r>
-      <w:r>
-        <w:t xml:space="preserve"> </w:t>
-      </w:r>
-      <w:r>
-        <w:t xml:space="preserve">Check whether you used</w:t>
-      </w:r>
-      <w:r>
-        <w:t xml:space="preserve"> </w:t>
-      </w:r>
-      <w:r>
-        <w:rPr>
-          <w:rStyle w:val="VerbatimChar"/>
-        </w:rPr>
-        <w:t xml:space="preserve">xlim()</w:t>
-      </w:r>
-      <w:r>
-        <w:t xml:space="preserve">/</w:t>
-      </w:r>
-      <w:r>
-        <w:rPr>
-          <w:rStyle w:val="VerbatimChar"/>
-        </w:rPr>
-        <w:t xml:space="preserve">ylim()</w:t>
-      </w:r>
-      <w:r>
-        <w:t xml:space="preserve"> </w:t>
-      </w:r>
-      <w:r>
-        <w:t xml:space="preserve">(deletes data) instead of</w:t>
-      </w:r>
-      <w:r>
-        <w:t xml:space="preserve"> </w:t>
-      </w:r>
-      <w:r>
-        <w:rPr>
-          <w:rStyle w:val="VerbatimChar"/>
-        </w:rPr>
-        <w:t xml:space="preserve">coord_cartesian()</w:t>
-      </w:r>
-      <w:r>
-        <w:t xml:space="preserve"> </w:t>
-      </w:r>
-      <w:r>
-        <w:t xml:space="preserve">(keeps it).</w:t>
-      </w:r>
-    </w:p>
-    <w:p>
-      <w:pPr>
-        <w:pStyle w:val="Compact"/>
-        <w:numPr>
-          <w:ilvl w:val="0"/>
-          <w:numId w:val="1012"/>
-        </w:numPr>
-      </w:pPr>
-      <w:r>
-        <w:rPr>
-          <w:b/>
-          <w:bCs/>
-        </w:rPr>
-        <w:t xml:space="preserve">Legend didn’t merge?</w:t>
-      </w:r>
-      <w:r>
-        <w:t xml:space="preserve"> </w:t>
-      </w:r>
-      <w:r>
-        <w:rPr>
-          <w:rStyle w:val="VerbatimChar"/>
-        </w:rPr>
-        <w:t xml:space="preserve">color</w:t>
-      </w:r>
-      <w:r>
-        <w:t xml:space="preserve"> </w:t>
-      </w:r>
-      <w:r>
-        <w:t xml:space="preserve">and</w:t>
-      </w:r>
-      <w:r>
-        <w:t xml:space="preserve"> </w:t>
-      </w:r>
-      <w:r>
-        <w:rPr>
-          <w:rStyle w:val="VerbatimChar"/>
-        </w:rPr>
-        <w:t xml:space="preserve">shape</w:t>
-      </w:r>
-      <w:r>
-        <w:t xml:space="preserve"> </w:t>
-      </w:r>
-      <w:r>
-        <w:t xml:space="preserve">(or the matching</w:t>
-      </w:r>
-      <w:r>
-        <w:t xml:space="preserve"> </w:t>
-      </w:r>
-      <w:r>
-        <w:rPr>
-          <w:rStyle w:val="VerbatimChar"/>
-        </w:rPr>
-        <w:t xml:space="preserve">labs()</w:t>
-      </w:r>
-      <w:r>
-        <w:t xml:space="preserve"> </w:t>
-      </w:r>
-      <w:r>
-        <w:t xml:space="preserve">titles) must reference the exact same variable name.</w:t>
-      </w:r>
-    </w:p>
-    <w:p>
-      <w:pPr>
-        <w:pStyle w:val="Compact"/>
-        <w:numPr>
-          <w:ilvl w:val="0"/>
-          <w:numId w:val="1012"/>
-        </w:numPr>
-      </w:pPr>
-      <w:r>
-        <w:rPr>
-          <w:b/>
-          <w:bCs/>
-        </w:rPr>
         <w:t xml:space="preserve">Cheat sheets</w:t>
       </w:r>
       <w:r>
@@ -5351,7 +4935,7 @@
       <w:r>
         <w:t xml:space="preserve"> </w:t>
       </w:r>
-      <w:hyperlink r:id="rId30">
+      <w:hyperlink r:id="rId32">
         <w:r>
           <w:rPr>
             <w:rStyle w:val="Hyperlink"/>
@@ -5365,7 +4949,7 @@
         <w:pStyle w:val="Compact"/>
         <w:numPr>
           <w:ilvl w:val="0"/>
-          <w:numId w:val="1012"/>
+          <w:numId w:val="1010"/>
         </w:numPr>
       </w:pPr>
       <w:r>
@@ -5401,7 +4985,7 @@
         <w:t xml:space="preserve">End of the GGplot II activity. Next: wrangling with filter, select, mutate, and arrange.</w:t>
       </w:r>
     </w:p>
-    <w:bookmarkEnd w:id="31"/>
+    <w:bookmarkEnd w:id="33"/>
     <w:sectPr>
       <w:pgSz w:h="15840" w:w="12240"/>
       <w:pgMar w:bottom="1440" w:footer="720" w:gutter="0" w:header="720" w:left="1440" w:right="1440" w:top="1440"/>
@@ -5832,9 +5416,6 @@
     <w:abstractNumId w:val="992"/>
   </w:num>
   <w:num w:numId="1009">
-    <w:abstractNumId w:val="992"/>
-  </w:num>
-  <w:num w:numId="1010">
     <w:abstractNumId w:val="99411"/>
     <w:lvlOverride w:ilvl="0">
       <w:startOverride w:val="1"/>
@@ -5864,37 +5445,7 @@
       <w:startOverride w:val="1"/>
     </w:lvlOverride>
   </w:num>
-  <w:num w:numId="1011">
-    <w:abstractNumId w:val="99411"/>
-    <w:lvlOverride w:ilvl="0">
-      <w:startOverride w:val="1"/>
-    </w:lvlOverride>
-    <w:lvlOverride w:ilvl="1">
-      <w:startOverride w:val="1"/>
-    </w:lvlOverride>
-    <w:lvlOverride w:ilvl="2">
-      <w:startOverride w:val="1"/>
-    </w:lvlOverride>
-    <w:lvlOverride w:ilvl="3">
-      <w:startOverride w:val="1"/>
-    </w:lvlOverride>
-    <w:lvlOverride w:ilvl="4">
-      <w:startOverride w:val="1"/>
-    </w:lvlOverride>
-    <w:lvlOverride w:ilvl="5">
-      <w:startOverride w:val="1"/>
-    </w:lvlOverride>
-    <w:lvlOverride w:ilvl="6">
-      <w:startOverride w:val="1"/>
-    </w:lvlOverride>
-    <w:lvlOverride w:ilvl="7">
-      <w:startOverride w:val="1"/>
-    </w:lvlOverride>
-    <w:lvlOverride w:ilvl="8">
-      <w:startOverride w:val="1"/>
-    </w:lvlOverride>
-  </w:num>
-  <w:num w:numId="1012">
+  <w:num w:numId="1010">
     <w:abstractNumId w:val="99411"/>
     <w:lvlOverride w:ilvl="0">
       <w:startOverride w:val="1"/>

--- a/docs/content/ggplot_2/ggplot_2_activity.docx
+++ b/docs/content/ggplot_2/ggplot_2_activity.docx
@@ -15,7 +15,7 @@
         <w:pStyle w:val="Subtitle"/>
       </w:pPr>
       <w:r>
-        <w:t xml:space="preserve">More geoms, zooming safely, and picking a theme</w:t>
+        <w:t xml:space="preserve">New data, safe zooming, distributions, themes, and patchwork</w:t>
       </w:r>
     </w:p>
     <w:p>
@@ -34,13 +34,13 @@
         <w:t xml:space="preserve">2026-09-14</w:t>
       </w:r>
     </w:p>
-    <w:bookmarkStart w:id="13" w:name="more-geoms-coordinates-and-themes"/>
+    <w:bookmarkStart w:id="13" w:name="X334c0e72420790cc527ce9e7c54406da805da06"/>
     <w:p>
       <w:pPr>
         <w:pStyle w:val="Heading1"/>
       </w:pPr>
       <w:r>
-        <w:t xml:space="preserve">More Geoms, Coordinates, and Themes</w:t>
+        <w:t xml:space="preserve">New Data, Safe Zooming, Distributions, and Style</w:t>
       </w:r>
     </w:p>
     <w:bookmarkStart w:id="9" w:name="recap-from-activity-03"/>
@@ -200,7 +200,7 @@
         </w:numPr>
       </w:pPr>
       <w:r>
-        <w:t xml:space="preserve">Map shape alongside color, and add a</w:t>
+        <w:t xml:space="preserve">Rebuild the XY-scatter and boxplot+jitter recipe on a dataset you’ve never seen —</w:t>
       </w:r>
       <w:r>
         <w:t xml:space="preserve"> </w:t>
@@ -209,13 +209,7 @@
         <w:rPr>
           <w:rStyle w:val="VerbatimChar"/>
         </w:rPr>
-        <w:t xml:space="preserve">geom_smooth()</w:t>
-      </w:r>
-      <w:r>
-        <w:t xml:space="preserve"> </w:t>
-      </w:r>
-      <w:r>
-        <w:t xml:space="preserve">trend line</w:t>
+        <w:t xml:space="preserve">palmerpenguins</w:t>
       </w:r>
     </w:p>
     <w:p>
@@ -251,16 +245,22 @@
         <w:rPr>
           <w:rStyle w:val="VerbatimChar"/>
         </w:rPr>
-        <w:t xml:space="preserve">xlim()</w:t>
+        <w:t xml:space="preserve">ylim()</w:t>
+      </w:r>
+      <w:r>
+        <w:t xml:space="preserve"> </w:t>
       </w:r>
       <w:r>
         <w:t xml:space="preserve">/</w:t>
       </w:r>
       <w:r>
+        <w:t xml:space="preserve"> </w:t>
+      </w:r>
+      <w:r>
         <w:rPr>
           <w:rStyle w:val="VerbatimChar"/>
         </w:rPr>
-        <w:t xml:space="preserve">ylim()</w:t>
+        <w:t xml:space="preserve">scale_y_continuous(limits = )</w:t>
       </w:r>
       <w:r>
         <w:t xml:space="preserve"> </w:t>
@@ -278,7 +278,7 @@
         </w:numPr>
       </w:pPr>
       <w:r>
-        <w:t xml:space="preserve">Pick a built-in theme and drop a redundant legend with</w:t>
+        <w:t xml:space="preserve">Build a</w:t>
       </w:r>
       <w:r>
         <w:t xml:space="preserve"> </w:t>
@@ -287,7 +287,28 @@
         <w:rPr>
           <w:rStyle w:val="VerbatimChar"/>
         </w:rPr>
-        <w:t xml:space="preserve">theme()</w:t>
+        <w:t xml:space="preserve">geom_histogram()</w:t>
+      </w:r>
+      <w:r>
+        <w:t xml:space="preserve"> </w:t>
+      </w:r>
+      <w:r>
+        <w:t xml:space="preserve">and a</w:t>
+      </w:r>
+      <w:r>
+        <w:t xml:space="preserve"> </w:t>
+      </w:r>
+      <w:r>
+        <w:rPr>
+          <w:rStyle w:val="VerbatimChar"/>
+        </w:rPr>
+        <w:t xml:space="preserve">geom_density()</w:t>
+      </w:r>
+      <w:r>
+        <w:t xml:space="preserve"> </w:t>
+      </w:r>
+      <w:r>
+        <w:t xml:space="preserve">of the same variable</w:t>
       </w:r>
     </w:p>
     <w:p>
@@ -299,7 +320,43 @@
         </w:numPr>
       </w:pPr>
       <w:r>
-        <w:t xml:space="preserve">Save a plot as both PNG and PDF</w:t>
+        <w:t xml:space="preserve">Source a reusable theme file and tweak a font and a color</w:t>
+      </w:r>
+    </w:p>
+    <w:p>
+      <w:pPr>
+        <w:pStyle w:val="Compact"/>
+        <w:numPr>
+          <w:ilvl w:val="0"/>
+          <w:numId w:val="1002"/>
+        </w:numPr>
+      </w:pPr>
+      <w:r>
+        <w:t xml:space="preserve">Combine two plots into one figure with</w:t>
+      </w:r>
+      <w:r>
+        <w:t xml:space="preserve"> </w:t>
+      </w:r>
+      <w:r>
+        <w:rPr>
+          <w:rStyle w:val="VerbatimChar"/>
+        </w:rPr>
+        <w:t xml:space="preserve">patchwork</w:t>
+      </w:r>
+      <w:r>
+        <w:t xml:space="preserve"> </w:t>
+      </w:r>
+      <w:r>
+        <w:t xml:space="preserve">and</w:t>
+      </w:r>
+      <w:r>
+        <w:t xml:space="preserve"> </w:t>
+      </w:r>
+      <w:r>
+        <w:rPr>
+          <w:rStyle w:val="VerbatimChar"/>
+        </w:rPr>
+        <w:t xml:space="preserve">plot_annotation()</w:t>
       </w:r>
     </w:p>
     <w:p>
@@ -462,7 +519,7 @@
         <w:rPr>
           <w:rStyle w:val="VerbatimChar"/>
         </w:rPr>
-        <w:t xml:space="preserve">leaf_df</w:t>
+        <w:t xml:space="preserve">penguins_df</w:t>
       </w:r>
       <w:r>
         <w:t xml:space="preserve">.</w:t>
@@ -573,13 +630,13 @@
     </w:p>
     <w:bookmarkEnd w:id="12"/>
     <w:bookmarkEnd w:id="13"/>
-    <w:bookmarkStart w:id="18" w:name="part-1-load-libraries-and-data"/>
+    <w:bookmarkStart w:id="17" w:name="part-1-load-libraries-and-a-new-dataset"/>
     <w:p>
       <w:pPr>
         <w:pStyle w:val="Heading1"/>
       </w:pPr>
       <w:r>
-        <w:t xml:space="preserve">Part 1 · Load libraries and data</w:t>
+        <w:t xml:space="preserve">Part 1 · Load libraries and a new dataset</w:t>
       </w:r>
     </w:p>
     <w:tbl>
@@ -667,7 +724,7 @@
               <w:t xml:space="preserve"> </w:t>
             </w:r>
             <w:r>
-              <w:t xml:space="preserve">📂 Get the data</w:t>
+              <w:t xml:space="preserve">📂 No download needed today</w:t>
             </w:r>
           </w:p>
         </w:tc>
@@ -691,41 +748,62 @@
               <w:spacing w:before="16" w:after="16"/>
             </w:pPr>
             <w:r>
-              <w:t xml:space="preserve">Same leaf file as Activity 02–03 — it should already be in your project’s</w:t>
-            </w:r>
-            <w:r>
-              <w:t xml:space="preserve"> </w:t>
-            </w:r>
-            <w:r>
               <w:rPr>
                 <w:rStyle w:val="VerbatimChar"/>
               </w:rPr>
-              <w:t xml:space="preserve">data/</w:t>
+              <w:t xml:space="preserve">palmerpenguins</w:t>
             </w:r>
             <w:r>
               <w:t xml:space="preserve"> </w:t>
             </w:r>
             <w:r>
-              <w:t xml:space="preserve">folder. If not:</w:t>
+              <w:t xml:space="preserve">ships its data</w:t>
             </w:r>
             <w:r>
               <w:t xml:space="preserve"> </w:t>
             </w:r>
-            <w:hyperlink r:id="rId17">
-              <w:r>
-                <w:rPr>
-                  <w:rStyle w:val="VerbatimChar"/>
-                  <w:b/>
-                  <w:bCs/>
-                </w:rPr>
-                <w:t xml:space="preserve">2026_09_03_data_sci_leaf_area.xlsx</w:t>
-              </w:r>
-            </w:hyperlink>
+            <w:r>
+              <w:rPr>
+                <w:b/>
+                <w:bCs/>
+              </w:rPr>
+              <w:t xml:space="preserve">inside the package</w:t>
+            </w:r>
             <w:r>
               <w:t xml:space="preserve"> </w:t>
             </w:r>
             <w:r>
-              <w:t xml:space="preserve">→ put it in</w:t>
+              <w:t xml:space="preserve">— once it’s installed (it’s in</w:t>
+            </w:r>
+            <w:r>
+              <w:t xml:space="preserve"> </w:t>
+            </w:r>
+            <w:r>
+              <w:rPr>
+                <w:rStyle w:val="VerbatimChar"/>
+              </w:rPr>
+              <w:t xml:space="preserve">install_packages.R</w:t>
+            </w:r>
+            <w:r>
+              <w:t xml:space="preserve"> </w:t>
+            </w:r>
+            <w:r>
+              <w:t xml:space="preserve">from Week 1),</w:t>
+            </w:r>
+            <w:r>
+              <w:t xml:space="preserve"> </w:t>
+            </w:r>
+            <w:r>
+              <w:rPr>
+                <w:rStyle w:val="VerbatimChar"/>
+              </w:rPr>
+              <w:t xml:space="preserve">library(palmerpenguins)</w:t>
+            </w:r>
+            <w:r>
+              <w:t xml:space="preserve"> </w:t>
+            </w:r>
+            <w:r>
+              <w:t xml:space="preserve">is all you need. No file to put in</w:t>
             </w:r>
             <w:r>
               <w:t xml:space="preserve"> </w:t>
@@ -822,13 +900,13 @@
         <w:rPr>
           <w:rStyle w:val="NormalTok"/>
         </w:rPr>
-        <w:t xml:space="preserve">(readxl)      </w:t>
+        <w:t xml:space="preserve">(tidyverse)      </w:t>
       </w:r>
       <w:r>
         <w:rPr>
           <w:rStyle w:val="CommentTok"/>
         </w:rPr>
-        <w:t xml:space="preserve"># read Excel files</w:t>
+        <w:t xml:space="preserve"># dplyr + ggplot2</w:t>
       </w:r>
       <w:r>
         <w:br/>
@@ -843,135 +921,99 @@
         <w:rPr>
           <w:rStyle w:val="NormalTok"/>
         </w:rPr>
-        <w:t xml:space="preserve">(tidyverse)   </w:t>
+        <w:t xml:space="preserve">(palmerpenguins) </w:t>
       </w:r>
       <w:r>
         <w:rPr>
           <w:rStyle w:val="CommentTok"/>
         </w:rPr>
-        <w:t xml:space="preserve"># dplyr + ggplot2</w:t>
-      </w:r>
-      <w:r>
-        <w:br/>
+        <w:t xml:space="preserve"># penguins data, Palmer Station LTER</w:t>
+      </w:r>
+    </w:p>
+    <w:p>
+      <w:pPr>
+        <w:pStyle w:val="SourceCode"/>
+      </w:pPr>
+      <w:r>
+        <w:rPr>
+          <w:rStyle w:val="CommentTok"/>
+        </w:rPr>
+        <w:t xml:space="preserve"># ---- Load data --------------------------------------------</w:t>
+      </w:r>
+      <w:r>
+        <w:br/>
+      </w:r>
+      <w:r>
+        <w:rPr>
+          <w:rStyle w:val="NormalTok"/>
+        </w:rPr>
+        <w:t xml:space="preserve">penguins_df </w:t>
+      </w:r>
+      <w:r>
+        <w:rPr>
+          <w:rStyle w:val="OtherTok"/>
+        </w:rPr>
+        <w:t xml:space="preserve">&lt;-</w:t>
+      </w:r>
+      <w:r>
+        <w:rPr>
+          <w:rStyle w:val="NormalTok"/>
+        </w:rPr>
+        <w:t xml:space="preserve"> penguins </w:t>
+      </w:r>
+      <w:r>
+        <w:rPr>
+          <w:rStyle w:val="SpecialCharTok"/>
+        </w:rPr>
+        <w:t xml:space="preserve">%&gt;%</w:t>
+      </w:r>
+      <w:r>
+        <w:br/>
+      </w:r>
+      <w:r>
+        <w:rPr>
+          <w:rStyle w:val="NormalTok"/>
+        </w:rPr>
+        <w:t xml:space="preserve">  </w:t>
       </w:r>
       <w:r>
         <w:rPr>
           <w:rStyle w:val="FunctionTok"/>
         </w:rPr>
-        <w:t xml:space="preserve">library</w:t>
-      </w:r>
-      <w:r>
-        <w:rPr>
-          <w:rStyle w:val="NormalTok"/>
-        </w:rPr>
-        <w:t xml:space="preserve">(janitor)     </w:t>
-      </w:r>
-      <w:r>
-        <w:rPr>
-          <w:rStyle w:val="CommentTok"/>
-        </w:rPr>
-        <w:t xml:space="preserve"># clean_names()</w:t>
-      </w:r>
-    </w:p>
-    <w:p>
-      <w:pPr>
-        <w:pStyle w:val="SourceCode"/>
-      </w:pPr>
-      <w:r>
-        <w:rPr>
-          <w:rStyle w:val="CommentTok"/>
-        </w:rPr>
-        <w:t xml:space="preserve"># ---- Load data ------------------------------------------</w:t>
-      </w:r>
-      <w:r>
-        <w:br/>
-      </w:r>
-      <w:r>
-        <w:rPr>
-          <w:rStyle w:val="NormalTok"/>
-        </w:rPr>
-        <w:t xml:space="preserve">leaf_df </w:t>
-      </w:r>
-      <w:r>
-        <w:rPr>
-          <w:rStyle w:val="OtherTok"/>
-        </w:rPr>
-        <w:t xml:space="preserve">&lt;-</w:t>
-      </w:r>
-      <w:r>
-        <w:rPr>
-          <w:rStyle w:val="NormalTok"/>
-        </w:rPr>
-        <w:t xml:space="preserve"> </w:t>
+        <w:t xml:space="preserve">drop_na</w:t>
+      </w:r>
+      <w:r>
+        <w:rPr>
+          <w:rStyle w:val="NormalTok"/>
+        </w:rPr>
+        <w:t xml:space="preserve">(species, bill_length_mm, bill_depth_mm,</w:t>
+      </w:r>
+      <w:r>
+        <w:br/>
+      </w:r>
+      <w:r>
+        <w:rPr>
+          <w:rStyle w:val="NormalTok"/>
+        </w:rPr>
+        <w:t xml:space="preserve">          flipper_length_mm, body_mass_g)</w:t>
+      </w:r>
+      <w:r>
+        <w:br/>
+      </w:r>
+      <w:r>
+        <w:br/>
       </w:r>
       <w:r>
         <w:rPr>
           <w:rStyle w:val="FunctionTok"/>
         </w:rPr>
-        <w:t xml:space="preserve">read_excel</w:t>
-      </w:r>
-      <w:r>
-        <w:rPr>
-          <w:rStyle w:val="NormalTok"/>
-        </w:rPr>
-        <w:t xml:space="preserve">(</w:t>
-      </w:r>
-      <w:r>
-        <w:rPr>
-          <w:rStyle w:val="StringTok"/>
-        </w:rPr>
-        <w:t xml:space="preserve">"data/2026_09_03_data_sci_leaf_area.xlsx"</w:t>
-      </w:r>
-      <w:r>
-        <w:rPr>
-          <w:rStyle w:val="NormalTok"/>
-        </w:rPr>
-        <w:t xml:space="preserve">) </w:t>
-      </w:r>
-      <w:r>
-        <w:rPr>
-          <w:rStyle w:val="SpecialCharTok"/>
-        </w:rPr>
-        <w:t xml:space="preserve">%&gt;%</w:t>
-      </w:r>
-      <w:r>
-        <w:br/>
-      </w:r>
-      <w:r>
-        <w:rPr>
-          <w:rStyle w:val="NormalTok"/>
-        </w:rPr>
-        <w:t xml:space="preserve">  </w:t>
-      </w:r>
-      <w:r>
-        <w:rPr>
-          <w:rStyle w:val="FunctionTok"/>
-        </w:rPr>
-        <w:t xml:space="preserve">clean_names</w:t>
-      </w:r>
-      <w:r>
-        <w:rPr>
-          <w:rStyle w:val="NormalTok"/>
-        </w:rPr>
-        <w:t xml:space="preserve">()</w:t>
-      </w:r>
-      <w:r>
-        <w:br/>
-      </w:r>
-      <w:r>
-        <w:br/>
-      </w:r>
-      <w:r>
-        <w:rPr>
-          <w:rStyle w:val="FunctionTok"/>
-        </w:rPr>
         <w:t xml:space="preserve">glimpse</w:t>
       </w:r>
       <w:r>
         <w:rPr>
           <w:rStyle w:val="NormalTok"/>
         </w:rPr>
-        <w:t xml:space="preserve">(leaf_df)     </w:t>
+        <w:t xml:space="preserve">(penguins_df)     </w:t>
       </w:r>
       <w:r>
         <w:rPr>
@@ -987,14 +1029,14 @@
         </w:pict>
       </w:r>
     </w:p>
-    <w:bookmarkEnd w:id="18"/>
-    <w:bookmarkStart w:id="19" w:name="part-2-shape-color-and-a-trend-line"/>
+    <w:bookmarkEnd w:id="17"/>
+    <w:bookmarkStart w:id="22" w:name="X8d6e0fa834c9e2b13267f97acac95a11a4d1684"/>
     <w:p>
       <w:pPr>
         <w:pStyle w:val="Heading1"/>
       </w:pPr>
       <w:r>
-        <w:t xml:space="preserve">Part 2 · Shape, color, and a trend line</w:t>
+        <w:t xml:space="preserve">Part 2 · The same two plot types, on new data</w:t>
       </w:r>
     </w:p>
     <w:p>
@@ -1018,37 +1060,7 @@
         <w:t xml:space="preserve"> </w:t>
       </w:r>
       <w:r>
-        <w:t xml:space="preserve">We map</w:t>
-      </w:r>
-      <w:r>
-        <w:t xml:space="preserve"> </w:t>
-      </w:r>
-      <w:r>
-        <w:rPr>
-          <w:rStyle w:val="VerbatimChar"/>
-        </w:rPr>
-        <w:t xml:space="preserve">color = shade</w:t>
-      </w:r>
-      <w:r>
-        <w:t xml:space="preserve"> </w:t>
-      </w:r>
-      <w:r>
-        <w:t xml:space="preserve">and</w:t>
-      </w:r>
-      <w:r>
-        <w:t xml:space="preserve"> </w:t>
-      </w:r>
-      <w:r>
-        <w:rPr>
-          <w:rStyle w:val="VerbatimChar"/>
-        </w:rPr>
-        <w:t xml:space="preserve">shape = shade</w:t>
-      </w:r>
-      <w:r>
-        <w:t xml:space="preserve"> </w:t>
-      </w:r>
-      <w:r>
-        <w:t xml:space="preserve">to the same variable. One legend or two?</w:t>
+        <w:t xml:space="preserve">flipper length and body mass should move together. Will the three species separate into three clouds, or overlap into one?</w:t>
       </w:r>
     </w:p>
     <w:p>
@@ -1060,590 +1072,1185 @@
           <w:b/>
           <w:bCs/>
         </w:rPr>
-        <w:t xml:space="preserve">▶ Run this:</w:t>
-      </w:r>
-    </w:p>
-    <w:p>
-      <w:pPr>
-        <w:pStyle w:val="SourceCode"/>
-      </w:pPr>
-      <w:r>
-        <w:rPr>
-          <w:rStyle w:val="CommentTok"/>
-        </w:rPr>
-        <w:t xml:space="preserve"># scatter of mass vs petiole length, one color + shape per shade</w:t>
-      </w:r>
-      <w:r>
-        <w:br/>
-      </w:r>
-      <w:r>
-        <w:rPr>
-          <w:rStyle w:val="NormalTok"/>
-        </w:rPr>
-        <w:t xml:space="preserve">leaf_df </w:t>
-      </w:r>
-      <w:r>
-        <w:rPr>
-          <w:rStyle w:val="SpecialCharTok"/>
-        </w:rPr>
-        <w:t xml:space="preserve">%&gt;%</w:t>
-      </w:r>
-      <w:r>
-        <w:br/>
-      </w:r>
-      <w:r>
-        <w:rPr>
-          <w:rStyle w:val="NormalTok"/>
-        </w:rPr>
-        <w:t xml:space="preserve">  </w:t>
-      </w:r>
-      <w:r>
-        <w:rPr>
-          <w:rStyle w:val="FunctionTok"/>
-        </w:rPr>
-        <w:t xml:space="preserve">ggplot</w:t>
-      </w:r>
-      <w:r>
-        <w:rPr>
-          <w:rStyle w:val="NormalTok"/>
-        </w:rPr>
-        <w:t xml:space="preserve">(</w:t>
-      </w:r>
-      <w:r>
-        <w:rPr>
-          <w:rStyle w:val="FunctionTok"/>
-        </w:rPr>
-        <w:t xml:space="preserve">aes</w:t>
-      </w:r>
-      <w:r>
-        <w:rPr>
-          <w:rStyle w:val="NormalTok"/>
-        </w:rPr>
-        <w:t xml:space="preserve">(</w:t>
-      </w:r>
-      <w:r>
-        <w:rPr>
-          <w:rStyle w:val="AttributeTok"/>
-        </w:rPr>
-        <w:t xml:space="preserve">x =</w:t>
-      </w:r>
-      <w:r>
-        <w:rPr>
-          <w:rStyle w:val="NormalTok"/>
-        </w:rPr>
-        <w:t xml:space="preserve"> petiole_mm, </w:t>
-      </w:r>
-      <w:r>
-        <w:rPr>
-          <w:rStyle w:val="AttributeTok"/>
-        </w:rPr>
-        <w:t xml:space="preserve">y =</w:t>
-      </w:r>
-      <w:r>
-        <w:rPr>
-          <w:rStyle w:val="NormalTok"/>
-        </w:rPr>
-        <w:t xml:space="preserve"> mass_g, </w:t>
-      </w:r>
-      <w:r>
-        <w:rPr>
-          <w:rStyle w:val="AttributeTok"/>
-        </w:rPr>
-        <w:t xml:space="preserve">color =</w:t>
-      </w:r>
-      <w:r>
-        <w:rPr>
-          <w:rStyle w:val="NormalTok"/>
-        </w:rPr>
-        <w:t xml:space="preserve"> shade, </w:t>
-      </w:r>
-      <w:r>
-        <w:rPr>
-          <w:rStyle w:val="AttributeTok"/>
-        </w:rPr>
-        <w:t xml:space="preserve">shape =</w:t>
-      </w:r>
-      <w:r>
-        <w:rPr>
-          <w:rStyle w:val="NormalTok"/>
-        </w:rPr>
-        <w:t xml:space="preserve"> shade)) </w:t>
-      </w:r>
-      <w:r>
-        <w:rPr>
-          <w:rStyle w:val="SpecialCharTok"/>
-        </w:rPr>
-        <w:t xml:space="preserve">+</w:t>
-      </w:r>
-      <w:r>
-        <w:br/>
-      </w:r>
-      <w:r>
-        <w:rPr>
-          <w:rStyle w:val="NormalTok"/>
-        </w:rPr>
-        <w:t xml:space="preserve">  </w:t>
-      </w:r>
-      <w:r>
-        <w:rPr>
-          <w:rStyle w:val="FunctionTok"/>
-        </w:rPr>
-        <w:t xml:space="preserve">geom_point</w:t>
-      </w:r>
-      <w:r>
-        <w:rPr>
-          <w:rStyle w:val="NormalTok"/>
-        </w:rPr>
-        <w:t xml:space="preserve">(</w:t>
-      </w:r>
-      <w:r>
-        <w:rPr>
-          <w:rStyle w:val="AttributeTok"/>
-        </w:rPr>
-        <w:t xml:space="preserve">size =</w:t>
-      </w:r>
-      <w:r>
-        <w:rPr>
-          <w:rStyle w:val="NormalTok"/>
-        </w:rPr>
-        <w:t xml:space="preserve"> </w:t>
-      </w:r>
-      <w:r>
-        <w:rPr>
-          <w:rStyle w:val="FloatTok"/>
-        </w:rPr>
-        <w:t xml:space="preserve">2.5</w:t>
-      </w:r>
-      <w:r>
-        <w:rPr>
-          <w:rStyle w:val="NormalTok"/>
-        </w:rPr>
-        <w:t xml:space="preserve">, </w:t>
-      </w:r>
-      <w:r>
-        <w:rPr>
-          <w:rStyle w:val="AttributeTok"/>
-        </w:rPr>
-        <w:t xml:space="preserve">alpha =</w:t>
-      </w:r>
-      <w:r>
-        <w:rPr>
-          <w:rStyle w:val="NormalTok"/>
-        </w:rPr>
-        <w:t xml:space="preserve"> </w:t>
-      </w:r>
-      <w:r>
-        <w:rPr>
-          <w:rStyle w:val="FloatTok"/>
-        </w:rPr>
-        <w:t xml:space="preserve">0.8</w:t>
-      </w:r>
-      <w:r>
-        <w:rPr>
-          <w:rStyle w:val="NormalTok"/>
-        </w:rPr>
-        <w:t xml:space="preserve">) </w:t>
-      </w:r>
-      <w:r>
-        <w:rPr>
-          <w:rStyle w:val="SpecialCharTok"/>
-        </w:rPr>
-        <w:t xml:space="preserve">+</w:t>
-      </w:r>
-      <w:r>
-        <w:br/>
-      </w:r>
-      <w:r>
-        <w:rPr>
-          <w:rStyle w:val="NormalTok"/>
-        </w:rPr>
-        <w:t xml:space="preserve">  </w:t>
-      </w:r>
-      <w:r>
-        <w:rPr>
-          <w:rStyle w:val="FunctionTok"/>
-        </w:rPr>
-        <w:t xml:space="preserve">scale_color_manual</w:t>
-      </w:r>
-      <w:r>
-        <w:rPr>
-          <w:rStyle w:val="NormalTok"/>
-        </w:rPr>
-        <w:t xml:space="preserve">(</w:t>
-      </w:r>
-      <w:r>
-        <w:rPr>
-          <w:rStyle w:val="AttributeTok"/>
-        </w:rPr>
-        <w:t xml:space="preserve">values =</w:t>
-      </w:r>
-      <w:r>
-        <w:rPr>
-          <w:rStyle w:val="NormalTok"/>
-        </w:rPr>
-        <w:t xml:space="preserve"> </w:t>
-      </w:r>
-      <w:r>
-        <w:rPr>
-          <w:rStyle w:val="FunctionTok"/>
-        </w:rPr>
-        <w:t xml:space="preserve">c</w:t>
-      </w:r>
-      <w:r>
-        <w:rPr>
-          <w:rStyle w:val="NormalTok"/>
-        </w:rPr>
-        <w:t xml:space="preserve">(</w:t>
-      </w:r>
-      <w:r>
-        <w:rPr>
-          <w:rStyle w:val="StringTok"/>
-        </w:rPr>
-        <w:t xml:space="preserve">"sunny"</w:t>
-      </w:r>
-      <w:r>
-        <w:rPr>
-          <w:rStyle w:val="NormalTok"/>
-        </w:rPr>
-        <w:t xml:space="preserve"> </w:t>
-      </w:r>
-      <w:r>
-        <w:rPr>
-          <w:rStyle w:val="OtherTok"/>
-        </w:rPr>
-        <w:t xml:space="preserve">=</w:t>
-      </w:r>
-      <w:r>
-        <w:rPr>
-          <w:rStyle w:val="NormalTok"/>
-        </w:rPr>
-        <w:t xml:space="preserve"> </w:t>
-      </w:r>
-      <w:r>
-        <w:rPr>
-          <w:rStyle w:val="StringTok"/>
-        </w:rPr>
-        <w:t xml:space="preserve">"goldenrod"</w:t>
-      </w:r>
-      <w:r>
-        <w:rPr>
-          <w:rStyle w:val="NormalTok"/>
-        </w:rPr>
-        <w:t xml:space="preserve">, </w:t>
-      </w:r>
-      <w:r>
-        <w:rPr>
-          <w:rStyle w:val="StringTok"/>
-        </w:rPr>
-        <w:t xml:space="preserve">"shady"</w:t>
-      </w:r>
-      <w:r>
-        <w:rPr>
-          <w:rStyle w:val="NormalTok"/>
-        </w:rPr>
-        <w:t xml:space="preserve"> </w:t>
-      </w:r>
-      <w:r>
-        <w:rPr>
-          <w:rStyle w:val="OtherTok"/>
-        </w:rPr>
-        <w:t xml:space="preserve">=</w:t>
-      </w:r>
-      <w:r>
-        <w:rPr>
-          <w:rStyle w:val="NormalTok"/>
-        </w:rPr>
-        <w:t xml:space="preserve"> </w:t>
-      </w:r>
-      <w:r>
-        <w:rPr>
-          <w:rStyle w:val="StringTok"/>
-        </w:rPr>
-        <w:t xml:space="preserve">"forestgreen"</w:t>
-      </w:r>
-      <w:r>
-        <w:rPr>
-          <w:rStyle w:val="NormalTok"/>
-        </w:rPr>
-        <w:t xml:space="preserve">)) </w:t>
-      </w:r>
-      <w:r>
-        <w:rPr>
-          <w:rStyle w:val="SpecialCharTok"/>
-        </w:rPr>
-        <w:t xml:space="preserve">+</w:t>
-      </w:r>
-      <w:r>
-        <w:br/>
-      </w:r>
-      <w:r>
-        <w:rPr>
-          <w:rStyle w:val="NormalTok"/>
-        </w:rPr>
-        <w:t xml:space="preserve">  </w:t>
-      </w:r>
-      <w:r>
-        <w:rPr>
-          <w:rStyle w:val="FunctionTok"/>
-        </w:rPr>
-        <w:t xml:space="preserve">labs</w:t>
-      </w:r>
-      <w:r>
-        <w:rPr>
-          <w:rStyle w:val="NormalTok"/>
-        </w:rPr>
-        <w:t xml:space="preserve">(</w:t>
-      </w:r>
-      <w:r>
-        <w:br/>
-      </w:r>
-      <w:r>
-        <w:rPr>
-          <w:rStyle w:val="NormalTok"/>
-        </w:rPr>
-        <w:t xml:space="preserve">    </w:t>
-      </w:r>
-      <w:r>
-        <w:rPr>
-          <w:rStyle w:val="AttributeTok"/>
-        </w:rPr>
-        <w:t xml:space="preserve">title =</w:t>
-      </w:r>
-      <w:r>
-        <w:rPr>
-          <w:rStyle w:val="NormalTok"/>
-        </w:rPr>
-        <w:t xml:space="preserve"> </w:t>
-      </w:r>
-      <w:r>
-        <w:rPr>
-          <w:rStyle w:val="StringTok"/>
-        </w:rPr>
-        <w:t xml:space="preserve">"Leaf Mass vs. Petiole Length"</w:t>
-      </w:r>
-      <w:r>
-        <w:rPr>
-          <w:rStyle w:val="NormalTok"/>
-        </w:rPr>
-        <w:t xml:space="preserve">,</w:t>
-      </w:r>
-      <w:r>
-        <w:br/>
-      </w:r>
-      <w:r>
-        <w:rPr>
-          <w:rStyle w:val="NormalTok"/>
-        </w:rPr>
-        <w:t xml:space="preserve">    </w:t>
-      </w:r>
-      <w:r>
-        <w:rPr>
-          <w:rStyle w:val="AttributeTok"/>
-        </w:rPr>
-        <w:t xml:space="preserve">x =</w:t>
-      </w:r>
-      <w:r>
-        <w:rPr>
-          <w:rStyle w:val="NormalTok"/>
-        </w:rPr>
-        <w:t xml:space="preserve"> </w:t>
-      </w:r>
-      <w:r>
-        <w:rPr>
-          <w:rStyle w:val="StringTok"/>
-        </w:rPr>
-        <w:t xml:space="preserve">"Petiole Length (mm)"</w:t>
-      </w:r>
-      <w:r>
-        <w:rPr>
-          <w:rStyle w:val="NormalTok"/>
-        </w:rPr>
-        <w:t xml:space="preserve">, </w:t>
-      </w:r>
-      <w:r>
-        <w:rPr>
-          <w:rStyle w:val="AttributeTok"/>
-        </w:rPr>
-        <w:t xml:space="preserve">y =</w:t>
-      </w:r>
-      <w:r>
-        <w:rPr>
-          <w:rStyle w:val="NormalTok"/>
-        </w:rPr>
-        <w:t xml:space="preserve"> </w:t>
-      </w:r>
-      <w:r>
-        <w:rPr>
-          <w:rStyle w:val="StringTok"/>
-        </w:rPr>
-        <w:t xml:space="preserve">"Leaf Mass (g)"</w:t>
-      </w:r>
-      <w:r>
-        <w:rPr>
-          <w:rStyle w:val="NormalTok"/>
-        </w:rPr>
-        <w:t xml:space="preserve">,</w:t>
-      </w:r>
-      <w:r>
-        <w:br/>
-      </w:r>
-      <w:r>
-        <w:rPr>
-          <w:rStyle w:val="NormalTok"/>
-        </w:rPr>
-        <w:t xml:space="preserve">    </w:t>
-      </w:r>
-      <w:r>
-        <w:rPr>
-          <w:rStyle w:val="AttributeTok"/>
-        </w:rPr>
-        <w:t xml:space="preserve">color =</w:t>
-      </w:r>
-      <w:r>
-        <w:rPr>
-          <w:rStyle w:val="NormalTok"/>
-        </w:rPr>
-        <w:t xml:space="preserve"> </w:t>
-      </w:r>
-      <w:r>
-        <w:rPr>
-          <w:rStyle w:val="StringTok"/>
-        </w:rPr>
-        <w:t xml:space="preserve">"Shade"</w:t>
-      </w:r>
-      <w:r>
-        <w:rPr>
-          <w:rStyle w:val="NormalTok"/>
-        </w:rPr>
-        <w:t xml:space="preserve">, </w:t>
-      </w:r>
-      <w:r>
-        <w:rPr>
-          <w:rStyle w:val="AttributeTok"/>
-        </w:rPr>
-        <w:t xml:space="preserve">shape =</w:t>
-      </w:r>
-      <w:r>
-        <w:rPr>
-          <w:rStyle w:val="NormalTok"/>
-        </w:rPr>
-        <w:t xml:space="preserve"> </w:t>
-      </w:r>
-      <w:r>
-        <w:rPr>
-          <w:rStyle w:val="StringTok"/>
-        </w:rPr>
-        <w:t xml:space="preserve">"Shade"</w:t>
-      </w:r>
-      <w:r>
-        <w:br/>
-      </w:r>
-      <w:r>
-        <w:rPr>
-          <w:rStyle w:val="NormalTok"/>
-        </w:rPr>
-        <w:t xml:space="preserve">  ) </w:t>
-      </w:r>
-      <w:r>
-        <w:rPr>
-          <w:rStyle w:val="SpecialCharTok"/>
-        </w:rPr>
-        <w:t xml:space="preserve">+</w:t>
-      </w:r>
-      <w:r>
-        <w:br/>
-      </w:r>
-      <w:r>
-        <w:rPr>
-          <w:rStyle w:val="NormalTok"/>
-        </w:rPr>
-        <w:t xml:space="preserve">  </w:t>
-      </w:r>
-      <w:r>
-        <w:rPr>
-          <w:rStyle w:val="FunctionTok"/>
-        </w:rPr>
-        <w:t xml:space="preserve">theme_minimal</w:t>
-      </w:r>
-      <w:r>
-        <w:rPr>
-          <w:rStyle w:val="NormalTok"/>
-        </w:rPr>
-        <w:t xml:space="preserve">()</w:t>
-      </w:r>
-    </w:p>
-    <w:p>
-      <w:pPr>
-        <w:pStyle w:val="FirstParagraph"/>
-      </w:pPr>
-      <w:r>
-        <w:t xml:space="preserve">✏️</w:t>
-      </w:r>
-      <w:r>
-        <w:t xml:space="preserve"> </w:t>
+        <w:t xml:space="preserve">▶ Run this — the exact scatter recipe you used on</w:t>
       </w:r>
       <w:r>
         <w:rPr>
           <w:b/>
           <w:bCs/>
         </w:rPr>
-        <w:t xml:space="preserve">Your turn — in your script:</w:t>
-      </w:r>
-      <w:r>
-        <w:t xml:space="preserve"> </w:t>
-      </w:r>
-      <w:r>
-        <w:t xml:space="preserve">Add a</w:t>
-      </w:r>
-      <w:r>
         <w:t xml:space="preserve"> </w:t>
       </w:r>
       <w:r>
         <w:rPr>
           <w:rStyle w:val="VerbatimChar"/>
-        </w:rPr>
-        <w:t xml:space="preserve">geom_smooth(method = "lm")</w:t>
-      </w:r>
-      <w:r>
-        <w:t xml:space="preserve"> </w:t>
-      </w:r>
-      <w:r>
-        <w:t xml:space="preserve">layer to the plot above (no color/fill needed — let it default). Run it.</w:t>
-      </w:r>
-    </w:p>
-    <w:p>
-      <w:pPr>
-        <w:pStyle w:val="SourceCode"/>
-      </w:pPr>
-      <w:r>
-        <w:rPr>
-          <w:rStyle w:val="VerbatimChar"/>
-        </w:rPr>
-        <w:t xml:space="preserve">Does the trend line slope up or down?</w:t>
-      </w:r>
-    </w:p>
-    <w:p>
-      <w:pPr>
-        <w:pStyle w:val="BlockText"/>
-      </w:pPr>
-      <w:r>
-        <w:t xml:space="preserve">✅</w:t>
-      </w:r>
-      <w:r>
-        <w:t xml:space="preserve"> </w:t>
-      </w:r>
-      <w:r>
-        <w:rPr>
           <w:b/>
           <w:bCs/>
         </w:rPr>
+        <w:t xml:space="preserve">leaf_df</w:t>
+      </w:r>
+      <w:r>
+        <w:rPr>
+          <w:b/>
+          <w:bCs/>
+        </w:rPr>
+        <w:t xml:space="preserve">:</w:t>
+      </w:r>
+    </w:p>
+    <w:p>
+      <w:pPr>
+        <w:pStyle w:val="SourceCode"/>
+      </w:pPr>
+      <w:r>
+        <w:rPr>
+          <w:rStyle w:val="CommentTok"/>
+        </w:rPr>
+        <w:t xml:space="preserve"># scatter of body mass vs flipper length, colored by species</w:t>
+      </w:r>
+      <w:r>
+        <w:br/>
+      </w:r>
+      <w:r>
+        <w:rPr>
+          <w:rStyle w:val="NormalTok"/>
+        </w:rPr>
+        <w:t xml:space="preserve">penguins_df </w:t>
+      </w:r>
+      <w:r>
+        <w:rPr>
+          <w:rStyle w:val="SpecialCharTok"/>
+        </w:rPr>
+        <w:t xml:space="preserve">%&gt;%</w:t>
+      </w:r>
+      <w:r>
+        <w:br/>
+      </w:r>
+      <w:r>
+        <w:rPr>
+          <w:rStyle w:val="NormalTok"/>
+        </w:rPr>
+        <w:t xml:space="preserve">  </w:t>
+      </w:r>
+      <w:r>
+        <w:rPr>
+          <w:rStyle w:val="FunctionTok"/>
+        </w:rPr>
+        <w:t xml:space="preserve">ggplot</w:t>
+      </w:r>
+      <w:r>
+        <w:rPr>
+          <w:rStyle w:val="NormalTok"/>
+        </w:rPr>
+        <w:t xml:space="preserve">(</w:t>
+      </w:r>
+      <w:r>
+        <w:rPr>
+          <w:rStyle w:val="FunctionTok"/>
+        </w:rPr>
+        <w:t xml:space="preserve">aes</w:t>
+      </w:r>
+      <w:r>
+        <w:rPr>
+          <w:rStyle w:val="NormalTok"/>
+        </w:rPr>
+        <w:t xml:space="preserve">(</w:t>
+      </w:r>
+      <w:r>
+        <w:rPr>
+          <w:rStyle w:val="AttributeTok"/>
+        </w:rPr>
+        <w:t xml:space="preserve">x =</w:t>
+      </w:r>
+      <w:r>
+        <w:rPr>
+          <w:rStyle w:val="NormalTok"/>
+        </w:rPr>
+        <w:t xml:space="preserve"> flipper_length_mm, </w:t>
+      </w:r>
+      <w:r>
+        <w:rPr>
+          <w:rStyle w:val="AttributeTok"/>
+        </w:rPr>
+        <w:t xml:space="preserve">y =</w:t>
+      </w:r>
+      <w:r>
+        <w:rPr>
+          <w:rStyle w:val="NormalTok"/>
+        </w:rPr>
+        <w:t xml:space="preserve"> body_mass_g, </w:t>
+      </w:r>
+      <w:r>
+        <w:rPr>
+          <w:rStyle w:val="AttributeTok"/>
+        </w:rPr>
+        <w:t xml:space="preserve">color =</w:t>
+      </w:r>
+      <w:r>
+        <w:rPr>
+          <w:rStyle w:val="NormalTok"/>
+        </w:rPr>
+        <w:t xml:space="preserve"> species)) </w:t>
+      </w:r>
+      <w:r>
+        <w:rPr>
+          <w:rStyle w:val="SpecialCharTok"/>
+        </w:rPr>
+        <w:t xml:space="preserve">+</w:t>
+      </w:r>
+      <w:r>
+        <w:br/>
+      </w:r>
+      <w:r>
+        <w:rPr>
+          <w:rStyle w:val="NormalTok"/>
+        </w:rPr>
+        <w:t xml:space="preserve">  </w:t>
+      </w:r>
+      <w:r>
+        <w:rPr>
+          <w:rStyle w:val="FunctionTok"/>
+        </w:rPr>
+        <w:t xml:space="preserve">geom_point</w:t>
+      </w:r>
+      <w:r>
+        <w:rPr>
+          <w:rStyle w:val="NormalTok"/>
+        </w:rPr>
+        <w:t xml:space="preserve">(</w:t>
+      </w:r>
+      <w:r>
+        <w:rPr>
+          <w:rStyle w:val="AttributeTok"/>
+        </w:rPr>
+        <w:t xml:space="preserve">alpha =</w:t>
+      </w:r>
+      <w:r>
+        <w:rPr>
+          <w:rStyle w:val="NormalTok"/>
+        </w:rPr>
+        <w:t xml:space="preserve"> </w:t>
+      </w:r>
+      <w:r>
+        <w:rPr>
+          <w:rStyle w:val="FloatTok"/>
+        </w:rPr>
+        <w:t xml:space="preserve">0.7</w:t>
+      </w:r>
+      <w:r>
+        <w:rPr>
+          <w:rStyle w:val="NormalTok"/>
+        </w:rPr>
+        <w:t xml:space="preserve">, </w:t>
+      </w:r>
+      <w:r>
+        <w:rPr>
+          <w:rStyle w:val="AttributeTok"/>
+        </w:rPr>
+        <w:t xml:space="preserve">size =</w:t>
+      </w:r>
+      <w:r>
+        <w:rPr>
+          <w:rStyle w:val="NormalTok"/>
+        </w:rPr>
+        <w:t xml:space="preserve"> </w:t>
+      </w:r>
+      <w:r>
+        <w:rPr>
+          <w:rStyle w:val="DecValTok"/>
+        </w:rPr>
+        <w:t xml:space="preserve">2</w:t>
+      </w:r>
+      <w:r>
+        <w:rPr>
+          <w:rStyle w:val="NormalTok"/>
+        </w:rPr>
+        <w:t xml:space="preserve">) </w:t>
+      </w:r>
+      <w:r>
+        <w:rPr>
+          <w:rStyle w:val="SpecialCharTok"/>
+        </w:rPr>
+        <w:t xml:space="preserve">+</w:t>
+      </w:r>
+      <w:r>
+        <w:br/>
+      </w:r>
+      <w:r>
+        <w:rPr>
+          <w:rStyle w:val="NormalTok"/>
+        </w:rPr>
+        <w:t xml:space="preserve">  </w:t>
+      </w:r>
+      <w:r>
+        <w:rPr>
+          <w:rStyle w:val="FunctionTok"/>
+        </w:rPr>
+        <w:t xml:space="preserve">labs</w:t>
+      </w:r>
+      <w:r>
+        <w:rPr>
+          <w:rStyle w:val="NormalTok"/>
+        </w:rPr>
+        <w:t xml:space="preserve">(</w:t>
+      </w:r>
+      <w:r>
+        <w:br/>
+      </w:r>
+      <w:r>
+        <w:rPr>
+          <w:rStyle w:val="NormalTok"/>
+        </w:rPr>
+        <w:t xml:space="preserve">    </w:t>
+      </w:r>
+      <w:r>
+        <w:rPr>
+          <w:rStyle w:val="AttributeTok"/>
+        </w:rPr>
+        <w:t xml:space="preserve">title =</w:t>
+      </w:r>
+      <w:r>
+        <w:rPr>
+          <w:rStyle w:val="NormalTok"/>
+        </w:rPr>
+        <w:t xml:space="preserve"> </w:t>
+      </w:r>
+      <w:r>
+        <w:rPr>
+          <w:rStyle w:val="StringTok"/>
+        </w:rPr>
+        <w:t xml:space="preserve">"Body Mass vs. Flipper Length"</w:t>
+      </w:r>
+      <w:r>
+        <w:rPr>
+          <w:rStyle w:val="NormalTok"/>
+        </w:rPr>
+        <w:t xml:space="preserve">,</w:t>
+      </w:r>
+      <w:r>
+        <w:br/>
+      </w:r>
+      <w:r>
+        <w:rPr>
+          <w:rStyle w:val="NormalTok"/>
+        </w:rPr>
+        <w:t xml:space="preserve">    </w:t>
+      </w:r>
+      <w:r>
+        <w:rPr>
+          <w:rStyle w:val="AttributeTok"/>
+        </w:rPr>
+        <w:t xml:space="preserve">x =</w:t>
+      </w:r>
+      <w:r>
+        <w:rPr>
+          <w:rStyle w:val="NormalTok"/>
+        </w:rPr>
+        <w:t xml:space="preserve"> </w:t>
+      </w:r>
+      <w:r>
+        <w:rPr>
+          <w:rStyle w:val="StringTok"/>
+        </w:rPr>
+        <w:t xml:space="preserve">"Flipper Length (mm)"</w:t>
+      </w:r>
+      <w:r>
+        <w:rPr>
+          <w:rStyle w:val="NormalTok"/>
+        </w:rPr>
+        <w:t xml:space="preserve">, </w:t>
+      </w:r>
+      <w:r>
+        <w:rPr>
+          <w:rStyle w:val="AttributeTok"/>
+        </w:rPr>
+        <w:t xml:space="preserve">y =</w:t>
+      </w:r>
+      <w:r>
+        <w:rPr>
+          <w:rStyle w:val="NormalTok"/>
+        </w:rPr>
+        <w:t xml:space="preserve"> </w:t>
+      </w:r>
+      <w:r>
+        <w:rPr>
+          <w:rStyle w:val="StringTok"/>
+        </w:rPr>
+        <w:t xml:space="preserve">"Body Mass (g)"</w:t>
+      </w:r>
+      <w:r>
+        <w:rPr>
+          <w:rStyle w:val="NormalTok"/>
+        </w:rPr>
+        <w:t xml:space="preserve">, </w:t>
+      </w:r>
+      <w:r>
+        <w:rPr>
+          <w:rStyle w:val="AttributeTok"/>
+        </w:rPr>
+        <w:t xml:space="preserve">color =</w:t>
+      </w:r>
+      <w:r>
+        <w:rPr>
+          <w:rStyle w:val="NormalTok"/>
+        </w:rPr>
+        <w:t xml:space="preserve"> </w:t>
+      </w:r>
+      <w:r>
+        <w:rPr>
+          <w:rStyle w:val="StringTok"/>
+        </w:rPr>
+        <w:t xml:space="preserve">"Species"</w:t>
+      </w:r>
+      <w:r>
+        <w:br/>
+      </w:r>
+      <w:r>
+        <w:rPr>
+          <w:rStyle w:val="NormalTok"/>
+        </w:rPr>
+        <w:t xml:space="preserve">  ) </w:t>
+      </w:r>
+      <w:r>
+        <w:rPr>
+          <w:rStyle w:val="SpecialCharTok"/>
+        </w:rPr>
+        <w:t xml:space="preserve">+</w:t>
+      </w:r>
+      <w:r>
+        <w:br/>
+      </w:r>
+      <w:r>
+        <w:rPr>
+          <w:rStyle w:val="NormalTok"/>
+        </w:rPr>
+        <w:t xml:space="preserve">  </w:t>
+      </w:r>
+      <w:r>
+        <w:rPr>
+          <w:rStyle w:val="FunctionTok"/>
+        </w:rPr>
+        <w:t xml:space="preserve">theme_minimal</w:t>
+      </w:r>
+      <w:r>
+        <w:rPr>
+          <w:rStyle w:val="NormalTok"/>
+        </w:rPr>
+        <w:t xml:space="preserve">()</w:t>
+      </w:r>
+    </w:p>
+    <w:p>
+      <w:pPr>
+        <w:pStyle w:val="FirstParagraph"/>
+      </w:pPr>
+      <w:r>
+        <w:rPr>
+          <w:b/>
+          <w:bCs/>
+        </w:rPr>
+        <w:t xml:space="preserve">▶ Run this — the exact boxplot+jitter recipe you used on</w:t>
+      </w:r>
+      <w:r>
+        <w:rPr>
+          <w:b/>
+          <w:bCs/>
+        </w:rPr>
+        <w:t xml:space="preserve"> </w:t>
+      </w:r>
+      <w:r>
+        <w:rPr>
+          <w:rStyle w:val="VerbatimChar"/>
+          <w:b/>
+          <w:bCs/>
+        </w:rPr>
+        <w:t xml:space="preserve">leaf_df</w:t>
+      </w:r>
+      <w:r>
+        <w:rPr>
+          <w:b/>
+          <w:bCs/>
+        </w:rPr>
+        <w:t xml:space="preserve">:</w:t>
+      </w:r>
+    </w:p>
+    <w:p>
+      <w:pPr>
+        <w:pStyle w:val="SourceCode"/>
+      </w:pPr>
+      <w:r>
+        <w:rPr>
+          <w:rStyle w:val="CommentTok"/>
+        </w:rPr>
+        <w:t xml:space="preserve"># boxplot + jitter of body mass by species</w:t>
+      </w:r>
+      <w:r>
+        <w:br/>
+      </w:r>
+      <w:r>
+        <w:rPr>
+          <w:rStyle w:val="NormalTok"/>
+        </w:rPr>
+        <w:t xml:space="preserve">penguins_df </w:t>
+      </w:r>
+      <w:r>
+        <w:rPr>
+          <w:rStyle w:val="SpecialCharTok"/>
+        </w:rPr>
+        <w:t xml:space="preserve">%&gt;%</w:t>
+      </w:r>
+      <w:r>
+        <w:br/>
+      </w:r>
+      <w:r>
+        <w:rPr>
+          <w:rStyle w:val="NormalTok"/>
+        </w:rPr>
+        <w:t xml:space="preserve">  </w:t>
+      </w:r>
+      <w:r>
+        <w:rPr>
+          <w:rStyle w:val="FunctionTok"/>
+        </w:rPr>
+        <w:t xml:space="preserve">ggplot</w:t>
+      </w:r>
+      <w:r>
+        <w:rPr>
+          <w:rStyle w:val="NormalTok"/>
+        </w:rPr>
+        <w:t xml:space="preserve">(</w:t>
+      </w:r>
+      <w:r>
+        <w:rPr>
+          <w:rStyle w:val="FunctionTok"/>
+        </w:rPr>
+        <w:t xml:space="preserve">aes</w:t>
+      </w:r>
+      <w:r>
+        <w:rPr>
+          <w:rStyle w:val="NormalTok"/>
+        </w:rPr>
+        <w:t xml:space="preserve">(</w:t>
+      </w:r>
+      <w:r>
+        <w:rPr>
+          <w:rStyle w:val="AttributeTok"/>
+        </w:rPr>
+        <w:t xml:space="preserve">x =</w:t>
+      </w:r>
+      <w:r>
+        <w:rPr>
+          <w:rStyle w:val="NormalTok"/>
+        </w:rPr>
+        <w:t xml:space="preserve"> species, </w:t>
+      </w:r>
+      <w:r>
+        <w:rPr>
+          <w:rStyle w:val="AttributeTok"/>
+        </w:rPr>
+        <w:t xml:space="preserve">y =</w:t>
+      </w:r>
+      <w:r>
+        <w:rPr>
+          <w:rStyle w:val="NormalTok"/>
+        </w:rPr>
+        <w:t xml:space="preserve"> body_mass_g, </w:t>
+      </w:r>
+      <w:r>
+        <w:rPr>
+          <w:rStyle w:val="AttributeTok"/>
+        </w:rPr>
+        <w:t xml:space="preserve">fill =</w:t>
+      </w:r>
+      <w:r>
+        <w:rPr>
+          <w:rStyle w:val="NormalTok"/>
+        </w:rPr>
+        <w:t xml:space="preserve"> species)) </w:t>
+      </w:r>
+      <w:r>
+        <w:rPr>
+          <w:rStyle w:val="SpecialCharTok"/>
+        </w:rPr>
+        <w:t xml:space="preserve">+</w:t>
+      </w:r>
+      <w:r>
+        <w:br/>
+      </w:r>
+      <w:r>
+        <w:rPr>
+          <w:rStyle w:val="NormalTok"/>
+        </w:rPr>
+        <w:t xml:space="preserve">  </w:t>
+      </w:r>
+      <w:r>
+        <w:rPr>
+          <w:rStyle w:val="FunctionTok"/>
+        </w:rPr>
+        <w:t xml:space="preserve">geom_boxplot</w:t>
+      </w:r>
+      <w:r>
+        <w:rPr>
+          <w:rStyle w:val="NormalTok"/>
+        </w:rPr>
+        <w:t xml:space="preserve">(</w:t>
+      </w:r>
+      <w:r>
+        <w:rPr>
+          <w:rStyle w:val="AttributeTok"/>
+        </w:rPr>
+        <w:t xml:space="preserve">alpha =</w:t>
+      </w:r>
+      <w:r>
+        <w:rPr>
+          <w:rStyle w:val="NormalTok"/>
+        </w:rPr>
+        <w:t xml:space="preserve"> </w:t>
+      </w:r>
+      <w:r>
+        <w:rPr>
+          <w:rStyle w:val="FloatTok"/>
+        </w:rPr>
+        <w:t xml:space="preserve">0.6</w:t>
+      </w:r>
+      <w:r>
+        <w:rPr>
+          <w:rStyle w:val="NormalTok"/>
+        </w:rPr>
+        <w:t xml:space="preserve">, </w:t>
+      </w:r>
+      <w:r>
+        <w:rPr>
+          <w:rStyle w:val="AttributeTok"/>
+        </w:rPr>
+        <w:t xml:space="preserve">outlier.shape =</w:t>
+      </w:r>
+      <w:r>
+        <w:rPr>
+          <w:rStyle w:val="NormalTok"/>
+        </w:rPr>
+        <w:t xml:space="preserve"> </w:t>
+      </w:r>
+      <w:r>
+        <w:rPr>
+          <w:rStyle w:val="ConstantTok"/>
+        </w:rPr>
+        <w:t xml:space="preserve">NA</w:t>
+      </w:r>
+      <w:r>
+        <w:rPr>
+          <w:rStyle w:val="NormalTok"/>
+        </w:rPr>
+        <w:t xml:space="preserve">) </w:t>
+      </w:r>
+      <w:r>
+        <w:rPr>
+          <w:rStyle w:val="SpecialCharTok"/>
+        </w:rPr>
+        <w:t xml:space="preserve">+</w:t>
+      </w:r>
+      <w:r>
+        <w:br/>
+      </w:r>
+      <w:r>
+        <w:rPr>
+          <w:rStyle w:val="NormalTok"/>
+        </w:rPr>
+        <w:t xml:space="preserve">  </w:t>
+      </w:r>
+      <w:r>
+        <w:rPr>
+          <w:rStyle w:val="FunctionTok"/>
+        </w:rPr>
+        <w:t xml:space="preserve">geom_jitter</w:t>
+      </w:r>
+      <w:r>
+        <w:rPr>
+          <w:rStyle w:val="NormalTok"/>
+        </w:rPr>
+        <w:t xml:space="preserve">(</w:t>
+      </w:r>
+      <w:r>
+        <w:rPr>
+          <w:rStyle w:val="AttributeTok"/>
+        </w:rPr>
+        <w:t xml:space="preserve">width =</w:t>
+      </w:r>
+      <w:r>
+        <w:rPr>
+          <w:rStyle w:val="NormalTok"/>
+        </w:rPr>
+        <w:t xml:space="preserve"> </w:t>
+      </w:r>
+      <w:r>
+        <w:rPr>
+          <w:rStyle w:val="FloatTok"/>
+        </w:rPr>
+        <w:t xml:space="preserve">0.15</w:t>
+      </w:r>
+      <w:r>
+        <w:rPr>
+          <w:rStyle w:val="NormalTok"/>
+        </w:rPr>
+        <w:t xml:space="preserve">, </w:t>
+      </w:r>
+      <w:r>
+        <w:rPr>
+          <w:rStyle w:val="AttributeTok"/>
+        </w:rPr>
+        <w:t xml:space="preserve">alpha =</w:t>
+      </w:r>
+      <w:r>
+        <w:rPr>
+          <w:rStyle w:val="NormalTok"/>
+        </w:rPr>
+        <w:t xml:space="preserve"> </w:t>
+      </w:r>
+      <w:r>
+        <w:rPr>
+          <w:rStyle w:val="FloatTok"/>
+        </w:rPr>
+        <w:t xml:space="preserve">0.4</w:t>
+      </w:r>
+      <w:r>
+        <w:rPr>
+          <w:rStyle w:val="NormalTok"/>
+        </w:rPr>
+        <w:t xml:space="preserve">) </w:t>
+      </w:r>
+      <w:r>
+        <w:rPr>
+          <w:rStyle w:val="SpecialCharTok"/>
+        </w:rPr>
+        <w:t xml:space="preserve">+</w:t>
+      </w:r>
+      <w:r>
+        <w:br/>
+      </w:r>
+      <w:r>
+        <w:rPr>
+          <w:rStyle w:val="NormalTok"/>
+        </w:rPr>
+        <w:t xml:space="preserve">  </w:t>
+      </w:r>
+      <w:r>
+        <w:rPr>
+          <w:rStyle w:val="FunctionTok"/>
+        </w:rPr>
+        <w:t xml:space="preserve">labs</w:t>
+      </w:r>
+      <w:r>
+        <w:rPr>
+          <w:rStyle w:val="NormalTok"/>
+        </w:rPr>
+        <w:t xml:space="preserve">(</w:t>
+      </w:r>
+      <w:r>
+        <w:rPr>
+          <w:rStyle w:val="AttributeTok"/>
+        </w:rPr>
+        <w:t xml:space="preserve">x =</w:t>
+      </w:r>
+      <w:r>
+        <w:rPr>
+          <w:rStyle w:val="NormalTok"/>
+        </w:rPr>
+        <w:t xml:space="preserve"> </w:t>
+      </w:r>
+      <w:r>
+        <w:rPr>
+          <w:rStyle w:val="StringTok"/>
+        </w:rPr>
+        <w:t xml:space="preserve">"Species"</w:t>
+      </w:r>
+      <w:r>
+        <w:rPr>
+          <w:rStyle w:val="NormalTok"/>
+        </w:rPr>
+        <w:t xml:space="preserve">, </w:t>
+      </w:r>
+      <w:r>
+        <w:rPr>
+          <w:rStyle w:val="AttributeTok"/>
+        </w:rPr>
+        <w:t xml:space="preserve">y =</w:t>
+      </w:r>
+      <w:r>
+        <w:rPr>
+          <w:rStyle w:val="NormalTok"/>
+        </w:rPr>
+        <w:t xml:space="preserve"> </w:t>
+      </w:r>
+      <w:r>
+        <w:rPr>
+          <w:rStyle w:val="StringTok"/>
+        </w:rPr>
+        <w:t xml:space="preserve">"Body Mass (g)"</w:t>
+      </w:r>
+      <w:r>
+        <w:rPr>
+          <w:rStyle w:val="NormalTok"/>
+        </w:rPr>
+        <w:t xml:space="preserve">, </w:t>
+      </w:r>
+      <w:r>
+        <w:rPr>
+          <w:rStyle w:val="AttributeTok"/>
+        </w:rPr>
+        <w:t xml:space="preserve">title =</w:t>
+      </w:r>
+      <w:r>
+        <w:rPr>
+          <w:rStyle w:val="NormalTok"/>
+        </w:rPr>
+        <w:t xml:space="preserve"> </w:t>
+      </w:r>
+      <w:r>
+        <w:rPr>
+          <w:rStyle w:val="StringTok"/>
+        </w:rPr>
+        <w:t xml:space="preserve">"Body Mass by Species"</w:t>
+      </w:r>
+      <w:r>
+        <w:rPr>
+          <w:rStyle w:val="NormalTok"/>
+        </w:rPr>
+        <w:t xml:space="preserve">) </w:t>
+      </w:r>
+      <w:r>
+        <w:rPr>
+          <w:rStyle w:val="SpecialCharTok"/>
+        </w:rPr>
+        <w:t xml:space="preserve">+</w:t>
+      </w:r>
+      <w:r>
+        <w:br/>
+      </w:r>
+      <w:r>
+        <w:rPr>
+          <w:rStyle w:val="NormalTok"/>
+        </w:rPr>
+        <w:t xml:space="preserve">  </w:t>
+      </w:r>
+      <w:r>
+        <w:rPr>
+          <w:rStyle w:val="FunctionTok"/>
+        </w:rPr>
+        <w:t xml:space="preserve">theme_minimal</w:t>
+      </w:r>
+      <w:r>
+        <w:rPr>
+          <w:rStyle w:val="NormalTok"/>
+        </w:rPr>
+        <w:t xml:space="preserve">() </w:t>
+      </w:r>
+      <w:r>
+        <w:rPr>
+          <w:rStyle w:val="SpecialCharTok"/>
+        </w:rPr>
+        <w:t xml:space="preserve">+</w:t>
+      </w:r>
+      <w:r>
+        <w:br/>
+      </w:r>
+      <w:r>
+        <w:rPr>
+          <w:rStyle w:val="NormalTok"/>
+        </w:rPr>
+        <w:t xml:space="preserve">  </w:t>
+      </w:r>
+      <w:r>
+        <w:rPr>
+          <w:rStyle w:val="FunctionTok"/>
+        </w:rPr>
+        <w:t xml:space="preserve">theme</w:t>
+      </w:r>
+      <w:r>
+        <w:rPr>
+          <w:rStyle w:val="NormalTok"/>
+        </w:rPr>
+        <w:t xml:space="preserve">(</w:t>
+      </w:r>
+      <w:r>
+        <w:rPr>
+          <w:rStyle w:val="AttributeTok"/>
+        </w:rPr>
+        <w:t xml:space="preserve">legend.position =</w:t>
+      </w:r>
+      <w:r>
+        <w:rPr>
+          <w:rStyle w:val="NormalTok"/>
+        </w:rPr>
+        <w:t xml:space="preserve"> </w:t>
+      </w:r>
+      <w:r>
+        <w:rPr>
+          <w:rStyle w:val="StringTok"/>
+        </w:rPr>
+        <w:t xml:space="preserve">"none"</w:t>
+      </w:r>
+      <w:r>
+        <w:rPr>
+          <w:rStyle w:val="NormalTok"/>
+        </w:rPr>
+        <w:t xml:space="preserve">)</w:t>
+      </w:r>
+    </w:p>
+    <w:p>
+      <w:pPr>
+        <w:pStyle w:val="FirstParagraph"/>
+      </w:pPr>
+      <w:r>
+        <w:t xml:space="preserve">✏️</w:t>
+      </w:r>
+      <w:r>
+        <w:t xml:space="preserve"> </w:t>
+      </w:r>
+      <w:r>
+        <w:rPr>
+          <w:b/>
+          <w:bCs/>
+        </w:rPr>
+        <w:t xml:space="preserve">Your turn — in your script:</w:t>
+      </w:r>
+      <w:r>
+        <w:t xml:space="preserve"> </w:t>
+      </w:r>
+      <w:r>
+        <w:t xml:space="preserve">Swap</w:t>
+      </w:r>
+      <w:r>
+        <w:t xml:space="preserve"> </w:t>
+      </w:r>
+      <w:r>
+        <w:rPr>
+          <w:rStyle w:val="VerbatimChar"/>
+        </w:rPr>
+        <w:t xml:space="preserve">body_mass_g</w:t>
+      </w:r>
+      <w:r>
+        <w:t xml:space="preserve"> </w:t>
+      </w:r>
+      <w:r>
+        <w:t xml:space="preserve">for</w:t>
+      </w:r>
+      <w:r>
+        <w:t xml:space="preserve"> </w:t>
+      </w:r>
+      <w:r>
+        <w:rPr>
+          <w:rStyle w:val="VerbatimChar"/>
+        </w:rPr>
+        <w:t xml:space="preserve">bill_length_mm</w:t>
+      </w:r>
+      <w:r>
+        <w:t xml:space="preserve"> </w:t>
+      </w:r>
+      <w:r>
+        <w:t xml:space="preserve">in the boxplot above (x stays</w:t>
+      </w:r>
+      <w:r>
+        <w:t xml:space="preserve"> </w:t>
+      </w:r>
+      <w:r>
+        <w:rPr>
+          <w:rStyle w:val="VerbatimChar"/>
+        </w:rPr>
+        <w:t xml:space="preserve">species</w:t>
+      </w:r>
+      <w:r>
+        <w:t xml:space="preserve">). Run it.</w:t>
+      </w:r>
+    </w:p>
+    <w:p>
+      <w:pPr>
+        <w:pStyle w:val="SourceCode"/>
+      </w:pPr>
+      <w:r>
+        <w:rPr>
+          <w:rStyle w:val="VerbatimChar"/>
+        </w:rPr>
+        <w:t xml:space="preserve">Which species has the longest bills?</w:t>
+      </w:r>
+    </w:p>
+    <w:tbl>
+      <w:tblPr>
+        <w:tblStyle w:val="Table"/>
+        <w:tblLook w:firstRow="0" w:lastRow="0" w:firstColumn="0" w:lastColumn="0" w:noHBand="0" w:noVBand="0" w:val="0000"/>
+        <w:tblBorders>
+          <w:top w:val="single" w:sz="4" w:space="0" w:color="00A047"/>
+          <w:left w:val="single" w:sz="24" w:space="0" w:color="00A047"/>
+          <w:bottom w:val="single" w:sz="4" w:space="0" w:color="00A047"/>
+          <w:right w:val="single" w:sz="4" w:space="0" w:color="00A047"/>
+        </w:tblBorders>
+        <w:tblCellMar>
+          <w:left w:w="144" w:type="dxa"/>
+          <w:right w:w="144" w:type="dxa"/>
+        </w:tblCellMar>
+        <w:tblLook w:firstRow="0" w:lastRow="0" w:firstColumn="0" w:lastColumn="0" w:noHBand="0" w:noVBand="0" w:val="0000"/>
+      </w:tblPr>
+      <w:tr>
+        <w:trPr>
+          <w:cantSplit/>
+        </w:trPr>
+        <w:tc>
+          <w:tcPr>
+            <w:shd w:color="auto" w:fill="ccf1e3" w:val="clear"/>
+            <w:tcMar>
+              <w:top w:w="92" w:type="dxa"/>
+              <w:bottom w:w="92" w:type="dxa"/>
+            </w:tcMar>
+          </w:tcPr>
+          <w:p>
+            <w:pPr>
+              <w:pStyle w:val="FirstParagraph"/>
+            </w:pPr>
+            <w:pPr>
+              <w:spacing w:before="0" w:after="0"/>
+              <w:textAlignment w:val="center"/>
+            </w:pPr>
+            <w:r>
+              <w:drawing>
+                <wp:inline>
+                  <wp:extent cx="152400" cy="152400"/>
+                  <wp:effectExtent b="0" l="0" r="0" t="0"/>
+                  <wp:docPr descr="" title="" id="18" name="Picture"/>
+                  <a:graphic>
+                    <a:graphicData uri="http://schemas.openxmlformats.org/drawingml/2006/picture">
+                      <pic:pic>
+                        <pic:nvPicPr>
+                          <pic:cNvPr descr="/Applications/Positron.app/Contents/Resources/app/quarto/share/formats/docx/tip.png" id="19" name="Picture"/>
+                          <pic:cNvPicPr>
+                            <a:picLocks noChangeArrowheads="1" noChangeAspect="1"/>
+                          </pic:cNvPicPr>
+                        </pic:nvPicPr>
+                        <pic:blipFill>
+                          <a:blip r:embed="rId14"/>
+                          <a:stretch>
+                            <a:fillRect/>
+                          </a:stretch>
+                        </pic:blipFill>
+                        <pic:spPr bwMode="auto">
+                          <a:xfrm>
+                            <a:off x="0" y="0"/>
+                            <a:ext cx="152400" cy="152400"/>
+                          </a:xfrm>
+                          <a:prstGeom prst="rect">
+                            <a:avLst/>
+                          </a:prstGeom>
+                          <a:noFill/>
+                          <a:ln w="9525">
+                            <a:noFill/>
+                            <a:headEnd/>
+                            <a:tailEnd/>
+                          </a:ln>
+                        </pic:spPr>
+                      </pic:pic>
+                    </a:graphicData>
+                  </a:graphic>
+                </wp:inline>
+              </w:drawing>
+            </w:r>
+            <w:r>
+              <w:t xml:space="preserve"> </w:t>
+            </w:r>
+            <w:r>
+              <w:t xml:space="preserve"> </w:t>
+            </w:r>
+            <w:r>
+              <w:t xml:space="preserve">Tip</w:t>
+            </w:r>
+          </w:p>
+        </w:tc>
+      </w:tr>
+      <w:tr>
+        <w:trPr>
+          <w:cantSplit/>
+        </w:trPr>
+        <w:tc>
+          <w:tcPr>
+            <w:tcMar>
+              <w:top w:w="108" w:type="dxa"/>
+              <w:bottom w:w="108" w:type="dxa"/>
+            </w:tcMar>
+          </w:tcPr>
+          <w:p>
+            <w:pPr>
+              <w:pStyle w:val="BodyText"/>
+            </w:pPr>
+            <w:pPr>
+              <w:spacing w:before="16"/>
+            </w:pPr>
+            <w:r>
+              <w:rPr>
+                <w:b/>
+                <w:bCs/>
+              </w:rPr>
+              <w:t xml:space="preserve">💡 Finding a dataset like this on your own</w:t>
+            </w:r>
+          </w:p>
+          <w:p>
+            <w:pPr>
+              <w:pStyle w:val="Compact"/>
+              <w:numPr>
+                <w:ilvl w:val="0"/>
+                <w:numId w:val="1004"/>
+              </w:numPr>
+            </w:pPr>
+            <w:r>
+              <w:rPr>
+                <w:rStyle w:val="VerbatimChar"/>
+              </w:rPr>
+              <w:t xml:space="preserve">library(palmerpenguins)</w:t>
+            </w:r>
+            <w:r>
+              <w:t xml:space="preserve"> </w:t>
+            </w:r>
+            <w:r>
+              <w:t xml:space="preserve">or</w:t>
+            </w:r>
+            <w:r>
+              <w:t xml:space="preserve"> </w:t>
+            </w:r>
+            <w:r>
+              <w:rPr>
+                <w:rStyle w:val="VerbatimChar"/>
+              </w:rPr>
+              <w:t xml:space="preserve">library(FSA)</w:t>
+            </w:r>
+            <w:r>
+              <w:t xml:space="preserve"> </w:t>
+            </w:r>
+            <w:r>
+              <w:t xml:space="preserve">(fish data, Derek Ogle) — real data bundled inside an R package, no download</w:t>
+            </w:r>
+          </w:p>
+          <w:p>
+            <w:pPr>
+              <w:pStyle w:val="Compact"/>
+              <w:numPr>
+                <w:ilvl w:val="0"/>
+                <w:numId w:val="1004"/>
+              </w:numPr>
+            </w:pPr>
+            <w:hyperlink r:id="rId20">
+              <w:r>
+                <w:rPr>
+                  <w:rStyle w:val="Hyperlink"/>
+                </w:rPr>
+                <w:t xml:space="preserve">Kaggle — search</w:t>
+              </w:r>
+              <w:r>
+                <w:rPr>
+                  <w:rStyle w:val="Hyperlink"/>
+                </w:rPr>
+                <w:t xml:space="preserve"> </w:t>
+              </w:r>
+              <w:r>
+                <w:rPr>
+                  <w:rStyle w:val="Hyperlink"/>
+                </w:rPr>
+                <w:t xml:space="preserve">“UFO sightings”</w:t>
+              </w:r>
+            </w:hyperlink>
+            <w:r>
+              <w:t xml:space="preserve"> </w:t>
+            </w:r>
+            <w:r>
+              <w:t xml:space="preserve">or</w:t>
+            </w:r>
+            <w:r>
+              <w:t xml:space="preserve"> </w:t>
+            </w:r>
+            <w:hyperlink r:id="rId21">
+              <w:r>
+                <w:rPr>
+                  <w:rStyle w:val="Hyperlink"/>
+                </w:rPr>
+                <w:t xml:space="preserve">Kaggle — search</w:t>
+              </w:r>
+              <w:r>
+                <w:rPr>
+                  <w:rStyle w:val="Hyperlink"/>
+                </w:rPr>
+                <w:t xml:space="preserve"> </w:t>
+              </w:r>
+              <w:r>
+                <w:rPr>
+                  <w:rStyle w:val="Hyperlink"/>
+                </w:rPr>
+                <w:t xml:space="preserve">“Bigfoot sightings”</w:t>
+              </w:r>
+            </w:hyperlink>
+            <w:r>
+              <w:t xml:space="preserve"> </w:t>
+            </w:r>
+            <w:r>
+              <w:t xml:space="preserve">— download a</w:t>
+            </w:r>
+            <w:r>
+              <w:t xml:space="preserve"> </w:t>
+            </w:r>
+            <w:r>
+              <w:rPr>
+                <w:rStyle w:val="VerbatimChar"/>
+              </w:rPr>
+              <w:t xml:space="preserve">.csv</w:t>
+            </w:r>
+            <w:r>
+              <w:t xml:space="preserve">, then</w:t>
+            </w:r>
+            <w:r>
+              <w:t xml:space="preserve"> </w:t>
+            </w:r>
+            <w:r>
+              <w:rPr>
+                <w:rStyle w:val="VerbatimChar"/>
+              </w:rPr>
+              <w:t xml:space="preserve">read_csv()</w:t>
+            </w:r>
+            <w:r>
+              <w:t xml:space="preserve"> </w:t>
+            </w:r>
+            <w:r>
+              <w:t xml:space="preserve">it like any other file</w:t>
+            </w:r>
+          </w:p>
+          <w:p>
+            <w:pPr>
+              <w:pStyle w:val="FirstParagraph"/>
+            </w:pPr>
+            <w:pPr>
+              <w:spacing w:after="16"/>
+            </w:pPr>
+            <w:r>
+              <w:t xml:space="preserve">You’ll pick one of these for the Extension at the end of this activity.</w:t>
+            </w:r>
+          </w:p>
+          <w:p/>
+        </w:tc>
+      </w:tr>
+    </w:tbl>
+    <w:p>
+      <w:pPr>
+        <w:pStyle w:val="BlockText"/>
+      </w:pPr>
+      <w:r>
+        <w:t xml:space="preserve">✅</w:t>
+      </w:r>
+      <w:r>
+        <w:t xml:space="preserve"> </w:t>
+      </w:r>
+      <w:r>
+        <w:rPr>
+          <w:b/>
+          <w:bCs/>
+        </w:rPr>
         <w:t xml:space="preserve">You can already do a lot:</w:t>
       </w:r>
       <w:r>
         <w:t xml:space="preserve"> </w:t>
       </w:r>
       <w:r>
-        <w:t xml:space="preserve">a colored, shaped, labelled scatter with a trend line. Parts 3–5 are polish — zooming, themes, and saving.</w:t>
+        <w:t xml:space="preserve">the same two plot recipes work on any tidy dataset. Parts 3–6 add new skills — zooming, distributions, themes, and combining panels.</w:t>
       </w:r>
     </w:p>
     <w:p>
@@ -1653,8 +2260,8 @@
         </w:pict>
       </w:r>
     </w:p>
-    <w:bookmarkEnd w:id="19"/>
-    <w:bookmarkStart w:id="23" w:name="X32131960acfb269b52ae1edb3468c5b0deb03e4"/>
+    <w:bookmarkEnd w:id="22"/>
+    <w:bookmarkStart w:id="26" w:name="X32131960acfb269b52ae1edb3468c5b0deb03e4"/>
     <w:p>
       <w:pPr>
         <w:pStyle w:val="Heading1"/>
@@ -1677,7 +2284,7 @@
         <w:pStyle w:val="FirstParagraph"/>
       </w:pPr>
       <w:r>
-        <w:t xml:space="preserve">Sometimes a handful of extreme points squash the rest of the data into a corner and you want a closer look.</w:t>
+        <w:t xml:space="preserve">Gentoo penguins run heavier than the other two species.</w:t>
       </w:r>
       <w:r>
         <w:t xml:space="preserve"> </w:t>
@@ -1708,7 +2315,7 @@
         <w:t xml:space="preserve"> </w:t>
       </w:r>
       <w:r>
-        <w:t xml:space="preserve">and leaves the data alone — every leaf still counts toward the trend line.</w:t>
+        <w:t xml:space="preserve">and leaves the data alone — every penguin still counts toward each box’s median and quartiles.</w:t>
       </w:r>
     </w:p>
     <w:p>
@@ -1731,16 +2338,16 @@
         <w:rPr>
           <w:rStyle w:val="CommentTok"/>
         </w:rPr>
-        <w:t xml:space="preserve"># zoom the view; all 53 leaves still contribute to the trend line</w:t>
-      </w:r>
-      <w:r>
-        <w:br/>
-      </w:r>
-      <w:r>
-        <w:rPr>
-          <w:rStyle w:val="NormalTok"/>
-        </w:rPr>
-        <w:t xml:space="preserve">leaf_df </w:t>
+        <w:t xml:space="preserve"># zoom the view; all 342 penguins still contribute to each box</w:t>
+      </w:r>
+      <w:r>
+        <w:br/>
+      </w:r>
+      <w:r>
+        <w:rPr>
+          <w:rStyle w:val="NormalTok"/>
+        </w:rPr>
+        <w:t xml:space="preserve">penguins_df </w:t>
       </w:r>
       <w:r>
         <w:rPr>
@@ -1791,7 +2398,7 @@
         <w:rPr>
           <w:rStyle w:val="NormalTok"/>
         </w:rPr>
-        <w:t xml:space="preserve"> petiole_mm, </w:t>
+        <w:t xml:space="preserve"> species, </w:t>
       </w:r>
       <w:r>
         <w:rPr>
@@ -1803,7 +2410,19 @@
         <w:rPr>
           <w:rStyle w:val="NormalTok"/>
         </w:rPr>
-        <w:t xml:space="preserve"> mass_g)) </w:t>
+        <w:t xml:space="preserve"> body_mass_g, </w:t>
+      </w:r>
+      <w:r>
+        <w:rPr>
+          <w:rStyle w:val="AttributeTok"/>
+        </w:rPr>
+        <w:t xml:space="preserve">fill =</w:t>
+      </w:r>
+      <w:r>
+        <w:rPr>
+          <w:rStyle w:val="NormalTok"/>
+        </w:rPr>
+        <w:t xml:space="preserve"> species)) </w:t>
       </w:r>
       <w:r>
         <w:rPr>
@@ -1824,7 +2443,7 @@
         <w:rPr>
           <w:rStyle w:val="FunctionTok"/>
         </w:rPr>
-        <w:t xml:space="preserve">geom_point</w:t>
+        <w:t xml:space="preserve">geom_boxplot</w:t>
       </w:r>
       <w:r>
         <w:rPr>
@@ -1860,7 +2479,133 @@
         <w:rPr>
           <w:rStyle w:val="AttributeTok"/>
         </w:rPr>
-        <w:t xml:space="preserve">color =</w:t>
+        <w:t xml:space="preserve">outlier.shape =</w:t>
+      </w:r>
+      <w:r>
+        <w:rPr>
+          <w:rStyle w:val="NormalTok"/>
+        </w:rPr>
+        <w:t xml:space="preserve"> </w:t>
+      </w:r>
+      <w:r>
+        <w:rPr>
+          <w:rStyle w:val="ConstantTok"/>
+        </w:rPr>
+        <w:t xml:space="preserve">NA</w:t>
+      </w:r>
+      <w:r>
+        <w:rPr>
+          <w:rStyle w:val="NormalTok"/>
+        </w:rPr>
+        <w:t xml:space="preserve">) </w:t>
+      </w:r>
+      <w:r>
+        <w:rPr>
+          <w:rStyle w:val="SpecialCharTok"/>
+        </w:rPr>
+        <w:t xml:space="preserve">+</w:t>
+      </w:r>
+      <w:r>
+        <w:br/>
+      </w:r>
+      <w:r>
+        <w:rPr>
+          <w:rStyle w:val="NormalTok"/>
+        </w:rPr>
+        <w:t xml:space="preserve">  </w:t>
+      </w:r>
+      <w:r>
+        <w:rPr>
+          <w:rStyle w:val="FunctionTok"/>
+        </w:rPr>
+        <w:t xml:space="preserve">coord_cartesian</w:t>
+      </w:r>
+      <w:r>
+        <w:rPr>
+          <w:rStyle w:val="NormalTok"/>
+        </w:rPr>
+        <w:t xml:space="preserve">(</w:t>
+      </w:r>
+      <w:r>
+        <w:rPr>
+          <w:rStyle w:val="AttributeTok"/>
+        </w:rPr>
+        <w:t xml:space="preserve">ylim =</w:t>
+      </w:r>
+      <w:r>
+        <w:rPr>
+          <w:rStyle w:val="NormalTok"/>
+        </w:rPr>
+        <w:t xml:space="preserve"> </w:t>
+      </w:r>
+      <w:r>
+        <w:rPr>
+          <w:rStyle w:val="FunctionTok"/>
+        </w:rPr>
+        <w:t xml:space="preserve">c</w:t>
+      </w:r>
+      <w:r>
+        <w:rPr>
+          <w:rStyle w:val="NormalTok"/>
+        </w:rPr>
+        <w:t xml:space="preserve">(</w:t>
+      </w:r>
+      <w:r>
+        <w:rPr>
+          <w:rStyle w:val="DecValTok"/>
+        </w:rPr>
+        <w:t xml:space="preserve">3000</w:t>
+      </w:r>
+      <w:r>
+        <w:rPr>
+          <w:rStyle w:val="NormalTok"/>
+        </w:rPr>
+        <w:t xml:space="preserve">, </w:t>
+      </w:r>
+      <w:r>
+        <w:rPr>
+          <w:rStyle w:val="DecValTok"/>
+        </w:rPr>
+        <w:t xml:space="preserve">5000</w:t>
+      </w:r>
+      <w:r>
+        <w:rPr>
+          <w:rStyle w:val="NormalTok"/>
+        </w:rPr>
+        <w:t xml:space="preserve">)) </w:t>
+      </w:r>
+      <w:r>
+        <w:rPr>
+          <w:rStyle w:val="SpecialCharTok"/>
+        </w:rPr>
+        <w:t xml:space="preserve">+</w:t>
+      </w:r>
+      <w:r>
+        <w:br/>
+      </w:r>
+      <w:r>
+        <w:rPr>
+          <w:rStyle w:val="NormalTok"/>
+        </w:rPr>
+        <w:t xml:space="preserve">  </w:t>
+      </w:r>
+      <w:r>
+        <w:rPr>
+          <w:rStyle w:val="FunctionTok"/>
+        </w:rPr>
+        <w:t xml:space="preserve">labs</w:t>
+      </w:r>
+      <w:r>
+        <w:rPr>
+          <w:rStyle w:val="NormalTok"/>
+        </w:rPr>
+        <w:t xml:space="preserve">(</w:t>
+      </w:r>
+      <w:r>
+        <w:rPr>
+          <w:rStyle w:val="AttributeTok"/>
+        </w:rPr>
+        <w:t xml:space="preserve">title =</w:t>
       </w:r>
       <w:r>
         <w:rPr>
@@ -1872,7 +2617,64 @@
         <w:rPr>
           <w:rStyle w:val="StringTok"/>
         </w:rPr>
-        <w:t xml:space="preserve">"grey40"</w:t>
+        <w:t xml:space="preserve">"Zoomed with coord_cartesian()"</w:t>
+      </w:r>
+      <w:r>
+        <w:rPr>
+          <w:rStyle w:val="NormalTok"/>
+        </w:rPr>
+        <w:t xml:space="preserve">,</w:t>
+      </w:r>
+      <w:r>
+        <w:br/>
+      </w:r>
+      <w:r>
+        <w:rPr>
+          <w:rStyle w:val="NormalTok"/>
+        </w:rPr>
+        <w:t xml:space="preserve">       </w:t>
+      </w:r>
+      <w:r>
+        <w:rPr>
+          <w:rStyle w:val="AttributeTok"/>
+        </w:rPr>
+        <w:t xml:space="preserve">x =</w:t>
+      </w:r>
+      <w:r>
+        <w:rPr>
+          <w:rStyle w:val="NormalTok"/>
+        </w:rPr>
+        <w:t xml:space="preserve"> </w:t>
+      </w:r>
+      <w:r>
+        <w:rPr>
+          <w:rStyle w:val="StringTok"/>
+        </w:rPr>
+        <w:t xml:space="preserve">"Species"</w:t>
+      </w:r>
+      <w:r>
+        <w:rPr>
+          <w:rStyle w:val="NormalTok"/>
+        </w:rPr>
+        <w:t xml:space="preserve">, </w:t>
+      </w:r>
+      <w:r>
+        <w:rPr>
+          <w:rStyle w:val="AttributeTok"/>
+        </w:rPr>
+        <w:t xml:space="preserve">y =</w:t>
+      </w:r>
+      <w:r>
+        <w:rPr>
+          <w:rStyle w:val="NormalTok"/>
+        </w:rPr>
+        <w:t xml:space="preserve"> </w:t>
+      </w:r>
+      <w:r>
+        <w:rPr>
+          <w:rStyle w:val="StringTok"/>
+        </w:rPr>
+        <w:t xml:space="preserve">"Body Mass (g)"</w:t>
       </w:r>
       <w:r>
         <w:rPr>
@@ -1899,7 +2701,34 @@
         <w:rPr>
           <w:rStyle w:val="FunctionTok"/>
         </w:rPr>
-        <w:t xml:space="preserve">geom_smooth</w:t>
+        <w:t xml:space="preserve">theme_minimal</w:t>
+      </w:r>
+      <w:r>
+        <w:rPr>
+          <w:rStyle w:val="NormalTok"/>
+        </w:rPr>
+        <w:t xml:space="preserve">() </w:t>
+      </w:r>
+      <w:r>
+        <w:rPr>
+          <w:rStyle w:val="SpecialCharTok"/>
+        </w:rPr>
+        <w:t xml:space="preserve">+</w:t>
+      </w:r>
+      <w:r>
+        <w:br/>
+      </w:r>
+      <w:r>
+        <w:rPr>
+          <w:rStyle w:val="NormalTok"/>
+        </w:rPr>
+        <w:t xml:space="preserve">  </w:t>
+      </w:r>
+      <w:r>
+        <w:rPr>
+          <w:rStyle w:val="FunctionTok"/>
+        </w:rPr>
+        <w:t xml:space="preserve">theme</w:t>
       </w:r>
       <w:r>
         <w:rPr>
@@ -1911,7 +2740,7 @@
         <w:rPr>
           <w:rStyle w:val="AttributeTok"/>
         </w:rPr>
-        <w:t xml:space="preserve">method =</w:t>
+        <w:t xml:space="preserve">legend.position =</w:t>
       </w:r>
       <w:r>
         <w:rPr>
@@ -1923,247 +2752,13 @@
         <w:rPr>
           <w:rStyle w:val="StringTok"/>
         </w:rPr>
-        <w:t xml:space="preserve">"lm"</w:t>
-      </w:r>
-      <w:r>
-        <w:rPr>
-          <w:rStyle w:val="NormalTok"/>
-        </w:rPr>
-        <w:t xml:space="preserve">, </w:t>
-      </w:r>
-      <w:r>
-        <w:rPr>
-          <w:rStyle w:val="AttributeTok"/>
-        </w:rPr>
-        <w:t xml:space="preserve">color =</w:t>
-      </w:r>
-      <w:r>
-        <w:rPr>
-          <w:rStyle w:val="NormalTok"/>
-        </w:rPr>
-        <w:t xml:space="preserve"> </w:t>
-      </w:r>
-      <w:r>
-        <w:rPr>
-          <w:rStyle w:val="StringTok"/>
-        </w:rPr>
-        <w:t xml:space="preserve">"tomato"</w:t>
-      </w:r>
-      <w:r>
-        <w:rPr>
-          <w:rStyle w:val="NormalTok"/>
-        </w:rPr>
-        <w:t xml:space="preserve">) </w:t>
-      </w:r>
-      <w:r>
-        <w:rPr>
-          <w:rStyle w:val="SpecialCharTok"/>
-        </w:rPr>
-        <w:t xml:space="preserve">+</w:t>
-      </w:r>
-      <w:r>
-        <w:br/>
-      </w:r>
-      <w:r>
-        <w:rPr>
-          <w:rStyle w:val="NormalTok"/>
-        </w:rPr>
-        <w:t xml:space="preserve">  </w:t>
-      </w:r>
-      <w:r>
-        <w:rPr>
-          <w:rStyle w:val="FunctionTok"/>
-        </w:rPr>
-        <w:t xml:space="preserve">coord_cartesian</w:t>
-      </w:r>
-      <w:r>
-        <w:rPr>
-          <w:rStyle w:val="NormalTok"/>
-        </w:rPr>
-        <w:t xml:space="preserve">(</w:t>
-      </w:r>
-      <w:r>
-        <w:rPr>
-          <w:rStyle w:val="AttributeTok"/>
-        </w:rPr>
-        <w:t xml:space="preserve">xlim =</w:t>
-      </w:r>
-      <w:r>
-        <w:rPr>
-          <w:rStyle w:val="NormalTok"/>
-        </w:rPr>
-        <w:t xml:space="preserve"> </w:t>
-      </w:r>
-      <w:r>
-        <w:rPr>
-          <w:rStyle w:val="FunctionTok"/>
-        </w:rPr>
-        <w:t xml:space="preserve">c</w:t>
-      </w:r>
-      <w:r>
-        <w:rPr>
-          <w:rStyle w:val="NormalTok"/>
-        </w:rPr>
-        <w:t xml:space="preserve">(</w:t>
-      </w:r>
-      <w:r>
-        <w:rPr>
-          <w:rStyle w:val="DecValTok"/>
-        </w:rPr>
-        <w:t xml:space="preserve">50</w:t>
-      </w:r>
-      <w:r>
-        <w:rPr>
-          <w:rStyle w:val="NormalTok"/>
-        </w:rPr>
-        <w:t xml:space="preserve">, </w:t>
-      </w:r>
-      <w:r>
-        <w:rPr>
-          <w:rStyle w:val="DecValTok"/>
-        </w:rPr>
-        <w:t xml:space="preserve">70</w:t>
-      </w:r>
-      <w:r>
-        <w:rPr>
-          <w:rStyle w:val="NormalTok"/>
-        </w:rPr>
-        <w:t xml:space="preserve">)) </w:t>
-      </w:r>
-      <w:r>
-        <w:rPr>
-          <w:rStyle w:val="SpecialCharTok"/>
-        </w:rPr>
-        <w:t xml:space="preserve">+</w:t>
-      </w:r>
-      <w:r>
-        <w:br/>
-      </w:r>
-      <w:r>
-        <w:rPr>
-          <w:rStyle w:val="NormalTok"/>
-        </w:rPr>
-        <w:t xml:space="preserve">  </w:t>
-      </w:r>
-      <w:r>
-        <w:rPr>
-          <w:rStyle w:val="FunctionTok"/>
-        </w:rPr>
-        <w:t xml:space="preserve">labs</w:t>
-      </w:r>
-      <w:r>
-        <w:rPr>
-          <w:rStyle w:val="NormalTok"/>
-        </w:rPr>
-        <w:t xml:space="preserve">(</w:t>
-      </w:r>
-      <w:r>
-        <w:rPr>
-          <w:rStyle w:val="AttributeTok"/>
-        </w:rPr>
-        <w:t xml:space="preserve">title =</w:t>
-      </w:r>
-      <w:r>
-        <w:rPr>
-          <w:rStyle w:val="NormalTok"/>
-        </w:rPr>
-        <w:t xml:space="preserve"> </w:t>
-      </w:r>
-      <w:r>
-        <w:rPr>
-          <w:rStyle w:val="StringTok"/>
-        </w:rPr>
-        <w:t xml:space="preserve">"Zoomed with coord_cartesian()"</w:t>
-      </w:r>
-      <w:r>
-        <w:rPr>
-          <w:rStyle w:val="NormalTok"/>
-        </w:rPr>
-        <w:t xml:space="preserve">,</w:t>
-      </w:r>
-      <w:r>
-        <w:br/>
-      </w:r>
-      <w:r>
-        <w:rPr>
-          <w:rStyle w:val="NormalTok"/>
-        </w:rPr>
-        <w:t xml:space="preserve">       </w:t>
-      </w:r>
-      <w:r>
-        <w:rPr>
-          <w:rStyle w:val="AttributeTok"/>
-        </w:rPr>
-        <w:t xml:space="preserve">x =</w:t>
-      </w:r>
-      <w:r>
-        <w:rPr>
-          <w:rStyle w:val="NormalTok"/>
-        </w:rPr>
-        <w:t xml:space="preserve"> </w:t>
-      </w:r>
-      <w:r>
-        <w:rPr>
-          <w:rStyle w:val="StringTok"/>
-        </w:rPr>
-        <w:t xml:space="preserve">"Petiole Length (mm)"</w:t>
-      </w:r>
-      <w:r>
-        <w:rPr>
-          <w:rStyle w:val="NormalTok"/>
-        </w:rPr>
-        <w:t xml:space="preserve">, </w:t>
-      </w:r>
-      <w:r>
-        <w:rPr>
-          <w:rStyle w:val="AttributeTok"/>
-        </w:rPr>
-        <w:t xml:space="preserve">y =</w:t>
-      </w:r>
-      <w:r>
-        <w:rPr>
-          <w:rStyle w:val="NormalTok"/>
-        </w:rPr>
-        <w:t xml:space="preserve"> </w:t>
-      </w:r>
-      <w:r>
-        <w:rPr>
-          <w:rStyle w:val="StringTok"/>
-        </w:rPr>
-        <w:t xml:space="preserve">"Leaf Mass (g)"</w:t>
-      </w:r>
-      <w:r>
-        <w:rPr>
-          <w:rStyle w:val="NormalTok"/>
-        </w:rPr>
-        <w:t xml:space="preserve">) </w:t>
-      </w:r>
-      <w:r>
-        <w:rPr>
-          <w:rStyle w:val="SpecialCharTok"/>
-        </w:rPr>
-        <w:t xml:space="preserve">+</w:t>
-      </w:r>
-      <w:r>
-        <w:br/>
-      </w:r>
-      <w:r>
-        <w:rPr>
-          <w:rStyle w:val="NormalTok"/>
-        </w:rPr>
-        <w:t xml:space="preserve">  </w:t>
-      </w:r>
-      <w:r>
-        <w:rPr>
-          <w:rStyle w:val="FunctionTok"/>
-        </w:rPr>
-        <w:t xml:space="preserve">theme_minimal</w:t>
-      </w:r>
-      <w:r>
-        <w:rPr>
-          <w:rStyle w:val="NormalTok"/>
-        </w:rPr>
-        <w:t xml:space="preserve">()</w:t>
+        <w:t xml:space="preserve">"none"</w:t>
+      </w:r>
+      <w:r>
+        <w:rPr>
+          <w:rStyle w:val="NormalTok"/>
+        </w:rPr>
+        <w:t xml:space="preserve">)</w:t>
       </w:r>
     </w:p>
     <w:p>
@@ -2196,13 +2791,13 @@
         <w:rPr>
           <w:rStyle w:val="VerbatimChar"/>
         </w:rPr>
-        <w:t xml:space="preserve">coord_cartesian(xlim = c(55, 65))</w:t>
-      </w:r>
-      <w:r>
-        <w:t xml:space="preserve"> </w:t>
-      </w:r>
-      <w:r>
-        <w:t xml:space="preserve">and run it. The view gets tighter — does the trend line itself move?</w:t>
+        <w:t xml:space="preserve">coord_cartesian(ylim = c(3500, 4500))</w:t>
+      </w:r>
+      <w:r>
+        <w:t xml:space="preserve"> </w:t>
+      </w:r>
+      <w:r>
+        <w:t xml:space="preserve">and run it. The view gets tighter — do the box shapes themselves change?</w:t>
       </w:r>
     </w:p>
     <w:p>
@@ -2213,7 +2808,7 @@
         <w:rPr>
           <w:rStyle w:val="VerbatimChar"/>
         </w:rPr>
-        <w:t xml:space="preserve">Did the line move?</w:t>
+        <w:t xml:space="preserve">Did the boxes change shape?</w:t>
       </w:r>
     </w:p>
     <w:tbl>
@@ -2257,18 +2852,18 @@
                 <wp:inline>
                   <wp:extent cx="152400" cy="152400"/>
                   <wp:effectExtent b="0" l="0" r="0" t="0"/>
-                  <wp:docPr descr="" title="" id="21" name="Picture"/>
+                  <wp:docPr descr="" title="" id="24" name="Picture"/>
                   <a:graphic>
                     <a:graphicData uri="http://schemas.openxmlformats.org/drawingml/2006/picture">
                       <pic:pic>
                         <pic:nvPicPr>
-                          <pic:cNvPr descr="/Applications/Positron.app/Contents/Resources/app/quarto/share/formats/docx/warning.png" id="22" name="Picture"/>
+                          <pic:cNvPr descr="/Applications/Positron.app/Contents/Resources/app/quarto/share/formats/docx/warning.png" id="25" name="Picture"/>
                           <pic:cNvPicPr>
                             <a:picLocks noChangeArrowheads="1" noChangeAspect="1"/>
                           </pic:cNvPicPr>
                         </pic:nvPicPr>
                         <pic:blipFill>
-                          <a:blip r:embed="rId20"/>
+                          <a:blip r:embed="rId23"/>
                           <a:stretch>
                             <a:fillRect/>
                           </a:stretch>
@@ -2344,7 +2939,7 @@
                 <w:b/>
                 <w:bCs/>
               </w:rPr>
-              <w:t xml:space="preserve">xlim()</w:t>
+              <w:t xml:space="preserve">ylim()</w:t>
             </w:r>
             <w:r>
               <w:rPr>
@@ -2373,7 +2968,7 @@
                 <w:b/>
                 <w:bCs/>
               </w:rPr>
-              <w:t xml:space="preserve">ylim()</w:t>
+              <w:t xml:space="preserve">scale_y_continuous(limits = )</w:t>
             </w:r>
             <w:r>
               <w:rPr>
@@ -2398,28 +2993,13 @@
               <w:rPr>
                 <w:rStyle w:val="VerbatimChar"/>
               </w:rPr>
-              <w:t xml:space="preserve">xlim()</w:t>
+              <w:t xml:space="preserve">ylim()</w:t>
             </w:r>
             <w:r>
               <w:t xml:space="preserve"> </w:t>
             </w:r>
             <w:r>
-              <w:t xml:space="preserve">and</w:t>
-            </w:r>
-            <w:r>
-              <w:t xml:space="preserve"> </w:t>
-            </w:r>
-            <w:r>
-              <w:rPr>
-                <w:rStyle w:val="VerbatimChar"/>
-              </w:rPr>
-              <w:t xml:space="preserve">ylim()</w:t>
-            </w:r>
-            <w:r>
-              <w:t xml:space="preserve"> </w:t>
-            </w:r>
-            <w:r>
-              <w:t xml:space="preserve">look like they just zoom, but they</w:t>
+              <w:t xml:space="preserve">looks like it just zooms, but it</w:t>
             </w:r>
             <w:r>
               <w:t xml:space="preserve"> </w:t>
@@ -2429,7 +3009,7 @@
                 <w:b/>
                 <w:bCs/>
               </w:rPr>
-              <w:t xml:space="preserve">silently drop every row outside the range</w:t>
+              <w:t xml:space="preserve">silently drops every row outside the range</w:t>
             </w:r>
             <w:r>
               <w:t xml:space="preserve"> </w:t>
@@ -2445,7 +3025,7 @@
               <w:t xml:space="preserve"> </w:t>
             </w:r>
             <w:r>
-              <w:t xml:space="preserve">anything is calculated. A trend line added after</w:t>
+              <w:t xml:space="preserve">anything is calculated. A box built after</w:t>
             </w:r>
             <w:r>
               <w:t xml:space="preserve"> </w:t>
@@ -2454,13 +3034,28 @@
               <w:rPr>
                 <w:rStyle w:val="VerbatimChar"/>
               </w:rPr>
-              <w:t xml:space="preserve">xlim()</w:t>
+              <w:t xml:space="preserve">ylim()</w:t>
             </w:r>
             <w:r>
               <w:t xml:space="preserve"> </w:t>
             </w:r>
             <w:r>
-              <w:t xml:space="preserve">is fit only on the leaves that survived — so it can point a different direction, with no warning that data went missing.</w:t>
+              <w:t xml:space="preserve">is fit only on the penguins that survived — so the median and quartiles can shift, with no warning that data went missing.</w:t>
+            </w:r>
+            <w:r>
+              <w:t xml:space="preserve"> </w:t>
+            </w:r>
+            <w:r>
+              <w:rPr>
+                <w:rStyle w:val="VerbatimChar"/>
+              </w:rPr>
+              <w:t xml:space="preserve">scale_y_continuous(limits = c(3000, 5000))</w:t>
+            </w:r>
+            <w:r>
+              <w:t xml:space="preserve"> </w:t>
+            </w:r>
+            <w:r>
+              <w:t xml:space="preserve">is the exact same trap written out in full.</w:t>
             </w:r>
           </w:p>
           <w:p>
@@ -2502,7 +3097,7 @@
               <w:rPr>
                 <w:rStyle w:val="VerbatimChar"/>
               </w:rPr>
-              <w:t xml:space="preserve">xlim()</w:t>
+              <w:t xml:space="preserve">ylim()</w:t>
             </w:r>
             <w:r>
               <w:t xml:space="preserve"> </w:t>
@@ -2517,7 +3112,7 @@
               <w:rPr>
                 <w:rStyle w:val="VerbatimChar"/>
               </w:rPr>
-              <w:t xml:space="preserve">ylim()</w:t>
+              <w:t xml:space="preserve">scale_y_continuous(limits = )</w:t>
             </w:r>
             <w:r>
               <w:t xml:space="preserve"> </w:t>
@@ -2550,16 +3145,16 @@
         <w:rPr>
           <w:rStyle w:val="CommentTok"/>
         </w:rPr>
-        <w:t xml:space="preserve"># same plot, but xlim() drops the outside rows FIRST — watch the line change</w:t>
-      </w:r>
-      <w:r>
-        <w:br/>
-      </w:r>
-      <w:r>
-        <w:rPr>
-          <w:rStyle w:val="NormalTok"/>
-        </w:rPr>
-        <w:t xml:space="preserve">leaf_df </w:t>
+        <w:t xml:space="preserve"># same plot, but ylim() drops the outside rows FIRST — watch the Gentoo box</w:t>
+      </w:r>
+      <w:r>
+        <w:br/>
+      </w:r>
+      <w:r>
+        <w:rPr>
+          <w:rStyle w:val="NormalTok"/>
+        </w:rPr>
+        <w:t xml:space="preserve">penguins_df </w:t>
       </w:r>
       <w:r>
         <w:rPr>
@@ -2610,7 +3205,7 @@
         <w:rPr>
           <w:rStyle w:val="NormalTok"/>
         </w:rPr>
-        <w:t xml:space="preserve"> petiole_mm, </w:t>
+        <w:t xml:space="preserve"> species, </w:t>
       </w:r>
       <w:r>
         <w:rPr>
@@ -2622,7 +3217,19 @@
         <w:rPr>
           <w:rStyle w:val="NormalTok"/>
         </w:rPr>
-        <w:t xml:space="preserve"> mass_g)) </w:t>
+        <w:t xml:space="preserve"> body_mass_g, </w:t>
+      </w:r>
+      <w:r>
+        <w:rPr>
+          <w:rStyle w:val="AttributeTok"/>
+        </w:rPr>
+        <w:t xml:space="preserve">fill =</w:t>
+      </w:r>
+      <w:r>
+        <w:rPr>
+          <w:rStyle w:val="NormalTok"/>
+        </w:rPr>
+        <w:t xml:space="preserve"> species)) </w:t>
       </w:r>
       <w:r>
         <w:rPr>
@@ -2643,7 +3250,7 @@
         <w:rPr>
           <w:rStyle w:val="FunctionTok"/>
         </w:rPr>
-        <w:t xml:space="preserve">geom_point</w:t>
+        <w:t xml:space="preserve">geom_boxplot</w:t>
       </w:r>
       <w:r>
         <w:rPr>
@@ -2679,7 +3286,109 @@
         <w:rPr>
           <w:rStyle w:val="AttributeTok"/>
         </w:rPr>
-        <w:t xml:space="preserve">color =</w:t>
+        <w:t xml:space="preserve">outlier.shape =</w:t>
+      </w:r>
+      <w:r>
+        <w:rPr>
+          <w:rStyle w:val="NormalTok"/>
+        </w:rPr>
+        <w:t xml:space="preserve"> </w:t>
+      </w:r>
+      <w:r>
+        <w:rPr>
+          <w:rStyle w:val="ConstantTok"/>
+        </w:rPr>
+        <w:t xml:space="preserve">NA</w:t>
+      </w:r>
+      <w:r>
+        <w:rPr>
+          <w:rStyle w:val="NormalTok"/>
+        </w:rPr>
+        <w:t xml:space="preserve">) </w:t>
+      </w:r>
+      <w:r>
+        <w:rPr>
+          <w:rStyle w:val="SpecialCharTok"/>
+        </w:rPr>
+        <w:t xml:space="preserve">+</w:t>
+      </w:r>
+      <w:r>
+        <w:br/>
+      </w:r>
+      <w:r>
+        <w:rPr>
+          <w:rStyle w:val="NormalTok"/>
+        </w:rPr>
+        <w:t xml:space="preserve">  </w:t>
+      </w:r>
+      <w:r>
+        <w:rPr>
+          <w:rStyle w:val="FunctionTok"/>
+        </w:rPr>
+        <w:t xml:space="preserve">ylim</w:t>
+      </w:r>
+      <w:r>
+        <w:rPr>
+          <w:rStyle w:val="NormalTok"/>
+        </w:rPr>
+        <w:t xml:space="preserve">(</w:t>
+      </w:r>
+      <w:r>
+        <w:rPr>
+          <w:rStyle w:val="DecValTok"/>
+        </w:rPr>
+        <w:t xml:space="preserve">3000</w:t>
+      </w:r>
+      <w:r>
+        <w:rPr>
+          <w:rStyle w:val="NormalTok"/>
+        </w:rPr>
+        <w:t xml:space="preserve">, </w:t>
+      </w:r>
+      <w:r>
+        <w:rPr>
+          <w:rStyle w:val="DecValTok"/>
+        </w:rPr>
+        <w:t xml:space="preserve">5000</w:t>
+      </w:r>
+      <w:r>
+        <w:rPr>
+          <w:rStyle w:val="NormalTok"/>
+        </w:rPr>
+        <w:t xml:space="preserve">) </w:t>
+      </w:r>
+      <w:r>
+        <w:rPr>
+          <w:rStyle w:val="SpecialCharTok"/>
+        </w:rPr>
+        <w:t xml:space="preserve">+</w:t>
+      </w:r>
+      <w:r>
+        <w:br/>
+      </w:r>
+      <w:r>
+        <w:rPr>
+          <w:rStyle w:val="NormalTok"/>
+        </w:rPr>
+        <w:t xml:space="preserve">  </w:t>
+      </w:r>
+      <w:r>
+        <w:rPr>
+          <w:rStyle w:val="FunctionTok"/>
+        </w:rPr>
+        <w:t xml:space="preserve">labs</w:t>
+      </w:r>
+      <w:r>
+        <w:rPr>
+          <w:rStyle w:val="NormalTok"/>
+        </w:rPr>
+        <w:t xml:space="preserve">(</w:t>
+      </w:r>
+      <w:r>
+        <w:rPr>
+          <w:rStyle w:val="AttributeTok"/>
+        </w:rPr>
+        <w:t xml:space="preserve">title =</w:t>
       </w:r>
       <w:r>
         <w:rPr>
@@ -2691,7 +3400,64 @@
         <w:rPr>
           <w:rStyle w:val="StringTok"/>
         </w:rPr>
-        <w:t xml:space="preserve">"grey40"</w:t>
+        <w:t xml:space="preserve">"ylim() — boxes recomputed on fewer penguins"</w:t>
+      </w:r>
+      <w:r>
+        <w:rPr>
+          <w:rStyle w:val="NormalTok"/>
+        </w:rPr>
+        <w:t xml:space="preserve">,</w:t>
+      </w:r>
+      <w:r>
+        <w:br/>
+      </w:r>
+      <w:r>
+        <w:rPr>
+          <w:rStyle w:val="NormalTok"/>
+        </w:rPr>
+        <w:t xml:space="preserve">       </w:t>
+      </w:r>
+      <w:r>
+        <w:rPr>
+          <w:rStyle w:val="AttributeTok"/>
+        </w:rPr>
+        <w:t xml:space="preserve">x =</w:t>
+      </w:r>
+      <w:r>
+        <w:rPr>
+          <w:rStyle w:val="NormalTok"/>
+        </w:rPr>
+        <w:t xml:space="preserve"> </w:t>
+      </w:r>
+      <w:r>
+        <w:rPr>
+          <w:rStyle w:val="StringTok"/>
+        </w:rPr>
+        <w:t xml:space="preserve">"Species"</w:t>
+      </w:r>
+      <w:r>
+        <w:rPr>
+          <w:rStyle w:val="NormalTok"/>
+        </w:rPr>
+        <w:t xml:space="preserve">, </w:t>
+      </w:r>
+      <w:r>
+        <w:rPr>
+          <w:rStyle w:val="AttributeTok"/>
+        </w:rPr>
+        <w:t xml:space="preserve">y =</w:t>
+      </w:r>
+      <w:r>
+        <w:rPr>
+          <w:rStyle w:val="NormalTok"/>
+        </w:rPr>
+        <w:t xml:space="preserve"> </w:t>
+      </w:r>
+      <w:r>
+        <w:rPr>
+          <w:rStyle w:val="StringTok"/>
+        </w:rPr>
+        <w:t xml:space="preserve">"Body Mass (g)"</w:t>
       </w:r>
       <w:r>
         <w:rPr>
@@ -2718,7 +3484,34 @@
         <w:rPr>
           <w:rStyle w:val="FunctionTok"/>
         </w:rPr>
-        <w:t xml:space="preserve">geom_smooth</w:t>
+        <w:t xml:space="preserve">theme_minimal</w:t>
+      </w:r>
+      <w:r>
+        <w:rPr>
+          <w:rStyle w:val="NormalTok"/>
+        </w:rPr>
+        <w:t xml:space="preserve">() </w:t>
+      </w:r>
+      <w:r>
+        <w:rPr>
+          <w:rStyle w:val="SpecialCharTok"/>
+        </w:rPr>
+        <w:t xml:space="preserve">+</w:t>
+      </w:r>
+      <w:r>
+        <w:br/>
+      </w:r>
+      <w:r>
+        <w:rPr>
+          <w:rStyle w:val="NormalTok"/>
+        </w:rPr>
+        <w:t xml:space="preserve">  </w:t>
+      </w:r>
+      <w:r>
+        <w:rPr>
+          <w:rStyle w:val="FunctionTok"/>
+        </w:rPr>
+        <w:t xml:space="preserve">theme</w:t>
       </w:r>
       <w:r>
         <w:rPr>
@@ -2730,7 +3523,7 @@
         <w:rPr>
           <w:rStyle w:val="AttributeTok"/>
         </w:rPr>
-        <w:t xml:space="preserve">method =</w:t>
+        <w:t xml:space="preserve">legend.position =</w:t>
       </w:r>
       <w:r>
         <w:rPr>
@@ -2742,31 +3535,161 @@
         <w:rPr>
           <w:rStyle w:val="StringTok"/>
         </w:rPr>
-        <w:t xml:space="preserve">"lm"</w:t>
-      </w:r>
-      <w:r>
-        <w:rPr>
-          <w:rStyle w:val="NormalTok"/>
-        </w:rPr>
-        <w:t xml:space="preserve">, </w:t>
-      </w:r>
-      <w:r>
-        <w:rPr>
-          <w:rStyle w:val="AttributeTok"/>
-        </w:rPr>
-        <w:t xml:space="preserve">color =</w:t>
-      </w:r>
-      <w:r>
-        <w:rPr>
-          <w:rStyle w:val="NormalTok"/>
-        </w:rPr>
-        <w:t xml:space="preserve"> </w:t>
-      </w:r>
-      <w:r>
-        <w:rPr>
-          <w:rStyle w:val="StringTok"/>
-        </w:rPr>
-        <w:t xml:space="preserve">"tomato"</w:t>
+        <w:t xml:space="preserve">"none"</w:t>
+      </w:r>
+      <w:r>
+        <w:rPr>
+          <w:rStyle w:val="NormalTok"/>
+        </w:rPr>
+        <w:t xml:space="preserve">)</w:t>
+      </w:r>
+    </w:p>
+    <w:p>
+      <w:pPr>
+        <w:pStyle w:val="FirstParagraph"/>
+      </w:pPr>
+      <w:r>
+        <w:rPr>
+          <w:b/>
+          <w:bCs/>
+        </w:rPr>
+        <w:t xml:space="preserve">▶ Run this to see exactly how many rows</w:t>
+      </w:r>
+      <w:r>
+        <w:rPr>
+          <w:b/>
+          <w:bCs/>
+        </w:rPr>
+        <w:t xml:space="preserve"> </w:t>
+      </w:r>
+      <w:r>
+        <w:rPr>
+          <w:rStyle w:val="VerbatimChar"/>
+          <w:b/>
+          <w:bCs/>
+        </w:rPr>
+        <w:t xml:space="preserve">ylim()</w:t>
+      </w:r>
+      <w:r>
+        <w:rPr>
+          <w:b/>
+          <w:bCs/>
+        </w:rPr>
+        <w:t xml:space="preserve"> </w:t>
+      </w:r>
+      <w:r>
+        <w:rPr>
+          <w:b/>
+          <w:bCs/>
+        </w:rPr>
+        <w:t xml:space="preserve">silently drops:</w:t>
+      </w:r>
+    </w:p>
+    <w:p>
+      <w:pPr>
+        <w:pStyle w:val="SourceCode"/>
+      </w:pPr>
+      <w:r>
+        <w:rPr>
+          <w:rStyle w:val="CommentTok"/>
+        </w:rPr>
+        <w:t xml:space="preserve"># count penguins inside vs outside the 3000-5000 g window</w:t>
+      </w:r>
+      <w:r>
+        <w:br/>
+      </w:r>
+      <w:r>
+        <w:rPr>
+          <w:rStyle w:val="FunctionTok"/>
+        </w:rPr>
+        <w:t xml:space="preserve">nrow</w:t>
+      </w:r>
+      <w:r>
+        <w:rPr>
+          <w:rStyle w:val="NormalTok"/>
+        </w:rPr>
+        <w:t xml:space="preserve">(penguins_df)</w:t>
+      </w:r>
+      <w:r>
+        <w:br/>
+      </w:r>
+      <w:r>
+        <w:br/>
+      </w:r>
+      <w:r>
+        <w:rPr>
+          <w:rStyle w:val="NormalTok"/>
+        </w:rPr>
+        <w:t xml:space="preserve">penguins_df </w:t>
+      </w:r>
+      <w:r>
+        <w:rPr>
+          <w:rStyle w:val="SpecialCharTok"/>
+        </w:rPr>
+        <w:t xml:space="preserve">%&gt;%</w:t>
+      </w:r>
+      <w:r>
+        <w:br/>
+      </w:r>
+      <w:r>
+        <w:rPr>
+          <w:rStyle w:val="NormalTok"/>
+        </w:rPr>
+        <w:t xml:space="preserve">  </w:t>
+      </w:r>
+      <w:r>
+        <w:rPr>
+          <w:rStyle w:val="FunctionTok"/>
+        </w:rPr>
+        <w:t xml:space="preserve">filter</w:t>
+      </w:r>
+      <w:r>
+        <w:rPr>
+          <w:rStyle w:val="NormalTok"/>
+        </w:rPr>
+        <w:t xml:space="preserve">(body_mass_g </w:t>
+      </w:r>
+      <w:r>
+        <w:rPr>
+          <w:rStyle w:val="SpecialCharTok"/>
+        </w:rPr>
+        <w:t xml:space="preserve">&gt;=</w:t>
+      </w:r>
+      <w:r>
+        <w:rPr>
+          <w:rStyle w:val="NormalTok"/>
+        </w:rPr>
+        <w:t xml:space="preserve"> </w:t>
+      </w:r>
+      <w:r>
+        <w:rPr>
+          <w:rStyle w:val="DecValTok"/>
+        </w:rPr>
+        <w:t xml:space="preserve">3000</w:t>
+      </w:r>
+      <w:r>
+        <w:rPr>
+          <w:rStyle w:val="NormalTok"/>
+        </w:rPr>
+        <w:t xml:space="preserve">, body_mass_g </w:t>
+      </w:r>
+      <w:r>
+        <w:rPr>
+          <w:rStyle w:val="SpecialCharTok"/>
+        </w:rPr>
+        <w:t xml:space="preserve">&lt;=</w:t>
+      </w:r>
+      <w:r>
+        <w:rPr>
+          <w:rStyle w:val="NormalTok"/>
+        </w:rPr>
+        <w:t xml:space="preserve"> </w:t>
+      </w:r>
+      <w:r>
+        <w:rPr>
+          <w:rStyle w:val="DecValTok"/>
+        </w:rPr>
+        <w:t xml:space="preserve">5000</w:t>
       </w:r>
       <w:r>
         <w:rPr>
@@ -2778,7 +3701,7 @@
         <w:rPr>
           <w:rStyle w:val="SpecialCharTok"/>
         </w:rPr>
-        <w:t xml:space="preserve">+</w:t>
+        <w:t xml:space="preserve">%&gt;%</w:t>
       </w:r>
       <w:r>
         <w:br/>
@@ -2793,31 +3716,94 @@
         <w:rPr>
           <w:rStyle w:val="FunctionTok"/>
         </w:rPr>
-        <w:t xml:space="preserve">xlim</w:t>
-      </w:r>
-      <w:r>
-        <w:rPr>
-          <w:rStyle w:val="NormalTok"/>
-        </w:rPr>
-        <w:t xml:space="preserve">(</w:t>
+        <w:t xml:space="preserve">nrow</w:t>
+      </w:r>
+      <w:r>
+        <w:rPr>
+          <w:rStyle w:val="NormalTok"/>
+        </w:rPr>
+        <w:t xml:space="preserve">()</w:t>
+      </w:r>
+      <w:r>
+        <w:br/>
+      </w:r>
+      <w:r>
+        <w:br/>
+      </w:r>
+      <w:r>
+        <w:rPr>
+          <w:rStyle w:val="NormalTok"/>
+        </w:rPr>
+        <w:t xml:space="preserve">penguins_df </w:t>
+      </w:r>
+      <w:r>
+        <w:rPr>
+          <w:rStyle w:val="SpecialCharTok"/>
+        </w:rPr>
+        <w:t xml:space="preserve">%&gt;%</w:t>
+      </w:r>
+      <w:r>
+        <w:br/>
+      </w:r>
+      <w:r>
+        <w:rPr>
+          <w:rStyle w:val="NormalTok"/>
+        </w:rPr>
+        <w:t xml:space="preserve">  </w:t>
+      </w:r>
+      <w:r>
+        <w:rPr>
+          <w:rStyle w:val="FunctionTok"/>
+        </w:rPr>
+        <w:t xml:space="preserve">filter</w:t>
+      </w:r>
+      <w:r>
+        <w:rPr>
+          <w:rStyle w:val="NormalTok"/>
+        </w:rPr>
+        <w:t xml:space="preserve">(body_mass_g </w:t>
+      </w:r>
+      <w:r>
+        <w:rPr>
+          <w:rStyle w:val="SpecialCharTok"/>
+        </w:rPr>
+        <w:t xml:space="preserve">&gt;=</w:t>
+      </w:r>
+      <w:r>
+        <w:rPr>
+          <w:rStyle w:val="NormalTok"/>
+        </w:rPr>
+        <w:t xml:space="preserve"> </w:t>
       </w:r>
       <w:r>
         <w:rPr>
           <w:rStyle w:val="DecValTok"/>
         </w:rPr>
-        <w:t xml:space="preserve">50</w:t>
-      </w:r>
-      <w:r>
-        <w:rPr>
-          <w:rStyle w:val="NormalTok"/>
-        </w:rPr>
-        <w:t xml:space="preserve">, </w:t>
+        <w:t xml:space="preserve">3000</w:t>
+      </w:r>
+      <w:r>
+        <w:rPr>
+          <w:rStyle w:val="NormalTok"/>
+        </w:rPr>
+        <w:t xml:space="preserve">, body_mass_g </w:t>
+      </w:r>
+      <w:r>
+        <w:rPr>
+          <w:rStyle w:val="SpecialCharTok"/>
+        </w:rPr>
+        <w:t xml:space="preserve">&lt;=</w:t>
+      </w:r>
+      <w:r>
+        <w:rPr>
+          <w:rStyle w:val="NormalTok"/>
+        </w:rPr>
+        <w:t xml:space="preserve"> </w:t>
       </w:r>
       <w:r>
         <w:rPr>
           <w:rStyle w:val="DecValTok"/>
         </w:rPr>
-        <w:t xml:space="preserve">70</w:t>
+        <w:t xml:space="preserve">5000</w:t>
       </w:r>
       <w:r>
         <w:rPr>
@@ -2829,7 +3815,7 @@
         <w:rPr>
           <w:rStyle w:val="SpecialCharTok"/>
         </w:rPr>
-        <w:t xml:space="preserve">+</w:t>
+        <w:t xml:space="preserve">%&gt;%</w:t>
       </w:r>
       <w:r>
         <w:br/>
@@ -2844,121 +3830,13 @@
         <w:rPr>
           <w:rStyle w:val="FunctionTok"/>
         </w:rPr>
-        <w:t xml:space="preserve">labs</w:t>
-      </w:r>
-      <w:r>
-        <w:rPr>
-          <w:rStyle w:val="NormalTok"/>
-        </w:rPr>
-        <w:t xml:space="preserve">(</w:t>
-      </w:r>
-      <w:r>
-        <w:rPr>
-          <w:rStyle w:val="AttributeTok"/>
-        </w:rPr>
-        <w:t xml:space="preserve">title =</w:t>
-      </w:r>
-      <w:r>
-        <w:rPr>
-          <w:rStyle w:val="NormalTok"/>
-        </w:rPr>
-        <w:t xml:space="preserve"> </w:t>
-      </w:r>
-      <w:r>
-        <w:rPr>
-          <w:rStyle w:val="StringTok"/>
-        </w:rPr>
-        <w:t xml:space="preserve">"xlim() — trend line refit on fewer leaves"</w:t>
-      </w:r>
-      <w:r>
-        <w:rPr>
-          <w:rStyle w:val="NormalTok"/>
-        </w:rPr>
-        <w:t xml:space="preserve">,</w:t>
-      </w:r>
-      <w:r>
-        <w:br/>
-      </w:r>
-      <w:r>
-        <w:rPr>
-          <w:rStyle w:val="NormalTok"/>
-        </w:rPr>
-        <w:t xml:space="preserve">       </w:t>
-      </w:r>
-      <w:r>
-        <w:rPr>
-          <w:rStyle w:val="AttributeTok"/>
-        </w:rPr>
-        <w:t xml:space="preserve">x =</w:t>
-      </w:r>
-      <w:r>
-        <w:rPr>
-          <w:rStyle w:val="NormalTok"/>
-        </w:rPr>
-        <w:t xml:space="preserve"> </w:t>
-      </w:r>
-      <w:r>
-        <w:rPr>
-          <w:rStyle w:val="StringTok"/>
-        </w:rPr>
-        <w:t xml:space="preserve">"Petiole Length (mm)"</w:t>
-      </w:r>
-      <w:r>
-        <w:rPr>
-          <w:rStyle w:val="NormalTok"/>
-        </w:rPr>
-        <w:t xml:space="preserve">, </w:t>
-      </w:r>
-      <w:r>
-        <w:rPr>
-          <w:rStyle w:val="AttributeTok"/>
-        </w:rPr>
-        <w:t xml:space="preserve">y =</w:t>
-      </w:r>
-      <w:r>
-        <w:rPr>
-          <w:rStyle w:val="NormalTok"/>
-        </w:rPr>
-        <w:t xml:space="preserve"> </w:t>
-      </w:r>
-      <w:r>
-        <w:rPr>
-          <w:rStyle w:val="StringTok"/>
-        </w:rPr>
-        <w:t xml:space="preserve">"Leaf Mass (g)"</w:t>
-      </w:r>
-      <w:r>
-        <w:rPr>
-          <w:rStyle w:val="NormalTok"/>
-        </w:rPr>
-        <w:t xml:space="preserve">) </w:t>
-      </w:r>
-      <w:r>
-        <w:rPr>
-          <w:rStyle w:val="SpecialCharTok"/>
-        </w:rPr>
-        <w:t xml:space="preserve">+</w:t>
-      </w:r>
-      <w:r>
-        <w:br/>
-      </w:r>
-      <w:r>
-        <w:rPr>
-          <w:rStyle w:val="NormalTok"/>
-        </w:rPr>
-        <w:t xml:space="preserve">  </w:t>
-      </w:r>
-      <w:r>
-        <w:rPr>
-          <w:rStyle w:val="FunctionTok"/>
-        </w:rPr>
-        <w:t xml:space="preserve">theme_minimal</w:t>
-      </w:r>
-      <w:r>
-        <w:rPr>
-          <w:rStyle w:val="NormalTok"/>
-        </w:rPr>
-        <w:t xml:space="preserve">()</w:t>
+        <w:t xml:space="preserve">count</w:t>
+      </w:r>
+      <w:r>
+        <w:rPr>
+          <w:rStyle w:val="NormalTok"/>
+        </w:rPr>
+        <w:t xml:space="preserve">(species)</w:t>
       </w:r>
     </w:p>
     <w:p>
@@ -2969,7 +3847,7 @@
         <w:rPr>
           <w:rStyle w:val="VerbatimChar"/>
         </w:rPr>
-        <w:t xml:space="preserve">Compared with the coord_cartesian() version, did this trend line move?</w:t>
+        <w:t xml:space="preserve">How many penguins did ylim(3000, 5000) drop, and which species lost the most?</w:t>
       </w:r>
     </w:p>
     <w:p>
@@ -2979,14 +3857,14 @@
         </w:pict>
       </w:r>
     </w:p>
-    <w:bookmarkEnd w:id="23"/>
-    <w:bookmarkStart w:id="25" w:name="part-4-pick-a-theme"/>
+    <w:bookmarkEnd w:id="26"/>
+    <w:bookmarkStart w:id="29" w:name="part-4-two-views-of-one-distribution"/>
     <w:p>
       <w:pPr>
         <w:pStyle w:val="Heading1"/>
       </w:pPr>
       <w:r>
-        <w:t xml:space="preserve">Part 4 · Pick a theme</w:t>
+        <w:t xml:space="preserve">Part 4 · Two views of one distribution</w:t>
       </w:r>
     </w:p>
     <w:p>
@@ -2998,7 +3876,7 @@
           <w:b/>
           <w:bCs/>
         </w:rPr>
-        <w:t xml:space="preserve">▶ Run this — build the plot once, then try two themes:</w:t>
+        <w:t xml:space="preserve">▶ Run this:</w:t>
       </w:r>
     </w:p>
     <w:p>
@@ -3009,28 +3887,16 @@
         <w:rPr>
           <w:rStyle w:val="CommentTok"/>
         </w:rPr>
-        <w:t xml:space="preserve"># base plot, no theme yet</w:t>
-      </w:r>
-      <w:r>
-        <w:br/>
-      </w:r>
-      <w:r>
-        <w:rPr>
-          <w:rStyle w:val="NormalTok"/>
-        </w:rPr>
-        <w:t xml:space="preserve">leaf_plot </w:t>
-      </w:r>
-      <w:r>
-        <w:rPr>
-          <w:rStyle w:val="OtherTok"/>
-        </w:rPr>
-        <w:t xml:space="preserve">&lt;-</w:t>
-      </w:r>
-      <w:r>
-        <w:rPr>
-          <w:rStyle w:val="NormalTok"/>
-        </w:rPr>
-        <w:t xml:space="preserve"> leaf_df </w:t>
+        <w:t xml:space="preserve"># histogram — bars of counts per bin</w:t>
+      </w:r>
+      <w:r>
+        <w:br/>
+      </w:r>
+      <w:r>
+        <w:rPr>
+          <w:rStyle w:val="NormalTok"/>
+        </w:rPr>
+        <w:t xml:space="preserve">penguins_df </w:t>
       </w:r>
       <w:r>
         <w:rPr>
@@ -3081,31 +3947,378 @@
         <w:rPr>
           <w:rStyle w:val="NormalTok"/>
         </w:rPr>
-        <w:t xml:space="preserve"> shade, </w:t>
+        <w:t xml:space="preserve"> body_mass_g)) </w:t>
+      </w:r>
+      <w:r>
+        <w:rPr>
+          <w:rStyle w:val="SpecialCharTok"/>
+        </w:rPr>
+        <w:t xml:space="preserve">+</w:t>
+      </w:r>
+      <w:r>
+        <w:br/>
+      </w:r>
+      <w:r>
+        <w:rPr>
+          <w:rStyle w:val="NormalTok"/>
+        </w:rPr>
+        <w:t xml:space="preserve">  </w:t>
+      </w:r>
+      <w:r>
+        <w:rPr>
+          <w:rStyle w:val="FunctionTok"/>
+        </w:rPr>
+        <w:t xml:space="preserve">geom_histogram</w:t>
+      </w:r>
+      <w:r>
+        <w:rPr>
+          <w:rStyle w:val="NormalTok"/>
+        </w:rPr>
+        <w:t xml:space="preserve">(</w:t>
       </w:r>
       <w:r>
         <w:rPr>
           <w:rStyle w:val="AttributeTok"/>
         </w:rPr>
+        <w:t xml:space="preserve">binwidth =</w:t>
+      </w:r>
+      <w:r>
+        <w:rPr>
+          <w:rStyle w:val="NormalTok"/>
+        </w:rPr>
+        <w:t xml:space="preserve"> </w:t>
+      </w:r>
+      <w:r>
+        <w:rPr>
+          <w:rStyle w:val="DecValTok"/>
+        </w:rPr>
+        <w:t xml:space="preserve">200</w:t>
+      </w:r>
+      <w:r>
+        <w:rPr>
+          <w:rStyle w:val="NormalTok"/>
+        </w:rPr>
+        <w:t xml:space="preserve">, </w:t>
+      </w:r>
+      <w:r>
+        <w:rPr>
+          <w:rStyle w:val="AttributeTok"/>
+        </w:rPr>
+        <w:t xml:space="preserve">fill =</w:t>
+      </w:r>
+      <w:r>
+        <w:rPr>
+          <w:rStyle w:val="NormalTok"/>
+        </w:rPr>
+        <w:t xml:space="preserve"> </w:t>
+      </w:r>
+      <w:r>
+        <w:rPr>
+          <w:rStyle w:val="StringTok"/>
+        </w:rPr>
+        <w:t xml:space="preserve">"steelblue"</w:t>
+      </w:r>
+      <w:r>
+        <w:rPr>
+          <w:rStyle w:val="NormalTok"/>
+        </w:rPr>
+        <w:t xml:space="preserve">, </w:t>
+      </w:r>
+      <w:r>
+        <w:rPr>
+          <w:rStyle w:val="AttributeTok"/>
+        </w:rPr>
+        <w:t xml:space="preserve">color =</w:t>
+      </w:r>
+      <w:r>
+        <w:rPr>
+          <w:rStyle w:val="NormalTok"/>
+        </w:rPr>
+        <w:t xml:space="preserve"> </w:t>
+      </w:r>
+      <w:r>
+        <w:rPr>
+          <w:rStyle w:val="StringTok"/>
+        </w:rPr>
+        <w:t xml:space="preserve">"white"</w:t>
+      </w:r>
+      <w:r>
+        <w:rPr>
+          <w:rStyle w:val="NormalTok"/>
+        </w:rPr>
+        <w:t xml:space="preserve">) </w:t>
+      </w:r>
+      <w:r>
+        <w:rPr>
+          <w:rStyle w:val="SpecialCharTok"/>
+        </w:rPr>
+        <w:t xml:space="preserve">+</w:t>
+      </w:r>
+      <w:r>
+        <w:br/>
+      </w:r>
+      <w:r>
+        <w:rPr>
+          <w:rStyle w:val="NormalTok"/>
+        </w:rPr>
+        <w:t xml:space="preserve">  </w:t>
+      </w:r>
+      <w:r>
+        <w:rPr>
+          <w:rStyle w:val="FunctionTok"/>
+        </w:rPr>
+        <w:t xml:space="preserve">labs</w:t>
+      </w:r>
+      <w:r>
+        <w:rPr>
+          <w:rStyle w:val="NormalTok"/>
+        </w:rPr>
+        <w:t xml:space="preserve">(</w:t>
+      </w:r>
+      <w:r>
+        <w:rPr>
+          <w:rStyle w:val="AttributeTok"/>
+        </w:rPr>
+        <w:t xml:space="preserve">x =</w:t>
+      </w:r>
+      <w:r>
+        <w:rPr>
+          <w:rStyle w:val="NormalTok"/>
+        </w:rPr>
+        <w:t xml:space="preserve"> </w:t>
+      </w:r>
+      <w:r>
+        <w:rPr>
+          <w:rStyle w:val="StringTok"/>
+        </w:rPr>
+        <w:t xml:space="preserve">"Body Mass (g)"</w:t>
+      </w:r>
+      <w:r>
+        <w:rPr>
+          <w:rStyle w:val="NormalTok"/>
+        </w:rPr>
+        <w:t xml:space="preserve">, </w:t>
+      </w:r>
+      <w:r>
+        <w:rPr>
+          <w:rStyle w:val="AttributeTok"/>
+        </w:rPr>
         <w:t xml:space="preserve">y =</w:t>
       </w:r>
       <w:r>
         <w:rPr>
           <w:rStyle w:val="NormalTok"/>
         </w:rPr>
-        <w:t xml:space="preserve"> mass_g, </w:t>
+        <w:t xml:space="preserve"> </w:t>
+      </w:r>
+      <w:r>
+        <w:rPr>
+          <w:rStyle w:val="StringTok"/>
+        </w:rPr>
+        <w:t xml:space="preserve">"Count"</w:t>
+      </w:r>
+      <w:r>
+        <w:rPr>
+          <w:rStyle w:val="NormalTok"/>
+        </w:rPr>
+        <w:t xml:space="preserve">, </w:t>
       </w:r>
       <w:r>
         <w:rPr>
           <w:rStyle w:val="AttributeTok"/>
         </w:rPr>
+        <w:t xml:space="preserve">title =</w:t>
+      </w:r>
+      <w:r>
+        <w:rPr>
+          <w:rStyle w:val="NormalTok"/>
+        </w:rPr>
+        <w:t xml:space="preserve"> </w:t>
+      </w:r>
+      <w:r>
+        <w:rPr>
+          <w:rStyle w:val="StringTok"/>
+        </w:rPr>
+        <w:t xml:space="preserve">"Distribution of Body Mass"</w:t>
+      </w:r>
+      <w:r>
+        <w:rPr>
+          <w:rStyle w:val="NormalTok"/>
+        </w:rPr>
+        <w:t xml:space="preserve">) </w:t>
+      </w:r>
+      <w:r>
+        <w:rPr>
+          <w:rStyle w:val="SpecialCharTok"/>
+        </w:rPr>
+        <w:t xml:space="preserve">+</w:t>
+      </w:r>
+      <w:r>
+        <w:br/>
+      </w:r>
+      <w:r>
+        <w:rPr>
+          <w:rStyle w:val="NormalTok"/>
+        </w:rPr>
+        <w:t xml:space="preserve">  </w:t>
+      </w:r>
+      <w:r>
+        <w:rPr>
+          <w:rStyle w:val="FunctionTok"/>
+        </w:rPr>
+        <w:t xml:space="preserve">theme_minimal</w:t>
+      </w:r>
+      <w:r>
+        <w:rPr>
+          <w:rStyle w:val="NormalTok"/>
+        </w:rPr>
+        <w:t xml:space="preserve">()</w:t>
+      </w:r>
+    </w:p>
+    <w:p>
+      <w:pPr>
+        <w:pStyle w:val="SourceCode"/>
+      </w:pPr>
+      <w:r>
+        <w:rPr>
+          <w:rStyle w:val="CommentTok"/>
+        </w:rPr>
+        <w:t xml:space="preserve"># density — a smoothed curve of the same shape</w:t>
+      </w:r>
+      <w:r>
+        <w:br/>
+      </w:r>
+      <w:r>
+        <w:rPr>
+          <w:rStyle w:val="NormalTok"/>
+        </w:rPr>
+        <w:t xml:space="preserve">penguins_df </w:t>
+      </w:r>
+      <w:r>
+        <w:rPr>
+          <w:rStyle w:val="SpecialCharTok"/>
+        </w:rPr>
+        <w:t xml:space="preserve">%&gt;%</w:t>
+      </w:r>
+      <w:r>
+        <w:br/>
+      </w:r>
+      <w:r>
+        <w:rPr>
+          <w:rStyle w:val="NormalTok"/>
+        </w:rPr>
+        <w:t xml:space="preserve">  </w:t>
+      </w:r>
+      <w:r>
+        <w:rPr>
+          <w:rStyle w:val="FunctionTok"/>
+        </w:rPr>
+        <w:t xml:space="preserve">ggplot</w:t>
+      </w:r>
+      <w:r>
+        <w:rPr>
+          <w:rStyle w:val="NormalTok"/>
+        </w:rPr>
+        <w:t xml:space="preserve">(</w:t>
+      </w:r>
+      <w:r>
+        <w:rPr>
+          <w:rStyle w:val="FunctionTok"/>
+        </w:rPr>
+        <w:t xml:space="preserve">aes</w:t>
+      </w:r>
+      <w:r>
+        <w:rPr>
+          <w:rStyle w:val="NormalTok"/>
+        </w:rPr>
+        <w:t xml:space="preserve">(</w:t>
+      </w:r>
+      <w:r>
+        <w:rPr>
+          <w:rStyle w:val="AttributeTok"/>
+        </w:rPr>
+        <w:t xml:space="preserve">x =</w:t>
+      </w:r>
+      <w:r>
+        <w:rPr>
+          <w:rStyle w:val="NormalTok"/>
+        </w:rPr>
+        <w:t xml:space="preserve"> body_mass_g)) </w:t>
+      </w:r>
+      <w:r>
+        <w:rPr>
+          <w:rStyle w:val="SpecialCharTok"/>
+        </w:rPr>
+        <w:t xml:space="preserve">+</w:t>
+      </w:r>
+      <w:r>
+        <w:br/>
+      </w:r>
+      <w:r>
+        <w:rPr>
+          <w:rStyle w:val="NormalTok"/>
+        </w:rPr>
+        <w:t xml:space="preserve">  </w:t>
+      </w:r>
+      <w:r>
+        <w:rPr>
+          <w:rStyle w:val="FunctionTok"/>
+        </w:rPr>
+        <w:t xml:space="preserve">geom_density</w:t>
+      </w:r>
+      <w:r>
+        <w:rPr>
+          <w:rStyle w:val="NormalTok"/>
+        </w:rPr>
+        <w:t xml:space="preserve">(</w:t>
+      </w:r>
+      <w:r>
+        <w:rPr>
+          <w:rStyle w:val="AttributeTok"/>
+        </w:rPr>
         <w:t xml:space="preserve">fill =</w:t>
       </w:r>
       <w:r>
         <w:rPr>
           <w:rStyle w:val="NormalTok"/>
         </w:rPr>
-        <w:t xml:space="preserve"> shade)) </w:t>
+        <w:t xml:space="preserve"> </w:t>
+      </w:r>
+      <w:r>
+        <w:rPr>
+          <w:rStyle w:val="StringTok"/>
+        </w:rPr>
+        <w:t xml:space="preserve">"steelblue"</w:t>
+      </w:r>
+      <w:r>
+        <w:rPr>
+          <w:rStyle w:val="NormalTok"/>
+        </w:rPr>
+        <w:t xml:space="preserve">, </w:t>
+      </w:r>
+      <w:r>
+        <w:rPr>
+          <w:rStyle w:val="AttributeTok"/>
+        </w:rPr>
+        <w:t xml:space="preserve">alpha =</w:t>
+      </w:r>
+      <w:r>
+        <w:rPr>
+          <w:rStyle w:val="NormalTok"/>
+        </w:rPr>
+        <w:t xml:space="preserve"> </w:t>
+      </w:r>
+      <w:r>
+        <w:rPr>
+          <w:rStyle w:val="FloatTok"/>
+        </w:rPr>
+        <w:t xml:space="preserve">0.5</w:t>
+      </w:r>
+      <w:r>
+        <w:rPr>
+          <w:rStyle w:val="NormalTok"/>
+        </w:rPr>
+        <w:t xml:space="preserve">) </w:t>
       </w:r>
       <w:r>
         <w:rPr>
@@ -3126,7 +4339,7 @@
         <w:rPr>
           <w:rStyle w:val="FunctionTok"/>
         </w:rPr>
-        <w:t xml:space="preserve">geom_boxplot</w:t>
+        <w:t xml:space="preserve">labs</w:t>
       </w:r>
       <w:r>
         <w:rPr>
@@ -3138,19 +4351,19 @@
         <w:rPr>
           <w:rStyle w:val="AttributeTok"/>
         </w:rPr>
-        <w:t xml:space="preserve">alpha =</w:t>
-      </w:r>
-      <w:r>
-        <w:rPr>
-          <w:rStyle w:val="NormalTok"/>
-        </w:rPr>
-        <w:t xml:space="preserve"> </w:t>
-      </w:r>
-      <w:r>
-        <w:rPr>
-          <w:rStyle w:val="FloatTok"/>
-        </w:rPr>
-        <w:t xml:space="preserve">0.6</w:t>
+        <w:t xml:space="preserve">x =</w:t>
+      </w:r>
+      <w:r>
+        <w:rPr>
+          <w:rStyle w:val="NormalTok"/>
+        </w:rPr>
+        <w:t xml:space="preserve"> </w:t>
+      </w:r>
+      <w:r>
+        <w:rPr>
+          <w:rStyle w:val="StringTok"/>
+        </w:rPr>
+        <w:t xml:space="preserve">"Body Mass (g)"</w:t>
       </w:r>
       <w:r>
         <w:rPr>
@@ -3162,19 +4375,43 @@
         <w:rPr>
           <w:rStyle w:val="AttributeTok"/>
         </w:rPr>
-        <w:t xml:space="preserve">outlier.shape =</w:t>
-      </w:r>
-      <w:r>
-        <w:rPr>
-          <w:rStyle w:val="NormalTok"/>
-        </w:rPr>
-        <w:t xml:space="preserve"> </w:t>
-      </w:r>
-      <w:r>
-        <w:rPr>
-          <w:rStyle w:val="ConstantTok"/>
-        </w:rPr>
-        <w:t xml:space="preserve">NA</w:t>
+        <w:t xml:space="preserve">y =</w:t>
+      </w:r>
+      <w:r>
+        <w:rPr>
+          <w:rStyle w:val="NormalTok"/>
+        </w:rPr>
+        <w:t xml:space="preserve"> </w:t>
+      </w:r>
+      <w:r>
+        <w:rPr>
+          <w:rStyle w:val="StringTok"/>
+        </w:rPr>
+        <w:t xml:space="preserve">"Density"</w:t>
+      </w:r>
+      <w:r>
+        <w:rPr>
+          <w:rStyle w:val="NormalTok"/>
+        </w:rPr>
+        <w:t xml:space="preserve">, </w:t>
+      </w:r>
+      <w:r>
+        <w:rPr>
+          <w:rStyle w:val="AttributeTok"/>
+        </w:rPr>
+        <w:t xml:space="preserve">title =</w:t>
+      </w:r>
+      <w:r>
+        <w:rPr>
+          <w:rStyle w:val="NormalTok"/>
+        </w:rPr>
+        <w:t xml:space="preserve"> </w:t>
+      </w:r>
+      <w:r>
+        <w:rPr>
+          <w:rStyle w:val="StringTok"/>
+        </w:rPr>
+        <w:t xml:space="preserve">"Density of Body Mass"</w:t>
       </w:r>
       <w:r>
         <w:rPr>
@@ -3201,469 +4438,13 @@
         <w:rPr>
           <w:rStyle w:val="FunctionTok"/>
         </w:rPr>
-        <w:t xml:space="preserve">scale_fill_manual</w:t>
-      </w:r>
-      <w:r>
-        <w:rPr>
-          <w:rStyle w:val="NormalTok"/>
-        </w:rPr>
-        <w:t xml:space="preserve">(</w:t>
-      </w:r>
-      <w:r>
-        <w:rPr>
-          <w:rStyle w:val="AttributeTok"/>
-        </w:rPr>
-        <w:t xml:space="preserve">values =</w:t>
-      </w:r>
-      <w:r>
-        <w:rPr>
-          <w:rStyle w:val="NormalTok"/>
-        </w:rPr>
-        <w:t xml:space="preserve"> </w:t>
-      </w:r>
-      <w:r>
-        <w:rPr>
-          <w:rStyle w:val="FunctionTok"/>
-        </w:rPr>
-        <w:t xml:space="preserve">c</w:t>
-      </w:r>
-      <w:r>
-        <w:rPr>
-          <w:rStyle w:val="NormalTok"/>
-        </w:rPr>
-        <w:t xml:space="preserve">(</w:t>
-      </w:r>
-      <w:r>
-        <w:rPr>
-          <w:rStyle w:val="StringTok"/>
-        </w:rPr>
-        <w:t xml:space="preserve">"sunny"</w:t>
-      </w:r>
-      <w:r>
-        <w:rPr>
-          <w:rStyle w:val="NormalTok"/>
-        </w:rPr>
-        <w:t xml:space="preserve"> </w:t>
-      </w:r>
-      <w:r>
-        <w:rPr>
-          <w:rStyle w:val="OtherTok"/>
-        </w:rPr>
-        <w:t xml:space="preserve">=</w:t>
-      </w:r>
-      <w:r>
-        <w:rPr>
-          <w:rStyle w:val="NormalTok"/>
-        </w:rPr>
-        <w:t xml:space="preserve"> </w:t>
-      </w:r>
-      <w:r>
-        <w:rPr>
-          <w:rStyle w:val="StringTok"/>
-        </w:rPr>
-        <w:t xml:space="preserve">"goldenrod"</w:t>
-      </w:r>
-      <w:r>
-        <w:rPr>
-          <w:rStyle w:val="NormalTok"/>
-        </w:rPr>
-        <w:t xml:space="preserve">, </w:t>
-      </w:r>
-      <w:r>
-        <w:rPr>
-          <w:rStyle w:val="StringTok"/>
-        </w:rPr>
-        <w:t xml:space="preserve">"shady"</w:t>
-      </w:r>
-      <w:r>
-        <w:rPr>
-          <w:rStyle w:val="NormalTok"/>
-        </w:rPr>
-        <w:t xml:space="preserve"> </w:t>
-      </w:r>
-      <w:r>
-        <w:rPr>
-          <w:rStyle w:val="OtherTok"/>
-        </w:rPr>
-        <w:t xml:space="preserve">=</w:t>
-      </w:r>
-      <w:r>
-        <w:rPr>
-          <w:rStyle w:val="NormalTok"/>
-        </w:rPr>
-        <w:t xml:space="preserve"> </w:t>
-      </w:r>
-      <w:r>
-        <w:rPr>
-          <w:rStyle w:val="StringTok"/>
-        </w:rPr>
-        <w:t xml:space="preserve">"forestgreen"</w:t>
-      </w:r>
-      <w:r>
-        <w:rPr>
-          <w:rStyle w:val="NormalTok"/>
-        </w:rPr>
-        <w:t xml:space="preserve">)) </w:t>
-      </w:r>
-      <w:r>
-        <w:rPr>
-          <w:rStyle w:val="SpecialCharTok"/>
-        </w:rPr>
-        <w:t xml:space="preserve">+</w:t>
-      </w:r>
-      <w:r>
-        <w:br/>
-      </w:r>
-      <w:r>
-        <w:rPr>
-          <w:rStyle w:val="NormalTok"/>
-        </w:rPr>
-        <w:t xml:space="preserve">  </w:t>
-      </w:r>
-      <w:r>
-        <w:rPr>
-          <w:rStyle w:val="FunctionTok"/>
-        </w:rPr>
-        <w:t xml:space="preserve">labs</w:t>
-      </w:r>
-      <w:r>
-        <w:rPr>
-          <w:rStyle w:val="NormalTok"/>
-        </w:rPr>
-        <w:t xml:space="preserve">(</w:t>
-      </w:r>
-      <w:r>
-        <w:rPr>
-          <w:rStyle w:val="AttributeTok"/>
-        </w:rPr>
-        <w:t xml:space="preserve">x =</w:t>
-      </w:r>
-      <w:r>
-        <w:rPr>
-          <w:rStyle w:val="NormalTok"/>
-        </w:rPr>
-        <w:t xml:space="preserve"> </w:t>
-      </w:r>
-      <w:r>
-        <w:rPr>
-          <w:rStyle w:val="StringTok"/>
-        </w:rPr>
-        <w:t xml:space="preserve">"Shade"</w:t>
-      </w:r>
-      <w:r>
-        <w:rPr>
-          <w:rStyle w:val="NormalTok"/>
-        </w:rPr>
-        <w:t xml:space="preserve">, </w:t>
-      </w:r>
-      <w:r>
-        <w:rPr>
-          <w:rStyle w:val="AttributeTok"/>
-        </w:rPr>
-        <w:t xml:space="preserve">y =</w:t>
-      </w:r>
-      <w:r>
-        <w:rPr>
-          <w:rStyle w:val="NormalTok"/>
-        </w:rPr>
-        <w:t xml:space="preserve"> </w:t>
-      </w:r>
-      <w:r>
-        <w:rPr>
-          <w:rStyle w:val="StringTok"/>
-        </w:rPr>
-        <w:t xml:space="preserve">"Leaf Mass (g)"</w:t>
-      </w:r>
-      <w:r>
-        <w:rPr>
-          <w:rStyle w:val="NormalTok"/>
-        </w:rPr>
-        <w:t xml:space="preserve">, </w:t>
-      </w:r>
-      <w:r>
-        <w:rPr>
-          <w:rStyle w:val="AttributeTok"/>
-        </w:rPr>
-        <w:t xml:space="preserve">title =</w:t>
-      </w:r>
-      <w:r>
-        <w:rPr>
-          <w:rStyle w:val="NormalTok"/>
-        </w:rPr>
-        <w:t xml:space="preserve"> </w:t>
-      </w:r>
-      <w:r>
-        <w:rPr>
-          <w:rStyle w:val="StringTok"/>
-        </w:rPr>
-        <w:t xml:space="preserve">"Leaf Mass by Shade"</w:t>
-      </w:r>
-      <w:r>
-        <w:rPr>
-          <w:rStyle w:val="NormalTok"/>
-        </w:rPr>
-        <w:t xml:space="preserve">)</w:t>
-      </w:r>
-      <w:r>
-        <w:br/>
-      </w:r>
-      <w:r>
-        <w:br/>
-      </w:r>
-      <w:r>
-        <w:rPr>
-          <w:rStyle w:val="NormalTok"/>
-        </w:rPr>
-        <w:t xml:space="preserve">leaf_plot </w:t>
-      </w:r>
-      <w:r>
-        <w:rPr>
-          <w:rStyle w:val="SpecialCharTok"/>
-        </w:rPr>
-        <w:t xml:space="preserve">+</w:t>
-      </w:r>
-      <w:r>
-        <w:rPr>
-          <w:rStyle w:val="NormalTok"/>
-        </w:rPr>
-        <w:t xml:space="preserve"> </w:t>
-      </w:r>
-      <w:r>
-        <w:rPr>
-          <w:rStyle w:val="FunctionTok"/>
-        </w:rPr>
         <w:t xml:space="preserve">theme_minimal</w:t>
       </w:r>
       <w:r>
         <w:rPr>
           <w:rStyle w:val="NormalTok"/>
         </w:rPr>
-        <w:t xml:space="preserve">()    </w:t>
-      </w:r>
-      <w:r>
-        <w:rPr>
-          <w:rStyle w:val="CommentTok"/>
-        </w:rPr>
-        <w:t xml:space="preserve"># light, faint gridlines</w:t>
-      </w:r>
-      <w:r>
-        <w:br/>
-      </w:r>
-      <w:r>
-        <w:rPr>
-          <w:rStyle w:val="NormalTok"/>
-        </w:rPr>
-        <w:t xml:space="preserve">leaf_plot </w:t>
-      </w:r>
-      <w:r>
-        <w:rPr>
-          <w:rStyle w:val="SpecialCharTok"/>
-        </w:rPr>
-        <w:t xml:space="preserve">+</w:t>
-      </w:r>
-      <w:r>
-        <w:rPr>
-          <w:rStyle w:val="NormalTok"/>
-        </w:rPr>
-        <w:t xml:space="preserve"> </w:t>
-      </w:r>
-      <w:r>
-        <w:rPr>
-          <w:rStyle w:val="FunctionTok"/>
-        </w:rPr>
-        <w:t xml:space="preserve">theme_classic</w:t>
-      </w:r>
-      <w:r>
-        <w:rPr>
-          <w:rStyle w:val="NormalTok"/>
-        </w:rPr>
-        <w:t xml:space="preserve">()    </w:t>
-      </w:r>
-      <w:r>
-        <w:rPr>
-          <w:rStyle w:val="CommentTok"/>
-        </w:rPr>
-        <w:t xml:space="preserve"># axis lines only — close to journal style</w:t>
-      </w:r>
-    </w:p>
-    <w:p>
-      <w:pPr>
-        <w:pStyle w:val="SourceCode"/>
-      </w:pPr>
-      <w:r>
-        <w:rPr>
-          <w:rStyle w:val="VerbatimChar"/>
-        </w:rPr>
-        <w:t xml:space="preserve">Which of the two do you prefer for a figure in a report?</w:t>
-      </w:r>
-    </w:p>
-    <w:bookmarkStart w:id="24" w:name="one-small-tweak-with-theme"/>
-    <w:p>
-      <w:pPr>
-        <w:pStyle w:val="Heading3"/>
-      </w:pPr>
-      <w:r>
-        <w:t xml:space="preserve">One small tweak with</w:t>
-      </w:r>
-      <w:r>
-        <w:t xml:space="preserve"> </w:t>
-      </w:r>
-      <w:r>
-        <w:rPr>
-          <w:rStyle w:val="VerbatimChar"/>
-        </w:rPr>
-        <w:t xml:space="preserve">theme()</w:t>
-      </w:r>
-    </w:p>
-    <w:p>
-      <w:pPr>
-        <w:pStyle w:val="FirstParagraph"/>
-      </w:pPr>
-      <w:r>
-        <w:t xml:space="preserve">Pick a base theme, then use</w:t>
-      </w:r>
-      <w:r>
-        <w:t xml:space="preserve"> </w:t>
-      </w:r>
-      <w:r>
-        <w:rPr>
-          <w:rStyle w:val="VerbatimChar"/>
-        </w:rPr>
-        <w:t xml:space="preserve">theme()</w:t>
-      </w:r>
-      <w:r>
-        <w:t xml:space="preserve"> </w:t>
-      </w:r>
-      <w:r>
-        <w:t xml:space="preserve">to override single pieces. The most common tweak is dropping a legend you don’t need (here</w:t>
-      </w:r>
-      <w:r>
-        <w:t xml:space="preserve"> </w:t>
-      </w:r>
-      <w:r>
-        <w:rPr>
-          <w:rStyle w:val="VerbatimChar"/>
-        </w:rPr>
-        <w:t xml:space="preserve">fill</w:t>
-      </w:r>
-      <w:r>
-        <w:t xml:space="preserve"> </w:t>
-      </w:r>
-      <w:r>
-        <w:t xml:space="preserve">just repeats the x-axis):</w:t>
-      </w:r>
-    </w:p>
-    <w:p>
-      <w:pPr>
-        <w:pStyle w:val="SourceCode"/>
-      </w:pPr>
-      <w:r>
-        <w:rPr>
-          <w:rStyle w:val="NormalTok"/>
-        </w:rPr>
-        <w:t xml:space="preserve">leaf_plot_final </w:t>
-      </w:r>
-      <w:r>
-        <w:rPr>
-          <w:rStyle w:val="OtherTok"/>
-        </w:rPr>
-        <w:t xml:space="preserve">&lt;-</w:t>
-      </w:r>
-      <w:r>
-        <w:rPr>
-          <w:rStyle w:val="NormalTok"/>
-        </w:rPr>
-        <w:t xml:space="preserve"> leaf_plot </w:t>
-      </w:r>
-      <w:r>
-        <w:rPr>
-          <w:rStyle w:val="SpecialCharTok"/>
-        </w:rPr>
-        <w:t xml:space="preserve">+</w:t>
-      </w:r>
-      <w:r>
-        <w:br/>
-      </w:r>
-      <w:r>
-        <w:rPr>
-          <w:rStyle w:val="NormalTok"/>
-        </w:rPr>
-        <w:t xml:space="preserve">  </w:t>
-      </w:r>
-      <w:r>
-        <w:rPr>
-          <w:rStyle w:val="FunctionTok"/>
-        </w:rPr>
-        <w:t xml:space="preserve">theme_classic</w:t>
-      </w:r>
-      <w:r>
-        <w:rPr>
-          <w:rStyle w:val="NormalTok"/>
-        </w:rPr>
-        <w:t xml:space="preserve">() </w:t>
-      </w:r>
-      <w:r>
-        <w:rPr>
-          <w:rStyle w:val="SpecialCharTok"/>
-        </w:rPr>
-        <w:t xml:space="preserve">+</w:t>
-      </w:r>
-      <w:r>
-        <w:br/>
-      </w:r>
-      <w:r>
-        <w:rPr>
-          <w:rStyle w:val="NormalTok"/>
-        </w:rPr>
-        <w:t xml:space="preserve">  </w:t>
-      </w:r>
-      <w:r>
-        <w:rPr>
-          <w:rStyle w:val="FunctionTok"/>
-        </w:rPr>
-        <w:t xml:space="preserve">theme</w:t>
-      </w:r>
-      <w:r>
-        <w:rPr>
-          <w:rStyle w:val="NormalTok"/>
-        </w:rPr>
-        <w:t xml:space="preserve">(</w:t>
-      </w:r>
-      <w:r>
-        <w:rPr>
-          <w:rStyle w:val="AttributeTok"/>
-        </w:rPr>
-        <w:t xml:space="preserve">legend.position =</w:t>
-      </w:r>
-      <w:r>
-        <w:rPr>
-          <w:rStyle w:val="NormalTok"/>
-        </w:rPr>
-        <w:t xml:space="preserve"> </w:t>
-      </w:r>
-      <w:r>
-        <w:rPr>
-          <w:rStyle w:val="StringTok"/>
-        </w:rPr>
-        <w:t xml:space="preserve">"none"</w:t>
-      </w:r>
-      <w:r>
-        <w:rPr>
-          <w:rStyle w:val="NormalTok"/>
-        </w:rPr>
-        <w:t xml:space="preserve">)</w:t>
-      </w:r>
-      <w:r>
-        <w:br/>
-      </w:r>
-      <w:r>
-        <w:br/>
-      </w:r>
-      <w:r>
-        <w:rPr>
-          <w:rStyle w:val="NormalTok"/>
-        </w:rPr>
-        <w:t xml:space="preserve">leaf_plot_final</w:t>
+        <w:t xml:space="preserve">()</w:t>
       </w:r>
     </w:p>
     <w:p>
@@ -3687,7 +4468,7 @@
         <w:t xml:space="preserve"> </w:t>
       </w:r>
       <w:r>
-        <w:t xml:space="preserve">Add</w:t>
+        <w:t xml:space="preserve">Rebuild both plots for</w:t>
       </w:r>
       <w:r>
         <w:t xml:space="preserve"> </w:t>
@@ -3696,13 +4477,13 @@
         <w:rPr>
           <w:rStyle w:val="VerbatimChar"/>
         </w:rPr>
-        <w:t xml:space="preserve">plot.title = element_text(face = "bold")</w:t>
-      </w:r>
-      <w:r>
-        <w:t xml:space="preserve"> </w:t>
-      </w:r>
-      <w:r>
-        <w:t xml:space="preserve">inside</w:t>
+        <w:t xml:space="preserve">flipper_length_mm</w:t>
+      </w:r>
+      <w:r>
+        <w:t xml:space="preserve"> </w:t>
+      </w:r>
+      <w:r>
+        <w:t xml:space="preserve">instead of</w:t>
       </w:r>
       <w:r>
         <w:t xml:space="preserve"> </w:t>
@@ -3711,15 +4492,180 @@
         <w:rPr>
           <w:rStyle w:val="VerbatimChar"/>
         </w:rPr>
-        <w:t xml:space="preserve">theme()</w:t>
-      </w:r>
-      <w:r>
-        <w:t xml:space="preserve"> </w:t>
-      </w:r>
-      <w:r>
-        <w:t xml:space="preserve">and run it.</w:t>
-      </w:r>
-    </w:p>
+        <w:t xml:space="preserve">body_mass_g</w:t>
+      </w:r>
+      <w:r>
+        <w:t xml:space="preserve"> </w:t>
+      </w:r>
+      <w:r>
+        <w:t xml:space="preserve">(pick a sensible new</w:t>
+      </w:r>
+      <w:r>
+        <w:t xml:space="preserve"> </w:t>
+      </w:r>
+      <w:r>
+        <w:rPr>
+          <w:rStyle w:val="VerbatimChar"/>
+        </w:rPr>
+        <w:t xml:space="preserve">binwidth</w:t>
+      </w:r>
+      <w:r>
+        <w:t xml:space="preserve">). Run them.</w:t>
+      </w:r>
+    </w:p>
+    <w:p>
+      <w:pPr>
+        <w:pStyle w:val="SourceCode"/>
+      </w:pPr>
+      <w:r>
+        <w:rPr>
+          <w:rStyle w:val="VerbatimChar"/>
+        </w:rPr>
+        <w:t xml:space="preserve">Does flipper length look more or less "bumpy" (multiple humps) than body mass?</w:t>
+      </w:r>
+    </w:p>
+    <w:tbl>
+      <w:tblPr>
+        <w:tblStyle w:val="Table"/>
+        <w:tblLook w:firstRow="0" w:lastRow="0" w:firstColumn="0" w:lastColumn="0" w:noHBand="0" w:noVBand="0" w:val="0000"/>
+        <w:tblBorders>
+          <w:top w:val="single" w:sz="4" w:space="0" w:color="00A047"/>
+          <w:left w:val="single" w:sz="24" w:space="0" w:color="00A047"/>
+          <w:bottom w:val="single" w:sz="4" w:space="0" w:color="00A047"/>
+          <w:right w:val="single" w:sz="4" w:space="0" w:color="00A047"/>
+        </w:tblBorders>
+        <w:tblCellMar>
+          <w:left w:w="144" w:type="dxa"/>
+          <w:right w:w="144" w:type="dxa"/>
+        </w:tblCellMar>
+        <w:tblLook w:firstRow="0" w:lastRow="0" w:firstColumn="0" w:lastColumn="0" w:noHBand="0" w:noVBand="0" w:val="0000"/>
+      </w:tblPr>
+      <w:tr>
+        <w:trPr>
+          <w:cantSplit/>
+        </w:trPr>
+        <w:tc>
+          <w:tcPr>
+            <w:shd w:color="auto" w:fill="ccf1e3" w:val="clear"/>
+            <w:tcMar>
+              <w:top w:w="92" w:type="dxa"/>
+              <w:bottom w:w="92" w:type="dxa"/>
+            </w:tcMar>
+          </w:tcPr>
+          <w:p>
+            <w:pPr>
+              <w:pStyle w:val="FirstParagraph"/>
+            </w:pPr>
+            <w:pPr>
+              <w:spacing w:before="0" w:after="0"/>
+              <w:textAlignment w:val="center"/>
+            </w:pPr>
+            <w:r>
+              <w:drawing>
+                <wp:inline>
+                  <wp:extent cx="152400" cy="152400"/>
+                  <wp:effectExtent b="0" l="0" r="0" t="0"/>
+                  <wp:docPr descr="" title="" id="27" name="Picture"/>
+                  <a:graphic>
+                    <a:graphicData uri="http://schemas.openxmlformats.org/drawingml/2006/picture">
+                      <pic:pic>
+                        <pic:nvPicPr>
+                          <pic:cNvPr descr="/Applications/Positron.app/Contents/Resources/app/quarto/share/formats/docx/tip.png" id="28" name="Picture"/>
+                          <pic:cNvPicPr>
+                            <a:picLocks noChangeArrowheads="1" noChangeAspect="1"/>
+                          </pic:cNvPicPr>
+                        </pic:nvPicPr>
+                        <pic:blipFill>
+                          <a:blip r:embed="rId14"/>
+                          <a:stretch>
+                            <a:fillRect/>
+                          </a:stretch>
+                        </pic:blipFill>
+                        <pic:spPr bwMode="auto">
+                          <a:xfrm>
+                            <a:off x="0" y="0"/>
+                            <a:ext cx="152400" cy="152400"/>
+                          </a:xfrm>
+                          <a:prstGeom prst="rect">
+                            <a:avLst/>
+                          </a:prstGeom>
+                          <a:noFill/>
+                          <a:ln w="9525">
+                            <a:noFill/>
+                            <a:headEnd/>
+                            <a:tailEnd/>
+                          </a:ln>
+                        </pic:spPr>
+                      </pic:pic>
+                    </a:graphicData>
+                  </a:graphic>
+                </wp:inline>
+              </w:drawing>
+            </w:r>
+            <w:r>
+              <w:t xml:space="preserve"> </w:t>
+            </w:r>
+            <w:r>
+              <w:t xml:space="preserve"> </w:t>
+            </w:r>
+            <w:r>
+              <w:t xml:space="preserve">Tip</w:t>
+            </w:r>
+          </w:p>
+        </w:tc>
+      </w:tr>
+      <w:tr>
+        <w:trPr>
+          <w:cantSplit/>
+        </w:trPr>
+        <w:tc>
+          <w:tcPr>
+            <w:tcMar>
+              <w:top w:w="108" w:type="dxa"/>
+              <w:bottom w:w="108" w:type="dxa"/>
+            </w:tcMar>
+          </w:tcPr>
+          <w:p>
+            <w:pPr>
+              <w:pStyle w:val="BodyText"/>
+            </w:pPr>
+            <w:pPr>
+              <w:spacing w:before="16" w:after="16"/>
+            </w:pPr>
+            <w:r>
+              <w:rPr>
+                <w:b/>
+                <w:bCs/>
+              </w:rPr>
+              <w:t xml:space="preserve">Coming soon:</w:t>
+            </w:r>
+            <w:r>
+              <w:t xml:space="preserve"> </w:t>
+            </w:r>
+            <w:r>
+              <w:t xml:space="preserve">in the Summary Statistics lecture we’ll come back to this exact density curve and shade in the</w:t>
+            </w:r>
+            <w:r>
+              <w:t xml:space="preserve"> </w:t>
+            </w:r>
+            <w:r>
+              <w:rPr>
+                <w:b/>
+                <w:bCs/>
+              </w:rPr>
+              <w:t xml:space="preserve">95% range</w:t>
+            </w:r>
+            <w:r>
+              <w:t xml:space="preserve"> </w:t>
+            </w:r>
+            <w:r>
+              <w:t xml:space="preserve">underneath it. Today, just get comfortable building both plot types.</w:t>
+            </w:r>
+          </w:p>
+          <w:p/>
+        </w:tc>
+      </w:tr>
+    </w:tbl>
     <w:p>
       <w:r>
         <w:pict>
@@ -3727,20 +4673,163 @@
         </w:pict>
       </w:r>
     </w:p>
-    <w:bookmarkEnd w:id="24"/>
-    <w:bookmarkEnd w:id="25"/>
-    <w:bookmarkStart w:id="26" w:name="part-5-save-in-two-formats"/>
+    <w:bookmarkEnd w:id="29"/>
+    <w:bookmarkStart w:id="34" w:name="part-5-a-reusable-theme-file"/>
     <w:p>
       <w:pPr>
         <w:pStyle w:val="Heading1"/>
       </w:pPr>
       <w:r>
-        <w:t xml:space="preserve">Part 5 · Save in two formats</w:t>
-      </w:r>
-    </w:p>
-    <w:p>
-      <w:pPr>
-        <w:pStyle w:val="FirstParagraph"/>
+        <w:t xml:space="preserve">Part 5 · A reusable theme file</w:t>
+      </w:r>
+    </w:p>
+    <w:tbl>
+      <w:tblPr>
+        <w:tblStyle w:val="Table"/>
+        <w:tblLook w:firstRow="0" w:lastRow="0" w:firstColumn="0" w:lastColumn="0" w:noHBand="0" w:noVBand="0" w:val="0000"/>
+        <w:tblBorders>
+          <w:top w:val="single" w:sz="4" w:space="0" w:color="00A047"/>
+          <w:left w:val="single" w:sz="24" w:space="0" w:color="00A047"/>
+          <w:bottom w:val="single" w:sz="4" w:space="0" w:color="00A047"/>
+          <w:right w:val="single" w:sz="4" w:space="0" w:color="00A047"/>
+        </w:tblBorders>
+        <w:tblCellMar>
+          <w:left w:w="144" w:type="dxa"/>
+          <w:right w:w="144" w:type="dxa"/>
+        </w:tblCellMar>
+        <w:tblLook w:firstRow="0" w:lastRow="0" w:firstColumn="0" w:lastColumn="0" w:noHBand="0" w:noVBand="0" w:val="0000"/>
+      </w:tblPr>
+      <w:tr>
+        <w:trPr>
+          <w:cantSplit/>
+        </w:trPr>
+        <w:tc>
+          <w:tcPr>
+            <w:shd w:color="auto" w:fill="ccf1e3" w:val="clear"/>
+            <w:tcMar>
+              <w:top w:w="92" w:type="dxa"/>
+              <w:bottom w:w="92" w:type="dxa"/>
+            </w:tcMar>
+          </w:tcPr>
+          <w:p>
+            <w:pPr>
+              <w:pStyle w:val="FirstParagraph"/>
+            </w:pPr>
+            <w:pPr>
+              <w:spacing w:before="0" w:after="0"/>
+              <w:textAlignment w:val="center"/>
+            </w:pPr>
+            <w:r>
+              <w:drawing>
+                <wp:inline>
+                  <wp:extent cx="152400" cy="152400"/>
+                  <wp:effectExtent b="0" l="0" r="0" t="0"/>
+                  <wp:docPr descr="" title="" id="30" name="Picture"/>
+                  <a:graphic>
+                    <a:graphicData uri="http://schemas.openxmlformats.org/drawingml/2006/picture">
+                      <pic:pic>
+                        <pic:nvPicPr>
+                          <pic:cNvPr descr="/Applications/Positron.app/Contents/Resources/app/quarto/share/formats/docx/tip.png" id="31" name="Picture"/>
+                          <pic:cNvPicPr>
+                            <a:picLocks noChangeArrowheads="1" noChangeAspect="1"/>
+                          </pic:cNvPicPr>
+                        </pic:nvPicPr>
+                        <pic:blipFill>
+                          <a:blip r:embed="rId14"/>
+                          <a:stretch>
+                            <a:fillRect/>
+                          </a:stretch>
+                        </pic:blipFill>
+                        <pic:spPr bwMode="auto">
+                          <a:xfrm>
+                            <a:off x="0" y="0"/>
+                            <a:ext cx="152400" cy="152400"/>
+                          </a:xfrm>
+                          <a:prstGeom prst="rect">
+                            <a:avLst/>
+                          </a:prstGeom>
+                          <a:noFill/>
+                          <a:ln w="9525">
+                            <a:noFill/>
+                            <a:headEnd/>
+                            <a:tailEnd/>
+                          </a:ln>
+                        </pic:spPr>
+                      </pic:pic>
+                    </a:graphicData>
+                  </a:graphic>
+                </wp:inline>
+              </w:drawing>
+            </w:r>
+            <w:r>
+              <w:t xml:space="preserve"> </w:t>
+            </w:r>
+            <w:r>
+              <w:t xml:space="preserve"> </w:t>
+            </w:r>
+            <w:r>
+              <w:t xml:space="preserve">📂 Get the theme file</w:t>
+            </w:r>
+          </w:p>
+        </w:tc>
+      </w:tr>
+      <w:tr>
+        <w:trPr>
+          <w:cantSplit/>
+        </w:trPr>
+        <w:tc>
+          <w:tcPr>
+            <w:tcMar>
+              <w:top w:w="108" w:type="dxa"/>
+              <w:bottom w:w="108" w:type="dxa"/>
+            </w:tcMar>
+          </w:tcPr>
+          <w:p>
+            <w:pPr>
+              <w:pStyle w:val="BodyText"/>
+            </w:pPr>
+            <w:pPr>
+              <w:spacing w:before="16" w:after="16"/>
+            </w:pPr>
+            <w:hyperlink r:id="rId32">
+              <w:r>
+                <w:rPr>
+                  <w:rStyle w:val="VerbatimChar"/>
+                  <w:b/>
+                  <w:bCs/>
+                </w:rPr>
+                <w:t xml:space="preserve">r_themes_for_3_sizes.R</w:t>
+              </w:r>
+            </w:hyperlink>
+            <w:r>
+              <w:t xml:space="preserve"> </w:t>
+            </w:r>
+            <w:r>
+              <w:t xml:space="preserve">→ put it in a new</w:t>
+            </w:r>
+            <w:r>
+              <w:t xml:space="preserve"> </w:t>
+            </w:r>
+            <w:r>
+              <w:rPr>
+                <w:rStyle w:val="VerbatimChar"/>
+              </w:rPr>
+              <w:t xml:space="preserve">themes/</w:t>
+            </w:r>
+            <w:r>
+              <w:t xml:space="preserve"> </w:t>
+            </w:r>
+            <w:r>
+              <w:t xml:space="preserve">folder in your project.</w:t>
+            </w:r>
+          </w:p>
+          <w:p/>
+        </w:tc>
+      </w:tr>
+    </w:tbl>
+    <w:p>
+      <w:pPr>
+        <w:pStyle w:val="BodyText"/>
       </w:pPr>
       <w:r>
         <w:rPr>
@@ -3758,7 +4847,7 @@
         <w:rPr>
           <w:rStyle w:val="CommentTok"/>
         </w:rPr>
-        <w:t xml:space="preserve"># PNG for slides and web, PDF for print / vector editing</w:t>
+        <w:t xml:space="preserve"># source() loads theme_small(), theme_regular(), theme_large()</w:t>
       </w:r>
       <w:r>
         <w:br/>
@@ -3767,7 +4856,7 @@
         <w:rPr>
           <w:rStyle w:val="FunctionTok"/>
         </w:rPr>
-        <w:t xml:space="preserve">ggsave</w:t>
+        <w:t xml:space="preserve">source</w:t>
       </w:r>
       <w:r>
         <w:rPr>
@@ -3779,7 +4868,909 @@
         <w:rPr>
           <w:rStyle w:val="StringTok"/>
         </w:rPr>
-        <w:t xml:space="preserve">"figures/leaf_mass_theme.png"</w:t>
+        <w:t xml:space="preserve">"themes/r_themes_for_3_sizes.R"</w:t>
+      </w:r>
+      <w:r>
+        <w:rPr>
+          <w:rStyle w:val="NormalTok"/>
+        </w:rPr>
+        <w:t xml:space="preserve">)</w:t>
+      </w:r>
+      <w:r>
+        <w:br/>
+      </w:r>
+      <w:r>
+        <w:br/>
+      </w:r>
+      <w:r>
+        <w:rPr>
+          <w:rStyle w:val="NormalTok"/>
+        </w:rPr>
+        <w:t xml:space="preserve">body_mass_plot </w:t>
+      </w:r>
+      <w:r>
+        <w:rPr>
+          <w:rStyle w:val="OtherTok"/>
+        </w:rPr>
+        <w:t xml:space="preserve">&lt;-</w:t>
+      </w:r>
+      <w:r>
+        <w:rPr>
+          <w:rStyle w:val="NormalTok"/>
+        </w:rPr>
+        <w:t xml:space="preserve"> penguins_df </w:t>
+      </w:r>
+      <w:r>
+        <w:rPr>
+          <w:rStyle w:val="SpecialCharTok"/>
+        </w:rPr>
+        <w:t xml:space="preserve">%&gt;%</w:t>
+      </w:r>
+      <w:r>
+        <w:br/>
+      </w:r>
+      <w:r>
+        <w:rPr>
+          <w:rStyle w:val="NormalTok"/>
+        </w:rPr>
+        <w:t xml:space="preserve">  </w:t>
+      </w:r>
+      <w:r>
+        <w:rPr>
+          <w:rStyle w:val="FunctionTok"/>
+        </w:rPr>
+        <w:t xml:space="preserve">ggplot</w:t>
+      </w:r>
+      <w:r>
+        <w:rPr>
+          <w:rStyle w:val="NormalTok"/>
+        </w:rPr>
+        <w:t xml:space="preserve">(</w:t>
+      </w:r>
+      <w:r>
+        <w:rPr>
+          <w:rStyle w:val="FunctionTok"/>
+        </w:rPr>
+        <w:t xml:space="preserve">aes</w:t>
+      </w:r>
+      <w:r>
+        <w:rPr>
+          <w:rStyle w:val="NormalTok"/>
+        </w:rPr>
+        <w:t xml:space="preserve">(</w:t>
+      </w:r>
+      <w:r>
+        <w:rPr>
+          <w:rStyle w:val="AttributeTok"/>
+        </w:rPr>
+        <w:t xml:space="preserve">x =</w:t>
+      </w:r>
+      <w:r>
+        <w:rPr>
+          <w:rStyle w:val="NormalTok"/>
+        </w:rPr>
+        <w:t xml:space="preserve"> species, </w:t>
+      </w:r>
+      <w:r>
+        <w:rPr>
+          <w:rStyle w:val="AttributeTok"/>
+        </w:rPr>
+        <w:t xml:space="preserve">y =</w:t>
+      </w:r>
+      <w:r>
+        <w:rPr>
+          <w:rStyle w:val="NormalTok"/>
+        </w:rPr>
+        <w:t xml:space="preserve"> body_mass_g, </w:t>
+      </w:r>
+      <w:r>
+        <w:rPr>
+          <w:rStyle w:val="AttributeTok"/>
+        </w:rPr>
+        <w:t xml:space="preserve">fill =</w:t>
+      </w:r>
+      <w:r>
+        <w:rPr>
+          <w:rStyle w:val="NormalTok"/>
+        </w:rPr>
+        <w:t xml:space="preserve"> species)) </w:t>
+      </w:r>
+      <w:r>
+        <w:rPr>
+          <w:rStyle w:val="SpecialCharTok"/>
+        </w:rPr>
+        <w:t xml:space="preserve">+</w:t>
+      </w:r>
+      <w:r>
+        <w:br/>
+      </w:r>
+      <w:r>
+        <w:rPr>
+          <w:rStyle w:val="NormalTok"/>
+        </w:rPr>
+        <w:t xml:space="preserve">  </w:t>
+      </w:r>
+      <w:r>
+        <w:rPr>
+          <w:rStyle w:val="FunctionTok"/>
+        </w:rPr>
+        <w:t xml:space="preserve">geom_boxplot</w:t>
+      </w:r>
+      <w:r>
+        <w:rPr>
+          <w:rStyle w:val="NormalTok"/>
+        </w:rPr>
+        <w:t xml:space="preserve">(</w:t>
+      </w:r>
+      <w:r>
+        <w:rPr>
+          <w:rStyle w:val="AttributeTok"/>
+        </w:rPr>
+        <w:t xml:space="preserve">alpha =</w:t>
+      </w:r>
+      <w:r>
+        <w:rPr>
+          <w:rStyle w:val="NormalTok"/>
+        </w:rPr>
+        <w:t xml:space="preserve"> </w:t>
+      </w:r>
+      <w:r>
+        <w:rPr>
+          <w:rStyle w:val="FloatTok"/>
+        </w:rPr>
+        <w:t xml:space="preserve">0.6</w:t>
+      </w:r>
+      <w:r>
+        <w:rPr>
+          <w:rStyle w:val="NormalTok"/>
+        </w:rPr>
+        <w:t xml:space="preserve">, </w:t>
+      </w:r>
+      <w:r>
+        <w:rPr>
+          <w:rStyle w:val="AttributeTok"/>
+        </w:rPr>
+        <w:t xml:space="preserve">outlier.shape =</w:t>
+      </w:r>
+      <w:r>
+        <w:rPr>
+          <w:rStyle w:val="NormalTok"/>
+        </w:rPr>
+        <w:t xml:space="preserve"> </w:t>
+      </w:r>
+      <w:r>
+        <w:rPr>
+          <w:rStyle w:val="ConstantTok"/>
+        </w:rPr>
+        <w:t xml:space="preserve">NA</w:t>
+      </w:r>
+      <w:r>
+        <w:rPr>
+          <w:rStyle w:val="NormalTok"/>
+        </w:rPr>
+        <w:t xml:space="preserve">) </w:t>
+      </w:r>
+      <w:r>
+        <w:rPr>
+          <w:rStyle w:val="SpecialCharTok"/>
+        </w:rPr>
+        <w:t xml:space="preserve">+</w:t>
+      </w:r>
+      <w:r>
+        <w:br/>
+      </w:r>
+      <w:r>
+        <w:rPr>
+          <w:rStyle w:val="NormalTok"/>
+        </w:rPr>
+        <w:t xml:space="preserve">  </w:t>
+      </w:r>
+      <w:r>
+        <w:rPr>
+          <w:rStyle w:val="FunctionTok"/>
+        </w:rPr>
+        <w:t xml:space="preserve">labs</w:t>
+      </w:r>
+      <w:r>
+        <w:rPr>
+          <w:rStyle w:val="NormalTok"/>
+        </w:rPr>
+        <w:t xml:space="preserve">(</w:t>
+      </w:r>
+      <w:r>
+        <w:rPr>
+          <w:rStyle w:val="AttributeTok"/>
+        </w:rPr>
+        <w:t xml:space="preserve">x =</w:t>
+      </w:r>
+      <w:r>
+        <w:rPr>
+          <w:rStyle w:val="NormalTok"/>
+        </w:rPr>
+        <w:t xml:space="preserve"> </w:t>
+      </w:r>
+      <w:r>
+        <w:rPr>
+          <w:rStyle w:val="StringTok"/>
+        </w:rPr>
+        <w:t xml:space="preserve">"Species"</w:t>
+      </w:r>
+      <w:r>
+        <w:rPr>
+          <w:rStyle w:val="NormalTok"/>
+        </w:rPr>
+        <w:t xml:space="preserve">, </w:t>
+      </w:r>
+      <w:r>
+        <w:rPr>
+          <w:rStyle w:val="AttributeTok"/>
+        </w:rPr>
+        <w:t xml:space="preserve">y =</w:t>
+      </w:r>
+      <w:r>
+        <w:rPr>
+          <w:rStyle w:val="NormalTok"/>
+        </w:rPr>
+        <w:t xml:space="preserve"> </w:t>
+      </w:r>
+      <w:r>
+        <w:rPr>
+          <w:rStyle w:val="StringTok"/>
+        </w:rPr>
+        <w:t xml:space="preserve">"Body Mass (g)"</w:t>
+      </w:r>
+      <w:r>
+        <w:rPr>
+          <w:rStyle w:val="NormalTok"/>
+        </w:rPr>
+        <w:t xml:space="preserve">, </w:t>
+      </w:r>
+      <w:r>
+        <w:rPr>
+          <w:rStyle w:val="AttributeTok"/>
+        </w:rPr>
+        <w:t xml:space="preserve">title =</w:t>
+      </w:r>
+      <w:r>
+        <w:rPr>
+          <w:rStyle w:val="NormalTok"/>
+        </w:rPr>
+        <w:t xml:space="preserve"> </w:t>
+      </w:r>
+      <w:r>
+        <w:rPr>
+          <w:rStyle w:val="StringTok"/>
+        </w:rPr>
+        <w:t xml:space="preserve">"Body Mass by Species"</w:t>
+      </w:r>
+      <w:r>
+        <w:rPr>
+          <w:rStyle w:val="NormalTok"/>
+        </w:rPr>
+        <w:t xml:space="preserve">) </w:t>
+      </w:r>
+      <w:r>
+        <w:rPr>
+          <w:rStyle w:val="SpecialCharTok"/>
+        </w:rPr>
+        <w:t xml:space="preserve">+</w:t>
+      </w:r>
+      <w:r>
+        <w:br/>
+      </w:r>
+      <w:r>
+        <w:rPr>
+          <w:rStyle w:val="NormalTok"/>
+        </w:rPr>
+        <w:t xml:space="preserve">  </w:t>
+      </w:r>
+      <w:r>
+        <w:rPr>
+          <w:rStyle w:val="FunctionTok"/>
+        </w:rPr>
+        <w:t xml:space="preserve">theme_regular</w:t>
+      </w:r>
+      <w:r>
+        <w:rPr>
+          <w:rStyle w:val="NormalTok"/>
+        </w:rPr>
+        <w:t xml:space="preserve">() </w:t>
+      </w:r>
+      <w:r>
+        <w:rPr>
+          <w:rStyle w:val="SpecialCharTok"/>
+        </w:rPr>
+        <w:t xml:space="preserve">+</w:t>
+      </w:r>
+      <w:r>
+        <w:br/>
+      </w:r>
+      <w:r>
+        <w:rPr>
+          <w:rStyle w:val="NormalTok"/>
+        </w:rPr>
+        <w:t xml:space="preserve">  </w:t>
+      </w:r>
+      <w:r>
+        <w:rPr>
+          <w:rStyle w:val="FunctionTok"/>
+        </w:rPr>
+        <w:t xml:space="preserve">theme</w:t>
+      </w:r>
+      <w:r>
+        <w:rPr>
+          <w:rStyle w:val="NormalTok"/>
+        </w:rPr>
+        <w:t xml:space="preserve">(</w:t>
+      </w:r>
+      <w:r>
+        <w:rPr>
+          <w:rStyle w:val="AttributeTok"/>
+        </w:rPr>
+        <w:t xml:space="preserve">legend.position =</w:t>
+      </w:r>
+      <w:r>
+        <w:rPr>
+          <w:rStyle w:val="NormalTok"/>
+        </w:rPr>
+        <w:t xml:space="preserve"> </w:t>
+      </w:r>
+      <w:r>
+        <w:rPr>
+          <w:rStyle w:val="StringTok"/>
+        </w:rPr>
+        <w:t xml:space="preserve">"none"</w:t>
+      </w:r>
+      <w:r>
+        <w:rPr>
+          <w:rStyle w:val="NormalTok"/>
+        </w:rPr>
+        <w:t xml:space="preserve">)</w:t>
+      </w:r>
+      <w:r>
+        <w:br/>
+      </w:r>
+      <w:r>
+        <w:br/>
+      </w:r>
+      <w:r>
+        <w:rPr>
+          <w:rStyle w:val="NormalTok"/>
+        </w:rPr>
+        <w:t xml:space="preserve">body_mass_plot</w:t>
+      </w:r>
+    </w:p>
+    <w:bookmarkStart w:id="33" w:name="tweak-a-font-and-a-color"/>
+    <w:p>
+      <w:pPr>
+        <w:pStyle w:val="Heading3"/>
+      </w:pPr>
+      <w:r>
+        <w:t xml:space="preserve">Tweak a font and a color</w:t>
+      </w:r>
+    </w:p>
+    <w:p>
+      <w:pPr>
+        <w:pStyle w:val="SourceCode"/>
+      </w:pPr>
+      <w:r>
+        <w:rPr>
+          <w:rStyle w:val="NormalTok"/>
+        </w:rPr>
+        <w:t xml:space="preserve">body_mass_plot_styled </w:t>
+      </w:r>
+      <w:r>
+        <w:rPr>
+          <w:rStyle w:val="OtherTok"/>
+        </w:rPr>
+        <w:t xml:space="preserve">&lt;-</w:t>
+      </w:r>
+      <w:r>
+        <w:rPr>
+          <w:rStyle w:val="NormalTok"/>
+        </w:rPr>
+        <w:t xml:space="preserve"> penguins_df </w:t>
+      </w:r>
+      <w:r>
+        <w:rPr>
+          <w:rStyle w:val="SpecialCharTok"/>
+        </w:rPr>
+        <w:t xml:space="preserve">%&gt;%</w:t>
+      </w:r>
+      <w:r>
+        <w:br/>
+      </w:r>
+      <w:r>
+        <w:rPr>
+          <w:rStyle w:val="NormalTok"/>
+        </w:rPr>
+        <w:t xml:space="preserve">  </w:t>
+      </w:r>
+      <w:r>
+        <w:rPr>
+          <w:rStyle w:val="FunctionTok"/>
+        </w:rPr>
+        <w:t xml:space="preserve">ggplot</w:t>
+      </w:r>
+      <w:r>
+        <w:rPr>
+          <w:rStyle w:val="NormalTok"/>
+        </w:rPr>
+        <w:t xml:space="preserve">(</w:t>
+      </w:r>
+      <w:r>
+        <w:rPr>
+          <w:rStyle w:val="FunctionTok"/>
+        </w:rPr>
+        <w:t xml:space="preserve">aes</w:t>
+      </w:r>
+      <w:r>
+        <w:rPr>
+          <w:rStyle w:val="NormalTok"/>
+        </w:rPr>
+        <w:t xml:space="preserve">(</w:t>
+      </w:r>
+      <w:r>
+        <w:rPr>
+          <w:rStyle w:val="AttributeTok"/>
+        </w:rPr>
+        <w:t xml:space="preserve">x =</w:t>
+      </w:r>
+      <w:r>
+        <w:rPr>
+          <w:rStyle w:val="NormalTok"/>
+        </w:rPr>
+        <w:t xml:space="preserve"> species, </w:t>
+      </w:r>
+      <w:r>
+        <w:rPr>
+          <w:rStyle w:val="AttributeTok"/>
+        </w:rPr>
+        <w:t xml:space="preserve">y =</w:t>
+      </w:r>
+      <w:r>
+        <w:rPr>
+          <w:rStyle w:val="NormalTok"/>
+        </w:rPr>
+        <w:t xml:space="preserve"> body_mass_g, </w:t>
+      </w:r>
+      <w:r>
+        <w:rPr>
+          <w:rStyle w:val="AttributeTok"/>
+        </w:rPr>
+        <w:t xml:space="preserve">fill =</w:t>
+      </w:r>
+      <w:r>
+        <w:rPr>
+          <w:rStyle w:val="NormalTok"/>
+        </w:rPr>
+        <w:t xml:space="preserve"> species)) </w:t>
+      </w:r>
+      <w:r>
+        <w:rPr>
+          <w:rStyle w:val="SpecialCharTok"/>
+        </w:rPr>
+        <w:t xml:space="preserve">+</w:t>
+      </w:r>
+      <w:r>
+        <w:br/>
+      </w:r>
+      <w:r>
+        <w:rPr>
+          <w:rStyle w:val="NormalTok"/>
+        </w:rPr>
+        <w:t xml:space="preserve">  </w:t>
+      </w:r>
+      <w:r>
+        <w:rPr>
+          <w:rStyle w:val="FunctionTok"/>
+        </w:rPr>
+        <w:t xml:space="preserve">geom_boxplot</w:t>
+      </w:r>
+      <w:r>
+        <w:rPr>
+          <w:rStyle w:val="NormalTok"/>
+        </w:rPr>
+        <w:t xml:space="preserve">(</w:t>
+      </w:r>
+      <w:r>
+        <w:rPr>
+          <w:rStyle w:val="AttributeTok"/>
+        </w:rPr>
+        <w:t xml:space="preserve">alpha =</w:t>
+      </w:r>
+      <w:r>
+        <w:rPr>
+          <w:rStyle w:val="NormalTok"/>
+        </w:rPr>
+        <w:t xml:space="preserve"> </w:t>
+      </w:r>
+      <w:r>
+        <w:rPr>
+          <w:rStyle w:val="FloatTok"/>
+        </w:rPr>
+        <w:t xml:space="preserve">0.6</w:t>
+      </w:r>
+      <w:r>
+        <w:rPr>
+          <w:rStyle w:val="NormalTok"/>
+        </w:rPr>
+        <w:t xml:space="preserve">, </w:t>
+      </w:r>
+      <w:r>
+        <w:rPr>
+          <w:rStyle w:val="AttributeTok"/>
+        </w:rPr>
+        <w:t xml:space="preserve">outlier.shape =</w:t>
+      </w:r>
+      <w:r>
+        <w:rPr>
+          <w:rStyle w:val="NormalTok"/>
+        </w:rPr>
+        <w:t xml:space="preserve"> </w:t>
+      </w:r>
+      <w:r>
+        <w:rPr>
+          <w:rStyle w:val="ConstantTok"/>
+        </w:rPr>
+        <w:t xml:space="preserve">NA</w:t>
+      </w:r>
+      <w:r>
+        <w:rPr>
+          <w:rStyle w:val="NormalTok"/>
+        </w:rPr>
+        <w:t xml:space="preserve">) </w:t>
+      </w:r>
+      <w:r>
+        <w:rPr>
+          <w:rStyle w:val="SpecialCharTok"/>
+        </w:rPr>
+        <w:t xml:space="preserve">+</w:t>
+      </w:r>
+      <w:r>
+        <w:br/>
+      </w:r>
+      <w:r>
+        <w:rPr>
+          <w:rStyle w:val="NormalTok"/>
+        </w:rPr>
+        <w:t xml:space="preserve">  </w:t>
+      </w:r>
+      <w:r>
+        <w:rPr>
+          <w:rStyle w:val="FunctionTok"/>
+        </w:rPr>
+        <w:t xml:space="preserve">scale_fill_manual</w:t>
+      </w:r>
+      <w:r>
+        <w:rPr>
+          <w:rStyle w:val="NormalTok"/>
+        </w:rPr>
+        <w:t xml:space="preserve">(</w:t>
+      </w:r>
+      <w:r>
+        <w:rPr>
+          <w:rStyle w:val="AttributeTok"/>
+        </w:rPr>
+        <w:t xml:space="preserve">values =</w:t>
+      </w:r>
+      <w:r>
+        <w:rPr>
+          <w:rStyle w:val="NormalTok"/>
+        </w:rPr>
+        <w:t xml:space="preserve"> </w:t>
+      </w:r>
+      <w:r>
+        <w:rPr>
+          <w:rStyle w:val="FunctionTok"/>
+        </w:rPr>
+        <w:t xml:space="preserve">c</w:t>
+      </w:r>
+      <w:r>
+        <w:rPr>
+          <w:rStyle w:val="NormalTok"/>
+        </w:rPr>
+        <w:t xml:space="preserve">(</w:t>
+      </w:r>
+      <w:r>
+        <w:br/>
+      </w:r>
+      <w:r>
+        <w:rPr>
+          <w:rStyle w:val="NormalTok"/>
+        </w:rPr>
+        <w:t xml:space="preserve">    </w:t>
+      </w:r>
+      <w:r>
+        <w:rPr>
+          <w:rStyle w:val="StringTok"/>
+        </w:rPr>
+        <w:t xml:space="preserve">"Adelie"</w:t>
+      </w:r>
+      <w:r>
+        <w:rPr>
+          <w:rStyle w:val="NormalTok"/>
+        </w:rPr>
+        <w:t xml:space="preserve"> </w:t>
+      </w:r>
+      <w:r>
+        <w:rPr>
+          <w:rStyle w:val="OtherTok"/>
+        </w:rPr>
+        <w:t xml:space="preserve">=</w:t>
+      </w:r>
+      <w:r>
+        <w:rPr>
+          <w:rStyle w:val="NormalTok"/>
+        </w:rPr>
+        <w:t xml:space="preserve"> </w:t>
+      </w:r>
+      <w:r>
+        <w:rPr>
+          <w:rStyle w:val="StringTok"/>
+        </w:rPr>
+        <w:t xml:space="preserve">"darkorange"</w:t>
+      </w:r>
+      <w:r>
+        <w:rPr>
+          <w:rStyle w:val="NormalTok"/>
+        </w:rPr>
+        <w:t xml:space="preserve">, </w:t>
+      </w:r>
+      <w:r>
+        <w:rPr>
+          <w:rStyle w:val="StringTok"/>
+        </w:rPr>
+        <w:t xml:space="preserve">"Chinstrap"</w:t>
+      </w:r>
+      <w:r>
+        <w:rPr>
+          <w:rStyle w:val="NormalTok"/>
+        </w:rPr>
+        <w:t xml:space="preserve"> </w:t>
+      </w:r>
+      <w:r>
+        <w:rPr>
+          <w:rStyle w:val="OtherTok"/>
+        </w:rPr>
+        <w:t xml:space="preserve">=</w:t>
+      </w:r>
+      <w:r>
+        <w:rPr>
+          <w:rStyle w:val="NormalTok"/>
+        </w:rPr>
+        <w:t xml:space="preserve"> </w:t>
+      </w:r>
+      <w:r>
+        <w:rPr>
+          <w:rStyle w:val="StringTok"/>
+        </w:rPr>
+        <w:t xml:space="preserve">"purple"</w:t>
+      </w:r>
+      <w:r>
+        <w:rPr>
+          <w:rStyle w:val="NormalTok"/>
+        </w:rPr>
+        <w:t xml:space="preserve">, </w:t>
+      </w:r>
+      <w:r>
+        <w:rPr>
+          <w:rStyle w:val="StringTok"/>
+        </w:rPr>
+        <w:t xml:space="preserve">"Gentoo"</w:t>
+      </w:r>
+      <w:r>
+        <w:rPr>
+          <w:rStyle w:val="NormalTok"/>
+        </w:rPr>
+        <w:t xml:space="preserve"> </w:t>
+      </w:r>
+      <w:r>
+        <w:rPr>
+          <w:rStyle w:val="OtherTok"/>
+        </w:rPr>
+        <w:t xml:space="preserve">=</w:t>
+      </w:r>
+      <w:r>
+        <w:rPr>
+          <w:rStyle w:val="NormalTok"/>
+        </w:rPr>
+        <w:t xml:space="preserve"> </w:t>
+      </w:r>
+      <w:r>
+        <w:rPr>
+          <w:rStyle w:val="StringTok"/>
+        </w:rPr>
+        <w:t xml:space="preserve">"cyan4"</w:t>
+      </w:r>
+      <w:r>
+        <w:br/>
+      </w:r>
+      <w:r>
+        <w:rPr>
+          <w:rStyle w:val="NormalTok"/>
+        </w:rPr>
+        <w:t xml:space="preserve">  )) </w:t>
+      </w:r>
+      <w:r>
+        <w:rPr>
+          <w:rStyle w:val="SpecialCharTok"/>
+        </w:rPr>
+        <w:t xml:space="preserve">+</w:t>
+      </w:r>
+      <w:r>
+        <w:br/>
+      </w:r>
+      <w:r>
+        <w:rPr>
+          <w:rStyle w:val="NormalTok"/>
+        </w:rPr>
+        <w:t xml:space="preserve">  </w:t>
+      </w:r>
+      <w:r>
+        <w:rPr>
+          <w:rStyle w:val="FunctionTok"/>
+        </w:rPr>
+        <w:t xml:space="preserve">labs</w:t>
+      </w:r>
+      <w:r>
+        <w:rPr>
+          <w:rStyle w:val="NormalTok"/>
+        </w:rPr>
+        <w:t xml:space="preserve">(</w:t>
+      </w:r>
+      <w:r>
+        <w:rPr>
+          <w:rStyle w:val="AttributeTok"/>
+        </w:rPr>
+        <w:t xml:space="preserve">x =</w:t>
+      </w:r>
+      <w:r>
+        <w:rPr>
+          <w:rStyle w:val="NormalTok"/>
+        </w:rPr>
+        <w:t xml:space="preserve"> </w:t>
+      </w:r>
+      <w:r>
+        <w:rPr>
+          <w:rStyle w:val="StringTok"/>
+        </w:rPr>
+        <w:t xml:space="preserve">"Species"</w:t>
+      </w:r>
+      <w:r>
+        <w:rPr>
+          <w:rStyle w:val="NormalTok"/>
+        </w:rPr>
+        <w:t xml:space="preserve">, </w:t>
+      </w:r>
+      <w:r>
+        <w:rPr>
+          <w:rStyle w:val="AttributeTok"/>
+        </w:rPr>
+        <w:t xml:space="preserve">y =</w:t>
+      </w:r>
+      <w:r>
+        <w:rPr>
+          <w:rStyle w:val="NormalTok"/>
+        </w:rPr>
+        <w:t xml:space="preserve"> </w:t>
+      </w:r>
+      <w:r>
+        <w:rPr>
+          <w:rStyle w:val="StringTok"/>
+        </w:rPr>
+        <w:t xml:space="preserve">"Body Mass (g)"</w:t>
+      </w:r>
+      <w:r>
+        <w:rPr>
+          <w:rStyle w:val="NormalTok"/>
+        </w:rPr>
+        <w:t xml:space="preserve">, </w:t>
+      </w:r>
+      <w:r>
+        <w:rPr>
+          <w:rStyle w:val="AttributeTok"/>
+        </w:rPr>
+        <w:t xml:space="preserve">title =</w:t>
+      </w:r>
+      <w:r>
+        <w:rPr>
+          <w:rStyle w:val="NormalTok"/>
+        </w:rPr>
+        <w:t xml:space="preserve"> </w:t>
+      </w:r>
+      <w:r>
+        <w:rPr>
+          <w:rStyle w:val="StringTok"/>
+        </w:rPr>
+        <w:t xml:space="preserve">"Body Mass by Species"</w:t>
+      </w:r>
+      <w:r>
+        <w:rPr>
+          <w:rStyle w:val="NormalTok"/>
+        </w:rPr>
+        <w:t xml:space="preserve">) </w:t>
+      </w:r>
+      <w:r>
+        <w:rPr>
+          <w:rStyle w:val="SpecialCharTok"/>
+        </w:rPr>
+        <w:t xml:space="preserve">+</w:t>
+      </w:r>
+      <w:r>
+        <w:br/>
+      </w:r>
+      <w:r>
+        <w:rPr>
+          <w:rStyle w:val="NormalTok"/>
+        </w:rPr>
+        <w:t xml:space="preserve">  </w:t>
+      </w:r>
+      <w:r>
+        <w:rPr>
+          <w:rStyle w:val="FunctionTok"/>
+        </w:rPr>
+        <w:t xml:space="preserve">theme_regular</w:t>
+      </w:r>
+      <w:r>
+        <w:rPr>
+          <w:rStyle w:val="NormalTok"/>
+        </w:rPr>
+        <w:t xml:space="preserve">() </w:t>
+      </w:r>
+      <w:r>
+        <w:rPr>
+          <w:rStyle w:val="SpecialCharTok"/>
+        </w:rPr>
+        <w:t xml:space="preserve">+</w:t>
+      </w:r>
+      <w:r>
+        <w:br/>
+      </w:r>
+      <w:r>
+        <w:rPr>
+          <w:rStyle w:val="NormalTok"/>
+        </w:rPr>
+        <w:t xml:space="preserve">  </w:t>
+      </w:r>
+      <w:r>
+        <w:rPr>
+          <w:rStyle w:val="FunctionTok"/>
+        </w:rPr>
+        <w:t xml:space="preserve">theme</w:t>
+      </w:r>
+      <w:r>
+        <w:rPr>
+          <w:rStyle w:val="NormalTok"/>
+        </w:rPr>
+        <w:t xml:space="preserve">(</w:t>
+      </w:r>
+      <w:r>
+        <w:br/>
+      </w:r>
+      <w:r>
+        <w:rPr>
+          <w:rStyle w:val="NormalTok"/>
+        </w:rPr>
+        <w:t xml:space="preserve">    </w:t>
+      </w:r>
+      <w:r>
+        <w:rPr>
+          <w:rStyle w:val="AttributeTok"/>
+        </w:rPr>
+        <w:t xml:space="preserve">legend.position =</w:t>
+      </w:r>
+      <w:r>
+        <w:rPr>
+          <w:rStyle w:val="NormalTok"/>
+        </w:rPr>
+        <w:t xml:space="preserve"> </w:t>
+      </w:r>
+      <w:r>
+        <w:rPr>
+          <w:rStyle w:val="StringTok"/>
+        </w:rPr>
+        <w:t xml:space="preserve">"none"</w:t>
       </w:r>
       <w:r>
         <w:rPr>
@@ -3794,82 +5785,73 @@
         <w:rPr>
           <w:rStyle w:val="NormalTok"/>
         </w:rPr>
-        <w:t xml:space="preserve">       </w:t>
+        <w:t xml:space="preserve">    </w:t>
       </w:r>
       <w:r>
         <w:rPr>
           <w:rStyle w:val="AttributeTok"/>
         </w:rPr>
-        <w:t xml:space="preserve">plot =</w:t>
-      </w:r>
-      <w:r>
-        <w:rPr>
-          <w:rStyle w:val="NormalTok"/>
-        </w:rPr>
-        <w:t xml:space="preserve"> leaf_plot_final, </w:t>
+        <w:t xml:space="preserve">plot.title =</w:t>
+      </w:r>
+      <w:r>
+        <w:rPr>
+          <w:rStyle w:val="NormalTok"/>
+        </w:rPr>
+        <w:t xml:space="preserve"> </w:t>
+      </w:r>
+      <w:r>
+        <w:rPr>
+          <w:rStyle w:val="FunctionTok"/>
+        </w:rPr>
+        <w:t xml:space="preserve">element_text</w:t>
+      </w:r>
+      <w:r>
+        <w:rPr>
+          <w:rStyle w:val="NormalTok"/>
+        </w:rPr>
+        <w:t xml:space="preserve">(</w:t>
       </w:r>
       <w:r>
         <w:rPr>
           <w:rStyle w:val="AttributeTok"/>
         </w:rPr>
-        <w:t xml:space="preserve">width =</w:t>
-      </w:r>
-      <w:r>
-        <w:rPr>
-          <w:rStyle w:val="NormalTok"/>
-        </w:rPr>
-        <w:t xml:space="preserve"> </w:t>
-      </w:r>
-      <w:r>
-        <w:rPr>
-          <w:rStyle w:val="DecValTok"/>
-        </w:rPr>
-        <w:t xml:space="preserve">5</w:t>
-      </w:r>
-      <w:r>
-        <w:rPr>
-          <w:rStyle w:val="NormalTok"/>
-        </w:rPr>
-        <w:t xml:space="preserve">, </w:t>
+        <w:t xml:space="preserve">size =</w:t>
+      </w:r>
+      <w:r>
+        <w:rPr>
+          <w:rStyle w:val="NormalTok"/>
+        </w:rPr>
+        <w:t xml:space="preserve"> </w:t>
+      </w:r>
+      <w:r>
+        <w:rPr>
+          <w:rStyle w:val="FunctionTok"/>
+        </w:rPr>
+        <w:t xml:space="preserve">rel</w:t>
+      </w:r>
+      <w:r>
+        <w:rPr>
+          <w:rStyle w:val="NormalTok"/>
+        </w:rPr>
+        <w:t xml:space="preserve">(</w:t>
+      </w:r>
+      <w:r>
+        <w:rPr>
+          <w:rStyle w:val="FloatTok"/>
+        </w:rPr>
+        <w:t xml:space="preserve">1.4</w:t>
+      </w:r>
+      <w:r>
+        <w:rPr>
+          <w:rStyle w:val="NormalTok"/>
+        </w:rPr>
+        <w:t xml:space="preserve">), </w:t>
       </w:r>
       <w:r>
         <w:rPr>
           <w:rStyle w:val="AttributeTok"/>
         </w:rPr>
-        <w:t xml:space="preserve">height =</w:t>
-      </w:r>
-      <w:r>
-        <w:rPr>
-          <w:rStyle w:val="NormalTok"/>
-        </w:rPr>
-        <w:t xml:space="preserve"> </w:t>
-      </w:r>
-      <w:r>
-        <w:rPr>
-          <w:rStyle w:val="DecValTok"/>
-        </w:rPr>
-        <w:t xml:space="preserve">5</w:t>
-      </w:r>
-      <w:r>
-        <w:rPr>
-          <w:rStyle w:val="NormalTok"/>
-        </w:rPr>
-        <w:t xml:space="preserve">,</w:t>
-      </w:r>
-      <w:r>
-        <w:br/>
-      </w:r>
-      <w:r>
-        <w:rPr>
-          <w:rStyle w:val="NormalTok"/>
-        </w:rPr>
-        <w:t xml:space="preserve">       </w:t>
-      </w:r>
-      <w:r>
-        <w:rPr>
-          <w:rStyle w:val="AttributeTok"/>
-        </w:rPr>
-        <w:t xml:space="preserve">units =</w:t>
+        <w:t xml:space="preserve">face =</w:t>
       </w:r>
       <w:r>
         <w:rPr>
@@ -3881,31 +5863,7 @@
         <w:rPr>
           <w:rStyle w:val="StringTok"/>
         </w:rPr>
-        <w:t xml:space="preserve">"in"</w:t>
-      </w:r>
-      <w:r>
-        <w:rPr>
-          <w:rStyle w:val="NormalTok"/>
-        </w:rPr>
-        <w:t xml:space="preserve">, </w:t>
-      </w:r>
-      <w:r>
-        <w:rPr>
-          <w:rStyle w:val="AttributeTok"/>
-        </w:rPr>
-        <w:t xml:space="preserve">dpi =</w:t>
-      </w:r>
-      <w:r>
-        <w:rPr>
-          <w:rStyle w:val="NormalTok"/>
-        </w:rPr>
-        <w:t xml:space="preserve"> </w:t>
-      </w:r>
-      <w:r>
-        <w:rPr>
-          <w:rStyle w:val="DecValTok"/>
-        </w:rPr>
-        <w:t xml:space="preserve">300</w:t>
+        <w:t xml:space="preserve">"bold"</w:t>
       </w:r>
       <w:r>
         <w:rPr>
@@ -3917,124 +5875,76 @@
         <w:br/>
       </w:r>
       <w:r>
-        <w:br/>
-      </w:r>
-      <w:r>
-        <w:rPr>
-          <w:rStyle w:val="FunctionTok"/>
-        </w:rPr>
-        <w:t xml:space="preserve">ggsave</w:t>
-      </w:r>
-      <w:r>
-        <w:rPr>
-          <w:rStyle w:val="NormalTok"/>
-        </w:rPr>
-        <w:t xml:space="preserve">(</w:t>
-      </w:r>
-      <w:r>
-        <w:rPr>
-          <w:rStyle w:val="StringTok"/>
-        </w:rPr>
-        <w:t xml:space="preserve">"figures/leaf_mass_theme.pdf"</w:t>
-      </w:r>
-      <w:r>
-        <w:rPr>
-          <w:rStyle w:val="NormalTok"/>
-        </w:rPr>
-        <w:t xml:space="preserve">,</w:t>
-      </w:r>
-      <w:r>
-        <w:br/>
-      </w:r>
-      <w:r>
-        <w:rPr>
-          <w:rStyle w:val="NormalTok"/>
-        </w:rPr>
-        <w:t xml:space="preserve">       </w:t>
-      </w:r>
-      <w:r>
-        <w:rPr>
-          <w:rStyle w:val="AttributeTok"/>
-        </w:rPr>
-        <w:t xml:space="preserve">plot =</w:t>
-      </w:r>
-      <w:r>
-        <w:rPr>
-          <w:rStyle w:val="NormalTok"/>
-        </w:rPr>
-        <w:t xml:space="preserve"> leaf_plot_final, </w:t>
-      </w:r>
-      <w:r>
-        <w:rPr>
-          <w:rStyle w:val="AttributeTok"/>
-        </w:rPr>
-        <w:t xml:space="preserve">width =</w:t>
-      </w:r>
-      <w:r>
-        <w:rPr>
-          <w:rStyle w:val="NormalTok"/>
-        </w:rPr>
-        <w:t xml:space="preserve"> </w:t>
-      </w:r>
-      <w:r>
-        <w:rPr>
-          <w:rStyle w:val="DecValTok"/>
-        </w:rPr>
-        <w:t xml:space="preserve">5</w:t>
-      </w:r>
-      <w:r>
-        <w:rPr>
-          <w:rStyle w:val="NormalTok"/>
-        </w:rPr>
-        <w:t xml:space="preserve">, </w:t>
-      </w:r>
-      <w:r>
-        <w:rPr>
-          <w:rStyle w:val="AttributeTok"/>
-        </w:rPr>
-        <w:t xml:space="preserve">height =</w:t>
-      </w:r>
-      <w:r>
-        <w:rPr>
-          <w:rStyle w:val="NormalTok"/>
-        </w:rPr>
-        <w:t xml:space="preserve"> </w:t>
-      </w:r>
-      <w:r>
-        <w:rPr>
-          <w:rStyle w:val="DecValTok"/>
-        </w:rPr>
-        <w:t xml:space="preserve">5</w:t>
-      </w:r>
-      <w:r>
-        <w:rPr>
-          <w:rStyle w:val="NormalTok"/>
-        </w:rPr>
-        <w:t xml:space="preserve">, </w:t>
-      </w:r>
-      <w:r>
-        <w:rPr>
-          <w:rStyle w:val="AttributeTok"/>
-        </w:rPr>
-        <w:t xml:space="preserve">units =</w:t>
-      </w:r>
-      <w:r>
-        <w:rPr>
-          <w:rStyle w:val="NormalTok"/>
-        </w:rPr>
-        <w:t xml:space="preserve"> </w:t>
-      </w:r>
-      <w:r>
-        <w:rPr>
-          <w:rStyle w:val="StringTok"/>
-        </w:rPr>
-        <w:t xml:space="preserve">"in"</w:t>
-      </w:r>
-      <w:r>
-        <w:rPr>
-          <w:rStyle w:val="NormalTok"/>
-        </w:rPr>
-        <w:t xml:space="preserve">)</w:t>
+        <w:rPr>
+          <w:rStyle w:val="NormalTok"/>
+        </w:rPr>
+        <w:t xml:space="preserve">  )</w:t>
+      </w:r>
+      <w:r>
+        <w:br/>
+      </w:r>
+      <w:r>
+        <w:br/>
+      </w:r>
+      <w:r>
+        <w:rPr>
+          <w:rStyle w:val="NormalTok"/>
+        </w:rPr>
+        <w:t xml:space="preserve">body_mass_plot_styled</w:t>
+      </w:r>
+    </w:p>
+    <w:p>
+      <w:pPr>
+        <w:pStyle w:val="FirstParagraph"/>
+      </w:pPr>
+      <w:r>
+        <w:t xml:space="preserve">✏️</w:t>
+      </w:r>
+      <w:r>
+        <w:t xml:space="preserve"> </w:t>
+      </w:r>
+      <w:r>
+        <w:rPr>
+          <w:b/>
+          <w:bCs/>
+        </w:rPr>
+        <w:t xml:space="preserve">Your turn — in your script:</w:t>
+      </w:r>
+      <w:r>
+        <w:t xml:space="preserve"> </w:t>
+      </w:r>
+      <w:r>
+        <w:t xml:space="preserve">Swap in</w:t>
+      </w:r>
+      <w:r>
+        <w:t xml:space="preserve"> </w:t>
+      </w:r>
+      <w:r>
+        <w:rPr>
+          <w:rStyle w:val="VerbatimChar"/>
+        </w:rPr>
+        <w:t xml:space="preserve">theme_small()</w:t>
+      </w:r>
+      <w:r>
+        <w:t xml:space="preserve"> </w:t>
+      </w:r>
+      <w:r>
+        <w:t xml:space="preserve">instead of</w:t>
+      </w:r>
+      <w:r>
+        <w:t xml:space="preserve"> </w:t>
+      </w:r>
+      <w:r>
+        <w:rPr>
+          <w:rStyle w:val="VerbatimChar"/>
+        </w:rPr>
+        <w:t xml:space="preserve">theme_regular()</w:t>
+      </w:r>
+      <w:r>
+        <w:t xml:space="preserve"> </w:t>
+      </w:r>
+      <w:r>
+        <w:t xml:space="preserve">and run it. What changes besides the text size?</w:t>
       </w:r>
     </w:p>
     <w:p>
@@ -4045,7 +5955,7 @@
         <w:rPr>
           <w:rStyle w:val="VerbatimChar"/>
         </w:rPr>
-        <w:t xml:space="preserve">Open both files. When would you send a colleague the .pdf instead of the .png?</w:t>
+        <w:t xml:space="preserve">What else changed?</w:t>
       </w:r>
     </w:p>
     <w:p>
@@ -4055,14 +5965,24 @@
         </w:pict>
       </w:r>
     </w:p>
-    <w:bookmarkEnd w:id="26"/>
-    <w:bookmarkStart w:id="27" w:name="part-6-review-and-checkpoint"/>
+    <w:bookmarkEnd w:id="33"/>
+    <w:bookmarkEnd w:id="34"/>
+    <w:bookmarkStart w:id="35" w:name="part-6-combine-panels-with-patchwork"/>
     <w:p>
       <w:pPr>
         <w:pStyle w:val="Heading1"/>
       </w:pPr>
       <w:r>
-        <w:t xml:space="preserve">Part 6 · Review and checkpoint</w:t>
+        <w:t xml:space="preserve">Part 6 · Combine panels with</w:t>
+      </w:r>
+      <w:r>
+        <w:t xml:space="preserve"> </w:t>
+      </w:r>
+      <w:r>
+        <w:rPr>
+          <w:rStyle w:val="VerbatimChar"/>
+        </w:rPr>
+        <w:t xml:space="preserve">patchwork</w:t>
       </w:r>
     </w:p>
     <w:p>
@@ -4070,19 +5990,708 @@
         <w:pStyle w:val="FirstParagraph"/>
       </w:pPr>
       <w:r>
+        <w:rPr>
+          <w:b/>
+          <w:bCs/>
+        </w:rPr>
+        <w:t xml:space="preserve">▶ Run this:</w:t>
+      </w:r>
+    </w:p>
+    <w:p>
+      <w:pPr>
+        <w:pStyle w:val="SourceCode"/>
+      </w:pPr>
+      <w:r>
+        <w:rPr>
+          <w:rStyle w:val="FunctionTok"/>
+        </w:rPr>
+        <w:t xml:space="preserve">library</w:t>
+      </w:r>
+      <w:r>
+        <w:rPr>
+          <w:rStyle w:val="NormalTok"/>
+        </w:rPr>
+        <w:t xml:space="preserve">(patchwork)   </w:t>
+      </w:r>
+      <w:r>
+        <w:rPr>
+          <w:rStyle w:val="CommentTok"/>
+        </w:rPr>
+        <w:t xml:space="preserve"># combine ggplot objects with + and /</w:t>
+      </w:r>
+      <w:r>
+        <w:br/>
+      </w:r>
+      <w:r>
+        <w:br/>
+      </w:r>
+      <w:r>
+        <w:rPr>
+          <w:rStyle w:val="NormalTok"/>
+        </w:rPr>
+        <w:t xml:space="preserve">xy_plot </w:t>
+      </w:r>
+      <w:r>
+        <w:rPr>
+          <w:rStyle w:val="OtherTok"/>
+        </w:rPr>
+        <w:t xml:space="preserve">&lt;-</w:t>
+      </w:r>
+      <w:r>
+        <w:rPr>
+          <w:rStyle w:val="NormalTok"/>
+        </w:rPr>
+        <w:t xml:space="preserve"> penguins_df </w:t>
+      </w:r>
+      <w:r>
+        <w:rPr>
+          <w:rStyle w:val="SpecialCharTok"/>
+        </w:rPr>
+        <w:t xml:space="preserve">%&gt;%</w:t>
+      </w:r>
+      <w:r>
+        <w:br/>
+      </w:r>
+      <w:r>
+        <w:rPr>
+          <w:rStyle w:val="NormalTok"/>
+        </w:rPr>
+        <w:t xml:space="preserve">  </w:t>
+      </w:r>
+      <w:r>
+        <w:rPr>
+          <w:rStyle w:val="FunctionTok"/>
+        </w:rPr>
+        <w:t xml:space="preserve">ggplot</w:t>
+      </w:r>
+      <w:r>
+        <w:rPr>
+          <w:rStyle w:val="NormalTok"/>
+        </w:rPr>
+        <w:t xml:space="preserve">(</w:t>
+      </w:r>
+      <w:r>
+        <w:rPr>
+          <w:rStyle w:val="FunctionTok"/>
+        </w:rPr>
+        <w:t xml:space="preserve">aes</w:t>
+      </w:r>
+      <w:r>
+        <w:rPr>
+          <w:rStyle w:val="NormalTok"/>
+        </w:rPr>
+        <w:t xml:space="preserve">(</w:t>
+      </w:r>
+      <w:r>
+        <w:rPr>
+          <w:rStyle w:val="AttributeTok"/>
+        </w:rPr>
+        <w:t xml:space="preserve">x =</w:t>
+      </w:r>
+      <w:r>
+        <w:rPr>
+          <w:rStyle w:val="NormalTok"/>
+        </w:rPr>
+        <w:t xml:space="preserve"> flipper_length_mm, </w:t>
+      </w:r>
+      <w:r>
+        <w:rPr>
+          <w:rStyle w:val="AttributeTok"/>
+        </w:rPr>
+        <w:t xml:space="preserve">y =</w:t>
+      </w:r>
+      <w:r>
+        <w:rPr>
+          <w:rStyle w:val="NormalTok"/>
+        </w:rPr>
+        <w:t xml:space="preserve"> body_mass_g, </w:t>
+      </w:r>
+      <w:r>
+        <w:rPr>
+          <w:rStyle w:val="AttributeTok"/>
+        </w:rPr>
+        <w:t xml:space="preserve">color =</w:t>
+      </w:r>
+      <w:r>
+        <w:rPr>
+          <w:rStyle w:val="NormalTok"/>
+        </w:rPr>
+        <w:t xml:space="preserve"> species)) </w:t>
+      </w:r>
+      <w:r>
+        <w:rPr>
+          <w:rStyle w:val="SpecialCharTok"/>
+        </w:rPr>
+        <w:t xml:space="preserve">+</w:t>
+      </w:r>
+      <w:r>
+        <w:br/>
+      </w:r>
+      <w:r>
+        <w:rPr>
+          <w:rStyle w:val="NormalTok"/>
+        </w:rPr>
+        <w:t xml:space="preserve">  </w:t>
+      </w:r>
+      <w:r>
+        <w:rPr>
+          <w:rStyle w:val="FunctionTok"/>
+        </w:rPr>
+        <w:t xml:space="preserve">geom_point</w:t>
+      </w:r>
+      <w:r>
+        <w:rPr>
+          <w:rStyle w:val="NormalTok"/>
+        </w:rPr>
+        <w:t xml:space="preserve">(</w:t>
+      </w:r>
+      <w:r>
+        <w:rPr>
+          <w:rStyle w:val="AttributeTok"/>
+        </w:rPr>
+        <w:t xml:space="preserve">alpha =</w:t>
+      </w:r>
+      <w:r>
+        <w:rPr>
+          <w:rStyle w:val="NormalTok"/>
+        </w:rPr>
+        <w:t xml:space="preserve"> </w:t>
+      </w:r>
+      <w:r>
+        <w:rPr>
+          <w:rStyle w:val="FloatTok"/>
+        </w:rPr>
+        <w:t xml:space="preserve">0.7</w:t>
+      </w:r>
+      <w:r>
+        <w:rPr>
+          <w:rStyle w:val="NormalTok"/>
+        </w:rPr>
+        <w:t xml:space="preserve">) </w:t>
+      </w:r>
+      <w:r>
+        <w:rPr>
+          <w:rStyle w:val="SpecialCharTok"/>
+        </w:rPr>
+        <w:t xml:space="preserve">+</w:t>
+      </w:r>
+      <w:r>
+        <w:br/>
+      </w:r>
+      <w:r>
+        <w:rPr>
+          <w:rStyle w:val="NormalTok"/>
+        </w:rPr>
+        <w:t xml:space="preserve">  </w:t>
+      </w:r>
+      <w:r>
+        <w:rPr>
+          <w:rStyle w:val="FunctionTok"/>
+        </w:rPr>
+        <w:t xml:space="preserve">labs</w:t>
+      </w:r>
+      <w:r>
+        <w:rPr>
+          <w:rStyle w:val="NormalTok"/>
+        </w:rPr>
+        <w:t xml:space="preserve">(</w:t>
+      </w:r>
+      <w:r>
+        <w:rPr>
+          <w:rStyle w:val="AttributeTok"/>
+        </w:rPr>
+        <w:t xml:space="preserve">x =</w:t>
+      </w:r>
+      <w:r>
+        <w:rPr>
+          <w:rStyle w:val="NormalTok"/>
+        </w:rPr>
+        <w:t xml:space="preserve"> </w:t>
+      </w:r>
+      <w:r>
+        <w:rPr>
+          <w:rStyle w:val="StringTok"/>
+        </w:rPr>
+        <w:t xml:space="preserve">"Flipper Length (mm)"</w:t>
+      </w:r>
+      <w:r>
+        <w:rPr>
+          <w:rStyle w:val="NormalTok"/>
+        </w:rPr>
+        <w:t xml:space="preserve">, </w:t>
+      </w:r>
+      <w:r>
+        <w:rPr>
+          <w:rStyle w:val="AttributeTok"/>
+        </w:rPr>
+        <w:t xml:space="preserve">y =</w:t>
+      </w:r>
+      <w:r>
+        <w:rPr>
+          <w:rStyle w:val="NormalTok"/>
+        </w:rPr>
+        <w:t xml:space="preserve"> </w:t>
+      </w:r>
+      <w:r>
+        <w:rPr>
+          <w:rStyle w:val="StringTok"/>
+        </w:rPr>
+        <w:t xml:space="preserve">"Body Mass (g)"</w:t>
+      </w:r>
+      <w:r>
+        <w:rPr>
+          <w:rStyle w:val="NormalTok"/>
+        </w:rPr>
+        <w:t xml:space="preserve">, </w:t>
+      </w:r>
+      <w:r>
+        <w:rPr>
+          <w:rStyle w:val="AttributeTok"/>
+        </w:rPr>
+        <w:t xml:space="preserve">color =</w:t>
+      </w:r>
+      <w:r>
+        <w:rPr>
+          <w:rStyle w:val="NormalTok"/>
+        </w:rPr>
+        <w:t xml:space="preserve"> </w:t>
+      </w:r>
+      <w:r>
+        <w:rPr>
+          <w:rStyle w:val="StringTok"/>
+        </w:rPr>
+        <w:t xml:space="preserve">"Species"</w:t>
+      </w:r>
+      <w:r>
+        <w:rPr>
+          <w:rStyle w:val="NormalTok"/>
+        </w:rPr>
+        <w:t xml:space="preserve">) </w:t>
+      </w:r>
+      <w:r>
+        <w:rPr>
+          <w:rStyle w:val="SpecialCharTok"/>
+        </w:rPr>
+        <w:t xml:space="preserve">+</w:t>
+      </w:r>
+      <w:r>
+        <w:br/>
+      </w:r>
+      <w:r>
+        <w:rPr>
+          <w:rStyle w:val="NormalTok"/>
+        </w:rPr>
+        <w:t xml:space="preserve">  </w:t>
+      </w:r>
+      <w:r>
+        <w:rPr>
+          <w:rStyle w:val="FunctionTok"/>
+        </w:rPr>
+        <w:t xml:space="preserve">theme_regular</w:t>
+      </w:r>
+      <w:r>
+        <w:rPr>
+          <w:rStyle w:val="NormalTok"/>
+        </w:rPr>
+        <w:t xml:space="preserve">()</w:t>
+      </w:r>
+      <w:r>
+        <w:br/>
+      </w:r>
+      <w:r>
+        <w:br/>
+      </w:r>
+      <w:r>
+        <w:rPr>
+          <w:rStyle w:val="NormalTok"/>
+        </w:rPr>
+        <w:t xml:space="preserve">combined_plot </w:t>
+      </w:r>
+      <w:r>
+        <w:rPr>
+          <w:rStyle w:val="OtherTok"/>
+        </w:rPr>
+        <w:t xml:space="preserve">&lt;-</w:t>
+      </w:r>
+      <w:r>
+        <w:rPr>
+          <w:rStyle w:val="NormalTok"/>
+        </w:rPr>
+        <w:t xml:space="preserve"> xy_plot </w:t>
+      </w:r>
+      <w:r>
+        <w:rPr>
+          <w:rStyle w:val="SpecialCharTok"/>
+        </w:rPr>
+        <w:t xml:space="preserve">+</w:t>
+      </w:r>
+      <w:r>
+        <w:rPr>
+          <w:rStyle w:val="NormalTok"/>
+        </w:rPr>
+        <w:t xml:space="preserve"> body_mass_plot_styled </w:t>
+      </w:r>
+      <w:r>
+        <w:rPr>
+          <w:rStyle w:val="SpecialCharTok"/>
+        </w:rPr>
+        <w:t xml:space="preserve">+</w:t>
+      </w:r>
+      <w:r>
+        <w:br/>
+      </w:r>
+      <w:r>
+        <w:rPr>
+          <w:rStyle w:val="NormalTok"/>
+        </w:rPr>
+        <w:t xml:space="preserve">  </w:t>
+      </w:r>
+      <w:r>
+        <w:rPr>
+          <w:rStyle w:val="FunctionTok"/>
+        </w:rPr>
+        <w:t xml:space="preserve">plot_annotation</w:t>
+      </w:r>
+      <w:r>
+        <w:rPr>
+          <w:rStyle w:val="NormalTok"/>
+        </w:rPr>
+        <w:t xml:space="preserve">(</w:t>
+      </w:r>
+      <w:r>
+        <w:br/>
+      </w:r>
+      <w:r>
+        <w:rPr>
+          <w:rStyle w:val="NormalTok"/>
+        </w:rPr>
+        <w:t xml:space="preserve">    </w:t>
+      </w:r>
+      <w:r>
+        <w:rPr>
+          <w:rStyle w:val="AttributeTok"/>
+        </w:rPr>
+        <w:t xml:space="preserve">title =</w:t>
+      </w:r>
+      <w:r>
+        <w:rPr>
+          <w:rStyle w:val="NormalTok"/>
+        </w:rPr>
+        <w:t xml:space="preserve"> </w:t>
+      </w:r>
+      <w:r>
+        <w:rPr>
+          <w:rStyle w:val="StringTok"/>
+        </w:rPr>
+        <w:t xml:space="preserve">"Penguin Body Mass, Two Ways"</w:t>
+      </w:r>
+      <w:r>
+        <w:rPr>
+          <w:rStyle w:val="NormalTok"/>
+        </w:rPr>
+        <w:t xml:space="preserve">,</w:t>
+      </w:r>
+      <w:r>
+        <w:br/>
+      </w:r>
+      <w:r>
+        <w:rPr>
+          <w:rStyle w:val="NormalTok"/>
+        </w:rPr>
+        <w:t xml:space="preserve">    </w:t>
+      </w:r>
+      <w:r>
+        <w:rPr>
+          <w:rStyle w:val="AttributeTok"/>
+        </w:rPr>
+        <w:t xml:space="preserve">tag_levels =</w:t>
+      </w:r>
+      <w:r>
+        <w:rPr>
+          <w:rStyle w:val="NormalTok"/>
+        </w:rPr>
+        <w:t xml:space="preserve"> </w:t>
+      </w:r>
+      <w:r>
+        <w:rPr>
+          <w:rStyle w:val="StringTok"/>
+        </w:rPr>
+        <w:t xml:space="preserve">"A"</w:t>
+      </w:r>
+      <w:r>
+        <w:br/>
+      </w:r>
+      <w:r>
+        <w:rPr>
+          <w:rStyle w:val="NormalTok"/>
+        </w:rPr>
+        <w:t xml:space="preserve">  )</w:t>
+      </w:r>
+      <w:r>
+        <w:br/>
+      </w:r>
+      <w:r>
+        <w:br/>
+      </w:r>
+      <w:r>
+        <w:rPr>
+          <w:rStyle w:val="NormalTok"/>
+        </w:rPr>
+        <w:t xml:space="preserve">combined_plot</w:t>
+      </w:r>
+    </w:p>
+    <w:p>
+      <w:pPr>
+        <w:pStyle w:val="SourceCode"/>
+      </w:pPr>
+      <w:r>
+        <w:rPr>
+          <w:rStyle w:val="CommentTok"/>
+        </w:rPr>
+        <w:t xml:space="preserve"># save the combined figure</w:t>
+      </w:r>
+      <w:r>
+        <w:br/>
+      </w:r>
+      <w:r>
+        <w:rPr>
+          <w:rStyle w:val="FunctionTok"/>
+        </w:rPr>
+        <w:t xml:space="preserve">ggsave</w:t>
+      </w:r>
+      <w:r>
+        <w:rPr>
+          <w:rStyle w:val="NormalTok"/>
+        </w:rPr>
+        <w:t xml:space="preserve">(</w:t>
+      </w:r>
+      <w:r>
+        <w:rPr>
+          <w:rStyle w:val="StringTok"/>
+        </w:rPr>
+        <w:t xml:space="preserve">"figures/penguin_combined.png"</w:t>
+      </w:r>
+      <w:r>
+        <w:rPr>
+          <w:rStyle w:val="NormalTok"/>
+        </w:rPr>
+        <w:t xml:space="preserve">,</w:t>
+      </w:r>
+      <w:r>
+        <w:br/>
+      </w:r>
+      <w:r>
+        <w:rPr>
+          <w:rStyle w:val="NormalTok"/>
+        </w:rPr>
+        <w:t xml:space="preserve">       </w:t>
+      </w:r>
+      <w:r>
+        <w:rPr>
+          <w:rStyle w:val="AttributeTok"/>
+        </w:rPr>
+        <w:t xml:space="preserve">plot =</w:t>
+      </w:r>
+      <w:r>
+        <w:rPr>
+          <w:rStyle w:val="NormalTok"/>
+        </w:rPr>
+        <w:t xml:space="preserve"> combined_plot, </w:t>
+      </w:r>
+      <w:r>
+        <w:rPr>
+          <w:rStyle w:val="AttributeTok"/>
+        </w:rPr>
+        <w:t xml:space="preserve">width =</w:t>
+      </w:r>
+      <w:r>
+        <w:rPr>
+          <w:rStyle w:val="NormalTok"/>
+        </w:rPr>
+        <w:t xml:space="preserve"> </w:t>
+      </w:r>
+      <w:r>
+        <w:rPr>
+          <w:rStyle w:val="DecValTok"/>
+        </w:rPr>
+        <w:t xml:space="preserve">9</w:t>
+      </w:r>
+      <w:r>
+        <w:rPr>
+          <w:rStyle w:val="NormalTok"/>
+        </w:rPr>
+        <w:t xml:space="preserve">, </w:t>
+      </w:r>
+      <w:r>
+        <w:rPr>
+          <w:rStyle w:val="AttributeTok"/>
+        </w:rPr>
+        <w:t xml:space="preserve">height =</w:t>
+      </w:r>
+      <w:r>
+        <w:rPr>
+          <w:rStyle w:val="NormalTok"/>
+        </w:rPr>
+        <w:t xml:space="preserve"> </w:t>
+      </w:r>
+      <w:r>
+        <w:rPr>
+          <w:rStyle w:val="FloatTok"/>
+        </w:rPr>
+        <w:t xml:space="preserve">4.5</w:t>
+      </w:r>
+      <w:r>
+        <w:rPr>
+          <w:rStyle w:val="NormalTok"/>
+        </w:rPr>
+        <w:t xml:space="preserve">,</w:t>
+      </w:r>
+      <w:r>
+        <w:br/>
+      </w:r>
+      <w:r>
+        <w:rPr>
+          <w:rStyle w:val="NormalTok"/>
+        </w:rPr>
+        <w:t xml:space="preserve">       </w:t>
+      </w:r>
+      <w:r>
+        <w:rPr>
+          <w:rStyle w:val="AttributeTok"/>
+        </w:rPr>
+        <w:t xml:space="preserve">units =</w:t>
+      </w:r>
+      <w:r>
+        <w:rPr>
+          <w:rStyle w:val="NormalTok"/>
+        </w:rPr>
+        <w:t xml:space="preserve"> </w:t>
+      </w:r>
+      <w:r>
+        <w:rPr>
+          <w:rStyle w:val="StringTok"/>
+        </w:rPr>
+        <w:t xml:space="preserve">"in"</w:t>
+      </w:r>
+      <w:r>
+        <w:rPr>
+          <w:rStyle w:val="NormalTok"/>
+        </w:rPr>
+        <w:t xml:space="preserve">, </w:t>
+      </w:r>
+      <w:r>
+        <w:rPr>
+          <w:rStyle w:val="AttributeTok"/>
+        </w:rPr>
+        <w:t xml:space="preserve">dpi =</w:t>
+      </w:r>
+      <w:r>
+        <w:rPr>
+          <w:rStyle w:val="NormalTok"/>
+        </w:rPr>
+        <w:t xml:space="preserve"> </w:t>
+      </w:r>
+      <w:r>
+        <w:rPr>
+          <w:rStyle w:val="DecValTok"/>
+        </w:rPr>
+        <w:t xml:space="preserve">300</w:t>
+      </w:r>
+      <w:r>
+        <w:rPr>
+          <w:rStyle w:val="NormalTok"/>
+        </w:rPr>
+        <w:t xml:space="preserve">)</w:t>
+      </w:r>
+    </w:p>
+    <w:p>
+      <w:pPr>
+        <w:pStyle w:val="FirstParagraph"/>
+      </w:pPr>
+      <w:r>
+        <w:t xml:space="preserve">✏️</w:t>
+      </w:r>
+      <w:r>
+        <w:t xml:space="preserve"> </w:t>
+      </w:r>
+      <w:r>
+        <w:rPr>
+          <w:b/>
+          <w:bCs/>
+        </w:rPr>
+        <w:t xml:space="preserve">Your turn — in your script:</w:t>
+      </w:r>
+      <w:r>
+        <w:t xml:space="preserve"> </w:t>
+      </w:r>
+      <w:r>
+        <w:t xml:space="preserve">Change</w:t>
+      </w:r>
+      <w:r>
+        <w:t xml:space="preserve"> </w:t>
+      </w:r>
+      <w:r>
+        <w:rPr>
+          <w:rStyle w:val="VerbatimChar"/>
+        </w:rPr>
+        <w:t xml:space="preserve">xy_plot + body_mass_plot_styled</w:t>
+      </w:r>
+      <w:r>
+        <w:t xml:space="preserve"> </w:t>
+      </w:r>
+      <w:r>
+        <w:t xml:space="preserve">to</w:t>
+      </w:r>
+      <w:r>
+        <w:t xml:space="preserve"> </w:t>
+      </w:r>
+      <w:r>
+        <w:rPr>
+          <w:rStyle w:val="VerbatimChar"/>
+        </w:rPr>
+        <w:t xml:space="preserve">xy_plot / body_mass_plot_styled</w:t>
+      </w:r>
+      <w:r>
+        <w:t xml:space="preserve"> </w:t>
+      </w:r>
+      <w:r>
+        <w:t xml:space="preserve">(stack instead of side-by-side) and run it.</w:t>
+      </w:r>
+    </w:p>
+    <w:p>
+      <w:pPr>
+        <w:pStyle w:val="SourceCode"/>
+      </w:pPr>
+      <w:r>
+        <w:rPr>
+          <w:rStyle w:val="VerbatimChar"/>
+        </w:rPr>
+        <w:t xml:space="preserve">Which layout — side by side or stacked — reads better for these two panels?</w:t>
+      </w:r>
+    </w:p>
+    <w:p>
+      <w:r>
+        <w:pict>
+          <v:rect style="width:0;height:1.5pt" o:hralign="center" o:hrstd="t" o:hr="t"/>
+        </w:pict>
+      </w:r>
+    </w:p>
+    <w:bookmarkEnd w:id="35"/>
+    <w:bookmarkStart w:id="36" w:name="part-7-review-and-checkpoint"/>
+    <w:p>
+      <w:pPr>
+        <w:pStyle w:val="Heading1"/>
+      </w:pPr>
+      <w:r>
+        <w:t xml:space="preserve">Part 7 · Review and checkpoint</w:t>
+      </w:r>
+    </w:p>
+    <w:p>
+      <w:pPr>
+        <w:pStyle w:val="FirstParagraph"/>
+      </w:pPr>
+      <w:r>
         <w:t xml:space="preserve">At this point you should be able to:</w:t>
-      </w:r>
-    </w:p>
-    <w:p>
-      <w:pPr>
-        <w:pStyle w:val="Compact"/>
-        <w:numPr>
-          <w:ilvl w:val="0"/>
-          <w:numId w:val="1004"/>
-        </w:numPr>
-      </w:pPr>
-      <w:r>
-        <w:t xml:space="preserve">Map shape alongside color and merge the legends</w:t>
       </w:r>
     </w:p>
     <w:p>
@@ -4094,22 +6703,7 @@
         </w:numPr>
       </w:pPr>
       <w:r>
-        <w:t xml:space="preserve">Add a</w:t>
-      </w:r>
-      <w:r>
-        <w:t xml:space="preserve"> </w:t>
-      </w:r>
-      <w:r>
-        <w:rPr>
-          <w:rStyle w:val="VerbatimChar"/>
-        </w:rPr>
-        <w:t xml:space="preserve">geom_smooth(method = "lm")</w:t>
-      </w:r>
-      <w:r>
-        <w:t xml:space="preserve"> </w:t>
-      </w:r>
-      <w:r>
-        <w:t xml:space="preserve">trend line</w:t>
+        <w:t xml:space="preserve">Rebuild an XY scatter and a boxplot+jitter on a dataset you’ve never seen</w:t>
       </w:r>
     </w:p>
     <w:p>
@@ -4145,7 +6739,7 @@
         <w:rPr>
           <w:rStyle w:val="VerbatimChar"/>
         </w:rPr>
-        <w:t xml:space="preserve">xlim()</w:t>
+        <w:t xml:space="preserve">ylim()</w:t>
       </w:r>
       <w:r>
         <w:t xml:space="preserve"> </w:t>
@@ -4160,7 +6754,7 @@
         <w:rPr>
           <w:rStyle w:val="VerbatimChar"/>
         </w:rPr>
-        <w:t xml:space="preserve">ylim()</w:t>
+        <w:t xml:space="preserve">scale_y_continuous(limits = )</w:t>
       </w:r>
       <w:r>
         <w:t xml:space="preserve"> </w:t>
@@ -4178,16 +6772,7 @@
         </w:numPr>
       </w:pPr>
       <w:r>
-        <w:t xml:space="preserve">Try a couple of built-in themes and drop a legend with</w:t>
-      </w:r>
-      <w:r>
-        <w:t xml:space="preserve"> </w:t>
-      </w:r>
-      <w:r>
-        <w:rPr>
-          <w:rStyle w:val="VerbatimChar"/>
-        </w:rPr>
-        <w:t xml:space="preserve">theme()</w:t>
+        <w:t xml:space="preserve">Build a histogram and a density plot of the same variable</w:t>
       </w:r>
     </w:p>
     <w:p>
@@ -4199,355 +6784,7 @@
         </w:numPr>
       </w:pPr>
       <w:r>
-        <w:t xml:space="preserve">Save a plot as both</w:t>
-      </w:r>
-      <w:r>
-        <w:t xml:space="preserve"> </w:t>
-      </w:r>
-      <w:r>
-        <w:rPr>
-          <w:rStyle w:val="VerbatimChar"/>
-        </w:rPr>
-        <w:t xml:space="preserve">.png</w:t>
-      </w:r>
-      <w:r>
-        <w:t xml:space="preserve"> </w:t>
-      </w:r>
-      <w:r>
-        <w:t xml:space="preserve">and</w:t>
-      </w:r>
-      <w:r>
-        <w:t xml:space="preserve"> </w:t>
-      </w:r>
-      <w:r>
-        <w:rPr>
-          <w:rStyle w:val="VerbatimChar"/>
-        </w:rPr>
-        <w:t xml:space="preserve">.pdf</w:t>
-      </w:r>
-    </w:p>
-    <w:p>
-      <w:pPr>
-        <w:pStyle w:val="FirstParagraph"/>
-      </w:pPr>
-      <w:r>
-        <w:t xml:space="preserve">✏️</w:t>
-      </w:r>
-      <w:r>
-        <w:t xml:space="preserve"> </w:t>
-      </w:r>
-      <w:r>
-        <w:rPr>
-          <w:b/>
-          <w:bCs/>
-        </w:rPr>
-        <w:t xml:space="preserve">Your turn — before you move on:</w:t>
-      </w:r>
-      <w:r>
-        <w:t xml:space="preserve"> </w:t>
-      </w:r>
-      <w:r>
-        <w:t xml:space="preserve">Run your entire script top to bottom with</w:t>
-      </w:r>
-      <w:r>
-        <w:t xml:space="preserve"> </w:t>
-      </w:r>
-      <w:r>
-        <w:rPr>
-          <w:b/>
-          <w:bCs/>
-        </w:rPr>
-        <w:t xml:space="preserve">Ctrl/Cmd + Shift + Enter</w:t>
-      </w:r>
-      <w:r>
-        <w:t xml:space="preserve"> </w:t>
-      </w:r>
-      <w:r>
-        <w:t xml:space="preserve">(Source). Does it complete without errors?</w:t>
-      </w:r>
-    </w:p>
-    <w:p>
-      <w:pPr>
-        <w:pStyle w:val="SourceCode"/>
-      </w:pPr>
-      <w:r>
-        <w:rPr>
-          <w:rStyle w:val="VerbatimChar"/>
-        </w:rPr>
-        <w:t xml:space="preserve">Ran cleanly?  Y / N</w:t>
-      </w:r>
-      <w:r>
-        <w:br/>
-      </w:r>
-      <w:r>
-        <w:rPr>
-          <w:rStyle w:val="VerbatimChar"/>
-        </w:rPr>
-        <w:t xml:space="preserve">If not, what error appeared:</w:t>
-      </w:r>
-    </w:p>
-    <w:p>
-      <w:r>
-        <w:pict>
-          <v:rect style="width:0;height:1.5pt" o:hralign="center" o:hrstd="t" o:hr="t"/>
-        </w:pict>
-      </w:r>
-    </w:p>
-    <w:bookmarkEnd w:id="27"/>
-    <w:bookmarkStart w:id="28" w:name="what-your-project-folder-should-contain"/>
-    <w:p>
-      <w:pPr>
-        <w:pStyle w:val="Heading1"/>
-      </w:pPr>
-      <w:r>
-        <w:t xml:space="preserve">What your project folder should contain</w:t>
-      </w:r>
-    </w:p>
-    <w:p>
-      <w:pPr>
-        <w:pStyle w:val="SourceCode"/>
-      </w:pPr>
-      <w:r>
-        <w:rPr>
-          <w:rStyle w:val="VerbatimChar"/>
-        </w:rPr>
-        <w:t xml:space="preserve">leaf_project/</w:t>
-      </w:r>
-      <w:r>
-        <w:br/>
-      </w:r>
-      <w:r>
-        <w:rPr>
-          <w:rStyle w:val="VerbatimChar"/>
-        </w:rPr>
-        <w:t xml:space="preserve">├── data/</w:t>
-      </w:r>
-      <w:r>
-        <w:br/>
-      </w:r>
-      <w:r>
-        <w:rPr>
-          <w:rStyle w:val="VerbatimChar"/>
-        </w:rPr>
-        <w:t xml:space="preserve">│   └── 2026_09_03_data_sci_leaf_area.xlsx   &lt;- never edit this</w:t>
-      </w:r>
-      <w:r>
-        <w:br/>
-      </w:r>
-      <w:r>
-        <w:rPr>
-          <w:rStyle w:val="VerbatimChar"/>
-        </w:rPr>
-        <w:t xml:space="preserve">├── figures/</w:t>
-      </w:r>
-      <w:r>
-        <w:br/>
-      </w:r>
-      <w:r>
-        <w:rPr>
-          <w:rStyle w:val="VerbatimChar"/>
-        </w:rPr>
-        <w:t xml:space="preserve">│   ├── leaf_mass_theme.png                  &lt;- Part 5</w:t>
-      </w:r>
-      <w:r>
-        <w:br/>
-      </w:r>
-      <w:r>
-        <w:rPr>
-          <w:rStyle w:val="VerbatimChar"/>
-        </w:rPr>
-        <w:t xml:space="preserve">│   └── leaf_mass_theme.pdf                  &lt;- Part 5</w:t>
-      </w:r>
-      <w:r>
-        <w:br/>
-      </w:r>
-      <w:r>
-        <w:rPr>
-          <w:rStyle w:val="VerbatimChar"/>
-        </w:rPr>
-        <w:t xml:space="preserve">└── scripts/</w:t>
-      </w:r>
-      <w:r>
-        <w:br/>
-      </w:r>
-      <w:r>
-        <w:rPr>
-          <w:rStyle w:val="VerbatimChar"/>
-        </w:rPr>
-        <w:t xml:space="preserve">    └── 04_ggplot_2.R                        &lt;- your script (turn this in)</w:t>
-      </w:r>
-    </w:p>
-    <w:p>
-      <w:r>
-        <w:pict>
-          <v:rect style="width:0;height:1.5pt" o:hralign="center" o:hrstd="t" o:hr="t"/>
-        </w:pict>
-      </w:r>
-    </w:p>
-    <w:bookmarkEnd w:id="28"/>
-    <w:bookmarkStart w:id="31" w:name="extension-out-of-class-20-min"/>
-    <w:p>
-      <w:pPr>
-        <w:pStyle w:val="Heading1"/>
-      </w:pPr>
-      <w:r>
-        <w:t xml:space="preserve">Extension — out of class (~20 min)</w:t>
-      </w:r>
-    </w:p>
-    <w:p>
-      <w:pPr>
-        <w:pStyle w:val="FirstParagraph"/>
-      </w:pPr>
-      <w:r>
-        <w:rPr>
-          <w:i/>
-          <w:iCs/>
-        </w:rPr>
-        <w:t xml:space="preserve">Add this to the bottom of</w:t>
-      </w:r>
-      <w:r>
-        <w:rPr>
-          <w:i/>
-          <w:iCs/>
-        </w:rPr>
-        <w:t xml:space="preserve"> </w:t>
-      </w:r>
-      <w:r>
-        <w:rPr>
-          <w:rStyle w:val="VerbatimChar"/>
-          <w:i/>
-          <w:iCs/>
-        </w:rPr>
-        <w:t xml:space="preserve">scripts/04_ggplot_2.R</w:t>
-      </w:r>
-      <w:r>
-        <w:rPr>
-          <w:i/>
-          <w:iCs/>
-        </w:rPr>
-        <w:t xml:space="preserve"> </w:t>
-      </w:r>
-      <w:r>
-        <w:rPr>
-          <w:i/>
-          <w:iCs/>
-        </w:rPr>
-        <w:t xml:space="preserve">and turn it in with the rest. Put written answers in</w:t>
-      </w:r>
-      <w:r>
-        <w:rPr>
-          <w:i/>
-          <w:iCs/>
-        </w:rPr>
-        <w:t xml:space="preserve"> </w:t>
-      </w:r>
-      <w:r>
-        <w:rPr>
-          <w:rStyle w:val="VerbatimChar"/>
-          <w:i/>
-          <w:iCs/>
-        </w:rPr>
-        <w:t xml:space="preserve">#</w:t>
-      </w:r>
-      <w:r>
-        <w:rPr>
-          <w:i/>
-          <w:iCs/>
-        </w:rPr>
-        <w:t xml:space="preserve"> </w:t>
-      </w:r>
-      <w:r>
-        <w:rPr>
-          <w:i/>
-          <w:iCs/>
-        </w:rPr>
-        <w:t xml:space="preserve">comments right under the code they go with.</w:t>
-      </w:r>
-    </w:p>
-    <w:bookmarkStart w:id="29" w:name="e1-see-exactly-what-xlim-removes-5-pts"/>
-    <w:p>
-      <w:pPr>
-        <w:pStyle w:val="Heading2"/>
-      </w:pPr>
-      <w:r>
-        <w:t xml:space="preserve">E1 · See exactly what</w:t>
-      </w:r>
-      <w:r>
-        <w:t xml:space="preserve"> </w:t>
-      </w:r>
-      <w:r>
-        <w:rPr>
-          <w:rStyle w:val="VerbatimChar"/>
-        </w:rPr>
-        <w:t xml:space="preserve">xlim()</w:t>
-      </w:r>
-      <w:r>
-        <w:t xml:space="preserve"> </w:t>
-      </w:r>
-      <w:r>
-        <w:t xml:space="preserve">removes (5 pts)</w:t>
-      </w:r>
-    </w:p>
-    <w:p>
-      <w:pPr>
-        <w:pStyle w:val="FirstParagraph"/>
-      </w:pPr>
-      <w:r>
-        <w:t xml:space="preserve">Stay with</w:t>
-      </w:r>
-      <w:r>
-        <w:t xml:space="preserve"> </w:t>
-      </w:r>
-      <w:r>
-        <w:rPr>
-          <w:rStyle w:val="VerbatimChar"/>
-        </w:rPr>
-        <w:t xml:space="preserve">mass_g</w:t>
-      </w:r>
-      <w:r>
-        <w:t xml:space="preserve"> </w:t>
-      </w:r>
-      <w:r>
-        <w:t xml:space="preserve">vs</w:t>
-      </w:r>
-      <w:r>
-        <w:t xml:space="preserve"> </w:t>
-      </w:r>
-      <w:r>
-        <w:rPr>
-          <w:rStyle w:val="VerbatimChar"/>
-        </w:rPr>
-        <w:t xml:space="preserve">petiole_mm</w:t>
-      </w:r>
-      <w:r>
-        <w:t xml:space="preserve"> </w:t>
-      </w:r>
-      <w:r>
-        <w:t xml:space="preserve">and the window from Part 3 (</w:t>
-      </w:r>
-      <w:r>
-        <w:rPr>
-          <w:rStyle w:val="VerbatimChar"/>
-        </w:rPr>
-        <w:t xml:space="preserve">50</w:t>
-      </w:r>
-      <w:r>
-        <w:t xml:space="preserve"> </w:t>
-      </w:r>
-      <w:r>
-        <w:t xml:space="preserve">to</w:t>
-      </w:r>
-      <w:r>
-        <w:t xml:space="preserve"> </w:t>
-      </w:r>
-      <w:r>
-        <w:rPr>
-          <w:rStyle w:val="VerbatimChar"/>
-        </w:rPr>
-        <w:t xml:space="preserve">70</w:t>
-      </w:r>
-      <w:r>
-        <w:t xml:space="preserve">).</w:t>
+        <w:t xml:space="preserve">Source a theme file and tweak a font size and a color on top of it</w:t>
       </w:r>
     </w:p>
     <w:p>
@@ -4559,7 +6796,7 @@
         </w:numPr>
       </w:pPr>
       <w:r>
-        <w:t xml:space="preserve">Run</w:t>
+        <w:t xml:space="preserve">Combine two plots with</w:t>
       </w:r>
       <w:r>
         <w:t xml:space="preserve"> </w:t>
@@ -4568,25 +6805,13 @@
         <w:rPr>
           <w:rStyle w:val="VerbatimChar"/>
         </w:rPr>
-        <w:t xml:space="preserve">nrow(leaf_df)</w:t>
-      </w:r>
-      <w:r>
-        <w:t xml:space="preserve"> </w:t>
-      </w:r>
-      <w:r>
-        <w:t xml:space="preserve">— the full leaf count.</w:t>
-      </w:r>
-    </w:p>
-    <w:p>
-      <w:pPr>
-        <w:pStyle w:val="Compact"/>
-        <w:numPr>
-          <w:ilvl w:val="0"/>
-          <w:numId w:val="1009"/>
-        </w:numPr>
-      </w:pPr>
-      <w:r>
-        <w:t xml:space="preserve">Run</w:t>
+        <w:t xml:space="preserve">patchwork</w:t>
+      </w:r>
+      <w:r>
+        <w:t xml:space="preserve"> </w:t>
+      </w:r>
+      <w:r>
+        <w:t xml:space="preserve">and add</w:t>
       </w:r>
       <w:r>
         <w:t xml:space="preserve"> </w:t>
@@ -4595,65 +6820,15 @@
         <w:rPr>
           <w:rStyle w:val="VerbatimChar"/>
         </w:rPr>
-        <w:t xml:space="preserve">leaf_df %&gt;% filter(petiole_mm &gt;= 50, petiole_mm &lt;= 70) %&gt;% nrow()</w:t>
-      </w:r>
-      <w:r>
-        <w:t xml:space="preserve"> </w:t>
-      </w:r>
-      <w:r>
-        <w:t xml:space="preserve">— how many leaves land</w:t>
-      </w:r>
-      <w:r>
-        <w:t xml:space="preserve"> </w:t>
-      </w:r>
-      <w:r>
-        <w:rPr>
-          <w:i/>
-          <w:iCs/>
-        </w:rPr>
-        <w:t xml:space="preserve">inside</w:t>
-      </w:r>
-      <w:r>
-        <w:t xml:space="preserve"> </w:t>
-      </w:r>
-      <w:r>
-        <w:t xml:space="preserve">the window. That is the number</w:t>
-      </w:r>
-      <w:r>
-        <w:t xml:space="preserve"> </w:t>
-      </w:r>
-      <w:r>
-        <w:rPr>
-          <w:rStyle w:val="VerbatimChar"/>
-        </w:rPr>
-        <w:t xml:space="preserve">xlim(50, 70)</w:t>
-      </w:r>
-      <w:r>
-        <w:t xml:space="preserve"> </w:t>
-      </w:r>
-      <w:r>
-        <w:t xml:space="preserve">silently keeps.</w:t>
-      </w:r>
-    </w:p>
-    <w:p>
-      <w:pPr>
-        <w:pStyle w:val="Compact"/>
-        <w:numPr>
-          <w:ilvl w:val="0"/>
-          <w:numId w:val="1009"/>
-        </w:numPr>
-      </w:pPr>
-      <w:r>
-        <w:t xml:space="preserve">Build the scatter with</w:t>
-      </w:r>
-      <w:r>
-        <w:t xml:space="preserve"> </w:t>
-      </w:r>
-      <w:r>
-        <w:rPr>
-          <w:rStyle w:val="VerbatimChar"/>
-        </w:rPr>
-        <w:t xml:space="preserve">geom_smooth(method = "lm")</w:t>
+        <w:t xml:space="preserve">plot_annotation()</w:t>
+      </w:r>
+    </w:p>
+    <w:p>
+      <w:pPr>
+        <w:pStyle w:val="FirstParagraph"/>
+      </w:pPr>
+      <w:r>
+        <w:t xml:space="preserve">✏️</w:t>
       </w:r>
       <w:r>
         <w:t xml:space="preserve"> </w:t>
@@ -4663,90 +6838,49 @@
           <w:b/>
           <w:bCs/>
         </w:rPr>
-        <w:t xml:space="preserve">twice</w:t>
-      </w:r>
-      <w:r>
-        <w:t xml:space="preserve"> </w:t>
-      </w:r>
-      <w:r>
-        <w:t xml:space="preserve">— once with</w:t>
-      </w:r>
-      <w:r>
-        <w:t xml:space="preserve"> </w:t>
-      </w:r>
+        <w:t xml:space="preserve">Your turn — before you move on:</w:t>
+      </w:r>
+      <w:r>
+        <w:t xml:space="preserve"> </w:t>
+      </w:r>
+      <w:r>
+        <w:t xml:space="preserve">Run your entire script top to bottom with</w:t>
+      </w:r>
+      <w:r>
+        <w:t xml:space="preserve"> </w:t>
+      </w:r>
+      <w:r>
+        <w:rPr>
+          <w:b/>
+          <w:bCs/>
+        </w:rPr>
+        <w:t xml:space="preserve">Ctrl/Cmd + Shift + Enter</w:t>
+      </w:r>
+      <w:r>
+        <w:t xml:space="preserve"> </w:t>
+      </w:r>
+      <w:r>
+        <w:t xml:space="preserve">(Source). Does it complete without errors?</w:t>
+      </w:r>
+    </w:p>
+    <w:p>
+      <w:pPr>
+        <w:pStyle w:val="SourceCode"/>
+      </w:pPr>
       <w:r>
         <w:rPr>
           <w:rStyle w:val="VerbatimChar"/>
         </w:rPr>
-        <w:t xml:space="preserve">coord_cartesian(xlim = c(50, 70))</w:t>
-      </w:r>
-      <w:r>
-        <w:t xml:space="preserve">, once with</w:t>
-      </w:r>
-      <w:r>
-        <w:t xml:space="preserve"> </w:t>
+        <w:t xml:space="preserve">Ran cleanly?  Y / N</w:t>
+      </w:r>
+      <w:r>
+        <w:br/>
       </w:r>
       <w:r>
         <w:rPr>
           <w:rStyle w:val="VerbatimChar"/>
         </w:rPr>
-        <w:t xml:space="preserve">xlim(50, 70)</w:t>
-      </w:r>
-      <w:r>
-        <w:t xml:space="preserve">.</w:t>
-      </w:r>
-    </w:p>
-    <w:p>
-      <w:pPr>
-        <w:pStyle w:val="FirstParagraph"/>
-      </w:pPr>
-      <w:r>
-        <w:t xml:space="preserve">In comments, record both counts and whether the two trend lines pointed the same way.</w:t>
-      </w:r>
-    </w:p>
-    <w:bookmarkEnd w:id="29"/>
-    <w:bookmarkStart w:id="30" w:name="e2-explain-it-5-pts"/>
-    <w:p>
-      <w:pPr>
-        <w:pStyle w:val="Heading2"/>
-      </w:pPr>
-      <w:r>
-        <w:t xml:space="preserve">E2 · Explain it (5 pts)</w:t>
-      </w:r>
-    </w:p>
-    <w:p>
-      <w:pPr>
-        <w:pStyle w:val="FirstParagraph"/>
-      </w:pPr>
-      <w:r>
-        <w:t xml:space="preserve">In two or three sentences, using your two row counts: why did</w:t>
-      </w:r>
-      <w:r>
-        <w:t xml:space="preserve"> </w:t>
-      </w:r>
-      <w:r>
-        <w:rPr>
-          <w:rStyle w:val="VerbatimChar"/>
-        </w:rPr>
-        <w:t xml:space="preserve">xlim()</w:t>
-      </w:r>
-      <w:r>
-        <w:t xml:space="preserve"> </w:t>
-      </w:r>
-      <w:r>
-        <w:t xml:space="preserve">produce a different trend line than</w:t>
-      </w:r>
-      <w:r>
-        <w:t xml:space="preserve"> </w:t>
-      </w:r>
-      <w:r>
-        <w:rPr>
-          <w:rStyle w:val="VerbatimChar"/>
-        </w:rPr>
-        <w:t xml:space="preserve">coord_cartesian()</w:t>
-      </w:r>
-      <w:r>
-        <w:t xml:space="preserve">? Then give one realistic example where silently dropping rows like this would lead a scientist to the wrong conclusion.</w:t>
+        <w:t xml:space="preserve">If not, what error appeared:</w:t>
       </w:r>
     </w:p>
     <w:p>
@@ -4756,15 +6890,199 @@
         </w:pict>
       </w:r>
     </w:p>
-    <w:bookmarkEnd w:id="30"/>
-    <w:bookmarkEnd w:id="31"/>
-    <w:bookmarkStart w:id="33" w:name="getting-unstuck"/>
+    <w:bookmarkEnd w:id="36"/>
+    <w:bookmarkStart w:id="37" w:name="what-your-project-folder-should-contain"/>
     <w:p>
       <w:pPr>
         <w:pStyle w:val="Heading1"/>
       </w:pPr>
       <w:r>
-        <w:t xml:space="preserve">Getting unstuck</w:t>
+        <w:t xml:space="preserve">What your project folder should contain</w:t>
+      </w:r>
+    </w:p>
+    <w:p>
+      <w:pPr>
+        <w:pStyle w:val="SourceCode"/>
+      </w:pPr>
+      <w:r>
+        <w:rPr>
+          <w:rStyle w:val="VerbatimChar"/>
+        </w:rPr>
+        <w:t xml:space="preserve">leaf_project/</w:t>
+      </w:r>
+      <w:r>
+        <w:br/>
+      </w:r>
+      <w:r>
+        <w:rPr>
+          <w:rStyle w:val="VerbatimChar"/>
+        </w:rPr>
+        <w:t xml:space="preserve">├── figures/</w:t>
+      </w:r>
+      <w:r>
+        <w:br/>
+      </w:r>
+      <w:r>
+        <w:rPr>
+          <w:rStyle w:val="VerbatimChar"/>
+        </w:rPr>
+        <w:t xml:space="preserve">│   └── penguin_combined.png                 &lt;- Part 6</w:t>
+      </w:r>
+      <w:r>
+        <w:br/>
+      </w:r>
+      <w:r>
+        <w:rPr>
+          <w:rStyle w:val="VerbatimChar"/>
+        </w:rPr>
+        <w:t xml:space="preserve">├── themes/</w:t>
+      </w:r>
+      <w:r>
+        <w:br/>
+      </w:r>
+      <w:r>
+        <w:rPr>
+          <w:rStyle w:val="VerbatimChar"/>
+        </w:rPr>
+        <w:t xml:space="preserve">│   └── r_themes_for_3_sizes.R               &lt;- Part 5</w:t>
+      </w:r>
+      <w:r>
+        <w:br/>
+      </w:r>
+      <w:r>
+        <w:rPr>
+          <w:rStyle w:val="VerbatimChar"/>
+        </w:rPr>
+        <w:t xml:space="preserve">└── scripts/</w:t>
+      </w:r>
+      <w:r>
+        <w:br/>
+      </w:r>
+      <w:r>
+        <w:rPr>
+          <w:rStyle w:val="VerbatimChar"/>
+        </w:rPr>
+        <w:t xml:space="preserve">    └── 04_ggplot_2.R                        &lt;- your script (turn this in)</w:t>
+      </w:r>
+    </w:p>
+    <w:p>
+      <w:r>
+        <w:pict>
+          <v:rect style="width:0;height:1.5pt" o:hralign="center" o:hrstd="t" o:hr="t"/>
+        </w:pict>
+      </w:r>
+    </w:p>
+    <w:bookmarkEnd w:id="37"/>
+    <w:bookmarkStart w:id="40" w:name="extension-out-of-class-20-min"/>
+    <w:p>
+      <w:pPr>
+        <w:pStyle w:val="Heading1"/>
+      </w:pPr>
+      <w:r>
+        <w:t xml:space="preserve">Extension — out of class (~20 min)</w:t>
+      </w:r>
+    </w:p>
+    <w:p>
+      <w:pPr>
+        <w:pStyle w:val="FirstParagraph"/>
+      </w:pPr>
+      <w:r>
+        <w:rPr>
+          <w:i/>
+          <w:iCs/>
+        </w:rPr>
+        <w:t xml:space="preserve">Add this to the bottom of</w:t>
+      </w:r>
+      <w:r>
+        <w:rPr>
+          <w:i/>
+          <w:iCs/>
+        </w:rPr>
+        <w:t xml:space="preserve"> </w:t>
+      </w:r>
+      <w:r>
+        <w:rPr>
+          <w:rStyle w:val="VerbatimChar"/>
+          <w:i/>
+          <w:iCs/>
+        </w:rPr>
+        <w:t xml:space="preserve">scripts/04_ggplot_2.R</w:t>
+      </w:r>
+      <w:r>
+        <w:rPr>
+          <w:i/>
+          <w:iCs/>
+        </w:rPr>
+        <w:t xml:space="preserve"> </w:t>
+      </w:r>
+      <w:r>
+        <w:rPr>
+          <w:i/>
+          <w:iCs/>
+        </w:rPr>
+        <w:t xml:space="preserve">and turn it in with the rest. Put written answers in</w:t>
+      </w:r>
+      <w:r>
+        <w:rPr>
+          <w:i/>
+          <w:iCs/>
+        </w:rPr>
+        <w:t xml:space="preserve"> </w:t>
+      </w:r>
+      <w:r>
+        <w:rPr>
+          <w:rStyle w:val="VerbatimChar"/>
+          <w:i/>
+          <w:iCs/>
+        </w:rPr>
+        <w:t xml:space="preserve">#</w:t>
+      </w:r>
+      <w:r>
+        <w:rPr>
+          <w:i/>
+          <w:iCs/>
+        </w:rPr>
+        <w:t xml:space="preserve"> </w:t>
+      </w:r>
+      <w:r>
+        <w:rPr>
+          <w:i/>
+          <w:iCs/>
+        </w:rPr>
+        <w:t xml:space="preserve">comments right under the code they go with.</w:t>
+      </w:r>
+    </w:p>
+    <w:bookmarkStart w:id="38" w:name="e1-find-your-own-dataset-5-pts"/>
+    <w:p>
+      <w:pPr>
+        <w:pStyle w:val="Heading2"/>
+      </w:pPr>
+      <w:r>
+        <w:t xml:space="preserve">E1 · Find your own dataset (5 pts)</w:t>
+      </w:r>
+    </w:p>
+    <w:p>
+      <w:pPr>
+        <w:pStyle w:val="FirstParagraph"/>
+      </w:pPr>
+      <w:r>
+        <w:t xml:space="preserve">Pick</w:t>
+      </w:r>
+      <w:r>
+        <w:t xml:space="preserve"> </w:t>
+      </w:r>
+      <w:r>
+        <w:rPr>
+          <w:b/>
+          <w:bCs/>
+        </w:rPr>
+        <w:t xml:space="preserve">one</w:t>
+      </w:r>
+      <w:r>
+        <w:t xml:space="preserve"> </w:t>
+      </w:r>
+      <w:r>
+        <w:t xml:space="preserve">option:</w:t>
       </w:r>
     </w:p>
     <w:p>
@@ -4776,17 +7094,46 @@
         </w:numPr>
       </w:pPr>
       <w:r>
-        <w:rPr>
-          <w:b/>
-          <w:bCs/>
-        </w:rPr>
-        <w:t xml:space="preserve">Read the error message out loud.</w:t>
-      </w:r>
-      <w:r>
-        <w:t xml:space="preserve"> </w:t>
-      </w:r>
-      <w:r>
-        <w:t xml:space="preserve">R usually names the line and the problem.</w:t>
+        <w:t xml:space="preserve">A Kaggle dataset (UFO sightings, Bigfoot sightings, or any other you find) — download the</w:t>
+      </w:r>
+      <w:r>
+        <w:t xml:space="preserve"> </w:t>
+      </w:r>
+      <w:r>
+        <w:rPr>
+          <w:rStyle w:val="VerbatimChar"/>
+        </w:rPr>
+        <w:t xml:space="preserve">.csv</w:t>
+      </w:r>
+      <w:r>
+        <w:t xml:space="preserve"> </w:t>
+      </w:r>
+      <w:r>
+        <w:t xml:space="preserve">into your project’s</w:t>
+      </w:r>
+      <w:r>
+        <w:t xml:space="preserve"> </w:t>
+      </w:r>
+      <w:r>
+        <w:rPr>
+          <w:rStyle w:val="VerbatimChar"/>
+        </w:rPr>
+        <w:t xml:space="preserve">data/</w:t>
+      </w:r>
+      <w:r>
+        <w:t xml:space="preserve"> </w:t>
+      </w:r>
+      <w:r>
+        <w:t xml:space="preserve">folder and load it with</w:t>
+      </w:r>
+      <w:r>
+        <w:t xml:space="preserve"> </w:t>
+      </w:r>
+      <w:r>
+        <w:rPr>
+          <w:rStyle w:val="VerbatimChar"/>
+        </w:rPr>
+        <w:t xml:space="preserve">read_csv()</w:t>
       </w:r>
     </w:p>
     <w:p>
@@ -4799,40 +7146,78 @@
       </w:pPr>
       <w:r>
         <w:rPr>
+          <w:rStyle w:val="VerbatimChar"/>
+        </w:rPr>
+        <w:t xml:space="preserve">library(FSA)</w:t>
+      </w:r>
+      <w:r>
+        <w:t xml:space="preserve"> </w:t>
+      </w:r>
+      <w:r>
+        <w:t xml:space="preserve">— pick one of its built-in fish datasets (e.g. </w:t>
+      </w:r>
+      <w:r>
+        <w:rPr>
+          <w:rStyle w:val="VerbatimChar"/>
+        </w:rPr>
+        <w:t xml:space="preserve">?FSA::Mirex</w:t>
+      </w:r>
+      <w:r>
+        <w:t xml:space="preserve">) the same way you loaded</w:t>
+      </w:r>
+      <w:r>
+        <w:t xml:space="preserve"> </w:t>
+      </w:r>
+      <w:r>
+        <w:rPr>
+          <w:rStyle w:val="VerbatimChar"/>
+        </w:rPr>
+        <w:t xml:space="preserve">penguins</w:t>
+      </w:r>
+    </w:p>
+    <w:p>
+      <w:pPr>
+        <w:pStyle w:val="FirstParagraph"/>
+      </w:pPr>
+      <w:r>
+        <w:t xml:space="preserve">Build</w:t>
+      </w:r>
+      <w:r>
+        <w:t xml:space="preserve"> </w:t>
+      </w:r>
+      <w:r>
+        <w:rPr>
           <w:b/>
           <w:bCs/>
         </w:rPr>
-        <w:t xml:space="preserve">Trend line looks wrong after zooming?</w:t>
-      </w:r>
-      <w:r>
-        <w:t xml:space="preserve"> </w:t>
-      </w:r>
-      <w:r>
-        <w:t xml:space="preserve">Check whether you used</w:t>
-      </w:r>
-      <w:r>
-        <w:t xml:space="preserve"> </w:t>
+        <w:t xml:space="preserve">one</w:t>
+      </w:r>
+      <w:r>
+        <w:t xml:space="preserve"> </w:t>
+      </w:r>
+      <w:r>
+        <w:t xml:space="preserve">simple plot from it — either an XY scatter (</w:t>
       </w:r>
       <w:r>
         <w:rPr>
           <w:rStyle w:val="VerbatimChar"/>
         </w:rPr>
-        <w:t xml:space="preserve">xlim()</w:t>
-      </w:r>
-      <w:r>
-        <w:t xml:space="preserve">/</w:t>
+        <w:t xml:space="preserve">geom_point()</w:t>
+      </w:r>
+      <w:r>
+        <w:t xml:space="preserve">) if you have two numeric columns, or a categorical plot (</w:t>
       </w:r>
       <w:r>
         <w:rPr>
           <w:rStyle w:val="VerbatimChar"/>
         </w:rPr>
-        <w:t xml:space="preserve">ylim()</w:t>
-      </w:r>
-      <w:r>
-        <w:t xml:space="preserve"> </w:t>
-      </w:r>
-      <w:r>
-        <w:t xml:space="preserve">(deletes data) instead of</w:t>
+        <w:t xml:space="preserve">geom_boxplot()</w:t>
+      </w:r>
+      <w:r>
+        <w:t xml:space="preserve"> </w:t>
+      </w:r>
+      <w:r>
+        <w:t xml:space="preserve">+</w:t>
       </w:r>
       <w:r>
         <w:t xml:space="preserve"> </w:t>
@@ -4841,13 +7226,46 @@
         <w:rPr>
           <w:rStyle w:val="VerbatimChar"/>
         </w:rPr>
-        <w:t xml:space="preserve">coord_cartesian()</w:t>
-      </w:r>
-      <w:r>
-        <w:t xml:space="preserve"> </w:t>
-      </w:r>
-      <w:r>
-        <w:t xml:space="preserve">(keeps it).</w:t>
+        <w:t xml:space="preserve">geom_jitter()</w:t>
+      </w:r>
+      <w:r>
+        <w:t xml:space="preserve">, or a bar chart) if you have a grouping column. Label your axes.</w:t>
+      </w:r>
+    </w:p>
+    <w:bookmarkEnd w:id="38"/>
+    <w:bookmarkStart w:id="39" w:name="e2-explain-your-choice-5-pts"/>
+    <w:p>
+      <w:pPr>
+        <w:pStyle w:val="Heading2"/>
+      </w:pPr>
+      <w:r>
+        <w:t xml:space="preserve">E2 · Explain your choice (5 pts)</w:t>
+      </w:r>
+    </w:p>
+    <w:p>
+      <w:pPr>
+        <w:pStyle w:val="FirstParagraph"/>
+      </w:pPr>
+      <w:r>
+        <w:t xml:space="preserve">In two or three sentences: why did you pick an XY plot or a categorical plot for this dataset — what did the columns look like that made that the right choice? Then note one thing about this new dataset that surprised you or that you’d want to check before trusting it (missing values? a weird outlier? too few rows in a group?).</w:t>
+      </w:r>
+    </w:p>
+    <w:p>
+      <w:r>
+        <w:pict>
+          <v:rect style="width:0;height:1.5pt" o:hralign="center" o:hrstd="t" o:hr="t"/>
+        </w:pict>
+      </w:r>
+    </w:p>
+    <w:bookmarkEnd w:id="39"/>
+    <w:bookmarkEnd w:id="40"/>
+    <w:bookmarkStart w:id="42" w:name="getting-unstuck"/>
+    <w:p>
+      <w:pPr>
+        <w:pStyle w:val="Heading1"/>
+      </w:pPr>
+      <w:r>
+        <w:t xml:space="preserve">Getting unstuck</w:t>
       </w:r>
     </w:p>
     <w:p>
@@ -4855,7 +7273,7 @@
         <w:pStyle w:val="Compact"/>
         <w:numPr>
           <w:ilvl w:val="0"/>
-          <w:numId w:val="1010"/>
+          <w:numId w:val="1011"/>
         </w:numPr>
       </w:pPr>
       <w:r>
@@ -4863,52 +7281,13 @@
           <w:b/>
           <w:bCs/>
         </w:rPr>
-        <w:t xml:space="preserve">Legend didn’t merge?</w:t>
-      </w:r>
-      <w:r>
-        <w:t xml:space="preserve"> </w:t>
-      </w:r>
-      <w:r>
-        <w:rPr>
-          <w:rStyle w:val="VerbatimChar"/>
-        </w:rPr>
-        <w:t xml:space="preserve">color</w:t>
-      </w:r>
-      <w:r>
-        <w:t xml:space="preserve"> </w:t>
-      </w:r>
-      <w:r>
-        <w:t xml:space="preserve">and</w:t>
-      </w:r>
-      <w:r>
-        <w:t xml:space="preserve"> </w:t>
-      </w:r>
-      <w:r>
-        <w:rPr>
-          <w:rStyle w:val="VerbatimChar"/>
-        </w:rPr>
-        <w:t xml:space="preserve">shape</w:t>
-      </w:r>
-      <w:r>
-        <w:t xml:space="preserve"> </w:t>
-      </w:r>
-      <w:r>
-        <w:t xml:space="preserve">(and the matching</w:t>
-      </w:r>
-      <w:r>
-        <w:t xml:space="preserve"> </w:t>
-      </w:r>
-      <w:r>
-        <w:rPr>
-          <w:rStyle w:val="VerbatimChar"/>
-        </w:rPr>
-        <w:t xml:space="preserve">labs()</w:t>
-      </w:r>
-      <w:r>
-        <w:t xml:space="preserve"> </w:t>
-      </w:r>
-      <w:r>
-        <w:t xml:space="preserve">titles) must all reference the exact same variable name.</w:t>
+        <w:t xml:space="preserve">Read the error message out loud.</w:t>
+      </w:r>
+      <w:r>
+        <w:t xml:space="preserve"> </w:t>
+      </w:r>
+      <w:r>
+        <w:t xml:space="preserve">R usually names the line and the problem.</w:t>
       </w:r>
     </w:p>
     <w:p>
@@ -4916,7 +7295,7 @@
         <w:pStyle w:val="Compact"/>
         <w:numPr>
           <w:ilvl w:val="0"/>
-          <w:numId w:val="1010"/>
+          <w:numId w:val="1011"/>
         </w:numPr>
       </w:pPr>
       <w:r>
@@ -4924,6 +7303,207 @@
           <w:b/>
           <w:bCs/>
         </w:rPr>
+        <w:t xml:space="preserve">Box shape looks wrong after zooming?</w:t>
+      </w:r>
+      <w:r>
+        <w:t xml:space="preserve"> </w:t>
+      </w:r>
+      <w:r>
+        <w:t xml:space="preserve">Check whether you used</w:t>
+      </w:r>
+      <w:r>
+        <w:t xml:space="preserve"> </w:t>
+      </w:r>
+      <w:r>
+        <w:rPr>
+          <w:rStyle w:val="VerbatimChar"/>
+        </w:rPr>
+        <w:t xml:space="preserve">ylim()</w:t>
+      </w:r>
+      <w:r>
+        <w:t xml:space="preserve"> </w:t>
+      </w:r>
+      <w:r>
+        <w:t xml:space="preserve">/</w:t>
+      </w:r>
+      <w:r>
+        <w:t xml:space="preserve"> </w:t>
+      </w:r>
+      <w:r>
+        <w:rPr>
+          <w:rStyle w:val="VerbatimChar"/>
+        </w:rPr>
+        <w:t xml:space="preserve">scale_y_continuous(limits = )</w:t>
+      </w:r>
+      <w:r>
+        <w:t xml:space="preserve"> </w:t>
+      </w:r>
+      <w:r>
+        <w:t xml:space="preserve">(deletes data) instead of</w:t>
+      </w:r>
+      <w:r>
+        <w:t xml:space="preserve"> </w:t>
+      </w:r>
+      <w:r>
+        <w:rPr>
+          <w:rStyle w:val="VerbatimChar"/>
+        </w:rPr>
+        <w:t xml:space="preserve">coord_cartesian()</w:t>
+      </w:r>
+      <w:r>
+        <w:t xml:space="preserve"> </w:t>
+      </w:r>
+      <w:r>
+        <w:t xml:space="preserve">(keeps it).</w:t>
+      </w:r>
+    </w:p>
+    <w:p>
+      <w:pPr>
+        <w:pStyle w:val="Compact"/>
+        <w:numPr>
+          <w:ilvl w:val="0"/>
+          <w:numId w:val="1011"/>
+        </w:numPr>
+      </w:pPr>
+      <w:r>
+        <w:rPr>
+          <w:rStyle w:val="VerbatimChar"/>
+          <w:b/>
+          <w:bCs/>
+        </w:rPr>
+        <w:t xml:space="preserve">source()</w:t>
+      </w:r>
+      <w:r>
+        <w:rPr>
+          <w:b/>
+          <w:bCs/>
+        </w:rPr>
+        <w:t xml:space="preserve"> </w:t>
+      </w:r>
+      <w:r>
+        <w:rPr>
+          <w:b/>
+          <w:bCs/>
+        </w:rPr>
+        <w:t xml:space="preserve">can’t find the theme file?</w:t>
+      </w:r>
+      <w:r>
+        <w:t xml:space="preserve"> </w:t>
+      </w:r>
+      <w:r>
+        <w:t xml:space="preserve">Check that</w:t>
+      </w:r>
+      <w:r>
+        <w:t xml:space="preserve"> </w:t>
+      </w:r>
+      <w:r>
+        <w:rPr>
+          <w:rStyle w:val="VerbatimChar"/>
+        </w:rPr>
+        <w:t xml:space="preserve">themes/r_themes_for_3_sizes.R</w:t>
+      </w:r>
+      <w:r>
+        <w:t xml:space="preserve"> </w:t>
+      </w:r>
+      <w:r>
+        <w:t xml:space="preserve">is spelled exactly right and sits in a</w:t>
+      </w:r>
+      <w:r>
+        <w:t xml:space="preserve"> </w:t>
+      </w:r>
+      <w:r>
+        <w:rPr>
+          <w:rStyle w:val="VerbatimChar"/>
+        </w:rPr>
+        <w:t xml:space="preserve">themes/</w:t>
+      </w:r>
+      <w:r>
+        <w:t xml:space="preserve"> </w:t>
+      </w:r>
+      <w:r>
+        <w:t xml:space="preserve">folder at your project root.</w:t>
+      </w:r>
+    </w:p>
+    <w:p>
+      <w:pPr>
+        <w:pStyle w:val="Compact"/>
+        <w:numPr>
+          <w:ilvl w:val="0"/>
+          <w:numId w:val="1011"/>
+        </w:numPr>
+      </w:pPr>
+      <w:r>
+        <w:rPr>
+          <w:rStyle w:val="VerbatimChar"/>
+          <w:b/>
+          <w:bCs/>
+        </w:rPr>
+        <w:t xml:space="preserve">patchwork</w:t>
+      </w:r>
+      <w:r>
+        <w:rPr>
+          <w:b/>
+          <w:bCs/>
+        </w:rPr>
+        <w:t xml:space="preserve"> </w:t>
+      </w:r>
+      <w:r>
+        <w:rPr>
+          <w:b/>
+          <w:bCs/>
+        </w:rPr>
+        <w:t xml:space="preserve">plots look squished?</w:t>
+      </w:r>
+      <w:r>
+        <w:t xml:space="preserve"> </w:t>
+      </w:r>
+      <w:r>
+        <w:t xml:space="preserve">Save at a wider</w:t>
+      </w:r>
+      <w:r>
+        <w:t xml:space="preserve"> </w:t>
+      </w:r>
+      <w:r>
+        <w:rPr>
+          <w:rStyle w:val="VerbatimChar"/>
+        </w:rPr>
+        <w:t xml:space="preserve">width</w:t>
+      </w:r>
+      <w:r>
+        <w:t xml:space="preserve"> </w:t>
+      </w:r>
+      <w:r>
+        <w:t xml:space="preserve">in</w:t>
+      </w:r>
+      <w:r>
+        <w:t xml:space="preserve"> </w:t>
+      </w:r>
+      <w:r>
+        <w:rPr>
+          <w:rStyle w:val="VerbatimChar"/>
+        </w:rPr>
+        <w:t xml:space="preserve">ggsave()</w:t>
+      </w:r>
+      <w:r>
+        <w:t xml:space="preserve"> </w:t>
+      </w:r>
+      <w:r>
+        <w:t xml:space="preserve">— combined figures usually need more horizontal room than a single panel.</w:t>
+      </w:r>
+    </w:p>
+    <w:p>
+      <w:pPr>
+        <w:pStyle w:val="Compact"/>
+        <w:numPr>
+          <w:ilvl w:val="0"/>
+          <w:numId w:val="1011"/>
+        </w:numPr>
+      </w:pPr>
+      <w:r>
+        <w:rPr>
+          <w:b/>
+          <w:bCs/>
+        </w:rPr>
         <w:t xml:space="preserve">Cheat sheets</w:t>
       </w:r>
       <w:r>
@@ -4935,7 +7515,7 @@
       <w:r>
         <w:t xml:space="preserve"> </w:t>
       </w:r>
-      <w:hyperlink r:id="rId32">
+      <w:hyperlink r:id="rId41">
         <w:r>
           <w:rPr>
             <w:rStyle w:val="Hyperlink"/>
@@ -4949,7 +7529,7 @@
         <w:pStyle w:val="Compact"/>
         <w:numPr>
           <w:ilvl w:val="0"/>
-          <w:numId w:val="1010"/>
+          <w:numId w:val="1011"/>
         </w:numPr>
       </w:pPr>
       <w:r>
@@ -4985,7 +7565,7 @@
         <w:t xml:space="preserve">End of the GGplot II activity. Next: wrangling with filter, select, mutate, and arrange.</w:t>
       </w:r>
     </w:p>
-    <w:bookmarkEnd w:id="33"/>
+    <w:bookmarkEnd w:id="42"/>
     <w:sectPr>
       <w:pgSz w:h="15840" w:w="12240"/>
       <w:pgMar w:bottom="1440" w:footer="720" w:gutter="0" w:header="720" w:left="1440" w:right="1440" w:top="1440"/>
@@ -5401,7 +7981,7 @@
     <w:abstractNumId w:val="991"/>
   </w:num>
   <w:num w:numId="1004">
-    <w:abstractNumId w:val="992"/>
+    <w:abstractNumId w:val="991"/>
   </w:num>
   <w:num w:numId="1005">
     <w:abstractNumId w:val="992"/>
@@ -5416,36 +7996,12 @@
     <w:abstractNumId w:val="992"/>
   </w:num>
   <w:num w:numId="1009">
-    <w:abstractNumId w:val="99411"/>
-    <w:lvlOverride w:ilvl="0">
-      <w:startOverride w:val="1"/>
-    </w:lvlOverride>
-    <w:lvlOverride w:ilvl="1">
-      <w:startOverride w:val="1"/>
-    </w:lvlOverride>
-    <w:lvlOverride w:ilvl="2">
-      <w:startOverride w:val="1"/>
-    </w:lvlOverride>
-    <w:lvlOverride w:ilvl="3">
-      <w:startOverride w:val="1"/>
-    </w:lvlOverride>
-    <w:lvlOverride w:ilvl="4">
-      <w:startOverride w:val="1"/>
-    </w:lvlOverride>
-    <w:lvlOverride w:ilvl="5">
-      <w:startOverride w:val="1"/>
-    </w:lvlOverride>
-    <w:lvlOverride w:ilvl="6">
-      <w:startOverride w:val="1"/>
-    </w:lvlOverride>
-    <w:lvlOverride w:ilvl="7">
-      <w:startOverride w:val="1"/>
-    </w:lvlOverride>
-    <w:lvlOverride w:ilvl="8">
-      <w:startOverride w:val="1"/>
-    </w:lvlOverride>
+    <w:abstractNumId w:val="992"/>
   </w:num>
   <w:num w:numId="1010">
+    <w:abstractNumId w:val="991"/>
+  </w:num>
+  <w:num w:numId="1011">
     <w:abstractNumId w:val="99411"/>
     <w:lvlOverride w:ilvl="0">
       <w:startOverride w:val="1"/>

--- a/docs/content/ggplot_2/ggplot_2_activity.docx
+++ b/docs/content/ggplot_2/ggplot_2_activity.docx
@@ -8965,7 +8965,6 @@
         <w:bottom w:color="FF0000" w:space="1" w:sz="8" w:val="single"/>
         <w:right w:color="FF0000" w:space="4" w:sz="8" w:val="single"/>
       </w:pBdr>
-      <w:shd w:color="auto" w:fill="auto" w:val="pct15"/>
       <w:spacing w:after="120" w:before="120"/>
       <w:ind w:left="432" w:right="432"/>
     </w:pPr>
@@ -8986,7 +8985,6 @@
         <w:bottom w:color="auto" w:space="1" w:sz="8" w:val="single"/>
         <w:right w:color="auto" w:space="4" w:sz="8" w:val="single"/>
       </w:pBdr>
-      <w:shd w:color="auto" w:fill="auto" w:val="pct15"/>
       <w:spacing w:after="240" w:before="240"/>
       <w:ind w:left="432" w:right="432"/>
     </w:pPr>
@@ -9001,7 +8999,6 @@
     <w:qFormat/>
     <w:rsid w:val="00771E03"/>
     <w:pPr>
-      <w:shd w:color="auto" w:fill="auto" w:val="pct15"/>
       <w:spacing w:after="240" w:before="240"/>
       <w:ind w:left="432" w:right="432"/>
     </w:pPr>

--- a/docs/content/ggplot_2/ggplot_2_activity.docx
+++ b/docs/content/ggplot_2/ggplot_2_activity.docx
@@ -31,7 +31,7 @@
         <w:pStyle w:val="Date"/>
       </w:pPr>
       <w:r>
-        <w:t xml:space="preserve">2026-09-14</w:t>
+        <w:t xml:space="preserve">2026-09-21</w:t>
       </w:r>
     </w:p>
     <w:bookmarkStart w:id="13" w:name="X334c0e72420790cc527ce9e7c54406da805da06"/>

--- a/docs/content/ggplot_2/ggplot_2_activity.docx
+++ b/docs/content/ggplot_2/ggplot_2_activity.docx
@@ -31,7 +31,7 @@
         <w:pStyle w:val="Date"/>
       </w:pPr>
       <w:r>
-        <w:t xml:space="preserve">2026-09-21</w:t>
+        <w:t xml:space="preserve">2026-09-22</w:t>
       </w:r>
     </w:p>
     <w:bookmarkStart w:id="13" w:name="X334c0e72420790cc527ce9e7c54406da805da06"/>

--- a/docs/content/ggplot_2/ggplot_2_activity.docx
+++ b/docs/content/ggplot_2/ggplot_2_activity.docx
@@ -31,7 +31,7 @@
         <w:pStyle w:val="Date"/>
       </w:pPr>
       <w:r>
-        <w:t xml:space="preserve">2026-09-22</w:t>
+        <w:t xml:space="preserve">2026-09-23</w:t>
       </w:r>
     </w:p>
     <w:bookmarkStart w:id="13" w:name="X334c0e72420790cc527ce9e7c54406da805da06"/>

--- a/docs/content/ggplot_2/ggplot_2_activity.docx
+++ b/docs/content/ggplot_2/ggplot_2_activity.docx
@@ -9048,6 +9048,252 @@
       <w:spacing w:after="100"/>
     </w:pPr>
   </w:style>
+  <w:style w:styleId="BodyText" w:type="paragraph">
+    <w:name w:val="Body Text"/>
+    <w:basedOn w:val="Normal"/>
+    <w:link w:val="BodyTextChar"/>
+    <w:qFormat/>
+    <w:pPr>
+      <w:spacing w:after="180" w:before="180"/>
+    </w:pPr>
+  </w:style>
+  <w:style w:customStyle="1" w:styleId="FirstParagraph" w:type="paragraph">
+    <w:name w:val="First Paragraph"/>
+    <w:basedOn w:val="BodyText"/>
+    <w:next w:val="BodyText"/>
+    <w:qFormat/>
+  </w:style>
+  <w:style w:customStyle="1" w:styleId="Compact" w:type="paragraph">
+    <w:name w:val="Compact"/>
+    <w:basedOn w:val="BodyText"/>
+    <w:qFormat/>
+    <w:pPr>
+      <w:spacing w:after="36" w:before="36"/>
+    </w:pPr>
+  </w:style>
+  <w:style w:customStyle="1" w:styleId="Author" w:type="paragraph">
+    <w:name w:val="Author"/>
+    <w:basedOn w:val="Title"/>
+    <w:next w:val="BodyText"/>
+    <w:qFormat/>
+    <w:pPr>
+      <w:keepNext/>
+      <w:keepLines/>
+    </w:pPr>
+    <w:rPr>
+      <w:sz w:val="24"/>
+      <w:szCs w:val="24"/>
+    </w:rPr>
+  </w:style>
+  <w:style w:styleId="Date" w:type="paragraph">
+    <w:name w:val="Date"/>
+    <w:basedOn w:val="Title"/>
+    <w:next w:val="BodyText"/>
+    <w:qFormat/>
+    <w:pPr>
+      <w:keepNext/>
+      <w:keepLines/>
+    </w:pPr>
+    <w:rPr>
+      <w:sz w:val="24"/>
+      <w:szCs w:val="24"/>
+    </w:rPr>
+  </w:style>
+  <w:style w:customStyle="1" w:styleId="AbstractTitle" w:type="paragraph">
+    <w:name w:val="Abstract Title"/>
+    <w:basedOn w:val="Normal"/>
+    <w:next w:val="Abstract"/>
+    <w:qFormat/>
+    <w:pPr>
+      <w:keepNext/>
+      <w:keepLines/>
+      <w:spacing w:after="0" w:before="300"/>
+      <w:jc w:val="center"/>
+    </w:pPr>
+    <w:rPr>
+      <w:b/>
+      <w:sz w:val="20"/>
+      <w:szCs w:val="20"/>
+    </w:rPr>
+  </w:style>
+  <w:style w:customStyle="1" w:styleId="Abstract" w:type="paragraph">
+    <w:name w:val="Abstract"/>
+    <w:basedOn w:val="Normal"/>
+    <w:next w:val="BodyText"/>
+    <w:qFormat/>
+    <w:pPr>
+      <w:keepNext/>
+      <w:keepLines/>
+      <w:spacing w:after="300" w:before="100"/>
+    </w:pPr>
+    <w:rPr>
+      <w:sz w:val="20"/>
+      <w:szCs w:val="20"/>
+    </w:rPr>
+  </w:style>
+  <w:style w:styleId="Bibliography" w:type="paragraph">
+    <w:name w:val="Bibliography"/>
+    <w:basedOn w:val="Normal"/>
+    <w:next w:val="Bibliography"/>
+    <w:qFormat/>
+    <w:pPr/>
+    <w:rPr/>
+  </w:style>
+  <w:style w:styleId="BlockText" w:type="paragraph">
+    <w:name w:val="Block Text"/>
+    <w:basedOn w:val="BodyText"/>
+    <w:next w:val="BodyText"/>
+    <w:uiPriority w:val="9"/>
+    <w:unhideWhenUsed/>
+    <w:qFormat/>
+    <w:pPr>
+      <w:spacing w:after="100" w:before="100"/>
+      <w:ind w:firstLine="0" w:left="480" w:right="480"/>
+    </w:pPr>
+  </w:style>
+  <w:style w:styleId="FootnoteText" w:type="paragraph">
+    <w:name w:val="Footnote Text"/>
+    <w:basedOn w:val="Normal"/>
+    <w:next w:val="FootnoteText"/>
+    <w:uiPriority w:val="9"/>
+    <w:unhideWhenUsed/>
+    <w:qFormat/>
+  </w:style>
+  <w:style w:styleId="FootnoteBlockText" w:type="paragraph">
+    <w:name w:val="Footnote Block Text"/>
+    <w:basedOn w:val="FootnoteText"/>
+    <w:next w:val="FootnoteText"/>
+    <w:uiPriority w:val="9"/>
+    <w:unhideWhenUsed/>
+    <w:qFormat/>
+    <w:pPr>
+      <w:spacing w:after="100" w:before="100"/>
+      <w:ind w:firstLine="0" w:left="480" w:right="480"/>
+    </w:pPr>
+  </w:style>
+  <w:style w:styleId="Table" w:type="table">
+    <w:name w:val="Table"/>
+    <w:basedOn w:val="TableNormal"/>
+    <w:semiHidden/>
+    <w:unhideWhenUsed/>
+    <w:qFormat/>
+    <w:tblPr>
+      <w:tblInd w:type="dxa" w:w="0"/>
+      <w:tblCellMar>
+        <w:top w:type="dxa" w:w="0"/>
+        <w:left w:type="dxa" w:w="108"/>
+        <w:bottom w:type="dxa" w:w="0"/>
+        <w:right w:type="dxa" w:w="108"/>
+      </w:tblCellMar>
+    </w:tblPr>
+    <w:tblStylePr w:type="firstRow">
+      <w:tcPr>
+        <w:tcBorders>
+          <w:bottom w:val="single"/>
+        </w:tcBorders>
+        <w:vAlign w:val="bottom"/>
+      </w:tcPr>
+    </w:tblStylePr>
+  </w:style>
+  <w:style w:customStyle="1" w:styleId="DefinitionTerm" w:type="paragraph">
+    <w:name w:val="Definition Term"/>
+    <w:basedOn w:val="Normal"/>
+    <w:next w:val="Definition"/>
+    <w:pPr>
+      <w:keepNext/>
+      <w:keepLines/>
+      <w:spacing w:after="0"/>
+    </w:pPr>
+    <w:rPr>
+      <w:b/>
+    </w:rPr>
+  </w:style>
+  <w:style w:customStyle="1" w:styleId="Definition" w:type="paragraph">
+    <w:name w:val="Definition"/>
+    <w:basedOn w:val="Normal"/>
+  </w:style>
+  <w:style w:styleId="Caption" w:type="paragraph">
+    <w:name w:val="Caption"/>
+    <w:basedOn w:val="Normal"/>
+    <w:link w:val="BodyTextChar"/>
+    <w:pPr>
+      <w:spacing w:after="120" w:before="0"/>
+    </w:pPr>
+    <w:rPr>
+      <w:i/>
+    </w:rPr>
+  </w:style>
+  <w:style w:customStyle="1" w:styleId="TableCaption" w:type="paragraph">
+    <w:name w:val="Table Caption"/>
+    <w:basedOn w:val="Caption"/>
+    <w:pPr>
+      <w:keepNext/>
+    </w:pPr>
+  </w:style>
+  <w:style w:customStyle="1" w:styleId="ImageCaption" w:type="paragraph">
+    <w:name w:val="Image Caption"/>
+    <w:basedOn w:val="Caption"/>
+  </w:style>
+  <w:style w:customStyle="1" w:styleId="Figure" w:type="paragraph">
+    <w:name w:val="Figure"/>
+    <w:basedOn w:val="Normal"/>
+  </w:style>
+  <w:style w:customStyle="1" w:styleId="CaptionedFigure" w:type="paragraph">
+    <w:name w:val="Captioned Figure"/>
+    <w:basedOn w:val="Figure"/>
+    <w:pPr>
+      <w:keepNext/>
+    </w:pPr>
+  </w:style>
+  <w:style w:customStyle="1" w:styleId="BodyTextChar" w:type="character">
+    <w:name w:val="Body Text Char"/>
+    <w:basedOn w:val="DefaultParagraphFont"/>
+    <w:link w:val="BodyText"/>
+  </w:style>
+  <w:style w:customStyle="1" w:styleId="VerbatimChar" w:type="character">
+    <w:name w:val="Verbatim Char"/>
+    <w:basedOn w:val="BodyTextChar"/>
+    <w:rPr>
+      <w:rFonts w:ascii="Consolas" w:hAnsi="Consolas"/>
+      <w:sz w:val="22"/>
+    </w:rPr>
+  </w:style>
+  <w:style w:customStyle="1" w:styleId="SectionNumber" w:type="character">
+    <w:name w:val="Section Number"/>
+    <w:basedOn w:val="BodyTextChar"/>
+  </w:style>
+  <w:style w:styleId="FootnoteReference" w:type="character">
+    <w:name w:val="Footnote Reference"/>
+    <w:basedOn w:val="BodyTextChar"/>
+    <w:rPr>
+      <w:vertAlign w:val="superscript"/>
+    </w:rPr>
+  </w:style>
+  <w:style w:styleId="Hyperlink" w:type="character">
+    <w:name w:val="Hyperlink"/>
+    <w:basedOn w:val="BodyTextChar"/>
+    <w:rPr>
+      <w:color w:themeColor="accent1" w:val="4F81BD"/>
+    </w:rPr>
+  </w:style>
+  <w:style w:styleId="TOCHeading" w:type="paragraph">
+    <w:name w:val="TOC Heading"/>
+    <w:basedOn w:val="Heading1"/>
+    <w:next w:val="BodyText"/>
+    <w:uiPriority w:val="39"/>
+    <w:unhideWhenUsed/>
+    <w:qFormat/>
+    <w:pPr>
+      <w:spacing w:before="240" w:line="259" w:lineRule="auto"/>
+      <w:outlineLvl w:val="9"/>
+    </w:pPr>
+    <w:rPr>
+      <w:rFonts w:asciiTheme="majorHAnsi" w:cstheme="majorBidi" w:eastAsiaTheme="majorEastAsia" w:hAnsiTheme="majorHAnsi"/>
+      <w:b w:val="0"/>
+      <w:bCs w:val="0"/>
+      <w:color w:themeColor="accent1" w:themeShade="BF" w:val="365F91"/>
+    </w:rPr>
+  </w:style>
   <w:style w:type="character" w:customStyle="1" w:styleId="KeywordTok">
     <w:name w:val="KeywordTok"/>
     <w:basedOn w:val="VerbatimChar"/>

--- a/docs/content/ggplot_2/ggplot_2_activity.docx
+++ b/docs/content/ggplot_2/ggplot_2_activity.docx
@@ -7568,7 +7568,7 @@
     <w:bookmarkEnd w:id="42"/>
     <w:sectPr>
       <w:pgSz w:h="15840" w:w="12240"/>
-      <w:pgMar w:bottom="1440" w:footer="720" w:gutter="0" w:header="720" w:left="1440" w:right="1440" w:top="1440"/>
+      <w:pgMar w:bottom="720" w:footer="432" w:gutter="0" w:header="432" w:left="720" w:right="1008" w:top="720"/>
       <w:cols w:space="720"/>
       <w:docGrid w:linePitch="360"/>
     </w:sectPr>
@@ -8047,7 +8047,11 @@
         <w14:ligatures w14:val="standardContextual"/>
       </w:rPr>
     </w:rPrDefault>
-    <w:pPrDefault/>
+    <w:pPrDefault>
+      <w:pPr>
+        <w:spacing w:after="0" w:before="0" w:line="240" w:lineRule="auto"/>
+      </w:pPr>
+    </w:pPrDefault>
   </w:docDefaults>
   <w:latentStyles w:count="376" w:defLockedState="0" w:defQFormat="0" w:defSemiHidden="0" w:defUIPriority="99" w:defUnhideWhenUsed="0">
     <w:lsdException w:name="Normal" w:qFormat="1" w:uiPriority="0"/>
@@ -8847,7 +8851,7 @@
     <w:qFormat/>
     <w:rsid w:val="00AF5CF1"/>
     <w:pPr>
-      <w:spacing w:after="160" w:before="160"/>
+      <w:spacing w:after="0" w:before="0"/>
       <w:jc w:val="center"/>
     </w:pPr>
     <w:rPr>
@@ -8965,7 +8969,7 @@
         <w:bottom w:color="FF0000" w:space="1" w:sz="8" w:val="single"/>
         <w:right w:color="FF0000" w:space="4" w:sz="8" w:val="single"/>
       </w:pBdr>
-      <w:spacing w:after="120" w:before="120"/>
+      <w:spacing w:after="40" w:before="40"/>
       <w:ind w:left="432" w:right="432"/>
     </w:pPr>
     <w:rPr>
@@ -8985,7 +8989,7 @@
         <w:bottom w:color="auto" w:space="1" w:sz="8" w:val="single"/>
         <w:right w:color="auto" w:space="4" w:sz="8" w:val="single"/>
       </w:pBdr>
-      <w:spacing w:after="240" w:before="240"/>
+      <w:spacing w:after="40" w:before="40"/>
       <w:ind w:left="432" w:right="432"/>
     </w:pPr>
     <w:rPr>
@@ -8999,7 +9003,7 @@
     <w:qFormat/>
     <w:rsid w:val="00771E03"/>
     <w:pPr>
-      <w:spacing w:after="240" w:before="240"/>
+      <w:spacing w:after="40" w:before="40"/>
       <w:ind w:left="432" w:right="432"/>
     </w:pPr>
     <w:rPr>
@@ -9045,7 +9049,7 @@
     <w:unhideWhenUsed/>
     <w:rsid w:val="00322D32"/>
     <w:pPr>
-      <w:spacing w:after="100"/>
+      <w:spacing w:after="0" w:before="0"/>
     </w:pPr>
   </w:style>
   <w:style w:styleId="BodyText" w:type="paragraph">
@@ -9054,7 +9058,7 @@
     <w:link w:val="BodyTextChar"/>
     <w:qFormat/>
     <w:pPr>
-      <w:spacing w:after="180" w:before="180"/>
+      <w:spacing w:after="0" w:before="0"/>
     </w:pPr>
   </w:style>
   <w:style w:customStyle="1" w:styleId="FirstParagraph" w:type="paragraph">
@@ -9062,13 +9066,16 @@
     <w:basedOn w:val="BodyText"/>
     <w:next w:val="BodyText"/>
     <w:qFormat/>
+    <w:pPr>
+      <w:spacing w:after="0" w:before="0"/>
+    </w:pPr>
   </w:style>
   <w:style w:customStyle="1" w:styleId="Compact" w:type="paragraph">
     <w:name w:val="Compact"/>
     <w:basedOn w:val="BodyText"/>
     <w:qFormat/>
     <w:pPr>
-      <w:spacing w:after="36" w:before="36"/>
+      <w:spacing w:after="0" w:before="0"/>
     </w:pPr>
   </w:style>
   <w:style w:customStyle="1" w:styleId="Author" w:type="paragraph">
@@ -9147,7 +9154,7 @@
     <w:unhideWhenUsed/>
     <w:qFormat/>
     <w:pPr>
-      <w:spacing w:after="100" w:before="100"/>
+      <w:spacing w:after="0" w:before="0"/>
       <w:ind w:firstLine="0" w:left="480" w:right="480"/>
     </w:pPr>
   </w:style>
@@ -9217,7 +9224,7 @@
     <w:basedOn w:val="Normal"/>
     <w:link w:val="BodyTextChar"/>
     <w:pPr>
-      <w:spacing w:after="120" w:before="0"/>
+      <w:spacing w:after="0" w:before="0"/>
     </w:pPr>
     <w:rPr>
       <w:i/>
@@ -9227,21 +9234,29 @@
     <w:name w:val="Table Caption"/>
     <w:basedOn w:val="Caption"/>
     <w:pPr>
+      <w:spacing w:after="0" w:before="0"/>
       <w:keepNext/>
     </w:pPr>
   </w:style>
   <w:style w:customStyle="1" w:styleId="ImageCaption" w:type="paragraph">
     <w:name w:val="Image Caption"/>
     <w:basedOn w:val="Caption"/>
+    <w:pPr>
+      <w:spacing w:after="0" w:before="0"/>
+    </w:pPr>
   </w:style>
   <w:style w:customStyle="1" w:styleId="Figure" w:type="paragraph">
     <w:name w:val="Figure"/>
     <w:basedOn w:val="Normal"/>
+    <w:pPr>
+      <w:spacing w:after="0" w:before="0"/>
+    </w:pPr>
   </w:style>
   <w:style w:customStyle="1" w:styleId="CaptionedFigure" w:type="paragraph">
     <w:name w:val="Captioned Figure"/>
     <w:basedOn w:val="Figure"/>
     <w:pPr>
+      <w:spacing w:after="0" w:before="0"/>
       <w:keepNext/>
     </w:pPr>
   </w:style>
@@ -9254,8 +9269,8 @@
     <w:name w:val="Verbatim Char"/>
     <w:basedOn w:val="BodyTextChar"/>
     <w:rPr>
-      <w:rFonts w:ascii="Consolas" w:hAnsi="Consolas"/>
-      <w:sz w:val="22"/>
+      <w:rFonts w:ascii="Courier New" w:cs="Courier New" w:hAnsi="Courier New"/>
+      <w:sz w:val="20"/>
     </w:rPr>
   </w:style>
   <w:style w:customStyle="1" w:styleId="SectionNumber" w:type="character">

--- a/docs/content/ggplot_2/ggplot_2_activity.docx
+++ b/docs/content/ggplot_2/ggplot_2_activity.docx
@@ -1177,7 +1177,16 @@
         <w:rPr>
           <w:rStyle w:val="NormalTok"/>
         </w:rPr>
-        <w:t xml:space="preserve"> body_mass_g, </w:t>
+        <w:t xml:space="preserve"> body_mass_g,</w:t>
+      </w:r>
+      <w:r>
+        <w:br/>
+      </w:r>
+      <w:r>
+        <w:rPr>
+          <w:rStyle w:val="NormalTok"/>
+        </w:rPr>
+        <w:t xml:space="preserve">             </w:t>
       </w:r>
       <w:r>
         <w:rPr>
@@ -1381,7 +1390,16 @@
         <w:rPr>
           <w:rStyle w:val="NormalTok"/>
         </w:rPr>
-        <w:t xml:space="preserve">, </w:t>
+        <w:t xml:space="preserve">,</w:t>
+      </w:r>
+      <w:r>
+        <w:br/>
+      </w:r>
+      <w:r>
+        <w:rPr>
+          <w:rStyle w:val="NormalTok"/>
+        </w:rPr>
+        <w:t xml:space="preserve">    </w:t>
       </w:r>
       <w:r>
         <w:rPr>
@@ -1789,7 +1807,16 @@
         <w:rPr>
           <w:rStyle w:val="NormalTok"/>
         </w:rPr>
-        <w:t xml:space="preserve">, </w:t>
+        <w:t xml:space="preserve">,</w:t>
+      </w:r>
+      <w:r>
+        <w:br/>
+      </w:r>
+      <w:r>
+        <w:rPr>
+          <w:rStyle w:val="NormalTok"/>
+        </w:rPr>
+        <w:t xml:space="preserve">       </w:t>
       </w:r>
       <w:r>
         <w:rPr>
@@ -3145,7 +3172,16 @@
         <w:rPr>
           <w:rStyle w:val="CommentTok"/>
         </w:rPr>
-        <w:t xml:space="preserve"># same plot, but ylim() drops the outside rows FIRST — watch the Gentoo box</w:t>
+        <w:t xml:space="preserve"># same plot, but ylim() drops the outside</w:t>
+      </w:r>
+      <w:r>
+        <w:br/>
+      </w:r>
+      <w:r>
+        <w:rPr>
+          <w:rStyle w:val="CommentTok"/>
+        </w:rPr>
+        <w:t xml:space="preserve"># rows FIRST — watch the Gentoo box</w:t>
       </w:r>
       <w:r>
         <w:br/>
@@ -3847,7 +3883,16 @@
         <w:rPr>
           <w:rStyle w:val="VerbatimChar"/>
         </w:rPr>
-        <w:t xml:space="preserve">How many penguins did ylim(3000, 5000) drop, and which species lost the most?</w:t>
+        <w:t xml:space="preserve">How many penguins did ylim(3000, 5000)</w:t>
+      </w:r>
+      <w:r>
+        <w:br/>
+      </w:r>
+      <w:r>
+        <w:rPr>
+          <w:rStyle w:val="VerbatimChar"/>
+        </w:rPr>
+        <w:t xml:space="preserve">drop, and which species lost the most?</w:t>
       </w:r>
     </w:p>
     <w:p>
@@ -4022,13 +4067,97 @@
         <w:rPr>
           <w:rStyle w:val="NormalTok"/>
         </w:rPr>
+        <w:t xml:space="preserve">,</w:t>
+      </w:r>
+      <w:r>
+        <w:br/>
+      </w:r>
+      <w:r>
+        <w:rPr>
+          <w:rStyle w:val="NormalTok"/>
+        </w:rPr>
+        <w:t xml:space="preserve">                 </w:t>
+      </w:r>
+      <w:r>
+        <w:rPr>
+          <w:rStyle w:val="AttributeTok"/>
+        </w:rPr>
+        <w:t xml:space="preserve">color =</w:t>
+      </w:r>
+      <w:r>
+        <w:rPr>
+          <w:rStyle w:val="NormalTok"/>
+        </w:rPr>
+        <w:t xml:space="preserve"> </w:t>
+      </w:r>
+      <w:r>
+        <w:rPr>
+          <w:rStyle w:val="StringTok"/>
+        </w:rPr>
+        <w:t xml:space="preserve">"white"</w:t>
+      </w:r>
+      <w:r>
+        <w:rPr>
+          <w:rStyle w:val="NormalTok"/>
+        </w:rPr>
+        <w:t xml:space="preserve">) </w:t>
+      </w:r>
+      <w:r>
+        <w:rPr>
+          <w:rStyle w:val="SpecialCharTok"/>
+        </w:rPr>
+        <w:t xml:space="preserve">+</w:t>
+      </w:r>
+      <w:r>
+        <w:br/>
+      </w:r>
+      <w:r>
+        <w:rPr>
+          <w:rStyle w:val="NormalTok"/>
+        </w:rPr>
+        <w:t xml:space="preserve">  </w:t>
+      </w:r>
+      <w:r>
+        <w:rPr>
+          <w:rStyle w:val="FunctionTok"/>
+        </w:rPr>
+        <w:t xml:space="preserve">labs</w:t>
+      </w:r>
+      <w:r>
+        <w:rPr>
+          <w:rStyle w:val="NormalTok"/>
+        </w:rPr>
+        <w:t xml:space="preserve">(</w:t>
+      </w:r>
+      <w:r>
+        <w:rPr>
+          <w:rStyle w:val="AttributeTok"/>
+        </w:rPr>
+        <w:t xml:space="preserve">x =</w:t>
+      </w:r>
+      <w:r>
+        <w:rPr>
+          <w:rStyle w:val="NormalTok"/>
+        </w:rPr>
+        <w:t xml:space="preserve"> </w:t>
+      </w:r>
+      <w:r>
+        <w:rPr>
+          <w:rStyle w:val="StringTok"/>
+        </w:rPr>
+        <w:t xml:space="preserve">"Body Mass (g)"</w:t>
+      </w:r>
+      <w:r>
+        <w:rPr>
+          <w:rStyle w:val="NormalTok"/>
+        </w:rPr>
         <w:t xml:space="preserve">, </w:t>
       </w:r>
       <w:r>
         <w:rPr>
           <w:rStyle w:val="AttributeTok"/>
         </w:rPr>
-        <w:t xml:space="preserve">color =</w:t>
+        <w:t xml:space="preserve">y =</w:t>
       </w:r>
       <w:r>
         <w:rPr>
@@ -4040,7 +4169,40 @@
         <w:rPr>
           <w:rStyle w:val="StringTok"/>
         </w:rPr>
-        <w:t xml:space="preserve">"white"</w:t>
+        <w:t xml:space="preserve">"Count"</w:t>
+      </w:r>
+      <w:r>
+        <w:rPr>
+          <w:rStyle w:val="NormalTok"/>
+        </w:rPr>
+        <w:t xml:space="preserve">,</w:t>
+      </w:r>
+      <w:r>
+        <w:br/>
+      </w:r>
+      <w:r>
+        <w:rPr>
+          <w:rStyle w:val="NormalTok"/>
+        </w:rPr>
+        <w:t xml:space="preserve">       </w:t>
+      </w:r>
+      <w:r>
+        <w:rPr>
+          <w:rStyle w:val="AttributeTok"/>
+        </w:rPr>
+        <w:t xml:space="preserve">title =</w:t>
+      </w:r>
+      <w:r>
+        <w:rPr>
+          <w:rStyle w:val="NormalTok"/>
+        </w:rPr>
+        <w:t xml:space="preserve"> </w:t>
+      </w:r>
+      <w:r>
+        <w:rPr>
+          <w:rStyle w:val="StringTok"/>
+        </w:rPr>
+        <w:t xml:space="preserve">"Distribution of Body Mass"</w:t>
       </w:r>
       <w:r>
         <w:rPr>
@@ -4067,6 +4229,179 @@
         <w:rPr>
           <w:rStyle w:val="FunctionTok"/>
         </w:rPr>
+        <w:t xml:space="preserve">theme_minimal</w:t>
+      </w:r>
+      <w:r>
+        <w:rPr>
+          <w:rStyle w:val="NormalTok"/>
+        </w:rPr>
+        <w:t xml:space="preserve">()</w:t>
+      </w:r>
+    </w:p>
+    <w:p>
+      <w:pPr>
+        <w:pStyle w:val="SourceCode"/>
+      </w:pPr>
+      <w:r>
+        <w:rPr>
+          <w:rStyle w:val="CommentTok"/>
+        </w:rPr>
+        <w:t xml:space="preserve"># density — a smoothed curve of the same shape</w:t>
+      </w:r>
+      <w:r>
+        <w:br/>
+      </w:r>
+      <w:r>
+        <w:rPr>
+          <w:rStyle w:val="NormalTok"/>
+        </w:rPr>
+        <w:t xml:space="preserve">penguins_df </w:t>
+      </w:r>
+      <w:r>
+        <w:rPr>
+          <w:rStyle w:val="SpecialCharTok"/>
+        </w:rPr>
+        <w:t xml:space="preserve">%&gt;%</w:t>
+      </w:r>
+      <w:r>
+        <w:br/>
+      </w:r>
+      <w:r>
+        <w:rPr>
+          <w:rStyle w:val="NormalTok"/>
+        </w:rPr>
+        <w:t xml:space="preserve">  </w:t>
+      </w:r>
+      <w:r>
+        <w:rPr>
+          <w:rStyle w:val="FunctionTok"/>
+        </w:rPr>
+        <w:t xml:space="preserve">ggplot</w:t>
+      </w:r>
+      <w:r>
+        <w:rPr>
+          <w:rStyle w:val="NormalTok"/>
+        </w:rPr>
+        <w:t xml:space="preserve">(</w:t>
+      </w:r>
+      <w:r>
+        <w:rPr>
+          <w:rStyle w:val="FunctionTok"/>
+        </w:rPr>
+        <w:t xml:space="preserve">aes</w:t>
+      </w:r>
+      <w:r>
+        <w:rPr>
+          <w:rStyle w:val="NormalTok"/>
+        </w:rPr>
+        <w:t xml:space="preserve">(</w:t>
+      </w:r>
+      <w:r>
+        <w:rPr>
+          <w:rStyle w:val="AttributeTok"/>
+        </w:rPr>
+        <w:t xml:space="preserve">x =</w:t>
+      </w:r>
+      <w:r>
+        <w:rPr>
+          <w:rStyle w:val="NormalTok"/>
+        </w:rPr>
+        <w:t xml:space="preserve"> body_mass_g)) </w:t>
+      </w:r>
+      <w:r>
+        <w:rPr>
+          <w:rStyle w:val="SpecialCharTok"/>
+        </w:rPr>
+        <w:t xml:space="preserve">+</w:t>
+      </w:r>
+      <w:r>
+        <w:br/>
+      </w:r>
+      <w:r>
+        <w:rPr>
+          <w:rStyle w:val="NormalTok"/>
+        </w:rPr>
+        <w:t xml:space="preserve">  </w:t>
+      </w:r>
+      <w:r>
+        <w:rPr>
+          <w:rStyle w:val="FunctionTok"/>
+        </w:rPr>
+        <w:t xml:space="preserve">geom_density</w:t>
+      </w:r>
+      <w:r>
+        <w:rPr>
+          <w:rStyle w:val="NormalTok"/>
+        </w:rPr>
+        <w:t xml:space="preserve">(</w:t>
+      </w:r>
+      <w:r>
+        <w:rPr>
+          <w:rStyle w:val="AttributeTok"/>
+        </w:rPr>
+        <w:t xml:space="preserve">fill =</w:t>
+      </w:r>
+      <w:r>
+        <w:rPr>
+          <w:rStyle w:val="NormalTok"/>
+        </w:rPr>
+        <w:t xml:space="preserve"> </w:t>
+      </w:r>
+      <w:r>
+        <w:rPr>
+          <w:rStyle w:val="StringTok"/>
+        </w:rPr>
+        <w:t xml:space="preserve">"steelblue"</w:t>
+      </w:r>
+      <w:r>
+        <w:rPr>
+          <w:rStyle w:val="NormalTok"/>
+        </w:rPr>
+        <w:t xml:space="preserve">, </w:t>
+      </w:r>
+      <w:r>
+        <w:rPr>
+          <w:rStyle w:val="AttributeTok"/>
+        </w:rPr>
+        <w:t xml:space="preserve">alpha =</w:t>
+      </w:r>
+      <w:r>
+        <w:rPr>
+          <w:rStyle w:val="NormalTok"/>
+        </w:rPr>
+        <w:t xml:space="preserve"> </w:t>
+      </w:r>
+      <w:r>
+        <w:rPr>
+          <w:rStyle w:val="FloatTok"/>
+        </w:rPr>
+        <w:t xml:space="preserve">0.5</w:t>
+      </w:r>
+      <w:r>
+        <w:rPr>
+          <w:rStyle w:val="NormalTok"/>
+        </w:rPr>
+        <w:t xml:space="preserve">) </w:t>
+      </w:r>
+      <w:r>
+        <w:rPr>
+          <w:rStyle w:val="SpecialCharTok"/>
+        </w:rPr>
+        <w:t xml:space="preserve">+</w:t>
+      </w:r>
+      <w:r>
+        <w:br/>
+      </w:r>
+      <w:r>
+        <w:rPr>
+          <w:rStyle w:val="NormalTok"/>
+        </w:rPr>
+        <w:t xml:space="preserve">  </w:t>
+      </w:r>
+      <w:r>
+        <w:rPr>
+          <w:rStyle w:val="FunctionTok"/>
+        </w:rPr>
         <w:t xml:space="preserve">labs</w:t>
       </w:r>
       <w:r>
@@ -4115,285 +4450,22 @@
         <w:rPr>
           <w:rStyle w:val="StringTok"/>
         </w:rPr>
-        <w:t xml:space="preserve">"Count"</w:t>
-      </w:r>
-      <w:r>
-        <w:rPr>
-          <w:rStyle w:val="NormalTok"/>
-        </w:rPr>
-        <w:t xml:space="preserve">, </w:t>
-      </w:r>
-      <w:r>
-        <w:rPr>
-          <w:rStyle w:val="AttributeTok"/>
-        </w:rPr>
-        <w:t xml:space="preserve">title =</w:t>
-      </w:r>
-      <w:r>
-        <w:rPr>
-          <w:rStyle w:val="NormalTok"/>
-        </w:rPr>
-        <w:t xml:space="preserve"> </w:t>
-      </w:r>
-      <w:r>
-        <w:rPr>
-          <w:rStyle w:val="StringTok"/>
-        </w:rPr>
-        <w:t xml:space="preserve">"Distribution of Body Mass"</w:t>
-      </w:r>
-      <w:r>
-        <w:rPr>
-          <w:rStyle w:val="NormalTok"/>
-        </w:rPr>
-        <w:t xml:space="preserve">) </w:t>
-      </w:r>
-      <w:r>
-        <w:rPr>
-          <w:rStyle w:val="SpecialCharTok"/>
-        </w:rPr>
-        <w:t xml:space="preserve">+</w:t>
-      </w:r>
-      <w:r>
-        <w:br/>
-      </w:r>
-      <w:r>
-        <w:rPr>
-          <w:rStyle w:val="NormalTok"/>
-        </w:rPr>
-        <w:t xml:space="preserve">  </w:t>
-      </w:r>
-      <w:r>
-        <w:rPr>
-          <w:rStyle w:val="FunctionTok"/>
-        </w:rPr>
-        <w:t xml:space="preserve">theme_minimal</w:t>
-      </w:r>
-      <w:r>
-        <w:rPr>
-          <w:rStyle w:val="NormalTok"/>
-        </w:rPr>
-        <w:t xml:space="preserve">()</w:t>
-      </w:r>
-    </w:p>
-    <w:p>
-      <w:pPr>
-        <w:pStyle w:val="SourceCode"/>
-      </w:pPr>
-      <w:r>
-        <w:rPr>
-          <w:rStyle w:val="CommentTok"/>
-        </w:rPr>
-        <w:t xml:space="preserve"># density — a smoothed curve of the same shape</w:t>
-      </w:r>
-      <w:r>
-        <w:br/>
-      </w:r>
-      <w:r>
-        <w:rPr>
-          <w:rStyle w:val="NormalTok"/>
-        </w:rPr>
-        <w:t xml:space="preserve">penguins_df </w:t>
-      </w:r>
-      <w:r>
-        <w:rPr>
-          <w:rStyle w:val="SpecialCharTok"/>
-        </w:rPr>
-        <w:t xml:space="preserve">%&gt;%</w:t>
-      </w:r>
-      <w:r>
-        <w:br/>
-      </w:r>
-      <w:r>
-        <w:rPr>
-          <w:rStyle w:val="NormalTok"/>
-        </w:rPr>
-        <w:t xml:space="preserve">  </w:t>
-      </w:r>
-      <w:r>
-        <w:rPr>
-          <w:rStyle w:val="FunctionTok"/>
-        </w:rPr>
-        <w:t xml:space="preserve">ggplot</w:t>
-      </w:r>
-      <w:r>
-        <w:rPr>
-          <w:rStyle w:val="NormalTok"/>
-        </w:rPr>
-        <w:t xml:space="preserve">(</w:t>
-      </w:r>
-      <w:r>
-        <w:rPr>
-          <w:rStyle w:val="FunctionTok"/>
-        </w:rPr>
-        <w:t xml:space="preserve">aes</w:t>
-      </w:r>
-      <w:r>
-        <w:rPr>
-          <w:rStyle w:val="NormalTok"/>
-        </w:rPr>
-        <w:t xml:space="preserve">(</w:t>
-      </w:r>
-      <w:r>
-        <w:rPr>
-          <w:rStyle w:val="AttributeTok"/>
-        </w:rPr>
-        <w:t xml:space="preserve">x =</w:t>
-      </w:r>
-      <w:r>
-        <w:rPr>
-          <w:rStyle w:val="NormalTok"/>
-        </w:rPr>
-        <w:t xml:space="preserve"> body_mass_g)) </w:t>
-      </w:r>
-      <w:r>
-        <w:rPr>
-          <w:rStyle w:val="SpecialCharTok"/>
-        </w:rPr>
-        <w:t xml:space="preserve">+</w:t>
-      </w:r>
-      <w:r>
-        <w:br/>
-      </w:r>
-      <w:r>
-        <w:rPr>
-          <w:rStyle w:val="NormalTok"/>
-        </w:rPr>
-        <w:t xml:space="preserve">  </w:t>
-      </w:r>
-      <w:r>
-        <w:rPr>
-          <w:rStyle w:val="FunctionTok"/>
-        </w:rPr>
-        <w:t xml:space="preserve">geom_density</w:t>
-      </w:r>
-      <w:r>
-        <w:rPr>
-          <w:rStyle w:val="NormalTok"/>
-        </w:rPr>
-        <w:t xml:space="preserve">(</w:t>
-      </w:r>
-      <w:r>
-        <w:rPr>
-          <w:rStyle w:val="AttributeTok"/>
-        </w:rPr>
-        <w:t xml:space="preserve">fill =</w:t>
-      </w:r>
-      <w:r>
-        <w:rPr>
-          <w:rStyle w:val="NormalTok"/>
-        </w:rPr>
-        <w:t xml:space="preserve"> </w:t>
-      </w:r>
-      <w:r>
-        <w:rPr>
-          <w:rStyle w:val="StringTok"/>
-        </w:rPr>
-        <w:t xml:space="preserve">"steelblue"</w:t>
-      </w:r>
-      <w:r>
-        <w:rPr>
-          <w:rStyle w:val="NormalTok"/>
-        </w:rPr>
-        <w:t xml:space="preserve">, </w:t>
-      </w:r>
-      <w:r>
-        <w:rPr>
-          <w:rStyle w:val="AttributeTok"/>
-        </w:rPr>
-        <w:t xml:space="preserve">alpha =</w:t>
-      </w:r>
-      <w:r>
-        <w:rPr>
-          <w:rStyle w:val="NormalTok"/>
-        </w:rPr>
-        <w:t xml:space="preserve"> </w:t>
-      </w:r>
-      <w:r>
-        <w:rPr>
-          <w:rStyle w:val="FloatTok"/>
-        </w:rPr>
-        <w:t xml:space="preserve">0.5</w:t>
-      </w:r>
-      <w:r>
-        <w:rPr>
-          <w:rStyle w:val="NormalTok"/>
-        </w:rPr>
-        <w:t xml:space="preserve">) </w:t>
-      </w:r>
-      <w:r>
-        <w:rPr>
-          <w:rStyle w:val="SpecialCharTok"/>
-        </w:rPr>
-        <w:t xml:space="preserve">+</w:t>
-      </w:r>
-      <w:r>
-        <w:br/>
-      </w:r>
-      <w:r>
-        <w:rPr>
-          <w:rStyle w:val="NormalTok"/>
-        </w:rPr>
-        <w:t xml:space="preserve">  </w:t>
-      </w:r>
-      <w:r>
-        <w:rPr>
-          <w:rStyle w:val="FunctionTok"/>
-        </w:rPr>
-        <w:t xml:space="preserve">labs</w:t>
-      </w:r>
-      <w:r>
-        <w:rPr>
-          <w:rStyle w:val="NormalTok"/>
-        </w:rPr>
-        <w:t xml:space="preserve">(</w:t>
-      </w:r>
-      <w:r>
-        <w:rPr>
-          <w:rStyle w:val="AttributeTok"/>
-        </w:rPr>
-        <w:t xml:space="preserve">x =</w:t>
-      </w:r>
-      <w:r>
-        <w:rPr>
-          <w:rStyle w:val="NormalTok"/>
-        </w:rPr>
-        <w:t xml:space="preserve"> </w:t>
-      </w:r>
-      <w:r>
-        <w:rPr>
-          <w:rStyle w:val="StringTok"/>
-        </w:rPr>
-        <w:t xml:space="preserve">"Body Mass (g)"</w:t>
-      </w:r>
-      <w:r>
-        <w:rPr>
-          <w:rStyle w:val="NormalTok"/>
-        </w:rPr>
-        <w:t xml:space="preserve">, </w:t>
-      </w:r>
-      <w:r>
-        <w:rPr>
-          <w:rStyle w:val="AttributeTok"/>
-        </w:rPr>
-        <w:t xml:space="preserve">y =</w:t>
-      </w:r>
-      <w:r>
-        <w:rPr>
-          <w:rStyle w:val="NormalTok"/>
-        </w:rPr>
-        <w:t xml:space="preserve"> </w:t>
-      </w:r>
-      <w:r>
-        <w:rPr>
-          <w:rStyle w:val="StringTok"/>
-        </w:rPr>
         <w:t xml:space="preserve">"Density"</w:t>
       </w:r>
       <w:r>
         <w:rPr>
           <w:rStyle w:val="NormalTok"/>
         </w:rPr>
-        <w:t xml:space="preserve">, </w:t>
+        <w:t xml:space="preserve">,</w:t>
+      </w:r>
+      <w:r>
+        <w:br/>
+      </w:r>
+      <w:r>
+        <w:rPr>
+          <w:rStyle w:val="NormalTok"/>
+        </w:rPr>
+        <w:t xml:space="preserve">       </w:t>
       </w:r>
       <w:r>
         <w:rPr>
@@ -4521,7 +4593,16 @@
         <w:rPr>
           <w:rStyle w:val="VerbatimChar"/>
         </w:rPr>
-        <w:t xml:space="preserve">Does flipper length look more or less "bumpy" (multiple humps) than body mass?</w:t>
+        <w:t xml:space="preserve">Does flipper length look more or less</w:t>
+      </w:r>
+      <w:r>
+        <w:br/>
+      </w:r>
+      <w:r>
+        <w:rPr>
+          <w:rStyle w:val="VerbatimChar"/>
+        </w:rPr>
+        <w:t xml:space="preserve">"bumpy" (multiple humps) than body mass?</w:t>
       </w:r>
     </w:p>
     <w:tbl>
@@ -5123,31 +5204,492 @@
         <w:rPr>
           <w:rStyle w:val="NormalTok"/>
         </w:rPr>
+        <w:t xml:space="preserve">,</w:t>
+      </w:r>
+      <w:r>
+        <w:br/>
+      </w:r>
+      <w:r>
+        <w:rPr>
+          <w:rStyle w:val="NormalTok"/>
+        </w:rPr>
+        <w:t xml:space="preserve">       </w:t>
+      </w:r>
+      <w:r>
+        <w:rPr>
+          <w:rStyle w:val="AttributeTok"/>
+        </w:rPr>
+        <w:t xml:space="preserve">title =</w:t>
+      </w:r>
+      <w:r>
+        <w:rPr>
+          <w:rStyle w:val="NormalTok"/>
+        </w:rPr>
+        <w:t xml:space="preserve"> </w:t>
+      </w:r>
+      <w:r>
+        <w:rPr>
+          <w:rStyle w:val="StringTok"/>
+        </w:rPr>
+        <w:t xml:space="preserve">"Body Mass by Species"</w:t>
+      </w:r>
+      <w:r>
+        <w:rPr>
+          <w:rStyle w:val="NormalTok"/>
+        </w:rPr>
+        <w:t xml:space="preserve">) </w:t>
+      </w:r>
+      <w:r>
+        <w:rPr>
+          <w:rStyle w:val="SpecialCharTok"/>
+        </w:rPr>
+        <w:t xml:space="preserve">+</w:t>
+      </w:r>
+      <w:r>
+        <w:br/>
+      </w:r>
+      <w:r>
+        <w:rPr>
+          <w:rStyle w:val="NormalTok"/>
+        </w:rPr>
+        <w:t xml:space="preserve">  </w:t>
+      </w:r>
+      <w:r>
+        <w:rPr>
+          <w:rStyle w:val="FunctionTok"/>
+        </w:rPr>
+        <w:t xml:space="preserve">theme_regular</w:t>
+      </w:r>
+      <w:r>
+        <w:rPr>
+          <w:rStyle w:val="NormalTok"/>
+        </w:rPr>
+        <w:t xml:space="preserve">() </w:t>
+      </w:r>
+      <w:r>
+        <w:rPr>
+          <w:rStyle w:val="SpecialCharTok"/>
+        </w:rPr>
+        <w:t xml:space="preserve">+</w:t>
+      </w:r>
+      <w:r>
+        <w:br/>
+      </w:r>
+      <w:r>
+        <w:rPr>
+          <w:rStyle w:val="NormalTok"/>
+        </w:rPr>
+        <w:t xml:space="preserve">  </w:t>
+      </w:r>
+      <w:r>
+        <w:rPr>
+          <w:rStyle w:val="FunctionTok"/>
+        </w:rPr>
+        <w:t xml:space="preserve">theme</w:t>
+      </w:r>
+      <w:r>
+        <w:rPr>
+          <w:rStyle w:val="NormalTok"/>
+        </w:rPr>
+        <w:t xml:space="preserve">(</w:t>
+      </w:r>
+      <w:r>
+        <w:rPr>
+          <w:rStyle w:val="AttributeTok"/>
+        </w:rPr>
+        <w:t xml:space="preserve">legend.position =</w:t>
+      </w:r>
+      <w:r>
+        <w:rPr>
+          <w:rStyle w:val="NormalTok"/>
+        </w:rPr>
+        <w:t xml:space="preserve"> </w:t>
+      </w:r>
+      <w:r>
+        <w:rPr>
+          <w:rStyle w:val="StringTok"/>
+        </w:rPr>
+        <w:t xml:space="preserve">"none"</w:t>
+      </w:r>
+      <w:r>
+        <w:rPr>
+          <w:rStyle w:val="NormalTok"/>
+        </w:rPr>
+        <w:t xml:space="preserve">)</w:t>
+      </w:r>
+      <w:r>
+        <w:br/>
+      </w:r>
+      <w:r>
+        <w:br/>
+      </w:r>
+      <w:r>
+        <w:rPr>
+          <w:rStyle w:val="NormalTok"/>
+        </w:rPr>
+        <w:t xml:space="preserve">body_mass_plot</w:t>
+      </w:r>
+    </w:p>
+    <w:bookmarkStart w:id="33" w:name="tweak-a-font-and-a-color"/>
+    <w:p>
+      <w:pPr>
+        <w:pStyle w:val="Heading3"/>
+      </w:pPr>
+      <w:r>
+        <w:t xml:space="preserve">Tweak a font and a color</w:t>
+      </w:r>
+    </w:p>
+    <w:p>
+      <w:pPr>
+        <w:pStyle w:val="SourceCode"/>
+      </w:pPr>
+      <w:r>
+        <w:rPr>
+          <w:rStyle w:val="NormalTok"/>
+        </w:rPr>
+        <w:t xml:space="preserve">body_mass_plot_styled </w:t>
+      </w:r>
+      <w:r>
+        <w:rPr>
+          <w:rStyle w:val="OtherTok"/>
+        </w:rPr>
+        <w:t xml:space="preserve">&lt;-</w:t>
+      </w:r>
+      <w:r>
+        <w:rPr>
+          <w:rStyle w:val="NormalTok"/>
+        </w:rPr>
+        <w:t xml:space="preserve"> penguins_df </w:t>
+      </w:r>
+      <w:r>
+        <w:rPr>
+          <w:rStyle w:val="SpecialCharTok"/>
+        </w:rPr>
+        <w:t xml:space="preserve">%&gt;%</w:t>
+      </w:r>
+      <w:r>
+        <w:br/>
+      </w:r>
+      <w:r>
+        <w:rPr>
+          <w:rStyle w:val="NormalTok"/>
+        </w:rPr>
+        <w:t xml:space="preserve">  </w:t>
+      </w:r>
+      <w:r>
+        <w:rPr>
+          <w:rStyle w:val="FunctionTok"/>
+        </w:rPr>
+        <w:t xml:space="preserve">ggplot</w:t>
+      </w:r>
+      <w:r>
+        <w:rPr>
+          <w:rStyle w:val="NormalTok"/>
+        </w:rPr>
+        <w:t xml:space="preserve">(</w:t>
+      </w:r>
+      <w:r>
+        <w:rPr>
+          <w:rStyle w:val="FunctionTok"/>
+        </w:rPr>
+        <w:t xml:space="preserve">aes</w:t>
+      </w:r>
+      <w:r>
+        <w:rPr>
+          <w:rStyle w:val="NormalTok"/>
+        </w:rPr>
+        <w:t xml:space="preserve">(</w:t>
+      </w:r>
+      <w:r>
+        <w:rPr>
+          <w:rStyle w:val="AttributeTok"/>
+        </w:rPr>
+        <w:t xml:space="preserve">x =</w:t>
+      </w:r>
+      <w:r>
+        <w:rPr>
+          <w:rStyle w:val="NormalTok"/>
+        </w:rPr>
+        <w:t xml:space="preserve"> species, </w:t>
+      </w:r>
+      <w:r>
+        <w:rPr>
+          <w:rStyle w:val="AttributeTok"/>
+        </w:rPr>
+        <w:t xml:space="preserve">y =</w:t>
+      </w:r>
+      <w:r>
+        <w:rPr>
+          <w:rStyle w:val="NormalTok"/>
+        </w:rPr>
+        <w:t xml:space="preserve"> body_mass_g, </w:t>
+      </w:r>
+      <w:r>
+        <w:rPr>
+          <w:rStyle w:val="AttributeTok"/>
+        </w:rPr>
+        <w:t xml:space="preserve">fill =</w:t>
+      </w:r>
+      <w:r>
+        <w:rPr>
+          <w:rStyle w:val="NormalTok"/>
+        </w:rPr>
+        <w:t xml:space="preserve"> species)) </w:t>
+      </w:r>
+      <w:r>
+        <w:rPr>
+          <w:rStyle w:val="SpecialCharTok"/>
+        </w:rPr>
+        <w:t xml:space="preserve">+</w:t>
+      </w:r>
+      <w:r>
+        <w:br/>
+      </w:r>
+      <w:r>
+        <w:rPr>
+          <w:rStyle w:val="NormalTok"/>
+        </w:rPr>
+        <w:t xml:space="preserve">  </w:t>
+      </w:r>
+      <w:r>
+        <w:rPr>
+          <w:rStyle w:val="FunctionTok"/>
+        </w:rPr>
+        <w:t xml:space="preserve">geom_boxplot</w:t>
+      </w:r>
+      <w:r>
+        <w:rPr>
+          <w:rStyle w:val="NormalTok"/>
+        </w:rPr>
+        <w:t xml:space="preserve">(</w:t>
+      </w:r>
+      <w:r>
+        <w:rPr>
+          <w:rStyle w:val="AttributeTok"/>
+        </w:rPr>
+        <w:t xml:space="preserve">alpha =</w:t>
+      </w:r>
+      <w:r>
+        <w:rPr>
+          <w:rStyle w:val="NormalTok"/>
+        </w:rPr>
+        <w:t xml:space="preserve"> </w:t>
+      </w:r>
+      <w:r>
+        <w:rPr>
+          <w:rStyle w:val="FloatTok"/>
+        </w:rPr>
+        <w:t xml:space="preserve">0.6</w:t>
+      </w:r>
+      <w:r>
+        <w:rPr>
+          <w:rStyle w:val="NormalTok"/>
+        </w:rPr>
         <w:t xml:space="preserve">, </w:t>
       </w:r>
       <w:r>
         <w:rPr>
           <w:rStyle w:val="AttributeTok"/>
         </w:rPr>
-        <w:t xml:space="preserve">title =</w:t>
-      </w:r>
-      <w:r>
-        <w:rPr>
-          <w:rStyle w:val="NormalTok"/>
-        </w:rPr>
-        <w:t xml:space="preserve"> </w:t>
+        <w:t xml:space="preserve">outlier.shape =</w:t>
+      </w:r>
+      <w:r>
+        <w:rPr>
+          <w:rStyle w:val="NormalTok"/>
+        </w:rPr>
+        <w:t xml:space="preserve"> </w:t>
+      </w:r>
+      <w:r>
+        <w:rPr>
+          <w:rStyle w:val="ConstantTok"/>
+        </w:rPr>
+        <w:t xml:space="preserve">NA</w:t>
+      </w:r>
+      <w:r>
+        <w:rPr>
+          <w:rStyle w:val="NormalTok"/>
+        </w:rPr>
+        <w:t xml:space="preserve">) </w:t>
+      </w:r>
+      <w:r>
+        <w:rPr>
+          <w:rStyle w:val="SpecialCharTok"/>
+        </w:rPr>
+        <w:t xml:space="preserve">+</w:t>
+      </w:r>
+      <w:r>
+        <w:br/>
+      </w:r>
+      <w:r>
+        <w:rPr>
+          <w:rStyle w:val="NormalTok"/>
+        </w:rPr>
+        <w:t xml:space="preserve">  </w:t>
+      </w:r>
+      <w:r>
+        <w:rPr>
+          <w:rStyle w:val="FunctionTok"/>
+        </w:rPr>
+        <w:t xml:space="preserve">scale_fill_manual</w:t>
+      </w:r>
+      <w:r>
+        <w:rPr>
+          <w:rStyle w:val="NormalTok"/>
+        </w:rPr>
+        <w:t xml:space="preserve">(</w:t>
+      </w:r>
+      <w:r>
+        <w:rPr>
+          <w:rStyle w:val="AttributeTok"/>
+        </w:rPr>
+        <w:t xml:space="preserve">values =</w:t>
+      </w:r>
+      <w:r>
+        <w:rPr>
+          <w:rStyle w:val="NormalTok"/>
+        </w:rPr>
+        <w:t xml:space="preserve"> </w:t>
+      </w:r>
+      <w:r>
+        <w:rPr>
+          <w:rStyle w:val="FunctionTok"/>
+        </w:rPr>
+        <w:t xml:space="preserve">c</w:t>
+      </w:r>
+      <w:r>
+        <w:rPr>
+          <w:rStyle w:val="NormalTok"/>
+        </w:rPr>
+        <w:t xml:space="preserve">(</w:t>
+      </w:r>
+      <w:r>
+        <w:br/>
+      </w:r>
+      <w:r>
+        <w:rPr>
+          <w:rStyle w:val="NormalTok"/>
+        </w:rPr>
+        <w:t xml:space="preserve">    </w:t>
       </w:r>
       <w:r>
         <w:rPr>
           <w:rStyle w:val="StringTok"/>
         </w:rPr>
-        <w:t xml:space="preserve">"Body Mass by Species"</w:t>
-      </w:r>
-      <w:r>
-        <w:rPr>
-          <w:rStyle w:val="NormalTok"/>
-        </w:rPr>
-        <w:t xml:space="preserve">) </w:t>
+        <w:t xml:space="preserve">"Adelie"</w:t>
+      </w:r>
+      <w:r>
+        <w:rPr>
+          <w:rStyle w:val="NormalTok"/>
+        </w:rPr>
+        <w:t xml:space="preserve"> </w:t>
+      </w:r>
+      <w:r>
+        <w:rPr>
+          <w:rStyle w:val="OtherTok"/>
+        </w:rPr>
+        <w:t xml:space="preserve">=</w:t>
+      </w:r>
+      <w:r>
+        <w:rPr>
+          <w:rStyle w:val="NormalTok"/>
+        </w:rPr>
+        <w:t xml:space="preserve"> </w:t>
+      </w:r>
+      <w:r>
+        <w:rPr>
+          <w:rStyle w:val="StringTok"/>
+        </w:rPr>
+        <w:t xml:space="preserve">"darkorange"</w:t>
+      </w:r>
+      <w:r>
+        <w:rPr>
+          <w:rStyle w:val="NormalTok"/>
+        </w:rPr>
+        <w:t xml:space="preserve">, </w:t>
+      </w:r>
+      <w:r>
+        <w:rPr>
+          <w:rStyle w:val="StringTok"/>
+        </w:rPr>
+        <w:t xml:space="preserve">"Chinstrap"</w:t>
+      </w:r>
+      <w:r>
+        <w:rPr>
+          <w:rStyle w:val="NormalTok"/>
+        </w:rPr>
+        <w:t xml:space="preserve"> </w:t>
+      </w:r>
+      <w:r>
+        <w:rPr>
+          <w:rStyle w:val="OtherTok"/>
+        </w:rPr>
+        <w:t xml:space="preserve">=</w:t>
+      </w:r>
+      <w:r>
+        <w:rPr>
+          <w:rStyle w:val="NormalTok"/>
+        </w:rPr>
+        <w:t xml:space="preserve"> </w:t>
+      </w:r>
+      <w:r>
+        <w:rPr>
+          <w:rStyle w:val="StringTok"/>
+        </w:rPr>
+        <w:t xml:space="preserve">"purple"</w:t>
+      </w:r>
+      <w:r>
+        <w:rPr>
+          <w:rStyle w:val="NormalTok"/>
+        </w:rPr>
+        <w:t xml:space="preserve">,</w:t>
+      </w:r>
+      <w:r>
+        <w:br/>
+      </w:r>
+      <w:r>
+        <w:rPr>
+          <w:rStyle w:val="NormalTok"/>
+        </w:rPr>
+        <w:t xml:space="preserve">    </w:t>
+      </w:r>
+      <w:r>
+        <w:rPr>
+          <w:rStyle w:val="StringTok"/>
+        </w:rPr>
+        <w:t xml:space="preserve">"Gentoo"</w:t>
+      </w:r>
+      <w:r>
+        <w:rPr>
+          <w:rStyle w:val="NormalTok"/>
+        </w:rPr>
+        <w:t xml:space="preserve"> </w:t>
+      </w:r>
+      <w:r>
+        <w:rPr>
+          <w:rStyle w:val="OtherTok"/>
+        </w:rPr>
+        <w:t xml:space="preserve">=</w:t>
+      </w:r>
+      <w:r>
+        <w:rPr>
+          <w:rStyle w:val="NormalTok"/>
+        </w:rPr>
+        <w:t xml:space="preserve"> </w:t>
+      </w:r>
+      <w:r>
+        <w:rPr>
+          <w:rStyle w:val="StringTok"/>
+        </w:rPr>
+        <w:t xml:space="preserve">"cyan4"</w:t>
+      </w:r>
+      <w:r>
+        <w:br/>
+      </w:r>
+      <w:r>
+        <w:rPr>
+          <w:rStyle w:val="NormalTok"/>
+        </w:rPr>
+        <w:t xml:space="preserve">  )) </w:t>
       </w:r>
       <w:r>
         <w:rPr>
@@ -5168,34 +5710,7 @@
         <w:rPr>
           <w:rStyle w:val="FunctionTok"/>
         </w:rPr>
-        <w:t xml:space="preserve">theme_regular</w:t>
-      </w:r>
-      <w:r>
-        <w:rPr>
-          <w:rStyle w:val="NormalTok"/>
-        </w:rPr>
-        <w:t xml:space="preserve">() </w:t>
-      </w:r>
-      <w:r>
-        <w:rPr>
-          <w:rStyle w:val="SpecialCharTok"/>
-        </w:rPr>
-        <w:t xml:space="preserve">+</w:t>
-      </w:r>
-      <w:r>
-        <w:br/>
-      </w:r>
-      <w:r>
-        <w:rPr>
-          <w:rStyle w:val="NormalTok"/>
-        </w:rPr>
-        <w:t xml:space="preserve">  </w:t>
-      </w:r>
-      <w:r>
-        <w:rPr>
-          <w:rStyle w:val="FunctionTok"/>
-        </w:rPr>
-        <w:t xml:space="preserve">theme</w:t>
+        <w:t xml:space="preserve">labs</w:t>
       </w:r>
       <w:r>
         <w:rPr>
@@ -5207,7 +5722,7 @@
         <w:rPr>
           <w:rStyle w:val="AttributeTok"/>
         </w:rPr>
-        <w:t xml:space="preserve">legend.position =</w:t>
+        <w:t xml:space="preserve">x =</w:t>
       </w:r>
       <w:r>
         <w:rPr>
@@ -5219,453 +5734,46 @@
         <w:rPr>
           <w:rStyle w:val="StringTok"/>
         </w:rPr>
-        <w:t xml:space="preserve">"none"</w:t>
-      </w:r>
-      <w:r>
-        <w:rPr>
-          <w:rStyle w:val="NormalTok"/>
-        </w:rPr>
-        <w:t xml:space="preserve">)</w:t>
-      </w:r>
-      <w:r>
-        <w:br/>
-      </w:r>
-      <w:r>
-        <w:br/>
-      </w:r>
-      <w:r>
-        <w:rPr>
-          <w:rStyle w:val="NormalTok"/>
-        </w:rPr>
-        <w:t xml:space="preserve">body_mass_plot</w:t>
-      </w:r>
-    </w:p>
-    <w:bookmarkStart w:id="33" w:name="tweak-a-font-and-a-color"/>
-    <w:p>
-      <w:pPr>
-        <w:pStyle w:val="Heading3"/>
-      </w:pPr>
-      <w:r>
-        <w:t xml:space="preserve">Tweak a font and a color</w:t>
-      </w:r>
-    </w:p>
-    <w:p>
-      <w:pPr>
-        <w:pStyle w:val="SourceCode"/>
-      </w:pPr>
-      <w:r>
-        <w:rPr>
-          <w:rStyle w:val="NormalTok"/>
-        </w:rPr>
-        <w:t xml:space="preserve">body_mass_plot_styled </w:t>
-      </w:r>
-      <w:r>
-        <w:rPr>
-          <w:rStyle w:val="OtherTok"/>
-        </w:rPr>
-        <w:t xml:space="preserve">&lt;-</w:t>
-      </w:r>
-      <w:r>
-        <w:rPr>
-          <w:rStyle w:val="NormalTok"/>
-        </w:rPr>
-        <w:t xml:space="preserve"> penguins_df </w:t>
-      </w:r>
-      <w:r>
-        <w:rPr>
-          <w:rStyle w:val="SpecialCharTok"/>
-        </w:rPr>
-        <w:t xml:space="preserve">%&gt;%</w:t>
-      </w:r>
-      <w:r>
-        <w:br/>
-      </w:r>
-      <w:r>
-        <w:rPr>
-          <w:rStyle w:val="NormalTok"/>
-        </w:rPr>
-        <w:t xml:space="preserve">  </w:t>
-      </w:r>
-      <w:r>
-        <w:rPr>
-          <w:rStyle w:val="FunctionTok"/>
-        </w:rPr>
-        <w:t xml:space="preserve">ggplot</w:t>
-      </w:r>
-      <w:r>
-        <w:rPr>
-          <w:rStyle w:val="NormalTok"/>
-        </w:rPr>
-        <w:t xml:space="preserve">(</w:t>
-      </w:r>
-      <w:r>
-        <w:rPr>
-          <w:rStyle w:val="FunctionTok"/>
-        </w:rPr>
-        <w:t xml:space="preserve">aes</w:t>
-      </w:r>
-      <w:r>
-        <w:rPr>
-          <w:rStyle w:val="NormalTok"/>
-        </w:rPr>
-        <w:t xml:space="preserve">(</w:t>
+        <w:t xml:space="preserve">"Species"</w:t>
+      </w:r>
+      <w:r>
+        <w:rPr>
+          <w:rStyle w:val="NormalTok"/>
+        </w:rPr>
+        <w:t xml:space="preserve">, </w:t>
       </w:r>
       <w:r>
         <w:rPr>
           <w:rStyle w:val="AttributeTok"/>
         </w:rPr>
-        <w:t xml:space="preserve">x =</w:t>
-      </w:r>
-      <w:r>
-        <w:rPr>
-          <w:rStyle w:val="NormalTok"/>
-        </w:rPr>
-        <w:t xml:space="preserve"> species, </w:t>
-      </w:r>
-      <w:r>
-        <w:rPr>
-          <w:rStyle w:val="AttributeTok"/>
-        </w:rPr>
         <w:t xml:space="preserve">y =</w:t>
       </w:r>
       <w:r>
         <w:rPr>
           <w:rStyle w:val="NormalTok"/>
         </w:rPr>
-        <w:t xml:space="preserve"> body_mass_g, </w:t>
-      </w:r>
-      <w:r>
-        <w:rPr>
-          <w:rStyle w:val="AttributeTok"/>
-        </w:rPr>
-        <w:t xml:space="preserve">fill =</w:t>
-      </w:r>
-      <w:r>
-        <w:rPr>
-          <w:rStyle w:val="NormalTok"/>
-        </w:rPr>
-        <w:t xml:space="preserve"> species)) </w:t>
-      </w:r>
-      <w:r>
-        <w:rPr>
-          <w:rStyle w:val="SpecialCharTok"/>
-        </w:rPr>
-        <w:t xml:space="preserve">+</w:t>
-      </w:r>
-      <w:r>
-        <w:br/>
-      </w:r>
-      <w:r>
-        <w:rPr>
-          <w:rStyle w:val="NormalTok"/>
-        </w:rPr>
-        <w:t xml:space="preserve">  </w:t>
-      </w:r>
-      <w:r>
-        <w:rPr>
-          <w:rStyle w:val="FunctionTok"/>
-        </w:rPr>
-        <w:t xml:space="preserve">geom_boxplot</w:t>
-      </w:r>
-      <w:r>
-        <w:rPr>
-          <w:rStyle w:val="NormalTok"/>
-        </w:rPr>
-        <w:t xml:space="preserve">(</w:t>
-      </w:r>
-      <w:r>
-        <w:rPr>
-          <w:rStyle w:val="AttributeTok"/>
-        </w:rPr>
-        <w:t xml:space="preserve">alpha =</w:t>
-      </w:r>
-      <w:r>
-        <w:rPr>
-          <w:rStyle w:val="NormalTok"/>
-        </w:rPr>
-        <w:t xml:space="preserve"> </w:t>
-      </w:r>
-      <w:r>
-        <w:rPr>
-          <w:rStyle w:val="FloatTok"/>
-        </w:rPr>
-        <w:t xml:space="preserve">0.6</w:t>
-      </w:r>
-      <w:r>
-        <w:rPr>
-          <w:rStyle w:val="NormalTok"/>
-        </w:rPr>
-        <w:t xml:space="preserve">, </w:t>
-      </w:r>
-      <w:r>
-        <w:rPr>
-          <w:rStyle w:val="AttributeTok"/>
-        </w:rPr>
-        <w:t xml:space="preserve">outlier.shape =</w:t>
-      </w:r>
-      <w:r>
-        <w:rPr>
-          <w:rStyle w:val="NormalTok"/>
-        </w:rPr>
-        <w:t xml:space="preserve"> </w:t>
-      </w:r>
-      <w:r>
-        <w:rPr>
-          <w:rStyle w:val="ConstantTok"/>
-        </w:rPr>
-        <w:t xml:space="preserve">NA</w:t>
-      </w:r>
-      <w:r>
-        <w:rPr>
-          <w:rStyle w:val="NormalTok"/>
-        </w:rPr>
-        <w:t xml:space="preserve">) </w:t>
-      </w:r>
-      <w:r>
-        <w:rPr>
-          <w:rStyle w:val="SpecialCharTok"/>
-        </w:rPr>
-        <w:t xml:space="preserve">+</w:t>
-      </w:r>
-      <w:r>
-        <w:br/>
-      </w:r>
-      <w:r>
-        <w:rPr>
-          <w:rStyle w:val="NormalTok"/>
-        </w:rPr>
-        <w:t xml:space="preserve">  </w:t>
-      </w:r>
-      <w:r>
-        <w:rPr>
-          <w:rStyle w:val="FunctionTok"/>
-        </w:rPr>
-        <w:t xml:space="preserve">scale_fill_manual</w:t>
-      </w:r>
-      <w:r>
-        <w:rPr>
-          <w:rStyle w:val="NormalTok"/>
-        </w:rPr>
-        <w:t xml:space="preserve">(</w:t>
-      </w:r>
-      <w:r>
-        <w:rPr>
-          <w:rStyle w:val="AttributeTok"/>
-        </w:rPr>
-        <w:t xml:space="preserve">values =</w:t>
-      </w:r>
-      <w:r>
-        <w:rPr>
-          <w:rStyle w:val="NormalTok"/>
-        </w:rPr>
-        <w:t xml:space="preserve"> </w:t>
-      </w:r>
-      <w:r>
-        <w:rPr>
-          <w:rStyle w:val="FunctionTok"/>
-        </w:rPr>
-        <w:t xml:space="preserve">c</w:t>
-      </w:r>
-      <w:r>
-        <w:rPr>
-          <w:rStyle w:val="NormalTok"/>
-        </w:rPr>
-        <w:t xml:space="preserve">(</w:t>
-      </w:r>
-      <w:r>
-        <w:br/>
-      </w:r>
-      <w:r>
-        <w:rPr>
-          <w:rStyle w:val="NormalTok"/>
-        </w:rPr>
-        <w:t xml:space="preserve">    </w:t>
+        <w:t xml:space="preserve"> </w:t>
       </w:r>
       <w:r>
         <w:rPr>
           <w:rStyle w:val="StringTok"/>
         </w:rPr>
-        <w:t xml:space="preserve">"Adelie"</w:t>
-      </w:r>
-      <w:r>
-        <w:rPr>
-          <w:rStyle w:val="NormalTok"/>
-        </w:rPr>
-        <w:t xml:space="preserve"> </w:t>
-      </w:r>
-      <w:r>
-        <w:rPr>
-          <w:rStyle w:val="OtherTok"/>
-        </w:rPr>
-        <w:t xml:space="preserve">=</w:t>
-      </w:r>
-      <w:r>
-        <w:rPr>
-          <w:rStyle w:val="NormalTok"/>
-        </w:rPr>
-        <w:t xml:space="preserve"> </w:t>
-      </w:r>
-      <w:r>
-        <w:rPr>
-          <w:rStyle w:val="StringTok"/>
-        </w:rPr>
-        <w:t xml:space="preserve">"darkorange"</w:t>
-      </w:r>
-      <w:r>
-        <w:rPr>
-          <w:rStyle w:val="NormalTok"/>
-        </w:rPr>
-        <w:t xml:space="preserve">, </w:t>
-      </w:r>
-      <w:r>
-        <w:rPr>
-          <w:rStyle w:val="StringTok"/>
-        </w:rPr>
-        <w:t xml:space="preserve">"Chinstrap"</w:t>
-      </w:r>
-      <w:r>
-        <w:rPr>
-          <w:rStyle w:val="NormalTok"/>
-        </w:rPr>
-        <w:t xml:space="preserve"> </w:t>
-      </w:r>
-      <w:r>
-        <w:rPr>
-          <w:rStyle w:val="OtherTok"/>
-        </w:rPr>
-        <w:t xml:space="preserve">=</w:t>
-      </w:r>
-      <w:r>
-        <w:rPr>
-          <w:rStyle w:val="NormalTok"/>
-        </w:rPr>
-        <w:t xml:space="preserve"> </w:t>
-      </w:r>
-      <w:r>
-        <w:rPr>
-          <w:rStyle w:val="StringTok"/>
-        </w:rPr>
-        <w:t xml:space="preserve">"purple"</w:t>
-      </w:r>
-      <w:r>
-        <w:rPr>
-          <w:rStyle w:val="NormalTok"/>
-        </w:rPr>
-        <w:t xml:space="preserve">, </w:t>
-      </w:r>
-      <w:r>
-        <w:rPr>
-          <w:rStyle w:val="StringTok"/>
-        </w:rPr>
-        <w:t xml:space="preserve">"Gentoo"</w:t>
-      </w:r>
-      <w:r>
-        <w:rPr>
-          <w:rStyle w:val="NormalTok"/>
-        </w:rPr>
-        <w:t xml:space="preserve"> </w:t>
-      </w:r>
-      <w:r>
-        <w:rPr>
-          <w:rStyle w:val="OtherTok"/>
-        </w:rPr>
-        <w:t xml:space="preserve">=</w:t>
-      </w:r>
-      <w:r>
-        <w:rPr>
-          <w:rStyle w:val="NormalTok"/>
-        </w:rPr>
-        <w:t xml:space="preserve"> </w:t>
-      </w:r>
-      <w:r>
-        <w:rPr>
-          <w:rStyle w:val="StringTok"/>
-        </w:rPr>
-        <w:t xml:space="preserve">"cyan4"</w:t>
-      </w:r>
-      <w:r>
-        <w:br/>
-      </w:r>
-      <w:r>
-        <w:rPr>
-          <w:rStyle w:val="NormalTok"/>
-        </w:rPr>
-        <w:t xml:space="preserve">  )) </w:t>
-      </w:r>
-      <w:r>
-        <w:rPr>
-          <w:rStyle w:val="SpecialCharTok"/>
-        </w:rPr>
-        <w:t xml:space="preserve">+</w:t>
-      </w:r>
-      <w:r>
-        <w:br/>
-      </w:r>
-      <w:r>
-        <w:rPr>
-          <w:rStyle w:val="NormalTok"/>
-        </w:rPr>
-        <w:t xml:space="preserve">  </w:t>
-      </w:r>
-      <w:r>
-        <w:rPr>
-          <w:rStyle w:val="FunctionTok"/>
-        </w:rPr>
-        <w:t xml:space="preserve">labs</w:t>
-      </w:r>
-      <w:r>
-        <w:rPr>
-          <w:rStyle w:val="NormalTok"/>
-        </w:rPr>
-        <w:t xml:space="preserve">(</w:t>
-      </w:r>
-      <w:r>
-        <w:rPr>
-          <w:rStyle w:val="AttributeTok"/>
-        </w:rPr>
-        <w:t xml:space="preserve">x =</w:t>
-      </w:r>
-      <w:r>
-        <w:rPr>
-          <w:rStyle w:val="NormalTok"/>
-        </w:rPr>
-        <w:t xml:space="preserve"> </w:t>
-      </w:r>
-      <w:r>
-        <w:rPr>
-          <w:rStyle w:val="StringTok"/>
-        </w:rPr>
-        <w:t xml:space="preserve">"Species"</w:t>
-      </w:r>
-      <w:r>
-        <w:rPr>
-          <w:rStyle w:val="NormalTok"/>
-        </w:rPr>
-        <w:t xml:space="preserve">, </w:t>
-      </w:r>
-      <w:r>
-        <w:rPr>
-          <w:rStyle w:val="AttributeTok"/>
-        </w:rPr>
-        <w:t xml:space="preserve">y =</w:t>
-      </w:r>
-      <w:r>
-        <w:rPr>
-          <w:rStyle w:val="NormalTok"/>
-        </w:rPr>
-        <w:t xml:space="preserve"> </w:t>
-      </w:r>
-      <w:r>
-        <w:rPr>
-          <w:rStyle w:val="StringTok"/>
-        </w:rPr>
         <w:t xml:space="preserve">"Body Mass (g)"</w:t>
       </w:r>
       <w:r>
         <w:rPr>
           <w:rStyle w:val="NormalTok"/>
         </w:rPr>
-        <w:t xml:space="preserve">, </w:t>
+        <w:t xml:space="preserve">,</w:t>
+      </w:r>
+      <w:r>
+        <w:br/>
+      </w:r>
+      <w:r>
+        <w:rPr>
+          <w:rStyle w:val="NormalTok"/>
+        </w:rPr>
+        <w:t xml:space="preserve">       </w:t>
       </w:r>
       <w:r>
         <w:rPr>
@@ -6104,7 +6212,16 @@
         <w:rPr>
           <w:rStyle w:val="NormalTok"/>
         </w:rPr>
-        <w:t xml:space="preserve"> body_mass_g, </w:t>
+        <w:t xml:space="preserve"> body_mass_g,</w:t>
+      </w:r>
+      <w:r>
+        <w:br/>
+      </w:r>
+      <w:r>
+        <w:rPr>
+          <w:rStyle w:val="NormalTok"/>
+        </w:rPr>
+        <w:t xml:space="preserve">             </w:t>
       </w:r>
       <w:r>
         <w:rPr>
@@ -6242,7 +6359,16 @@
         <w:rPr>
           <w:rStyle w:val="NormalTok"/>
         </w:rPr>
-        <w:t xml:space="preserve">, </w:t>
+        <w:t xml:space="preserve">,</w:t>
+      </w:r>
+      <w:r>
+        <w:br/>
+      </w:r>
+      <w:r>
+        <w:rPr>
+          <w:rStyle w:val="NormalTok"/>
+        </w:rPr>
+        <w:t xml:space="preserve">       </w:t>
       </w:r>
       <w:r>
         <w:rPr>
@@ -6666,7 +6792,16 @@
         <w:rPr>
           <w:rStyle w:val="VerbatimChar"/>
         </w:rPr>
-        <w:t xml:space="preserve">Which layout — side by side or stacked — reads better for these two panels?</w:t>
+        <w:t xml:space="preserve">Which layout — side by side or stacked</w:t>
+      </w:r>
+      <w:r>
+        <w:br/>
+      </w:r>
+      <w:r>
+        <w:rPr>
+          <w:rStyle w:val="VerbatimChar"/>
+        </w:rPr>
+        <w:t xml:space="preserve">— reads better for these two panels?</w:t>
       </w:r>
     </w:p>
     <w:p>
@@ -6926,7 +7061,7 @@
         <w:rPr>
           <w:rStyle w:val="VerbatimChar"/>
         </w:rPr>
-        <w:t xml:space="preserve">│   └── penguin_combined.png                 &lt;- Part 6</w:t>
+        <w:t xml:space="preserve">│   └── penguin_combined.png    &lt;- Part 6</w:t>
       </w:r>
       <w:r>
         <w:br/>
@@ -6944,7 +7079,7 @@
         <w:rPr>
           <w:rStyle w:val="VerbatimChar"/>
         </w:rPr>
-        <w:t xml:space="preserve">│   └── r_themes_for_3_sizes.R               &lt;- Part 5</w:t>
+        <w:t xml:space="preserve">│   └── r_themes_for_3_sizes.R  &lt;- Part 5</w:t>
       </w:r>
       <w:r>
         <w:br/>
@@ -6962,7 +7097,7 @@
         <w:rPr>
           <w:rStyle w:val="VerbatimChar"/>
         </w:rPr>
-        <w:t xml:space="preserve">    └── 04_ggplot_2.R                        &lt;- your script (turn this in)</w:t>
+        <w:t xml:space="preserve">    └── 04_ggplot_2.R           &lt;- your script (turn this in)</w:t>
       </w:r>
     </w:p>
     <w:p>

--- a/docs/content/ggplot_2/ggplot_2_activity.docx
+++ b/docs/content/ggplot_2/ggplot_2_activity.docx
@@ -31,7 +31,7 @@
         <w:pStyle w:val="Date"/>
       </w:pPr>
       <w:r>
-        <w:t xml:space="preserve">2026-09-23</w:t>
+        <w:t xml:space="preserve">2026-09-24</w:t>
       </w:r>
     </w:p>
     <w:bookmarkStart w:id="13" w:name="X334c0e72420790cc527ce9e7c54406da805da06"/>

--- a/docs/content/ggplot_2/ggplot_2_activity.docx
+++ b/docs/content/ggplot_2/ggplot_2_activity.docx
@@ -31,7 +31,7 @@
         <w:pStyle w:val="Date"/>
       </w:pPr>
       <w:r>
-        <w:t xml:space="preserve">2026-09-24</w:t>
+        <w:t xml:space="preserve">2026-09-29</w:t>
       </w:r>
     </w:p>
     <w:bookmarkStart w:id="13" w:name="X334c0e72420790cc527ce9e7c54406da805da06"/>

--- a/docs/content/ggplot_2/ggplot_2_activity.docx
+++ b/docs/content/ggplot_2/ggplot_2_activity.docx
@@ -31,7 +31,7 @@
         <w:pStyle w:val="Date"/>
       </w:pPr>
       <w:r>
-        <w:t xml:space="preserve">2026-09-29</w:t>
+        <w:t xml:space="preserve">2026-10-01</w:t>
       </w:r>
     </w:p>
     <w:bookmarkStart w:id="13" w:name="X334c0e72420790cc527ce9e7c54406da805da06"/>

--- a/docs/content/ggplot_2/ggplot_2_activity.docx
+++ b/docs/content/ggplot_2/ggplot_2_activity.docx
@@ -31,7 +31,7 @@
         <w:pStyle w:val="Date"/>
       </w:pPr>
       <w:r>
-        <w:t xml:space="preserve">2026-10-01</w:t>
+        <w:t xml:space="preserve">2026-10-05</w:t>
       </w:r>
     </w:p>
     <w:bookmarkStart w:id="13" w:name="X334c0e72420790cc527ce9e7c54406da805da06"/>
@@ -685,7 +685,7 @@
                     <a:graphicData uri="http://schemas.openxmlformats.org/drawingml/2006/picture">
                       <pic:pic>
                         <pic:nvPicPr>
-                          <pic:cNvPr descr="/Applications/Positron.app/Contents/Resources/app/quarto/share/formats/docx/tip.png" id="16" name="Picture"/>
+                          <pic:cNvPr descr="/opt/quarto/share/formats/docx/tip.png" id="16" name="Picture"/>
                           <pic:cNvPicPr>
                             <a:picLocks noChangeArrowheads="1" noChangeAspect="1"/>
                           </pic:cNvPicPr>
@@ -2044,7 +2044,7 @@
                     <a:graphicData uri="http://schemas.openxmlformats.org/drawingml/2006/picture">
                       <pic:pic>
                         <pic:nvPicPr>
-                          <pic:cNvPr descr="/Applications/Positron.app/Contents/Resources/app/quarto/share/formats/docx/tip.png" id="19" name="Picture"/>
+                          <pic:cNvPr descr="/opt/quarto/share/formats/docx/tip.png" id="19" name="Picture"/>
                           <pic:cNvPicPr>
                             <a:picLocks noChangeArrowheads="1" noChangeAspect="1"/>
                           </pic:cNvPicPr>
@@ -2884,7 +2884,7 @@
                     <a:graphicData uri="http://schemas.openxmlformats.org/drawingml/2006/picture">
                       <pic:pic>
                         <pic:nvPicPr>
-                          <pic:cNvPr descr="/Applications/Positron.app/Contents/Resources/app/quarto/share/formats/docx/warning.png" id="25" name="Picture"/>
+                          <pic:cNvPr descr="/opt/quarto/share/formats/docx/warning.png" id="25" name="Picture"/>
                           <pic:cNvPicPr>
                             <a:picLocks noChangeArrowheads="1" noChangeAspect="1"/>
                           </pic:cNvPicPr>
@@ -4651,7 +4651,7 @@
                     <a:graphicData uri="http://schemas.openxmlformats.org/drawingml/2006/picture">
                       <pic:pic>
                         <pic:nvPicPr>
-                          <pic:cNvPr descr="/Applications/Positron.app/Contents/Resources/app/quarto/share/formats/docx/tip.png" id="28" name="Picture"/>
+                          <pic:cNvPr descr="/opt/quarto/share/formats/docx/tip.png" id="28" name="Picture"/>
                           <pic:cNvPicPr>
                             <a:picLocks noChangeArrowheads="1" noChangeAspect="1"/>
                           </pic:cNvPicPr>
@@ -4810,7 +4810,7 @@
                     <a:graphicData uri="http://schemas.openxmlformats.org/drawingml/2006/picture">
                       <pic:pic>
                         <pic:nvPicPr>
-                          <pic:cNvPr descr="/Applications/Positron.app/Contents/Resources/app/quarto/share/formats/docx/tip.png" id="31" name="Picture"/>
+                          <pic:cNvPr descr="/opt/quarto/share/formats/docx/tip.png" id="31" name="Picture"/>
                           <pic:cNvPicPr>
                             <a:picLocks noChangeArrowheads="1" noChangeAspect="1"/>
                           </pic:cNvPicPr>

--- a/docs/content/ggplot_2/ggplot_2_activity.docx
+++ b/docs/content/ggplot_2/ggplot_2_activity.docx
@@ -31,7 +31,7 @@
         <w:pStyle w:val="Date"/>
       </w:pPr>
       <w:r>
-        <w:t xml:space="preserve">2026-10-05</w:t>
+        <w:t xml:space="preserve">2026-10-08</w:t>
       </w:r>
     </w:p>
     <w:bookmarkStart w:id="13" w:name="X334c0e72420790cc527ce9e7c54406da805da06"/>
@@ -685,7 +685,7 @@
                     <a:graphicData uri="http://schemas.openxmlformats.org/drawingml/2006/picture">
                       <pic:pic>
                         <pic:nvPicPr>
-                          <pic:cNvPr descr="/opt/quarto/share/formats/docx/tip.png" id="16" name="Picture"/>
+                          <pic:cNvPr descr="/Applications/Positron.app/Contents/Resources/app/quarto/share/formats/docx/tip.png" id="16" name="Picture"/>
                           <pic:cNvPicPr>
                             <a:picLocks noChangeArrowheads="1" noChangeAspect="1"/>
                           </pic:cNvPicPr>
@@ -2044,7 +2044,7 @@
                     <a:graphicData uri="http://schemas.openxmlformats.org/drawingml/2006/picture">
                       <pic:pic>
                         <pic:nvPicPr>
-                          <pic:cNvPr descr="/opt/quarto/share/formats/docx/tip.png" id="19" name="Picture"/>
+                          <pic:cNvPr descr="/Applications/Positron.app/Contents/Resources/app/quarto/share/formats/docx/tip.png" id="19" name="Picture"/>
                           <pic:cNvPicPr>
                             <a:picLocks noChangeArrowheads="1" noChangeAspect="1"/>
                           </pic:cNvPicPr>
@@ -2884,7 +2884,7 @@
                     <a:graphicData uri="http://schemas.openxmlformats.org/drawingml/2006/picture">
                       <pic:pic>
                         <pic:nvPicPr>
-                          <pic:cNvPr descr="/opt/quarto/share/formats/docx/warning.png" id="25" name="Picture"/>
+                          <pic:cNvPr descr="/Applications/Positron.app/Contents/Resources/app/quarto/share/formats/docx/warning.png" id="25" name="Picture"/>
                           <pic:cNvPicPr>
                             <a:picLocks noChangeArrowheads="1" noChangeAspect="1"/>
                           </pic:cNvPicPr>
@@ -4651,7 +4651,7 @@
                     <a:graphicData uri="http://schemas.openxmlformats.org/drawingml/2006/picture">
                       <pic:pic>
                         <pic:nvPicPr>
-                          <pic:cNvPr descr="/opt/quarto/share/formats/docx/tip.png" id="28" name="Picture"/>
+                          <pic:cNvPr descr="/Applications/Positron.app/Contents/Resources/app/quarto/share/formats/docx/tip.png" id="28" name="Picture"/>
                           <pic:cNvPicPr>
                             <a:picLocks noChangeArrowheads="1" noChangeAspect="1"/>
                           </pic:cNvPicPr>
@@ -4810,7 +4810,7 @@
                     <a:graphicData uri="http://schemas.openxmlformats.org/drawingml/2006/picture">
                       <pic:pic>
                         <pic:nvPicPr>
-                          <pic:cNvPr descr="/opt/quarto/share/formats/docx/tip.png" id="31" name="Picture"/>
+                          <pic:cNvPr descr="/Applications/Positron.app/Contents/Resources/app/quarto/share/formats/docx/tip.png" id="31" name="Picture"/>
                           <pic:cNvPicPr>
                             <a:picLocks noChangeArrowheads="1" noChangeAspect="1"/>
                           </pic:cNvPicPr>

--- a/docs/content/ggplot_2/ggplot_2_activity.docx
+++ b/docs/content/ggplot_2/ggplot_2_activity.docx
@@ -31,7 +31,7 @@
         <w:pStyle w:val="Date"/>
       </w:pPr>
       <w:r>
-        <w:t xml:space="preserve">2026-10-08</w:t>
+        <w:t xml:space="preserve">2026-10-09</w:t>
       </w:r>
     </w:p>
     <w:bookmarkStart w:id="13" w:name="X334c0e72420790cc527ce9e7c54406da805da06"/>

--- a/docs/content/ggplot_2/ggplot_2_activity.docx
+++ b/docs/content/ggplot_2/ggplot_2_activity.docx
@@ -31,7 +31,7 @@
         <w:pStyle w:val="Date"/>
       </w:pPr>
       <w:r>
-        <w:t xml:space="preserve">2026-10-09</w:t>
+        <w:t xml:space="preserve">2026-10-19</w:t>
       </w:r>
     </w:p>
     <w:bookmarkStart w:id="13" w:name="X334c0e72420790cc527ce9e7c54406da805da06"/>

--- a/docs/content/ggplot_2/ggplot_2_activity.docx
+++ b/docs/content/ggplot_2/ggplot_2_activity.docx
@@ -31,7 +31,7 @@
         <w:pStyle w:val="Date"/>
       </w:pPr>
       <w:r>
-        <w:t xml:space="preserve">2026-10-19</w:t>
+        <w:t xml:space="preserve">2026-10-22</w:t>
       </w:r>
     </w:p>
     <w:bookmarkStart w:id="13" w:name="X334c0e72420790cc527ce9e7c54406da805da06"/>
